--- a/downloads/VELT.docx
+++ b/downloads/VELT.docx
@@ -41,7 +41,7 @@
         <w:rPr>
           <w:sz w:val="20"/>
         </w:rPr>
-        <w:t>Пролог и главы 1–10</w:t>
+        <w:t>Пролог и главы 1–12</w:t>
         <w:br/>
         <w:t>первой части</w:t>
       </w:r>
@@ -226,6 +226,34 @@
       </w:hyperlink>
     </w:p>
     <w:p>
+      <w:pPr>
+        <w:spacing w:after="100"/>
+        <w:ind w:firstLine="0"/>
+      </w:pPr>
+      <w:hyperlink w:anchor="chapter_11">
+        <w:r>
+          <w:rPr>
+            <w:color w:val="000000"/>
+          </w:rPr>
+          <w:t>Глава 11  Лишняя смена</w:t>
+        </w:r>
+      </w:hyperlink>
+    </w:p>
+    <w:p>
+      <w:pPr>
+        <w:spacing w:after="100"/>
+        <w:ind w:firstLine="0"/>
+      </w:pPr>
+      <w:hyperlink w:anchor="chapter_12">
+        <w:r>
+          <w:rPr>
+            <w:color w:val="000000"/>
+          </w:rPr>
+          <w:t>Глава 12  Сухие носки</w:t>
+        </w:r>
+      </w:hyperlink>
+    </w:p>
+    <w:p>
       <w:r>
         <w:br w:type="page"/>
       </w:r>
@@ -263,7 +291,7 @@
         <w:jc w:val="both"/>
       </w:pPr>
       <w:r>
-        <w:t>Лев увеличил лицо. Изображение распалось на мелкие квадраты.</w:t>
+        <w:t>Лев увеличил лицо на экране своего VELT Nova. Изображение распалось на мелкие квадраты.</w:t>
       </w:r>
     </w:p>
     <w:p>
@@ -504,6 +532,14 @@
       </w:pPr>
       <w:r>
         <w:t>В кабинете пахло деревом и остывшим чаем. Стол был новый, слишком большой для одного человека. На дальнем краю стояла старая лампа с зеленоватым плафоном. Лев когда-то заменил в ней провод. Макс с тех пор не позволял её выбрасывать.</w:t>
+      </w:r>
+    </w:p>
+    <w:p>
+      <w:pPr>
+        <w:jc w:val="both"/>
+      </w:pPr>
+      <w:r>
+        <w:t>На экране VELT Station осталось недописанное письмо. Макс свернул его, не сохраняя, и придвинул к Льву свободный стул.</w:t>
       </w:r>
     </w:p>
     <w:p>
@@ -914,6 +950,46 @@
       </w:pPr>
       <w:r>
         <w:t>Лев взял одно печенье. Оно пахло сигаретами, хотя Дэн не курил. Просто хранил пачку вместе с чужой зажигалкой: всё собирался вернуть.</w:t>
+      </w:r>
+    </w:p>
+    <w:p>
+      <w:pPr>
+        <w:jc w:val="both"/>
+      </w:pPr>
+      <w:r>
+        <w:t>Из мастерской вынесли пальму. Один из грузчиков прихватил заодно лейку.</w:t>
+      </w:r>
+    </w:p>
+    <w:p>
+      <w:pPr>
+        <w:jc w:val="both"/>
+      </w:pPr>
+      <w:r>
+        <w:t>— Вот это оставь, — сказал Дэн. — Ей теперь положено выходное пособие.</w:t>
+      </w:r>
+    </w:p>
+    <w:p>
+      <w:pPr>
+        <w:jc w:val="both"/>
+      </w:pPr>
+      <w:r>
+        <w:t>— Кому?</w:t>
+      </w:r>
+    </w:p>
+    <w:p>
+      <w:pPr>
+        <w:jc w:val="both"/>
+      </w:pPr>
+      <w:r>
+        <w:t>— Лейке. Полгода на бесполезной работе.</w:t>
+      </w:r>
+    </w:p>
+    <w:p>
+      <w:pPr>
+        <w:jc w:val="both"/>
+      </w:pPr>
+      <w:r>
+        <w:t>Грузчик посмотрел на пластмассовые листья и впервые за утро улыбнулся.</w:t>
       </w:r>
     </w:p>
     <w:p>
@@ -1814,6 +1890,62 @@
         <w:jc w:val="both"/>
       </w:pPr>
       <w:r>
+        <w:t>— У нас будет журнал инструмента, — сказала она.</w:t>
+      </w:r>
+    </w:p>
+    <w:p>
+      <w:pPr>
+        <w:jc w:val="both"/>
+      </w:pPr>
+      <w:r>
+        <w:t>— С сегодняшнего дня? — спросил Дэн.</w:t>
+      </w:r>
+    </w:p>
+    <w:p>
+      <w:pPr>
+        <w:jc w:val="both"/>
+      </w:pPr>
+      <w:r>
+        <w:t>— Как купим журнал.</w:t>
+      </w:r>
+    </w:p>
+    <w:p>
+      <w:pPr>
+        <w:jc w:val="both"/>
+      </w:pPr>
+      <w:r>
+        <w:t>— Кто запишет, где журнал?</w:t>
+      </w:r>
+    </w:p>
+    <w:p>
+      <w:pPr>
+        <w:jc w:val="both"/>
+      </w:pPr>
+      <w:r>
+        <w:t>Ева подняла глаза. Дэн сразу принялся изучать привод.</w:t>
+      </w:r>
+    </w:p>
+    <w:p>
+      <w:pPr>
+        <w:jc w:val="both"/>
+      </w:pPr>
+      <w:r>
+        <w:t>— Понял. На моей памяти.</w:t>
+      </w:r>
+    </w:p>
+    <w:p>
+      <w:pPr>
+        <w:jc w:val="both"/>
+      </w:pPr>
+      <w:r>
+        <w:t>— Тогда купим два.</w:t>
+      </w:r>
+    </w:p>
+    <w:p>
+      <w:pPr>
+        <w:jc w:val="both"/>
+      </w:pPr>
+      <w:r>
         <w:t>До обеда они делали стенд. Дэн насверлил в фанере лишних отверстий и объявил, что это вентиляция. Лев не стал спорить: держалось крепко. Макс куда-то ездил, вернулся с тяжёлым пакетом, съездил ещё раз, потому что купил не те предохранители. Ева принимала звонки, сидя на перевёрнутой коробке, и каждый раз представлялась так уверенно, будто за перегородкой у неё работали пять отделов.</w:t>
       </w:r>
     </w:p>
@@ -2483,6 +2615,46 @@
         <w:jc w:val="both"/>
       </w:pPr>
       <w:r>
+        <w:t>Ева потребовала записать происшествие в журнал.</w:t>
+      </w:r>
+    </w:p>
+    <w:p>
+      <w:pPr>
+        <w:jc w:val="both"/>
+      </w:pPr>
+      <w:r>
+        <w:t>Дэн написал: «Проверка устойчивости к рабочей среде».</w:t>
+      </w:r>
+    </w:p>
+    <w:p>
+      <w:pPr>
+        <w:jc w:val="both"/>
+      </w:pPr>
+      <w:r>
+        <w:t>Она прочитала через плечо и добавила: «Среда — кофе. Проверял локтем».</w:t>
+      </w:r>
+    </w:p>
+    <w:p>
+      <w:pPr>
+        <w:jc w:val="both"/>
+      </w:pPr>
+      <w:r>
+        <w:t>— Зачем подробности? — спросил Дэн.</w:t>
+      </w:r>
+    </w:p>
+    <w:p>
+      <w:pPr>
+        <w:jc w:val="both"/>
+      </w:pPr>
+      <w:r>
+        <w:t>— Чтобы следующий испытатель не искал кнопку.</w:t>
+      </w:r>
+    </w:p>
+    <w:p>
+      <w:pPr>
+        <w:jc w:val="both"/>
+      </w:pPr>
+      <w:r>
         <w:t>У шестого Лев развёл питание по-другому. Сам сперва не считал решение удачным: слишком много ручной работы, трудно повторить. Но на стенде исчезла помеха, из-за которой график на мониторе по вечерам напоминал пульс испуганного животного.</w:t>
       </w:r>
     </w:p>
@@ -3661,6 +3833,78 @@
         <w:jc w:val="both"/>
       </w:pPr>
       <w:r>
+        <w:t>Ремень безопасности не вытягивался. Дэн попросил отпустить и попробовать ещё раз.</w:t>
+      </w:r>
+    </w:p>
+    <w:p>
+      <w:pPr>
+        <w:jc w:val="both"/>
+      </w:pPr>
+      <w:r>
+        <w:t>— Плавно. Он резких людей не любит.</w:t>
+      </w:r>
+    </w:p>
+    <w:p>
+      <w:pPr>
+        <w:jc w:val="both"/>
+      </w:pPr>
+      <w:r>
+        <w:t>Лев потянул медленнее. Ремень сдался.</w:t>
+      </w:r>
+    </w:p>
+    <w:p>
+      <w:pPr>
+        <w:jc w:val="both"/>
+      </w:pPr>
+      <w:r>
+        <w:t>— А почему здесь собачья шерсть?</w:t>
+      </w:r>
+    </w:p>
+    <w:p>
+      <w:pPr>
+        <w:jc w:val="both"/>
+      </w:pPr>
+      <w:r>
+        <w:t>— Главный пассажир.</w:t>
+      </w:r>
+    </w:p>
+    <w:p>
+      <w:pPr>
+        <w:jc w:val="both"/>
+      </w:pPr>
+      <w:r>
+        <w:t>— Ему сиденье чинят?</w:t>
+      </w:r>
+    </w:p>
+    <w:p>
+      <w:pPr>
+        <w:jc w:val="both"/>
+      </w:pPr>
+      <w:r>
+        <w:t>— Ему можно на заднем лежать.</w:t>
+      </w:r>
+    </w:p>
+    <w:p>
+      <w:pPr>
+        <w:jc w:val="both"/>
+      </w:pPr>
+      <w:r>
+        <w:t>Лев посмотрел назад, на широкий продавленный чехол, потом снова на свои колени.</w:t>
+      </w:r>
+    </w:p>
+    <w:p>
+      <w:pPr>
+        <w:jc w:val="both"/>
+      </w:pPr>
+      <w:r>
+        <w:t>— Передай, что я его уважаю.</w:t>
+      </w:r>
+    </w:p>
+    <w:p>
+      <w:pPr>
+        <w:jc w:val="both"/>
+      </w:pPr>
+      <w:r>
         <w:t>— Удобно? — спросил Дэн.</w:t>
       </w:r>
     </w:p>
@@ -5879,6 +6123,78 @@
         <w:jc w:val="both"/>
       </w:pPr>
       <w:r>
+        <w:t>Анна передала гостю салфетку.</w:t>
+      </w:r>
+    </w:p>
+    <w:p>
+      <w:pPr>
+        <w:jc w:val="both"/>
+      </w:pPr>
+      <w:r>
+        <w:t>— Пит, не чини. Ты же отдыхать пришёл.</w:t>
+      </w:r>
+    </w:p>
+    <w:p>
+      <w:pPr>
+        <w:jc w:val="both"/>
+      </w:pPr>
+      <w:r>
+        <w:t>Макс с облегчением запомнил имя. Через несколько минут понадобилось попросить соль, и он обратился к гостю так уверенно, что Анна обернулась.</w:t>
+      </w:r>
+    </w:p>
+    <w:p>
+      <w:pPr>
+        <w:jc w:val="both"/>
+      </w:pPr>
+      <w:r>
+        <w:t>— Ты только что вспомнил, да?</w:t>
+      </w:r>
+    </w:p>
+    <w:p>
+      <w:pPr>
+        <w:jc w:val="both"/>
+      </w:pPr>
+      <w:r>
+        <w:t>— Нет.</w:t>
+      </w:r>
+    </w:p>
+    <w:p>
+      <w:pPr>
+        <w:jc w:val="both"/>
+      </w:pPr>
+      <w:r>
+        <w:t>Пит подвинул солонку.</w:t>
+      </w:r>
+    </w:p>
+    <w:p>
+      <w:pPr>
+        <w:jc w:val="both"/>
+      </w:pPr>
+      <w:r>
+        <w:t>— Всё нормально. Я однажды на семейном празднике час называл жениного дядю именем собаки.</w:t>
+      </w:r>
+    </w:p>
+    <w:p>
+      <w:pPr>
+        <w:jc w:val="both"/>
+      </w:pPr>
+      <w:r>
+        <w:t>— И что дядя? — спросил Макс.</w:t>
+      </w:r>
+    </w:p>
+    <w:p>
+      <w:pPr>
+        <w:jc w:val="both"/>
+      </w:pPr>
+      <w:r>
+        <w:t>— Отзывался. Жена заметила.</w:t>
+      </w:r>
+    </w:p>
+    <w:p>
+      <w:pPr>
+        <w:jc w:val="both"/>
+      </w:pPr>
+      <w:r>
         <w:t>Вечер всё же получился хорошим. Рыба чуть пересохла, но никто не жаловался. Подруга Анны рассказывала, как у них в библиотеке мужчина три недели возвращал одну книгу, каждый раз забывая её дома. На четвёртый раз принёс сразу две чужие. Макс смеялся и ловил себя на том, что не ждёт телефонного звонка.</w:t>
       </w:r>
     </w:p>
@@ -7569,7 +7885,7 @@
         <w:jc w:val="both"/>
       </w:pPr>
       <w:r>
-        <w:t>— Плохо. Кажется, нашу работу продают под чужим именем. Я не знаю, как доказать.</w:t>
+        <w:t>— Плохо. У другой компании похожая схема. Не понимаю, откуда она у них и что вообще разрешает наш договор.</w:t>
       </w:r>
     </w:p>
     <w:p>
@@ -8358,7 +8674,79 @@
         <w:jc w:val="both"/>
       </w:pPr>
       <w:r>
-        <w:t>В воскресенье Лев принёс хлеб и пакет яблок. Дэн — набор маленьких отвёрток, чем заслужил недоумённый взгляд.</w:t>
+        <w:t>В воскресенье Лев взял хлеб и пакет яблок. Дэн явился к нему с набором маленьких отвёрток, чем заслужил недоумённый взгляд.</w:t>
+      </w:r>
+    </w:p>
+    <w:p>
+      <w:pPr>
+        <w:jc w:val="both"/>
+      </w:pPr>
+      <w:r>
+        <w:t>На лестнице они встретились с Максом, который нёс цветы и пакет с удлинителем.</w:t>
+      </w:r>
+    </w:p>
+    <w:p>
+      <w:pPr>
+        <w:jc w:val="both"/>
+      </w:pPr>
+      <w:r>
+        <w:t>— Зачем? — спросил Лев.</w:t>
+      </w:r>
+    </w:p>
+    <w:p>
+      <w:pPr>
+        <w:jc w:val="both"/>
+      </w:pPr>
+      <w:r>
+        <w:t>— Вдруг розетка далеко.</w:t>
+      </w:r>
+    </w:p>
+    <w:p>
+      <w:pPr>
+        <w:jc w:val="both"/>
+      </w:pPr>
+      <w:r>
+        <w:t>Анна появилась следом, забрала у него пакет и положила возле двери.</w:t>
+      </w:r>
+    </w:p>
+    <w:p>
+      <w:pPr>
+        <w:jc w:val="both"/>
+      </w:pPr>
+      <w:r>
+        <w:t>— Там останется. Мы идём в гости.</w:t>
+      </w:r>
+    </w:p>
+    <w:p>
+      <w:pPr>
+        <w:jc w:val="both"/>
+      </w:pPr>
+      <w:r>
+        <w:t>Дэн спрятал отвёртки за спину. Анна посмотрела на него.</w:t>
+      </w:r>
+    </w:p>
+    <w:p>
+      <w:pPr>
+        <w:jc w:val="both"/>
+      </w:pPr>
+      <w:r>
+        <w:t>— Я видела.</w:t>
+      </w:r>
+    </w:p>
+    <w:p>
+      <w:pPr>
+        <w:jc w:val="both"/>
+      </w:pPr>
+      <w:r>
+        <w:t>— Это подарок.</w:t>
+      </w:r>
+    </w:p>
+    <w:p>
+      <w:pPr>
+        <w:jc w:val="both"/>
+      </w:pPr>
+      <w:r>
+        <w:t>— Удлинитель теперь тоже подарок. Поздравляю Еву с хорошими друзьями.</w:t>
       </w:r>
     </w:p>
     <w:p>
@@ -8390,7 +8778,7 @@
         <w:jc w:val="both"/>
       </w:pPr>
       <w:r>
-        <w:t>Макс пришёл с Анной. Лев видел её раньше мельком, в дверях мастерской, а теперь впервые смог нормально поздороваться. Она была ниже, чем казалась издали, с короткими ногтями и спокойным взглядом человека, которому не нужно ничего продавать.</w:t>
+        <w:t>Уже в квартире Лев смог нормально поздороваться с Анной. Раньше видел её только мельком, в дверях мастерской. Она была ниже, чем казалась издали, с короткими ногтями и спокойным взглядом человека, которому не нужно ничего продавать.</w:t>
       </w:r>
     </w:p>
     <w:p>
@@ -8735,6 +9123,1144 @@
       </w:pPr>
       <w:r>
         <w:t>На этот раз за своей работой он шёл не один.</w:t>
+      </w:r>
+    </w:p>
+    <w:p>
+      <w:bookmarkStart w:id="12" w:name="chapter_11"/>
+      <w:pPr>
+        <w:pStyle w:val="Heading1"/>
+        <w:pageBreakBefore/>
+        <w:spacing w:before="440"/>
+      </w:pPr>
+      <w:r>
+        <w:t>Глава 11</w:t>
+      </w:r>
+      <w:bookmarkEnd w:id="12"/>
+    </w:p>
+    <w:p>
+      <w:pPr>
+        <w:pStyle w:val="Heading2"/>
+      </w:pPr>
+      <w:r>
+        <w:t>Лишняя смена</w:t>
+      </w:r>
+    </w:p>
+    <w:p>
+      <w:pPr>
+        <w:ind w:firstLine="0"/>
+        <w:jc w:val="both"/>
+      </w:pPr>
+      <w:r>
+        <w:t>Дэн хранил важные бумаги под коробкой с ёлочными игрушками. Лев узнал свою схему прежде, чем тот развернул лист до конца: на сгибе осталось пятно от большого пальца. Он поставил его, когда менял в старом принтере картридж.</w:t>
+      </w:r>
+    </w:p>
+    <w:p>
+      <w:pPr>
+        <w:jc w:val="both"/>
+      </w:pPr>
+      <w:r>
+        <w:t>— Вот, — сказал Дэн. — Это тогда и отвозил.</w:t>
+      </w:r>
+    </w:p>
+    <w:p>
+      <w:pPr>
+        <w:jc w:val="both"/>
+      </w:pPr>
+      <w:r>
+        <w:t>Комната была маленькая, на двоих с братом, который работал по ночам. На второй кровати лежала чистая рабочая рубашка. У окна стоял Дэнов датчик в пластиковом контейнере, рядом — таз с водой.</w:t>
+      </w:r>
+    </w:p>
+    <w:p>
+      <w:pPr>
+        <w:jc w:val="both"/>
+      </w:pPr>
+      <w:r>
+        <w:t>Лев взял листы. Не окончательное решение, не шестой образец. Ранний вариант, от которого они отказались. Но ручной путь питания уже был на месте. Он перевернул страницу и нашёл пометку: «Автор согласовал».</w:t>
+      </w:r>
+    </w:p>
+    <w:p>
+      <w:pPr>
+        <w:jc w:val="both"/>
+      </w:pPr>
+      <w:r>
+        <w:t>Ни подписи, ни даты.</w:t>
+      </w:r>
+    </w:p>
+    <w:p>
+      <w:pPr>
+        <w:jc w:val="both"/>
+      </w:pPr>
+      <w:r>
+        <w:t>— Ты это писал?</w:t>
+      </w:r>
+    </w:p>
+    <w:p>
+      <w:pPr>
+        <w:jc w:val="both"/>
+      </w:pPr>
+      <w:r>
+        <w:t>Дэн наклонился.</w:t>
+      </w:r>
+    </w:p>
+    <w:p>
+      <w:pPr>
+        <w:jc w:val="both"/>
+      </w:pPr>
+      <w:r>
+        <w:t>— Не моё. Я там только количество проверял.</w:t>
+      </w:r>
+    </w:p>
+    <w:p>
+      <w:pPr>
+        <w:jc w:val="both"/>
+      </w:pPr>
+      <w:r>
+        <w:t>— А кто автор?</w:t>
+      </w:r>
+    </w:p>
+    <w:p>
+      <w:pPr>
+        <w:jc w:val="both"/>
+      </w:pPr>
+      <w:r>
+        <w:t>— Не знаю. Тут же не сказано, что ты.</w:t>
+      </w:r>
+    </w:p>
+    <w:p>
+      <w:pPr>
+        <w:jc w:val="both"/>
+      </w:pPr>
+      <w:r>
+        <w:t>Лев перечитал короткую фразу. Возразить было нечего. Под неё мог попасть Макс, компания, человек из центра. Чем меньше слов оставляли на бумаге, тем больше людей могли потом решить, что всё поняли правильно.</w:t>
+      </w:r>
+    </w:p>
+    <w:p>
+      <w:pPr>
+        <w:jc w:val="both"/>
+      </w:pPr>
+      <w:r>
+        <w:t>На кухне за стеной зашумел чайник. Дэн вышел и вернулся с двумя чашками.</w:t>
+      </w:r>
+    </w:p>
+    <w:p>
+      <w:pPr>
+        <w:jc w:val="both"/>
+      </w:pPr>
+      <w:r>
+        <w:t>— Мать велела накормить. Ты когда ел?</w:t>
+      </w:r>
+    </w:p>
+    <w:p>
+      <w:pPr>
+        <w:jc w:val="both"/>
+      </w:pPr>
+      <w:r>
+        <w:t>— У Евы.</w:t>
+      </w:r>
+    </w:p>
+    <w:p>
+      <w:pPr>
+        <w:jc w:val="both"/>
+      </w:pPr>
+      <w:r>
+        <w:t>— Я тоже так сказал. Не помогло.</w:t>
+      </w:r>
+    </w:p>
+    <w:p>
+      <w:pPr>
+        <w:jc w:val="both"/>
+      </w:pPr>
+      <w:r>
+        <w:t>Мать Дэна принесла тарелку бутербродов и спросила, не тесно ли им. Потом увидела бумаги и сразу заговорила тише. Леву стало не по себе: взрослые дома начинали беречь их работу, как будто от неё уже зависело нечто большее, чем две маленькие зарплаты.</w:t>
+      </w:r>
+    </w:p>
+    <w:p>
+      <w:pPr>
+        <w:jc w:val="both"/>
+      </w:pPr>
+      <w:r>
+        <w:t>Утром Макс отвёз их к Нине. Её кабинет помещался над стоматологией; в коридоре пахло дезинфицирующим средством, и каждые несколько минут снизу доносился звук, от которого Дэн переставал двигать челюстью.</w:t>
+      </w:r>
+    </w:p>
+    <w:p>
+      <w:pPr>
+        <w:jc w:val="both"/>
+      </w:pPr>
+      <w:r>
+        <w:t>Нина выслушала всё, не прерывая. Потом разложила договор по порядку.</w:t>
+      </w:r>
+    </w:p>
+    <w:p>
+      <w:pPr>
+        <w:jc w:val="both"/>
+      </w:pPr>
+      <w:r>
+        <w:t>— Двенадцатой страницы нет, — сказал Лев.</w:t>
+      </w:r>
+    </w:p>
+    <w:p>
+      <w:pPr>
+        <w:jc w:val="both"/>
+      </w:pPr>
+      <w:r>
+        <w:t>— Запросим. Но начнём с того, что есть.</w:t>
+      </w:r>
+    </w:p>
+    <w:p>
+      <w:pPr>
+        <w:jc w:val="both"/>
+      </w:pPr>
+      <w:r>
+        <w:t>Она показывала абзацы по очереди. Внешний центр действительно получил право использовать часть предварительных материалов для совместных проектов. Макс подписал это вместе с авансом. Хранение оригинала не означало автоматической передачи исключительных прав, но доступ к исходным листам разрешал. Ни одну из этих вещей они толком не обсудили между собой.</w:t>
+      </w:r>
+    </w:p>
+    <w:p>
+      <w:pPr>
+        <w:jc w:val="both"/>
+      </w:pPr>
+      <w:r>
+        <w:t>— Значит, всё законно? — спросил Макс.</w:t>
+      </w:r>
+    </w:p>
+    <w:p>
+      <w:pPr>
+        <w:jc w:val="both"/>
+      </w:pPr>
+      <w:r>
+        <w:t>— Я этого не говорила. Я говорю, что по этим бумагам нельзя объявить кражей любое сходство. И нельзя требовать деньги назад просто потому, что вы впервые внимательно прочитали договор.</w:t>
+      </w:r>
+    </w:p>
+    <w:p>
+      <w:pPr>
+        <w:jc w:val="both"/>
+      </w:pPr>
+      <w:r>
+        <w:t>Дэн посмотрел в пол. Лев сидел неподвижно.</w:t>
+      </w:r>
+    </w:p>
+    <w:p>
+      <w:pPr>
+        <w:jc w:val="both"/>
+      </w:pPr>
+      <w:r>
+        <w:t>— Что можно? — спросила Ева.</w:t>
+      </w:r>
+    </w:p>
+    <w:p>
+      <w:pPr>
+        <w:jc w:val="both"/>
+      </w:pPr>
+      <w:r>
+        <w:t>Она приехала сама, с отдельной папкой. Нина придвинула к себе её экземпляры.</w:t>
+      </w:r>
+    </w:p>
+    <w:p>
+      <w:pPr>
+        <w:jc w:val="both"/>
+      </w:pPr>
+      <w:r>
+        <w:t>— Получить полный договор. Установить, какие именно материалы переданы. Потребовать вернуть физический образец, если оснований удерживать его больше нет. И больше не подписывать приёмку, когда вещь не совпадает с описанием.</w:t>
+      </w:r>
+    </w:p>
+    <w:p>
+      <w:pPr>
+        <w:jc w:val="both"/>
+      </w:pPr>
+      <w:r>
+        <w:t>Лев поднял голову.</w:t>
+      </w:r>
+    </w:p>
+    <w:p>
+      <w:pPr>
+        <w:jc w:val="both"/>
+      </w:pPr>
+      <w:r>
+        <w:t>— Это я подписал.</w:t>
+      </w:r>
+    </w:p>
+    <w:p>
+      <w:pPr>
+        <w:jc w:val="both"/>
+      </w:pPr>
+      <w:r>
+        <w:t>— Я вижу.</w:t>
+      </w:r>
+    </w:p>
+    <w:p>
+      <w:pPr>
+        <w:jc w:val="both"/>
+      </w:pPr>
+      <w:r>
+        <w:t>В её голосе не было ни сочувствия, ни удовольствия от чужой ошибки. Он неожиданно обрадовался этому. Можно было наконец обсуждать сделанное, не выясняя, хороший ли он человек.</w:t>
+      </w:r>
+    </w:p>
+    <w:p>
+      <w:pPr>
+        <w:jc w:val="both"/>
+      </w:pPr>
+      <w:r>
+        <w:t>Ответ на запрос пришёл через несколько недель. Вместе с ним курьер привёз маленькую коробку. В ней лежала плата с двумя насечками, точкой и поперечной линией у нижнего крепления. Настоящая.</w:t>
+      </w:r>
+    </w:p>
+    <w:p>
+      <w:pPr>
+        <w:jc w:val="both"/>
+      </w:pPr>
+      <w:r>
+        <w:t>Лев долго смотрел на неё под лампой. Разъём был слегка погнут, защитное покрытие потемнело, но ручной проводник лежал на прежнем месте. На стенде помеха не появилась.</w:t>
+      </w:r>
+    </w:p>
+    <w:p>
+      <w:pPr>
+        <w:jc w:val="both"/>
+      </w:pPr>
+      <w:r>
+        <w:t>Копия двенадцатой страницы тоже нашлась. На ней были дополнительные условия регистрации и передачи промежуточных результатов. Почти всё то, о чём говорила Нина. Ничего, что позволяло бы одним взглядом понять: вот здесь их обманули намеренно.</w:t>
+      </w:r>
+    </w:p>
+    <w:p>
+      <w:pPr>
+        <w:jc w:val="both"/>
+      </w:pPr>
+      <w:r>
+        <w:t>Макс стоял рядом весь первый прогон.</w:t>
+      </w:r>
+    </w:p>
+    <w:p>
+      <w:pPr>
+        <w:jc w:val="both"/>
+      </w:pPr>
+      <w:r>
+        <w:t>— Возврат оформим правильно, — сказал он.</w:t>
+      </w:r>
+    </w:p>
+    <w:p>
+      <w:pPr>
+        <w:jc w:val="both"/>
+      </w:pPr>
+      <w:r>
+        <w:t>Ева уже держала ручку.</w:t>
+      </w:r>
+    </w:p>
+    <w:p>
+      <w:pPr>
+        <w:jc w:val="both"/>
+      </w:pPr>
+      <w:r>
+        <w:t>— По одному листу каждому.</w:t>
+      </w:r>
+    </w:p>
+    <w:p>
+      <w:pPr>
+        <w:jc w:val="both"/>
+      </w:pPr>
+      <w:r>
+        <w:t>— Два мне, — попросил Дэн. — Один под ёлку.</w:t>
+      </w:r>
+    </w:p>
+    <w:p>
+      <w:pPr>
+        <w:jc w:val="both"/>
+      </w:pPr>
+      <w:r>
+        <w:t>Она не улыбнулась, но лишний экземпляр сделала.</w:t>
+      </w:r>
+    </w:p>
+    <w:p>
+      <w:pPr>
+        <w:jc w:val="both"/>
+      </w:pPr>
+      <w:r>
+        <w:t>Макс решил, что худшая часть спора закончилась. Они потеряли права, время и деньги, однако получили вещь обратно и понятное объяснение. Лев понимал, почему ему хочется на этом остановиться. Сам тоже хотел. Надоело носить домой бумаги, от которых невозможно приготовить ужин или заплатить за квартиру.</w:t>
+      </w:r>
+    </w:p>
+    <w:p>
+      <w:pPr>
+        <w:jc w:val="both"/>
+      </w:pPr>
+      <w:r>
+        <w:t>Только пометка «Автор согласовал» не получила автора.</w:t>
+      </w:r>
+    </w:p>
+    <w:p>
+      <w:pPr>
+        <w:jc w:val="both"/>
+      </w:pPr>
+      <w:r>
+        <w:t>Он сохранил лист отдельно.</w:t>
+      </w:r>
+    </w:p>
+    <w:p>
+      <w:pPr>
+        <w:jc w:val="both"/>
+      </w:pPr>
+      <w:r>
+        <w:t>Работы стало больше, доходов — почти нет. В мастерской появились вечерние смены, которые сперва называли временными, потом перестали как-либо называть. Макс не требовал оставаться. Просто в шесть ещё были клиенты, к семи приезжали детали, после восьми становилось тихо и наконец можно было нормально подумать. Лев уходил последним и сам убеждал себя, что это его выбор.</w:t>
+      </w:r>
+    </w:p>
+    <w:p>
+      <w:pPr>
+        <w:jc w:val="both"/>
+      </w:pPr>
+      <w:r>
+        <w:t>Однажды он перепутал пакеты у входа.</w:t>
+      </w:r>
+    </w:p>
+    <w:p>
+      <w:pPr>
+        <w:jc w:val="both"/>
+      </w:pPr>
+      <w:r>
+        <w:t>Его мать заказала продукты с доставкой. Курьер позвонил, когда Лев как раз шёл домой, и попросил забрать из машины: подъезд не открывался. Рядом стояла девушка в светлой куртке, тоже ждала заказ. Они обменялись короткими кивками, каждый взял свой пакет, разошлись.</w:t>
+      </w:r>
+    </w:p>
+    <w:p>
+      <w:pPr>
+        <w:jc w:val="both"/>
+      </w:pPr>
+      <w:r>
+        <w:t>Дома Лев обнаружил мягкую детскую игрушку, пачку кофе без кофеина и четыре маленькие банки кошачьего корма.</w:t>
+      </w:r>
+    </w:p>
+    <w:p>
+      <w:pPr>
+        <w:jc w:val="both"/>
+      </w:pPr>
+      <w:r>
+        <w:t>Мать смотрела на них с интересом.</w:t>
+      </w:r>
+    </w:p>
+    <w:p>
+      <w:pPr>
+        <w:jc w:val="both"/>
+      </w:pPr>
+      <w:r>
+        <w:t>— Если это тебе премию выдали, сначала прочитай состав.</w:t>
+      </w:r>
+    </w:p>
+    <w:p>
+      <w:pPr>
+        <w:jc w:val="both"/>
+      </w:pPr>
+      <w:r>
+        <w:t>Он позвонил в доставку. Через десять минут в дверь постучали.</w:t>
+      </w:r>
+    </w:p>
+    <w:p>
+      <w:pPr>
+        <w:jc w:val="both"/>
+      </w:pPr>
+      <w:r>
+        <w:t>Девушка со двора держала его пакет двумя руками.</w:t>
+      </w:r>
+    </w:p>
+    <w:p>
+      <w:pPr>
+        <w:jc w:val="both"/>
+      </w:pPr>
+      <w:r>
+        <w:t>— Кажется, ваше. Я ещё подумала, зачем мне столько картошки.</w:t>
+      </w:r>
+    </w:p>
+    <w:p>
+      <w:pPr>
+        <w:jc w:val="both"/>
+      </w:pPr>
+      <w:r>
+        <w:t>— А я хотел спросить, где кошка.</w:t>
+      </w:r>
+    </w:p>
+    <w:p>
+      <w:pPr>
+        <w:jc w:val="both"/>
+      </w:pPr>
+      <w:r>
+        <w:t>— У сестры. Я ей помогала. Свою мне пока рано.</w:t>
+      </w:r>
+    </w:p>
+    <w:p>
+      <w:pPr>
+        <w:jc w:val="both"/>
+      </w:pPr>
+      <w:r>
+        <w:t>Лев переставил банки обратно, подал пакет. Девушка не ушла.</w:t>
+      </w:r>
+    </w:p>
+    <w:p>
+      <w:pPr>
+        <w:jc w:val="both"/>
+      </w:pPr>
+      <w:r>
+        <w:t>— Там внизу упаковка из аптеки. Она промокла, но внутри сухо. Я переложила наверх.</w:t>
+      </w:r>
+    </w:p>
+    <w:p>
+      <w:pPr>
+        <w:jc w:val="both"/>
+      </w:pPr>
+      <w:r>
+        <w:t>— Спасибо.</w:t>
+      </w:r>
+    </w:p>
+    <w:p>
+      <w:pPr>
+        <w:jc w:val="both"/>
+      </w:pPr>
+      <w:r>
+        <w:t>Мать вышла в коридор и пригласила её на чай. Лев приготовился объяснять, что нельзя звать домой каждого человека, который случайно принёс их картошку. Но девушка посмотрела на часы и согласилась.</w:t>
+      </w:r>
+    </w:p>
+    <w:p>
+      <w:pPr>
+        <w:jc w:val="both"/>
+      </w:pPr>
+      <w:r>
+        <w:t>Звали её Вера. Она работала в больнице и ждала сестру, которая задерживалась. За столом не рассказывала о работе, не старалась понравиться. Спросила, почему у них на кухне светильник висит немного криво.</w:t>
+      </w:r>
+    </w:p>
+    <w:p>
+      <w:pPr>
+        <w:jc w:val="both"/>
+      </w:pPr>
+      <w:r>
+        <w:t>Лев начал объяснять про крепление. Мать перебила:</w:t>
+      </w:r>
+    </w:p>
+    <w:p>
+      <w:pPr>
+        <w:jc w:val="both"/>
+      </w:pPr>
+      <w:r>
+        <w:t>— Потому что он чужое чинит. На своё времени нет.</w:t>
+      </w:r>
+    </w:p>
+    <w:p>
+      <w:pPr>
+        <w:jc w:val="both"/>
+      </w:pPr>
+      <w:r>
+        <w:t>Вера посмотрела на него без жалости, и это снова оказалось приятно.</w:t>
+      </w:r>
+    </w:p>
+    <w:p>
+      <w:pPr>
+        <w:jc w:val="both"/>
+      </w:pPr>
+      <w:r>
+        <w:t>Когда он провожал её, лестничная лампа мигнула. Лев машинально поднял голову.</w:t>
+      </w:r>
+    </w:p>
+    <w:p>
+      <w:pPr>
+        <w:jc w:val="both"/>
+      </w:pPr>
+      <w:r>
+        <w:t>— Эту тоже потом? — спросила она.</w:t>
+      </w:r>
+    </w:p>
+    <w:p>
+      <w:pPr>
+        <w:jc w:val="both"/>
+      </w:pPr>
+      <w:r>
+        <w:t>— Эта общая. Здесь можно сказать, что не моя.</w:t>
+      </w:r>
+    </w:p>
+    <w:p>
+      <w:pPr>
+        <w:jc w:val="both"/>
+      </w:pPr>
+      <w:r>
+        <w:t>— Удобная работа.</w:t>
+      </w:r>
+    </w:p>
+    <w:p>
+      <w:pPr>
+        <w:jc w:val="both"/>
+      </w:pPr>
+      <w:r>
+        <w:t>Она спустилась на две ступеньки, обернулась.</w:t>
+      </w:r>
+    </w:p>
+    <w:p>
+      <w:pPr>
+        <w:jc w:val="both"/>
+      </w:pPr>
+      <w:r>
+        <w:t>— Спасибо за чай. И кошку не заводите из чувства вины. Я корм забрала.</w:t>
+      </w:r>
+    </w:p>
+    <w:p>
+      <w:pPr>
+        <w:jc w:val="both"/>
+      </w:pPr>
+      <w:r>
+        <w:t>На следующий день Лев ушёл из мастерской в шесть. Дэн посмотрел на часы, потом на него.</w:t>
+      </w:r>
+    </w:p>
+    <w:p>
+      <w:pPr>
+        <w:jc w:val="both"/>
+      </w:pPr>
+      <w:r>
+        <w:t>— Куда?</w:t>
+      </w:r>
+    </w:p>
+    <w:p>
+      <w:pPr>
+        <w:jc w:val="both"/>
+      </w:pPr>
+      <w:r>
+        <w:t>— Домой.</w:t>
+      </w:r>
+    </w:p>
+    <w:p>
+      <w:pPr>
+        <w:jc w:val="both"/>
+      </w:pPr>
+      <w:r>
+        <w:t>— Что-нибудь случилось?</w:t>
+      </w:r>
+    </w:p>
+    <w:p>
+      <w:pPr>
+        <w:jc w:val="both"/>
+      </w:pPr>
+      <w:r>
+        <w:t>Лев хотел ответить привычным «нет». Подумал о кривой кухонной лампе, о матери, которая всегда оставляла ужин, и о Вере, узнавшей про его работу за пять минут.</w:t>
+      </w:r>
+    </w:p>
+    <w:p>
+      <w:pPr>
+        <w:jc w:val="both"/>
+      </w:pPr>
+      <w:r>
+        <w:t>— Пока ничего, — сказал он. — Хочу успеть.</w:t>
+      </w:r>
+    </w:p>
+    <w:p>
+      <w:bookmarkStart w:id="13" w:name="chapter_12"/>
+      <w:pPr>
+        <w:pStyle w:val="Heading1"/>
+        <w:pageBreakBefore/>
+        <w:spacing w:before="440"/>
+      </w:pPr>
+      <w:r>
+        <w:t>Глава 12</w:t>
+      </w:r>
+      <w:bookmarkEnd w:id="13"/>
+    </w:p>
+    <w:p>
+      <w:pPr>
+        <w:pStyle w:val="Heading2"/>
+      </w:pPr>
+      <w:r>
+        <w:t>Сухие носки</w:t>
+      </w:r>
+    </w:p>
+    <w:p>
+      <w:pPr>
+        <w:ind w:firstLine="0"/>
+        <w:jc w:val="both"/>
+      </w:pPr>
+      <w:r>
+        <w:t>Когда у Макса родилась дочь, мастерская три дня не могла вернуть себе обычный порядок.</w:t>
+      </w:r>
+    </w:p>
+    <w:p>
+      <w:pPr>
+        <w:jc w:val="both"/>
+      </w:pPr>
+      <w:r>
+        <w:t>В первый день он всем позвонил. Во второй забыл, кому уже звонил. В третий привёз фотографию ребёнка, на которой были видны одеяло, край кровати и почти ничего больше.</w:t>
+      </w:r>
+    </w:p>
+    <w:p>
+      <w:pPr>
+        <w:jc w:val="both"/>
+      </w:pPr>
+      <w:r>
+        <w:t>— Очень похожа, — сказал Дэн.</w:t>
+      </w:r>
+    </w:p>
+    <w:p>
+      <w:pPr>
+        <w:jc w:val="both"/>
+      </w:pPr>
+      <w:r>
+        <w:t>— На кого?</w:t>
+      </w:r>
+    </w:p>
+    <w:p>
+      <w:pPr>
+        <w:jc w:val="both"/>
+      </w:pPr>
+      <w:r>
+        <w:t>— На человека, который не давал тебе спать.</w:t>
+      </w:r>
+    </w:p>
+    <w:p>
+      <w:pPr>
+        <w:jc w:val="both"/>
+      </w:pPr>
+      <w:r>
+        <w:t>Ева забрала фотографию и приколола над столом. Макс смотрел, как она выбирает место, и не мог перестать улыбаться.</w:t>
+      </w:r>
+    </w:p>
+    <w:p>
+      <w:pPr>
+        <w:jc w:val="both"/>
+      </w:pPr>
+      <w:r>
+        <w:t>Дочку назвали Милой. Сначала он произносил имя осторожно, словно проверял, подходит ли. Потом начал вставлять почти в каждый разговор. Мила спит, Мила проснулась, Анна с Милой вернулись. По голосу Лев понимал: Макс наконец получил вещь, которую не надо было доказывать чужому заказчику.</w:t>
+      </w:r>
+    </w:p>
+    <w:p>
+      <w:pPr>
+        <w:jc w:val="both"/>
+      </w:pPr>
+      <w:r>
+        <w:t>Сам ребёнок вещью, конечно, не был и быстро сообщил об этом всей квартире.</w:t>
+      </w:r>
+    </w:p>
+    <w:p>
+      <w:pPr>
+        <w:jc w:val="both"/>
+      </w:pPr>
+      <w:r>
+        <w:t>Ева отвезла молодой семье еду, Дэн принёс маленький ночник. Сделал сам, но ничего не подписал: на этот раз хотел подарить, а не оставить историю разработки. Лев пришёл с пакетом подгузников и понял у двери, что не знает размера.</w:t>
+      </w:r>
+    </w:p>
+    <w:p>
+      <w:pPr>
+        <w:jc w:val="both"/>
+      </w:pPr>
+      <w:r>
+        <w:t>— Этот подойдёт? — спросил он у Анны.</w:t>
+      </w:r>
+    </w:p>
+    <w:p>
+      <w:pPr>
+        <w:jc w:val="both"/>
+      </w:pPr>
+      <w:r>
+        <w:t>— Пока да. Через месяц — посмотрим.</w:t>
+      </w:r>
+    </w:p>
+    <w:p>
+      <w:pPr>
+        <w:jc w:val="both"/>
+      </w:pPr>
+      <w:r>
+        <w:t>В её голосе не было праздника. Она стояла в домашней кофте с пятном у плеча, и Лев вдруг заметил, что все три дня они поздравляли в основном Макса.</w:t>
+      </w:r>
+    </w:p>
+    <w:p>
+      <w:pPr>
+        <w:jc w:val="both"/>
+      </w:pPr>
+      <w:r>
+        <w:t>— Что вам принести ещё?</w:t>
+      </w:r>
+    </w:p>
+    <w:p>
+      <w:pPr>
+        <w:jc w:val="both"/>
+      </w:pPr>
+      <w:r>
+        <w:t>Анна подумала.</w:t>
+      </w:r>
+    </w:p>
+    <w:p>
+      <w:pPr>
+        <w:jc w:val="both"/>
+      </w:pPr>
+      <w:r>
+        <w:t>— Заберите его на два часа. Или ребёнка подержите, а я помою голову.</w:t>
+      </w:r>
+    </w:p>
+    <w:p>
+      <w:pPr>
+        <w:jc w:val="both"/>
+      </w:pPr>
+      <w:r>
+        <w:t>Макс тут же начал объяснять, что он и сам может. Анна посмотрела на него.</w:t>
+      </w:r>
+    </w:p>
+    <w:p>
+      <w:pPr>
+        <w:jc w:val="both"/>
+      </w:pPr>
+      <w:r>
+        <w:t>— Ты можешь. Только не предлагай мне вместо этого подождать ещё десять минут.</w:t>
+      </w:r>
+    </w:p>
+    <w:p>
+      <w:pPr>
+        <w:jc w:val="both"/>
+      </w:pPr>
+      <w:r>
+        <w:t>Лев подержал Милу. Она была неожиданно тяжёлая для такого маленького человека. Устроилась у него на сгибе руки, сморщила лицо, потом успокоилась. Лев боялся двигаться.</w:t>
+      </w:r>
+    </w:p>
+    <w:p>
+      <w:pPr>
+        <w:jc w:val="both"/>
+      </w:pPr>
+      <w:r>
+        <w:t>Макс сел напротив и шепнул:</w:t>
+      </w:r>
+    </w:p>
+    <w:p>
+      <w:pPr>
+        <w:jc w:val="both"/>
+      </w:pPr>
+      <w:r>
+        <w:t>— Хорошо держишь.</w:t>
+      </w:r>
+    </w:p>
+    <w:p>
+      <w:pPr>
+        <w:jc w:val="both"/>
+      </w:pPr>
+      <w:r>
+        <w:t>— Я просто не дышу.</w:t>
+      </w:r>
+    </w:p>
+    <w:p>
+      <w:pPr>
+        <w:jc w:val="both"/>
+      </w:pPr>
+      <w:r>
+        <w:t>— Я первые два дня тоже.</w:t>
+      </w:r>
+    </w:p>
+    <w:p>
+      <w:pPr>
+        <w:jc w:val="both"/>
+      </w:pPr>
+      <w:r>
+        <w:t>Анна смеялась уже из ванной. Вода заглушала её голос, но они оба услышали.</w:t>
+      </w:r>
+    </w:p>
+    <w:p>
+      <w:pPr>
+        <w:jc w:val="both"/>
+      </w:pPr>
+      <w:r>
+        <w:t>За следующую зиму Мила научилась сидеть, а компания — просить отсрочки. Макс однажды пришёл на переговоры с детской наклейкой на рукаве. Никто не сказал. Он заметил только вечером, когда Ева сняла наклейку и приклеила к монитору.</w:t>
+      </w:r>
+    </w:p>
+    <w:p>
+      <w:pPr>
+        <w:jc w:val="both"/>
+      </w:pPr>
+      <w:r>
+        <w:t>— Помогла? — спросила она.</w:t>
+      </w:r>
+    </w:p>
+    <w:p>
+      <w:pPr>
+        <w:jc w:val="both"/>
+      </w:pPr>
+      <w:r>
+        <w:t>— Не знаю. Денег не дали.</w:t>
+      </w:r>
+    </w:p>
+    <w:p>
+      <w:pPr>
+        <w:jc w:val="both"/>
+      </w:pPr>
+      <w:r>
+        <w:t>— Значит, переговорщик слабый. Наклейка хорошая.</w:t>
+      </w:r>
+    </w:p>
+    <w:p>
+      <w:pPr>
+        <w:jc w:val="both"/>
+      </w:pPr>
+      <w:r>
+        <w:t>Иногда казалось, жизнь движется вперёд у всех, кроме VELT. Люди меняли квартиры, заболевали, мирились, заводили детей. В мастерской всё ещё берегли коробки и считали, сколько заказов нужно до аренды.</w:t>
+      </w:r>
+    </w:p>
+    <w:p>
+      <w:pPr>
+        <w:jc w:val="both"/>
+      </w:pPr>
+      <w:r>
+        <w:t>Лев встречался с Верой раз в неделю. Иногда получалось дважды, иногда он отменял. Она не устраивала сцен. Только переставала предлагать дни, если он отменял слишком часто.</w:t>
+      </w:r>
+    </w:p>
+    <w:p>
+      <w:pPr>
+        <w:jc w:val="both"/>
+      </w:pPr>
+      <w:r>
+        <w:t>Однажды он приехал к ней после полуночи. Привёз пирог из пекарни, холодный, немного примятый. Вера открыла дверь не сразу.</w:t>
+      </w:r>
+    </w:p>
+    <w:p>
+      <w:pPr>
+        <w:jc w:val="both"/>
+      </w:pPr>
+      <w:r>
+        <w:t>— Я спала.</w:t>
+      </w:r>
+    </w:p>
+    <w:p>
+      <w:pPr>
+        <w:jc w:val="both"/>
+      </w:pPr>
+      <w:r>
+        <w:t>— Прости. Мы закончили позже.</w:t>
+      </w:r>
+    </w:p>
+    <w:p>
+      <w:pPr>
+        <w:jc w:val="both"/>
+      </w:pPr>
+      <w:r>
+        <w:t>— Я знаю. Ты написал.</w:t>
+      </w:r>
+    </w:p>
+    <w:p>
+      <w:pPr>
+        <w:jc w:val="both"/>
+      </w:pPr>
+      <w:r>
+        <w:t>Он поднял пакет.</w:t>
+      </w:r>
+    </w:p>
+    <w:p>
+      <w:pPr>
+        <w:jc w:val="both"/>
+      </w:pPr>
+      <w:r>
+        <w:t>— Это тебе.</w:t>
+      </w:r>
+    </w:p>
+    <w:p>
+      <w:pPr>
+        <w:jc w:val="both"/>
+      </w:pPr>
+      <w:r>
+        <w:t>Она посторонилась. На кухне горел один светильник. Вера поставила чайник, но сама чай пить не стала. Сидела, закутавшись в одеяло, и смотрела, как Лев ест принесённый им же пирог.</w:t>
+      </w:r>
+    </w:p>
+    <w:p>
+      <w:pPr>
+        <w:jc w:val="both"/>
+      </w:pPr>
+      <w:r>
+        <w:t>— Тебе там хорошо? — спросила она.</w:t>
+      </w:r>
+    </w:p>
+    <w:p>
+      <w:pPr>
+        <w:jc w:val="both"/>
+      </w:pPr>
+      <w:r>
+        <w:t>Он кивнул.</w:t>
+      </w:r>
+    </w:p>
+    <w:p>
+      <w:pPr>
+        <w:jc w:val="both"/>
+      </w:pPr>
+      <w:r>
+        <w:t>— Тогда почему ты приезжаешь таким?</w:t>
+      </w:r>
+    </w:p>
+    <w:p>
+      <w:pPr>
+        <w:jc w:val="both"/>
+      </w:pPr>
+      <w:r>
+        <w:t>Лев хотел сказать, что устал. Это был ответ почти на любой неудобный вопрос. Но Вера ждала другого.</w:t>
+      </w:r>
+    </w:p>
+    <w:p>
+      <w:pPr>
+        <w:jc w:val="both"/>
+      </w:pPr>
+      <w:r>
+        <w:t>— Иногда мне кажется, если я уйду, они не закончат.</w:t>
+      </w:r>
+    </w:p>
+    <w:p>
+      <w:pPr>
+        <w:jc w:val="both"/>
+      </w:pPr>
+      <w:r>
+        <w:t>— А если не закончат?</w:t>
+      </w:r>
+    </w:p>
+    <w:p>
+      <w:pPr>
+        <w:jc w:val="both"/>
+      </w:pPr>
+      <w:r>
+        <w:t>— Сорвём заказ.</w:t>
+      </w:r>
+    </w:p>
+    <w:p>
+      <w:pPr>
+        <w:jc w:val="both"/>
+      </w:pPr>
+      <w:r>
+        <w:t>— Лев, я не спрашиваю, чем занимается компания. Что случится с тобой, если заказ сорвётся?</w:t>
+      </w:r>
+    </w:p>
+    <w:p>
+      <w:pPr>
+        <w:jc w:val="both"/>
+      </w:pPr>
+      <w:r>
+        <w:t>Он смотрел на чашку. По стенке медленно сползала капля.</w:t>
+      </w:r>
+    </w:p>
+    <w:p>
+      <w:pPr>
+        <w:jc w:val="both"/>
+      </w:pPr>
+      <w:r>
+        <w:t>— Не знаю.</w:t>
+      </w:r>
+    </w:p>
+    <w:p>
+      <w:pPr>
+        <w:jc w:val="both"/>
+      </w:pPr>
+      <w:r>
+        <w:t>Вера кивнула.</w:t>
+      </w:r>
+    </w:p>
+    <w:p>
+      <w:pPr>
+        <w:jc w:val="both"/>
+      </w:pPr>
+      <w:r>
+        <w:t>— Вот это хотя бы похоже на ответ.</w:t>
+      </w:r>
+    </w:p>
+    <w:p>
+      <w:pPr>
+        <w:jc w:val="both"/>
+      </w:pPr>
+      <w:r>
+        <w:t>В тот вечер он не стал оставаться. Попрощался у двери, пошёл пешком до ночного автобуса. Ноги промокли. В мастерской у батареи лежали запасные носки, принесённые Евой, а дома тоже были сухие. Он почему-то подумал об этом как о выборе между двумя местами, где о нём заботились. И впервые допустил, что выбрать иногда нужно дом.</w:t>
+      </w:r>
+    </w:p>
+    <w:p>
+      <w:pPr>
+        <w:jc w:val="both"/>
+      </w:pPr>
+      <w:r>
+        <w:t>Весной они взяли маленький заказ на восстановление оборудования для городской прачечной. Никаких собственных технологий, никаких лицензий. Просто работа, которую можно закончить и получить за неё деньги.</w:t>
+      </w:r>
+    </w:p>
+    <w:p>
+      <w:pPr>
+        <w:jc w:val="both"/>
+      </w:pPr>
+      <w:r>
+        <w:t>Макс почти не участвовал. Лев с Дэном сделали всё сами, Ева согласовала установку. На проверке ничего не перегрелось и не замолчало. Через неделю заказчик перевёл остаток.</w:t>
+      </w:r>
+    </w:p>
+    <w:p>
+      <w:pPr>
+        <w:jc w:val="both"/>
+      </w:pPr>
+      <w:r>
+        <w:t>Ева распечатала подтверждение и приклеила возле календаря.</w:t>
+      </w:r>
+    </w:p>
+    <w:p>
+      <w:pPr>
+        <w:jc w:val="both"/>
+      </w:pPr>
+      <w:r>
+        <w:t>— Не трогать, — сказала она. — Хочу привыкнуть.</w:t>
+      </w:r>
+    </w:p>
+    <w:p>
+      <w:pPr>
+        <w:jc w:val="both"/>
+      </w:pPr>
+      <w:r>
+        <w:t>На полученные деньги заменили старый стол и купили нормальные стулья. Лев выбирал свой дольше всех. Сел, встал, покрутил сиденье, снова сел. Дэн предложил переночевать в магазине, чтобы проверить утреннюю посадку.</w:t>
+      </w:r>
+    </w:p>
+    <w:p>
+      <w:pPr>
+        <w:jc w:val="both"/>
+      </w:pPr>
+      <w:r>
+        <w:t>Вечером Макс пришёл с Милой. Анна должна была забрать её по дороге, поэтому он нёс дочь сам, в тёплой куртке и слишком больших носках. Мила показывала на свет и говорила что-то короткое. Макс отвечал ей с такой серьёзностью, будто принимал техническое задание.</w:t>
+      </w:r>
+    </w:p>
+    <w:p>
+      <w:pPr>
+        <w:jc w:val="both"/>
+      </w:pPr>
+      <w:r>
+        <w:t>Ева закрыла шкаф с мелкими деталями. Дэн отодвинул горячую станцию подальше. Лев поднял с пола кусочек провода, который даже не замечал минуту назад.</w:t>
+      </w:r>
+    </w:p>
+    <w:p>
+      <w:pPr>
+        <w:jc w:val="both"/>
+      </w:pPr>
+      <w:r>
+        <w:t>Мила прошла вдоль столов, держась за Максов палец. Возле новой мебели остановилась, хлопнула ладонью по сиденью и засмеялась.</w:t>
+      </w:r>
+    </w:p>
+    <w:p>
+      <w:pPr>
+        <w:jc w:val="both"/>
+      </w:pPr>
+      <w:r>
+        <w:t>— Одобрено, — сказал Дэн.</w:t>
+      </w:r>
+    </w:p>
+    <w:p>
+      <w:pPr>
+        <w:jc w:val="both"/>
+      </w:pPr>
+      <w:r>
+        <w:t>Макс поднял её на руки. Потом посмотрел на часы и торопливо полез за телефоном.</w:t>
+      </w:r>
+    </w:p>
+    <w:p>
+      <w:pPr>
+        <w:jc w:val="both"/>
+      </w:pPr>
+      <w:r>
+        <w:t>— Анна уже идёт. Мы должны были вниз выйти.</w:t>
+      </w:r>
+    </w:p>
+    <w:p>
+      <w:pPr>
+        <w:jc w:val="both"/>
+      </w:pPr>
+      <w:r>
+        <w:t>Он собрал детские вещи, проверил носки, дважды вернулся за сумкой. Лев смотрел, как торопится человек, который прежде мог забыть обо всём из-за одного удачного графика.</w:t>
+      </w:r>
+    </w:p>
+    <w:p>
+      <w:pPr>
+        <w:jc w:val="both"/>
+      </w:pPr>
+      <w:r>
+        <w:t>После их ухода в помещении осталось пахнуть детским кремом. Стул Льва стоял немного криво: Мила успела оттолкнуть его ногой.</w:t>
+      </w:r>
+    </w:p>
+    <w:p>
+      <w:pPr>
+        <w:jc w:val="both"/>
+      </w:pPr>
+      <w:r>
+        <w:t>Он не сразу поправил.</w:t>
       </w:r>
     </w:p>
     <w:sectPr>

--- a/downloads/VELT.docx
+++ b/downloads/VELT.docx
@@ -419,15 +419,15 @@
         <w:jc w:val="both"/>
       </w:pPr>
       <w:r>
-        <w:t>— Рано сегодня.</w:t>
-      </w:r>
-    </w:p>
-    <w:p>
-      <w:pPr>
-        <w:jc w:val="both"/>
-      </w:pPr>
-      <w:r>
-        <w:t>— Не спалось.</w:t>
+        <w:t>— Рано сегодня, — сказал охранник.</w:t>
+      </w:r>
+    </w:p>
+    <w:p>
+      <w:pPr>
+        <w:jc w:val="both"/>
+      </w:pPr>
+      <w:r>
+        <w:t>— Не спалось, — сказал Лев.</w:t>
       </w:r>
     </w:p>
     <w:p>
@@ -475,23 +475,23 @@
         <w:jc w:val="both"/>
       </w:pPr>
       <w:r>
-        <w:t>— Вас нет в расписании.</w:t>
-      </w:r>
-    </w:p>
-    <w:p>
-      <w:pPr>
-        <w:jc w:val="both"/>
-      </w:pPr>
-      <w:r>
-        <w:t>— Знаю.</w:t>
-      </w:r>
-    </w:p>
-    <w:p>
-      <w:pPr>
-        <w:jc w:val="both"/>
-      </w:pPr>
-      <w:r>
-        <w:t>— Он до девяти просил…</w:t>
+        <w:t>— Вас нет в расписании, — сказала секретарь.</w:t>
+      </w:r>
+    </w:p>
+    <w:p>
+      <w:pPr>
+        <w:jc w:val="both"/>
+      </w:pPr>
+      <w:r>
+        <w:t>— Знаю, — сказал Лев.</w:t>
+      </w:r>
+    </w:p>
+    <w:p>
+      <w:pPr>
+        <w:jc w:val="both"/>
+      </w:pPr>
+      <w:r>
+        <w:t>— Он до девяти просил… — сказала секретарь.</w:t>
       </w:r>
     </w:p>
     <w:p>
@@ -547,7 +547,7 @@
         <w:jc w:val="both"/>
       </w:pPr>
       <w:r>
-        <w:t>— Что у тебя? — спросил он.</w:t>
+        <w:t>— Что у тебя? — спросил Макс.</w:t>
       </w:r>
     </w:p>
     <w:p>
@@ -563,7 +563,7 @@
         <w:jc w:val="both"/>
       </w:pPr>
       <w:r>
-        <w:t>— Давай сначала договоримся, что ты досмотришь видео до конца.</w:t>
+        <w:t>— Давай сначала договоримся, что ты досмотришь видео до конца, — сказал Лев.</w:t>
       </w:r>
     </w:p>
     <w:p>
@@ -579,7 +579,7 @@
         <w:jc w:val="both"/>
       </w:pPr>
       <w:r>
-        <w:t>— Что случилось?</w:t>
+        <w:t>— Что случилось? — спросил Макс.</w:t>
       </w:r>
     </w:p>
     <w:p>
@@ -595,7 +595,7 @@
         <w:jc w:val="both"/>
       </w:pPr>
       <w:r>
-        <w:t>— Я должен был показать тебе это раньше.</w:t>
+        <w:t>— Я должен был показать тебе это раньше, — сказал Лев.</w:t>
       </w:r>
     </w:p>
     <w:p>
@@ -685,15 +685,15 @@
         <w:jc w:val="both"/>
       </w:pPr>
       <w:r>
-        <w:t>— Я здесь работаю.</w:t>
-      </w:r>
-    </w:p>
-    <w:p>
-      <w:pPr>
-        <w:jc w:val="both"/>
-      </w:pPr>
-      <w:r>
-        <w:t>— Уже нет.</w:t>
+        <w:t>— Я здесь работаю, — сказал Лев.</w:t>
+      </w:r>
+    </w:p>
+    <w:p>
+      <w:pPr>
+        <w:jc w:val="both"/>
+      </w:pPr>
+      <w:r>
+        <w:t>— Уже нет, — сказал грузчик.</w:t>
       </w:r>
     </w:p>
     <w:p>
@@ -741,7 +741,7 @@
         <w:jc w:val="both"/>
       </w:pPr>
       <w:r>
-        <w:t>— Она моя.</w:t>
+        <w:t>— Она моя, — сказал Лев.</w:t>
       </w:r>
     </w:p>
     <w:p>
@@ -765,7 +765,7 @@
         <w:jc w:val="both"/>
       </w:pPr>
       <w:r>
-        <w:t>— Ты обещал в пятницу.</w:t>
+        <w:t>— Ты обещал в пятницу, — сказал Лев.</w:t>
       </w:r>
     </w:p>
     <w:p>
@@ -781,23 +781,23 @@
         <w:jc w:val="both"/>
       </w:pPr>
       <w:r>
-        <w:t>— Мы же говорили.</w:t>
-      </w:r>
-    </w:p>
-    <w:p>
-      <w:pPr>
-        <w:jc w:val="both"/>
-      </w:pPr>
-      <w:r>
-        <w:t>— Ты говорил. Я слушал.</w:t>
-      </w:r>
-    </w:p>
-    <w:p>
-      <w:pPr>
-        <w:jc w:val="both"/>
-      </w:pPr>
-      <w:r>
-        <w:t>— Дай мне закончить.</w:t>
+        <w:t>— Мы же говорили, — сказал хозяин мастерской.</w:t>
+      </w:r>
+    </w:p>
+    <w:p>
+      <w:pPr>
+        <w:jc w:val="both"/>
+      </w:pPr>
+      <w:r>
+        <w:t>— Ты говорил. Я слушал, — сказал Лев.</w:t>
+      </w:r>
+    </w:p>
+    <w:p>
+      <w:pPr>
+        <w:jc w:val="both"/>
+      </w:pPr>
+      <w:r>
+        <w:t>— Дай мне закончить, — сказал хозяин мастерской.</w:t>
       </w:r>
     </w:p>
     <w:p>
@@ -813,31 +813,31 @@
         <w:jc w:val="both"/>
       </w:pPr>
       <w:r>
-        <w:t>— Отдай станцию и деньги за последнюю неделю. Остальное можешь потом.</w:t>
-      </w:r>
-    </w:p>
-    <w:p>
-      <w:pPr>
-        <w:jc w:val="both"/>
-      </w:pPr>
-      <w:r>
-        <w:t>— Ты видишь, что здесь происходит?</w:t>
-      </w:r>
-    </w:p>
-    <w:p>
-      <w:pPr>
-        <w:jc w:val="both"/>
-      </w:pPr>
-      <w:r>
-        <w:t>— Вижу.</w:t>
-      </w:r>
-    </w:p>
-    <w:p>
-      <w:pPr>
-        <w:jc w:val="both"/>
-      </w:pPr>
-      <w:r>
-        <w:t>— У меня тоже потери.</w:t>
+        <w:t>— Отдай станцию и деньги за последнюю неделю. Остальное можешь потом, — сказал Лев.</w:t>
+      </w:r>
+    </w:p>
+    <w:p>
+      <w:pPr>
+        <w:jc w:val="both"/>
+      </w:pPr>
+      <w:r>
+        <w:t>— Ты видишь, что здесь происходит? — спросил хозяин мастерской.</w:t>
+      </w:r>
+    </w:p>
+    <w:p>
+      <w:pPr>
+        <w:jc w:val="both"/>
+      </w:pPr>
+      <w:r>
+        <w:t>— Вижу, — сказал Лев.</w:t>
+      </w:r>
+    </w:p>
+    <w:p>
+      <w:pPr>
+        <w:jc w:val="both"/>
+      </w:pPr>
+      <w:r>
+        <w:t>— У меня тоже потери, — сказал хозяин мастерской.</w:t>
       </w:r>
     </w:p>
     <w:p>
@@ -853,7 +853,7 @@
         <w:jc w:val="both"/>
       </w:pPr>
       <w:r>
-        <w:t>— Его станцию поставь, — сказал он грузчику. — На том столе.</w:t>
+        <w:t>— Его станцию поставь, — сказал Дэн грузчику. — На том столе.</w:t>
       </w:r>
     </w:p>
     <w:p>
@@ -869,7 +869,7 @@
         <w:jc w:val="both"/>
       </w:pPr>
       <w:r>
-        <w:t>— Вот список. Что принадлежит мастерской, что нам. Ты вчера расписался. Если хочешь, я твоему покупателю покажу.</w:t>
+        <w:t>— Вот список. Что принадлежит мастерской, что нам. Ты вчера расписался. Если хочешь, я твоему покупателю покажу, — сказал Дэн.</w:t>
       </w:r>
     </w:p>
     <w:p>
@@ -885,7 +885,7 @@
         <w:jc w:val="both"/>
       </w:pPr>
       <w:r>
-        <w:t>— Ты бы лучше так работал, как бумажки собираешь.</w:t>
+        <w:t>— Ты бы лучше так работал, как бумажки собираешь, — сказал хозяин мастерской.</w:t>
       </w:r>
     </w:p>
     <w:p>
@@ -901,7 +901,7 @@
         <w:jc w:val="both"/>
       </w:pPr>
       <w:r>
-        <w:t>— Поэтому и собираю.</w:t>
+        <w:t>— Поэтому и собираю, — сказал Дэн.</w:t>
       </w:r>
     </w:p>
     <w:p>
@@ -925,23 +925,23 @@
         <w:jc w:val="both"/>
       </w:pPr>
       <w:r>
-        <w:t>— Завтракал?</w:t>
-      </w:r>
-    </w:p>
-    <w:p>
-      <w:pPr>
-        <w:jc w:val="both"/>
-      </w:pPr>
-      <w:r>
-        <w:t>— Дома.</w:t>
-      </w:r>
-    </w:p>
-    <w:p>
-      <w:pPr>
-        <w:jc w:val="both"/>
-      </w:pPr>
-      <w:r>
-        <w:t>— Я тоже. Вчера.</w:t>
+        <w:t>— Завтракал? — спросил Дэн.</w:t>
+      </w:r>
+    </w:p>
+    <w:p>
+      <w:pPr>
+        <w:jc w:val="both"/>
+      </w:pPr>
+      <w:r>
+        <w:t>— Дома, — сказал Лев.</w:t>
+      </w:r>
+    </w:p>
+    <w:p>
+      <w:pPr>
+        <w:jc w:val="both"/>
+      </w:pPr>
+      <w:r>
+        <w:t>— Я тоже. Вчера, — сказал Дэн.</w:t>
       </w:r>
     </w:p>
     <w:p>
@@ -973,15 +973,15 @@
         <w:jc w:val="both"/>
       </w:pPr>
       <w:r>
-        <w:t>— Кому?</w:t>
-      </w:r>
-    </w:p>
-    <w:p>
-      <w:pPr>
-        <w:jc w:val="both"/>
-      </w:pPr>
-      <w:r>
-        <w:t>— Лейке. Полгода на бесполезной работе.</w:t>
+        <w:t>— Кому? — спросил грузчик.</w:t>
+      </w:r>
+    </w:p>
+    <w:p>
+      <w:pPr>
+        <w:jc w:val="both"/>
+      </w:pPr>
+      <w:r>
+        <w:t>— Лейке. Полгода на бесполезной работе, — сказал Дэн.</w:t>
       </w:r>
     </w:p>
     <w:p>
@@ -1005,39 +1005,39 @@
         <w:jc w:val="both"/>
       </w:pPr>
       <w:r>
-        <w:t>— Что закрывается? Со среды.</w:t>
-      </w:r>
-    </w:p>
-    <w:p>
-      <w:pPr>
-        <w:jc w:val="both"/>
-      </w:pPr>
-      <w:r>
-        <w:t>— А мне?</w:t>
-      </w:r>
-    </w:p>
-    <w:p>
-      <w:pPr>
-        <w:jc w:val="both"/>
-      </w:pPr>
-      <w:r>
-        <w:t>— Я тебе звонил.</w:t>
-      </w:r>
-    </w:p>
-    <w:p>
-      <w:pPr>
-        <w:jc w:val="both"/>
-      </w:pPr>
-      <w:r>
-        <w:t>— Один раз.</w:t>
-      </w:r>
-    </w:p>
-    <w:p>
-      <w:pPr>
-        <w:jc w:val="both"/>
-      </w:pPr>
-      <w:r>
-        <w:t>— Ты ответил?</w:t>
+        <w:t>— Что закрывается? Со среды, — сказал Дэн.</w:t>
+      </w:r>
+    </w:p>
+    <w:p>
+      <w:pPr>
+        <w:jc w:val="both"/>
+      </w:pPr>
+      <w:r>
+        <w:t>— А мне? — спросил Лев.</w:t>
+      </w:r>
+    </w:p>
+    <w:p>
+      <w:pPr>
+        <w:jc w:val="both"/>
+      </w:pPr>
+      <w:r>
+        <w:t>— Я тебе звонил, — сказал Дэн.</w:t>
+      </w:r>
+    </w:p>
+    <w:p>
+      <w:pPr>
+        <w:jc w:val="both"/>
+      </w:pPr>
+      <w:r>
+        <w:t>— Один раз, — сказал Лев.</w:t>
+      </w:r>
+    </w:p>
+    <w:p>
+      <w:pPr>
+        <w:jc w:val="both"/>
+      </w:pPr>
+      <w:r>
+        <w:t>— Ты ответил? — спросил Дэн.</w:t>
       </w:r>
     </w:p>
     <w:p>
@@ -1053,7 +1053,7 @@
         <w:jc w:val="both"/>
       </w:pPr>
       <w:r>
-        <w:t>— Куда теперь?</w:t>
+        <w:t>— Куда теперь? — спросил Лев.</w:t>
       </w:r>
     </w:p>
     <w:p>
@@ -1069,23 +1069,23 @@
         <w:jc w:val="both"/>
       </w:pPr>
       <w:r>
-        <w:t>— Я хотел тебе завтра сказать. Есть человек. Снимает помещение у моста. Ему нужны руки.</w:t>
-      </w:r>
-    </w:p>
-    <w:p>
-      <w:pPr>
-        <w:jc w:val="both"/>
-      </w:pPr>
-      <w:r>
-        <w:t>— Мне нужны деньги.</w:t>
-      </w:r>
-    </w:p>
-    <w:p>
-      <w:pPr>
-        <w:jc w:val="both"/>
-      </w:pPr>
-      <w:r>
-        <w:t>— У него тоже. Может, найдёте общий язык.</w:t>
+        <w:t>— Я хотел тебе завтра сказать. Есть человек. Снимает помещение у моста. Ему нужны руки, — сказал Дэн.</w:t>
+      </w:r>
+    </w:p>
+    <w:p>
+      <w:pPr>
+        <w:jc w:val="both"/>
+      </w:pPr>
+      <w:r>
+        <w:t>— Мне нужны деньги, — сказал Лев.</w:t>
+      </w:r>
+    </w:p>
+    <w:p>
+      <w:pPr>
+        <w:jc w:val="both"/>
+      </w:pPr>
+      <w:r>
+        <w:t>— У него тоже. Может, найдёте общий язык, — сказал Дэн.</w:t>
       </w:r>
     </w:p>
     <w:p>
@@ -1109,7 +1109,7 @@
         <w:jc w:val="both"/>
       </w:pPr>
       <w:r>
-        <w:t>— Макс, только скажи, что ты сначала отключил питание.</w:t>
+        <w:t>— Макс, только скажи, что ты сначала отключил питание, — сказал Дэн.</w:t>
       </w:r>
     </w:p>
     <w:p>
@@ -1125,31 +1125,31 @@
         <w:jc w:val="both"/>
       </w:pPr>
       <w:r>
-        <w:t>— Сначала я выяснил, кто его вообще включает.</w:t>
-      </w:r>
-    </w:p>
-    <w:p>
-      <w:pPr>
-        <w:jc w:val="both"/>
-      </w:pPr>
-      <w:r>
-        <w:t>— И?</w:t>
-      </w:r>
-    </w:p>
-    <w:p>
-      <w:pPr>
-        <w:jc w:val="both"/>
-      </w:pPr>
-      <w:r>
-        <w:t>— Соседняя пекарня.</w:t>
-      </w:r>
-    </w:p>
-    <w:p>
-      <w:pPr>
-        <w:jc w:val="both"/>
-      </w:pPr>
-      <w:r>
-        <w:t>— Отлично. Сгорим с хлебом.</w:t>
+        <w:t>— Сначала я выяснил, кто его вообще включает, — сказал Макс.</w:t>
+      </w:r>
+    </w:p>
+    <w:p>
+      <w:pPr>
+        <w:jc w:val="both"/>
+      </w:pPr>
+      <w:r>
+        <w:t>— И? — спросил Дэн.</w:t>
+      </w:r>
+    </w:p>
+    <w:p>
+      <w:pPr>
+        <w:jc w:val="both"/>
+      </w:pPr>
+      <w:r>
+        <w:t>— Соседняя пекарня, — сказал Макс.</w:t>
+      </w:r>
+    </w:p>
+    <w:p>
+      <w:pPr>
+        <w:jc w:val="both"/>
+      </w:pPr>
+      <w:r>
+        <w:t>— Отлично. Сгорим с хлебом, — сказал Дэн.</w:t>
       </w:r>
     </w:p>
     <w:p>
@@ -1181,15 +1181,15 @@
         <w:jc w:val="both"/>
       </w:pPr>
       <w:r>
-        <w:t>— Дэн много чего говорит.</w:t>
-      </w:r>
-    </w:p>
-    <w:p>
-      <w:pPr>
-        <w:jc w:val="both"/>
-      </w:pPr>
-      <w:r>
-        <w:t>— Поэтому я и хотел посмотреть.</w:t>
+        <w:t>— Дэн много чего говорит, — сказал Лев.</w:t>
+      </w:r>
+    </w:p>
+    <w:p>
+      <w:pPr>
+        <w:jc w:val="both"/>
+      </w:pPr>
+      <w:r>
+        <w:t>— Поэтому я и хотел посмотреть, — сказал Макс.</w:t>
       </w:r>
     </w:p>
     <w:p>
@@ -1205,7 +1205,7 @@
         <w:jc w:val="both"/>
       </w:pPr>
       <w:r>
-        <w:t>— Чья работа?</w:t>
+        <w:t>— Чья работа? — спросил Лев.</w:t>
       </w:r>
     </w:p>
     <w:p>
@@ -1229,23 +1229,23 @@
         <w:jc w:val="both"/>
       </w:pPr>
       <w:r>
-        <w:t>— Тогда вы её уже второй раз чините.</w:t>
-      </w:r>
-    </w:p>
-    <w:p>
-      <w:pPr>
-        <w:jc w:val="both"/>
-      </w:pPr>
-      <w:r>
-        <w:t>— Третий.</w:t>
-      </w:r>
-    </w:p>
-    <w:p>
-      <w:pPr>
-        <w:jc w:val="both"/>
-      </w:pPr>
-      <w:r>
-        <w:t>— За второй раз вам не заплатят.</w:t>
+        <w:t>— Тогда вы её уже второй раз чините, — сказал Лев.</w:t>
+      </w:r>
+    </w:p>
+    <w:p>
+      <w:pPr>
+        <w:jc w:val="both"/>
+      </w:pPr>
+      <w:r>
+        <w:t>— Третий, — сказал Макс.</w:t>
+      </w:r>
+    </w:p>
+    <w:p>
+      <w:pPr>
+        <w:jc w:val="both"/>
+      </w:pPr>
+      <w:r>
+        <w:t>— За второй раз вам не заплатят, — сказал Лев.</w:t>
       </w:r>
     </w:p>
     <w:p>
@@ -1261,7 +1261,7 @@
         <w:jc w:val="both"/>
       </w:pPr>
       <w:r>
-        <w:t>— Знаю.</w:t>
+        <w:t>— Знаю, — сказал Макс.</w:t>
       </w:r>
     </w:p>
     <w:p>
@@ -1309,23 +1309,23 @@
         <w:jc w:val="both"/>
       </w:pPr>
       <w:r>
-        <w:t>— Работает?</w:t>
-      </w:r>
-    </w:p>
-    <w:p>
-      <w:pPr>
-        <w:jc w:val="both"/>
-      </w:pPr>
-      <w:r>
-        <w:t>— Пока.</w:t>
-      </w:r>
-    </w:p>
-    <w:p>
-      <w:pPr>
-        <w:jc w:val="both"/>
-      </w:pPr>
-      <w:r>
-        <w:t>— У нас это считается.</w:t>
+        <w:t>— Работает? — спросил Дэн.</w:t>
+      </w:r>
+    </w:p>
+    <w:p>
+      <w:pPr>
+        <w:jc w:val="both"/>
+      </w:pPr>
+      <w:r>
+        <w:t>— Пока, — сказал Лев.</w:t>
+      </w:r>
+    </w:p>
+    <w:p>
+      <w:pPr>
+        <w:jc w:val="both"/>
+      </w:pPr>
+      <w:r>
+        <w:t>— У нас это считается, — сказал Дэн.</w:t>
       </w:r>
     </w:p>
     <w:p>
@@ -1357,31 +1357,31 @@
         <w:jc w:val="both"/>
       </w:pPr>
       <w:r>
-        <w:t>— Мы не договаривались.</w:t>
-      </w:r>
-    </w:p>
-    <w:p>
-      <w:pPr>
-        <w:jc w:val="both"/>
-      </w:pPr>
-      <w:r>
-        <w:t>— Сорок. За работу сейчас. Если останешься — отдельно обсудим.</w:t>
-      </w:r>
-    </w:p>
-    <w:p>
-      <w:pPr>
-        <w:jc w:val="both"/>
-      </w:pPr>
-      <w:r>
-        <w:t>— А если не останусь?</w:t>
-      </w:r>
-    </w:p>
-    <w:p>
-      <w:pPr>
-        <w:jc w:val="both"/>
-      </w:pPr>
-      <w:r>
-        <w:t>— Плата всё равно исправлена.</w:t>
+        <w:t>— Мы не договаривались, — сказал Лев.</w:t>
+      </w:r>
+    </w:p>
+    <w:p>
+      <w:pPr>
+        <w:jc w:val="both"/>
+      </w:pPr>
+      <w:r>
+        <w:t>— Сорок. За работу сейчас. Если останешься — отдельно обсудим, — сказал Макс.</w:t>
+      </w:r>
+    </w:p>
+    <w:p>
+      <w:pPr>
+        <w:jc w:val="both"/>
+      </w:pPr>
+      <w:r>
+        <w:t>— А если не останусь? — спросил Лев.</w:t>
+      </w:r>
+    </w:p>
+    <w:p>
+      <w:pPr>
+        <w:jc w:val="both"/>
+      </w:pPr>
+      <w:r>
+        <w:t>— Плата всё равно исправлена, — сказал Макс.</w:t>
       </w:r>
     </w:p>
     <w:p>
@@ -1397,7 +1397,7 @@
         <w:jc w:val="both"/>
       </w:pPr>
       <w:r>
-        <w:t>— Чем вы вообще будете заниматься?</w:t>
+        <w:t>— Чем вы вообще будете заниматься? — спросил Лев.</w:t>
       </w:r>
     </w:p>
     <w:p>
@@ -1413,23 +1413,23 @@
         <w:jc w:val="both"/>
       </w:pPr>
       <w:r>
-        <w:t>— Сначала ремонтом. Есть заказ от небольшого склада, потом ещё один. А дальше хочу делать свои вещи.</w:t>
-      </w:r>
-    </w:p>
-    <w:p>
-      <w:pPr>
-        <w:jc w:val="both"/>
-      </w:pPr>
-      <w:r>
-        <w:t>— Все хотят.</w:t>
-      </w:r>
-    </w:p>
-    <w:p>
-      <w:pPr>
-        <w:jc w:val="both"/>
-      </w:pPr>
-      <w:r>
-        <w:t>— Да.</w:t>
+        <w:t>— Сначала ремонтом. Есть заказ от небольшого склада, потом ещё один. А дальше хочу делать свои вещи, — сказал Макс.</w:t>
+      </w:r>
+    </w:p>
+    <w:p>
+      <w:pPr>
+        <w:jc w:val="both"/>
+      </w:pPr>
+      <w:r>
+        <w:t>— Все хотят, — сказал Лев.</w:t>
+      </w:r>
+    </w:p>
+    <w:p>
+      <w:pPr>
+        <w:jc w:val="both"/>
+      </w:pPr>
+      <w:r>
+        <w:t>— Да, — сказал Макс.</w:t>
       </w:r>
     </w:p>
     <w:p>
@@ -1453,15 +1453,15 @@
         <w:jc w:val="both"/>
       </w:pPr>
       <w:r>
-        <w:t>— Знаю.</w:t>
-      </w:r>
-    </w:p>
-    <w:p>
-      <w:pPr>
-        <w:jc w:val="both"/>
-      </w:pPr>
-      <w:r>
-        <w:t>— С него и начните.</w:t>
+        <w:t>— Знаю, — сказал Макс.</w:t>
+      </w:r>
+    </w:p>
+    <w:p>
+      <w:pPr>
+        <w:jc w:val="both"/>
+      </w:pPr>
+      <w:r>
+        <w:t>— С него и начните, — сказал Лев.</w:t>
       </w:r>
     </w:p>
     <w:p>
@@ -1525,7 +1525,7 @@
         <w:jc w:val="both"/>
       </w:pPr>
       <w:r>
-        <w:t>— За сегодня заплатили.</w:t>
+        <w:t>— За сегодня заплатили, — сказал Лев.</w:t>
       </w:r>
     </w:p>
     <w:p>
@@ -1549,15 +1549,15 @@
         <w:jc w:val="both"/>
       </w:pPr>
       <w:r>
-        <w:t>— Во сколько завтра?</w:t>
-      </w:r>
-    </w:p>
-    <w:p>
-      <w:pPr>
-        <w:jc w:val="both"/>
-      </w:pPr>
-      <w:r>
-        <w:t>— В девять. Ты решил?</w:t>
+        <w:t>— Во сколько завтра? — спросил Лев.</w:t>
+      </w:r>
+    </w:p>
+    <w:p>
+      <w:pPr>
+        <w:jc w:val="both"/>
+      </w:pPr>
+      <w:r>
+        <w:t>— В девять. Ты решил? — спросил Дэн.</w:t>
       </w:r>
     </w:p>
     <w:p>
@@ -1573,15 +1573,15 @@
         <w:jc w:val="both"/>
       </w:pPr>
       <w:r>
-        <w:t>— Завтра скажу.</w:t>
-      </w:r>
-    </w:p>
-    <w:p>
-      <w:pPr>
-        <w:jc w:val="both"/>
-      </w:pPr>
-      <w:r>
-        <w:t>— Ну завтра так завтра.</w:t>
+        <w:t>— Завтра скажу, — сказал Лев.</w:t>
+      </w:r>
+    </w:p>
+    <w:p>
+      <w:pPr>
+        <w:jc w:val="both"/>
+      </w:pPr>
+      <w:r>
+        <w:t>— Ну завтра так завтра, — сказал Дэн.</w:t>
       </w:r>
     </w:p>
     <w:p>
@@ -1634,7 +1634,7 @@
         <w:jc w:val="both"/>
       </w:pPr>
       <w:r>
-        <w:t>— Таз не мойте в той раковине, — сказала она.</w:t>
+        <w:t>— Таз не мойте в той раковине, — сказала Ева.</w:t>
       </w:r>
     </w:p>
     <w:p>
@@ -1650,7 +1650,7 @@
         <w:jc w:val="both"/>
       </w:pPr>
       <w:r>
-        <w:t>— Я вижу. Потом не мойте.</w:t>
+        <w:t>— Я вижу. Потом не мойте, — сказала Ева.</w:t>
       </w:r>
     </w:p>
     <w:p>
@@ -1666,7 +1666,7 @@
         <w:jc w:val="both"/>
       </w:pPr>
       <w:r>
-        <w:t>— Ева.</w:t>
+        <w:t>— Ева, — сказала Ева.</w:t>
       </w:r>
     </w:p>
     <w:p>
@@ -1682,7 +1682,7 @@
         <w:jc w:val="both"/>
       </w:pPr>
       <w:r>
-        <w:t>— Знаю. Мне сказали, ты работаешь аккуратно.</w:t>
+        <w:t>— Знаю. Мне сказали, ты работаешь аккуратно, — сказала Ева.</w:t>
       </w:r>
     </w:p>
     <w:p>
@@ -1706,7 +1706,7 @@
         <w:jc w:val="both"/>
       </w:pPr>
       <w:r>
-        <w:t>— Это хорошо, что у вас весело. Заказчик тоже посмеётся, когда получит свою партию в понедельник вместо пятницы.</w:t>
+        <w:t>— Это хорошо, что у вас весело. Заказчик тоже посмеётся, когда получит свою партию в понедельник вместо пятницы, — сказала Ева.</w:t>
       </w:r>
     </w:p>
     <w:p>
@@ -1730,31 +1730,31 @@
         <w:jc w:val="both"/>
       </w:pPr>
       <w:r>
-        <w:t>— Все неисправны?</w:t>
-      </w:r>
-    </w:p>
-    <w:p>
-      <w:pPr>
-        <w:jc w:val="both"/>
-      </w:pPr>
-      <w:r>
-        <w:t>— За все заплатят только после проверки.</w:t>
-      </w:r>
-    </w:p>
-    <w:p>
-      <w:pPr>
-        <w:jc w:val="both"/>
-      </w:pPr>
-      <w:r>
-        <w:t>— Я не об этом.</w:t>
-      </w:r>
-    </w:p>
-    <w:p>
-      <w:pPr>
-        <w:jc w:val="both"/>
-      </w:pPr>
-      <w:r>
-        <w:t>— А я пока об этом.</w:t>
+        <w:t>— Все неисправны? — спросил Лев.</w:t>
+      </w:r>
+    </w:p>
+    <w:p>
+      <w:pPr>
+        <w:jc w:val="both"/>
+      </w:pPr>
+      <w:r>
+        <w:t>— За все заплатят только после проверки, — сказала Ева.</w:t>
+      </w:r>
+    </w:p>
+    <w:p>
+      <w:pPr>
+        <w:jc w:val="both"/>
+      </w:pPr>
+      <w:r>
+        <w:t>— Я не об этом, — сказал Лев.</w:t>
+      </w:r>
+    </w:p>
+    <w:p>
+      <w:pPr>
+        <w:jc w:val="both"/>
+      </w:pPr>
+      <w:r>
+        <w:t>— А я пока об этом, — сказала Ева.</w:t>
       </w:r>
     </w:p>
     <w:p>
@@ -1794,7 +1794,7 @@
         <w:jc w:val="both"/>
       </w:pPr>
       <w:r>
-        <w:t>— Нужен стенд. Проверять на столе мало. Если реле залипнет под нагрузкой, ворота не остановятся.</w:t>
+        <w:t>— Нужен стенд. Проверять на столе мало. Если реле залипнет под нагрузкой, ворота не остановятся, — сказал Лев.</w:t>
       </w:r>
     </w:p>
     <w:p>
@@ -1810,7 +1810,7 @@
         <w:jc w:val="both"/>
       </w:pPr>
       <w:r>
-        <w:t>— Что купить?</w:t>
+        <w:t>— Что купить? — спросил Макс.</w:t>
       </w:r>
     </w:p>
     <w:p>
@@ -1826,7 +1826,7 @@
         <w:jc w:val="both"/>
       </w:pPr>
       <w:r>
-        <w:t>— Это больше половины аванса.</w:t>
+        <w:t>— Это больше половины аванса, — сказала Ева.</w:t>
       </w:r>
     </w:p>
     <w:p>
@@ -1858,7 +1858,7 @@
         <w:jc w:val="both"/>
       </w:pPr>
       <w:r>
-        <w:t>— Этот подойдёт.</w:t>
+        <w:t>— Этот подойдёт, — сказал Лев.</w:t>
       </w:r>
     </w:p>
     <w:p>
@@ -1874,7 +1874,7 @@
         <w:jc w:val="both"/>
       </w:pPr>
       <w:r>
-        <w:t>— Давайте кто-нибудь один.</w:t>
+        <w:t>— Давайте кто-нибудь один, — сказал Лев.</w:t>
       </w:r>
     </w:p>
     <w:p>
@@ -1890,7 +1890,7 @@
         <w:jc w:val="both"/>
       </w:pPr>
       <w:r>
-        <w:t>— У нас будет журнал инструмента, — сказала она.</w:t>
+        <w:t>— У нас будет журнал инструмента, — сказала Ева.</w:t>
       </w:r>
     </w:p>
     <w:p>
@@ -1906,15 +1906,15 @@
         <w:jc w:val="both"/>
       </w:pPr>
       <w:r>
-        <w:t>— Как купим журнал.</w:t>
-      </w:r>
-    </w:p>
-    <w:p>
-      <w:pPr>
-        <w:jc w:val="both"/>
-      </w:pPr>
-      <w:r>
-        <w:t>— Кто запишет, где журнал?</w:t>
+        <w:t>— Как купим журнал, — сказала Ева.</w:t>
+      </w:r>
+    </w:p>
+    <w:p>
+      <w:pPr>
+        <w:jc w:val="both"/>
+      </w:pPr>
+      <w:r>
+        <w:t>— Кто запишет, где журнал? — спросил Дэн.</w:t>
       </w:r>
     </w:p>
     <w:p>
@@ -1930,15 +1930,15 @@
         <w:jc w:val="both"/>
       </w:pPr>
       <w:r>
-        <w:t>— Понял. На моей памяти.</w:t>
-      </w:r>
-    </w:p>
-    <w:p>
-      <w:pPr>
-        <w:jc w:val="both"/>
-      </w:pPr>
-      <w:r>
-        <w:t>— Тогда купим два.</w:t>
+        <w:t>— Понял. На моей памяти, — сказал Дэн.</w:t>
+      </w:r>
+    </w:p>
+    <w:p>
+      <w:pPr>
+        <w:jc w:val="both"/>
+      </w:pPr>
+      <w:r>
+        <w:t>— Тогда купим два, — сказала Ева.</w:t>
       </w:r>
     </w:p>
     <w:p>
@@ -1962,7 +1962,7 @@
         <w:jc w:val="both"/>
       </w:pPr>
       <w:r>
-        <w:t>— С этим хуже. Надо будет снять покрытие.</w:t>
+        <w:t>— С этим хуже. Надо будет снять покрытие, — сказал Лев.</w:t>
       </w:r>
     </w:p>
     <w:p>
@@ -1978,7 +1978,7 @@
         <w:jc w:val="both"/>
       </w:pPr>
       <w:r>
-        <w:t>— Сначала посмотрю.</w:t>
+        <w:t>— Сначала посмотрю, — сказал Лев.</w:t>
       </w:r>
     </w:p>
     <w:p>
@@ -2002,15 +2002,15 @@
         <w:jc w:val="both"/>
       </w:pPr>
       <w:r>
-        <w:t>— Если дунуть, починится?</w:t>
-      </w:r>
-    </w:p>
-    <w:p>
-      <w:pPr>
-        <w:jc w:val="both"/>
-      </w:pPr>
-      <w:r>
-        <w:t>— Попробуй. Только сначала выдай гарантию.</w:t>
+        <w:t>— Если дунуть, починится? — спросил Дэн.</w:t>
+      </w:r>
+    </w:p>
+    <w:p>
+      <w:pPr>
+        <w:jc w:val="both"/>
+      </w:pPr>
+      <w:r>
+        <w:t>— Попробуй. Только сначала выдай гарантию, — сказал Лев.</w:t>
       </w:r>
     </w:p>
     <w:p>
@@ -2034,23 +2034,23 @@
         <w:jc w:val="both"/>
       </w:pPr>
       <w:r>
-        <w:t>— Метка.</w:t>
-      </w:r>
-    </w:p>
-    <w:p>
-      <w:pPr>
-        <w:jc w:val="both"/>
-      </w:pPr>
-      <w:r>
-        <w:t>— Скромно. Я бы написал фамилию.</w:t>
-      </w:r>
-    </w:p>
-    <w:p>
-      <w:pPr>
-        <w:jc w:val="both"/>
-      </w:pPr>
-      <w:r>
-        <w:t>— У тебя она не поместится.</w:t>
+        <w:t>— Метка, — сказал Лев.</w:t>
+      </w:r>
+    </w:p>
+    <w:p>
+      <w:pPr>
+        <w:jc w:val="both"/>
+      </w:pPr>
+      <w:r>
+        <w:t>— Скромно. Я бы написал фамилию, — сказал Дэн.</w:t>
+      </w:r>
+    </w:p>
+    <w:p>
+      <w:pPr>
+        <w:jc w:val="both"/>
+      </w:pPr>
+      <w:r>
+        <w:t>— У тебя она не поместится, — сказал Лев.</w:t>
       </w:r>
     </w:p>
     <w:p>
@@ -2090,7 +2090,7 @@
         <w:jc w:val="both"/>
       </w:pPr>
       <w:r>
-        <w:t>— Ну вот, — сказала она. — Одну вещь уже сделали.</w:t>
+        <w:t>— Ну вот, — сказала Ева. — Одну вещь уже сделали.</w:t>
       </w:r>
     </w:p>
     <w:p>
@@ -2130,31 +2130,31 @@
         <w:jc w:val="both"/>
       </w:pPr>
       <w:r>
-        <w:t>— День расчёта?</w:t>
-      </w:r>
-    </w:p>
-    <w:p>
-      <w:pPr>
-        <w:jc w:val="both"/>
-      </w:pPr>
-      <w:r>
-        <w:t>— Пятница.</w:t>
-      </w:r>
-    </w:p>
-    <w:p>
-      <w:pPr>
-        <w:jc w:val="both"/>
-      </w:pPr>
-      <w:r>
-        <w:t>— Каждая?</w:t>
-      </w:r>
-    </w:p>
-    <w:p>
-      <w:pPr>
-        <w:jc w:val="both"/>
-      </w:pPr>
-      <w:r>
-        <w:t>— Каждая.</w:t>
+        <w:t>— День расчёта? — спросил Лев.</w:t>
+      </w:r>
+    </w:p>
+    <w:p>
+      <w:pPr>
+        <w:jc w:val="both"/>
+      </w:pPr>
+      <w:r>
+        <w:t>— Пятница, — сказал Макс.</w:t>
+      </w:r>
+    </w:p>
+    <w:p>
+      <w:pPr>
+        <w:jc w:val="both"/>
+      </w:pPr>
+      <w:r>
+        <w:t>— Каждая? — спросил Лев.</w:t>
+      </w:r>
+    </w:p>
+    <w:p>
+      <w:pPr>
+        <w:jc w:val="both"/>
+      </w:pPr>
+      <w:r>
+        <w:t>— Каждая, — сказал Макс.</w:t>
       </w:r>
     </w:p>
     <w:p>
@@ -2170,23 +2170,23 @@
         <w:jc w:val="both"/>
       </w:pPr>
       <w:r>
-        <w:t>— Я не могу работать за будущую долю.</w:t>
-      </w:r>
-    </w:p>
-    <w:p>
-      <w:pPr>
-        <w:jc w:val="both"/>
-      </w:pPr>
-      <w:r>
-        <w:t>— Я и не предлагаю.</w:t>
-      </w:r>
-    </w:p>
-    <w:p>
-      <w:pPr>
-        <w:jc w:val="both"/>
-      </w:pPr>
-      <w:r>
-        <w:t>— Дэну предложили?</w:t>
+        <w:t>— Я не могу работать за будущую долю, — сказал Лев.</w:t>
+      </w:r>
+    </w:p>
+    <w:p>
+      <w:pPr>
+        <w:jc w:val="both"/>
+      </w:pPr>
+      <w:r>
+        <w:t>— Я и не предлагаю, — сказал Макс.</w:t>
+      </w:r>
+    </w:p>
+    <w:p>
+      <w:pPr>
+        <w:jc w:val="both"/>
+      </w:pPr>
+      <w:r>
+        <w:t>— Дэну предложили? — спросил Лев.</w:t>
       </w:r>
     </w:p>
     <w:p>
@@ -2202,23 +2202,23 @@
         <w:jc w:val="both"/>
       </w:pPr>
       <w:r>
-        <w:t>— Дэн сам попросил. Я сказал, что сначала оформим компанию и поймём, что вообще делим.</w:t>
-      </w:r>
-    </w:p>
-    <w:p>
-      <w:pPr>
-        <w:jc w:val="both"/>
-      </w:pPr>
-      <w:r>
-        <w:t>— Он всё равно услышал, что вы согласились.</w:t>
-      </w:r>
-    </w:p>
-    <w:p>
-      <w:pPr>
-        <w:jc w:val="both"/>
-      </w:pPr>
-      <w:r>
-        <w:t>— Тогда ещё раз поговорю с ним.</w:t>
+        <w:t>— Дэн сам попросил. Я сказал, что сначала оформим компанию и поймём, что вообще делим, — сказал Макс.</w:t>
+      </w:r>
+    </w:p>
+    <w:p>
+      <w:pPr>
+        <w:jc w:val="both"/>
+      </w:pPr>
+      <w:r>
+        <w:t>— Он всё равно услышал, что вы согласились, — сказал Лев.</w:t>
+      </w:r>
+    </w:p>
+    <w:p>
+      <w:pPr>
+        <w:jc w:val="both"/>
+      </w:pPr>
+      <w:r>
+        <w:t>— Тогда ещё раз поговорю с ним, — сказал Макс.</w:t>
       </w:r>
     </w:p>
     <w:p>
@@ -2234,7 +2234,7 @@
         <w:jc w:val="both"/>
       </w:pPr>
       <w:r>
-        <w:t>— В прошлой мастерской всегда сначала платили поставщику. Потом аренду. Потом хозяин говорил, что без телефона нельзя работать. Нам — в самом конце.</w:t>
+        <w:t>— В прошлой мастерской всегда сначала платили поставщику. Потом аренду. Потом хозяин говорил, что без телефона нельзя работать. Нам — в самом конце, — сказал Лев.</w:t>
       </w:r>
     </w:p>
     <w:p>
@@ -2250,7 +2250,7 @@
         <w:jc w:val="both"/>
       </w:pPr>
       <w:r>
-        <w:t>— Здесь начнём с зарплаты.</w:t>
+        <w:t>— Здесь начнём с зарплаты, — сказал Макс.</w:t>
       </w:r>
     </w:p>
     <w:p>
@@ -2266,15 +2266,15 @@
         <w:jc w:val="both"/>
       </w:pPr>
       <w:r>
-        <w:t>— От чего?</w:t>
-      </w:r>
-    </w:p>
-    <w:p>
-      <w:pPr>
-        <w:jc w:val="both"/>
-      </w:pPr>
-      <w:r>
-        <w:t>— Вход, задняя дверь, ящик. Дубликат для тебя. Если решишь остаться.</w:t>
+        <w:t>— От чего? — спросил Лев.</w:t>
+      </w:r>
+    </w:p>
+    <w:p>
+      <w:pPr>
+        <w:jc w:val="both"/>
+      </w:pPr>
+      <w:r>
+        <w:t>— Вход, задняя дверь, ящик. Дубликат для тебя. Если решишь остаться, — сказал Макс.</w:t>
       </w:r>
     </w:p>
     <w:p>
@@ -2298,7 +2298,7 @@
         <w:jc w:val="both"/>
       </w:pPr>
       <w:r>
-        <w:t>— Останусь.</w:t>
+        <w:t>— Останусь, — сказал Лев.</w:t>
       </w:r>
     </w:p>
     <w:p>
@@ -2322,7 +2322,7 @@
         <w:jc w:val="both"/>
       </w:pPr>
       <w:r>
-        <w:t>— Да, иду. Нет, не забыл.</w:t>
+        <w:t>— Да, иду. Нет, не забыл, — сказал Макс.</w:t>
       </w:r>
     </w:p>
     <w:p>
@@ -2338,7 +2338,7 @@
         <w:jc w:val="both"/>
       </w:pPr>
       <w:r>
-        <w:t>— Правда?</w:t>
+        <w:t>— Правда? — спросила Анна.</w:t>
       </w:r>
     </w:p>
     <w:p>
@@ -2354,7 +2354,7 @@
         <w:jc w:val="both"/>
       </w:pPr>
       <w:r>
-        <w:t>— Сейчас зайду.</w:t>
+        <w:t>— Сейчас зайду, — сказал Макс.</w:t>
       </w:r>
     </w:p>
     <w:p>
@@ -2370,23 +2370,23 @@
         <w:jc w:val="both"/>
       </w:pPr>
       <w:r>
-        <w:t>— За молоком надо.</w:t>
-      </w:r>
-    </w:p>
-    <w:p>
-      <w:pPr>
-        <w:jc w:val="both"/>
-      </w:pPr>
-      <w:r>
-        <w:t>— Магазин за углом до десяти.</w:t>
-      </w:r>
-    </w:p>
-    <w:p>
-      <w:pPr>
-        <w:jc w:val="both"/>
-      </w:pPr>
-      <w:r>
-        <w:t>— Успею.</w:t>
+        <w:t>— За молоком надо, — сказал Макс.</w:t>
+      </w:r>
+    </w:p>
+    <w:p>
+      <w:pPr>
+        <w:jc w:val="both"/>
+      </w:pPr>
+      <w:r>
+        <w:t>— Магазин за углом до десяти, — сказал Лев.</w:t>
+      </w:r>
+    </w:p>
+    <w:p>
+      <w:pPr>
+        <w:jc w:val="both"/>
+      </w:pPr>
+      <w:r>
+        <w:t>— Успею, — сказал Макс.</w:t>
       </w:r>
     </w:p>
     <w:p>
@@ -2418,7 +2418,7 @@
         <w:jc w:val="both"/>
       </w:pPr>
       <w:r>
-        <w:t>— Нет. Это чтобы приходить, когда нужно.</w:t>
+        <w:t>— Нет. Это чтобы приходить, когда нужно, — сказал Лев.</w:t>
       </w:r>
     </w:p>
     <w:p>
@@ -2434,7 +2434,7 @@
         <w:jc w:val="both"/>
       </w:pPr>
       <w:r>
-        <w:t>— Тяжёлые.</w:t>
+        <w:t>— Тяжёлые, — сказала мать Льва.</w:t>
       </w:r>
     </w:p>
     <w:p>
@@ -2487,15 +2487,15 @@
         <w:jc w:val="both"/>
       </w:pPr>
       <w:r>
-        <w:t>— Это заявление о постоянном присутствии.</w:t>
-      </w:r>
-    </w:p>
-    <w:p>
-      <w:pPr>
-        <w:jc w:val="both"/>
-      </w:pPr>
-      <w:r>
-        <w:t>— Тогда помой постоянное присутствие. Оно со вчерашнего дня в раковине.</w:t>
+        <w:t>— Это заявление о постоянном присутствии, — сказал Дэн.</w:t>
+      </w:r>
+    </w:p>
+    <w:p>
+      <w:pPr>
+        <w:jc w:val="both"/>
+      </w:pPr>
+      <w:r>
+        <w:t>— Тогда помой постоянное присутствие. Оно со вчерашнего дня в раковине, — сказала Ева.</w:t>
       </w:r>
     </w:p>
     <w:p>
@@ -2567,15 +2567,15 @@
         <w:jc w:val="both"/>
       </w:pPr>
       <w:r>
-        <w:t>— Есть. Но попробуй поставить на три разных старых двигателя и не потратить на настройку два дня.</w:t>
-      </w:r>
-    </w:p>
-    <w:p>
-      <w:pPr>
-        <w:jc w:val="both"/>
-      </w:pPr>
-      <w:r>
-        <w:t>— А мы поставим?</w:t>
+        <w:t>— Есть. Но попробуй поставить на три разных старых двигателя и не потратить на настройку два дня, — сказал Макс.</w:t>
+      </w:r>
+    </w:p>
+    <w:p>
+      <w:pPr>
+        <w:jc w:val="both"/>
+      </w:pPr>
+      <w:r>
+        <w:t>— А мы поставим? — спросил Лев.</w:t>
       </w:r>
     </w:p>
     <w:p>
@@ -2591,7 +2591,7 @@
         <w:jc w:val="both"/>
       </w:pPr>
       <w:r>
-        <w:t>— Пока нет.</w:t>
+        <w:t>— Пока нет, — сказал Макс.</w:t>
       </w:r>
     </w:p>
     <w:p>
@@ -2647,7 +2647,7 @@
         <w:jc w:val="both"/>
       </w:pPr>
       <w:r>
-        <w:t>— Чтобы следующий испытатель не искал кнопку.</w:t>
+        <w:t>— Чтобы следующий испытатель не искал кнопку, — сказала Ева.</w:t>
       </w:r>
     </w:p>
     <w:p>
@@ -2671,7 +2671,7 @@
         <w:jc w:val="both"/>
       </w:pPr>
       <w:r>
-        <w:t>— Рот, — сказала она.</w:t>
+        <w:t>— Рот, — сказала Ева.</w:t>
       </w:r>
     </w:p>
     <w:p>
@@ -2687,7 +2687,7 @@
         <w:jc w:val="both"/>
       </w:pPr>
       <w:r>
-        <w:t>— Открой. Там еда должна быть иногда.</w:t>
+        <w:t>— Открой. Там еда должна быть иногда, — сказала Ева.</w:t>
       </w:r>
     </w:p>
     <w:p>
@@ -2719,7 +2719,7 @@
         <w:jc w:val="both"/>
       </w:pPr>
       <w:r>
-        <w:t>— Ещё раз.</w:t>
+        <w:t>— Ещё раз, — сказал Макс.</w:t>
       </w:r>
     </w:p>
     <w:p>
@@ -2751,7 +2751,7 @@
         <w:jc w:val="both"/>
       </w:pPr>
       <w:r>
-        <w:t>— Теперь мы богатые? — спросил он.</w:t>
+        <w:t>— Теперь мы богатые? — спросил Дэн.</w:t>
       </w:r>
     </w:p>
     <w:p>
@@ -2767,15 +2767,15 @@
         <w:jc w:val="both"/>
       </w:pPr>
       <w:r>
-        <w:t>— До вторника.</w:t>
-      </w:r>
-    </w:p>
-    <w:p>
-      <w:pPr>
-        <w:jc w:val="both"/>
-      </w:pPr>
-      <w:r>
-        <w:t>— Хватит. Я не привык надолго.</w:t>
+        <w:t>— До вторника, — сказала Ева.</w:t>
+      </w:r>
+    </w:p>
+    <w:p>
+      <w:pPr>
+        <w:jc w:val="both"/>
+      </w:pPr>
+      <w:r>
+        <w:t>— Хватит. Я не привык надолго, — сказал Дэн.</w:t>
       </w:r>
     </w:p>
     <w:p>
@@ -2815,7 +2815,7 @@
         <w:jc w:val="both"/>
       </w:pPr>
       <w:r>
-        <w:t>— Скажу, тяжёлая ночь.</w:t>
+        <w:t>— Скажу, тяжёлая ночь, — сказал Макс.</w:t>
       </w:r>
     </w:p>
     <w:p>
@@ -2911,7 +2911,7 @@
         <w:jc w:val="both"/>
       </w:pPr>
       <w:r>
-        <w:t>— Не только для этого. Нужны испытания. Температура, помехи, повторяемость. И оформление. Чтобы потом не доказывать, что это ваше.</w:t>
+        <w:t>— Не только для этого. Нужны испытания. Температура, помехи, повторяемость. И оформление. Чтобы потом не доказывать, что это ваше, — сказал Павел.</w:t>
       </w:r>
     </w:p>
     <w:p>
@@ -2927,15 +2927,15 @@
         <w:jc w:val="both"/>
       </w:pPr>
       <w:r>
-        <w:t>— Какое оформление?</w:t>
-      </w:r>
-    </w:p>
-    <w:p>
-      <w:pPr>
-        <w:jc w:val="both"/>
-      </w:pPr>
-      <w:r>
-        <w:t>— Оригинальный образец, описание, журнал изменений. Всё фиксируется у независимого хранителя. Работаешь — не думаешь, кто что у тебя вынесет.</w:t>
+        <w:t>— Какое оформление? — спросил Лев.</w:t>
+      </w:r>
+    </w:p>
+    <w:p>
+      <w:pPr>
+        <w:jc w:val="both"/>
+      </w:pPr>
+      <w:r>
+        <w:t>— Оригинальный образец, описание, журнал изменений. Всё фиксируется у независимого хранителя. Работаешь — не думаешь, кто что у тебя вынесет, — сказал Павел.</w:t>
       </w:r>
     </w:p>
     <w:p>
@@ -2951,7 +2951,7 @@
         <w:jc w:val="both"/>
       </w:pPr>
       <w:r>
-        <w:t>— Тем лучше.</w:t>
+        <w:t>— Тем лучше, — сказал Павел.</w:t>
       </w:r>
     </w:p>
     <w:p>
@@ -2975,7 +2975,7 @@
         <w:jc w:val="both"/>
       </w:pPr>
       <w:r>
-        <w:t>— За это можно ещё одну мастерскую снять.</w:t>
+        <w:t>— За это можно ещё одну мастерскую снять, — сказала Ева.</w:t>
       </w:r>
     </w:p>
     <w:p>
@@ -3039,7 +3039,7 @@
         <w:jc w:val="both"/>
       </w:pPr>
       <w:r>
-        <w:t>— На память, когда разбогатеем.</w:t>
+        <w:t>— На память, когда разбогатеем, — сказал Дэн.</w:t>
       </w:r>
     </w:p>
     <w:p>
@@ -3055,7 +3055,7 @@
         <w:jc w:val="both"/>
       </w:pPr>
       <w:r>
-        <w:t>— Нет. Людям надо платить сейчас.</w:t>
+        <w:t>— Нет. Людям надо платить сейчас, — сказал Макс.</w:t>
       </w:r>
     </w:p>
     <w:p>
@@ -3124,7 +3124,7 @@
         <w:jc w:val="both"/>
       </w:pPr>
       <w:r>
-        <w:t>— Могли хотя бы нашу вернуть. В той удобно было.</w:t>
+        <w:t>— Могли хотя бы нашу вернуть. В той удобно было, — сказала Ева.</w:t>
       </w:r>
     </w:p>
     <w:p>
@@ -3140,7 +3140,7 @@
         <w:jc w:val="both"/>
       </w:pPr>
       <w:r>
-        <w:t>— Не гремит. Значит, работают.</w:t>
+        <w:t>— Не гремит. Значит, работают, — сказал Дэн.</w:t>
       </w:r>
     </w:p>
     <w:p>
@@ -3196,23 +3196,23 @@
         <w:jc w:val="both"/>
       </w:pPr>
       <w:r>
-        <w:t>— Может, настройки сбросили.</w:t>
-      </w:r>
-    </w:p>
-    <w:p>
-      <w:pPr>
-        <w:jc w:val="both"/>
-      </w:pPr>
-      <w:r>
-        <w:t>— Сами не восстанавливаются?</w:t>
-      </w:r>
-    </w:p>
-    <w:p>
-      <w:pPr>
-        <w:jc w:val="both"/>
-      </w:pPr>
-      <w:r>
-        <w:t>— Я предложил, не обижайся.</w:t>
+        <w:t>— Может, настройки сбросили, — сказал Дэн.</w:t>
+      </w:r>
+    </w:p>
+    <w:p>
+      <w:pPr>
+        <w:jc w:val="both"/>
+      </w:pPr>
+      <w:r>
+        <w:t>— Сами не восстанавливаются? — спросил Лев.</w:t>
+      </w:r>
+    </w:p>
+    <w:p>
+      <w:pPr>
+        <w:jc w:val="both"/>
+      </w:pPr>
+      <w:r>
+        <w:t>— Я предложил, не обижайся, — сказал Дэн.</w:t>
       </w:r>
     </w:p>
     <w:p>
@@ -3284,15 +3284,15 @@
         <w:jc w:val="both"/>
       </w:pPr>
       <w:r>
-        <w:t>— Это не наша.</w:t>
-      </w:r>
-    </w:p>
-    <w:p>
-      <w:pPr>
-        <w:jc w:val="both"/>
-      </w:pPr>
-      <w:r>
-        <w:t>— Коробка?</w:t>
+        <w:t>— Это не наша, — сказал Лев.</w:t>
+      </w:r>
+    </w:p>
+    <w:p>
+      <w:pPr>
+        <w:jc w:val="both"/>
+      </w:pPr>
+      <w:r>
+        <w:t>— Коробка? — спросил Дэн.</w:t>
       </w:r>
     </w:p>
     <w:p>
@@ -3316,31 +3316,31 @@
         <w:jc w:val="both"/>
       </w:pPr>
       <w:r>
-        <w:t>— Вот крепление. Я метку ставил.</w:t>
-      </w:r>
-    </w:p>
-    <w:p>
-      <w:pPr>
-        <w:jc w:val="both"/>
-      </w:pPr>
-      <w:r>
-        <w:t>— Могли при испытании сменить.</w:t>
-      </w:r>
-    </w:p>
-    <w:p>
-      <w:pPr>
-        <w:jc w:val="both"/>
-      </w:pPr>
-      <w:r>
-        <w:t>— Как испытать мою плату, сменив её на другую?</w:t>
-      </w:r>
-    </w:p>
-    <w:p>
-      <w:pPr>
-        <w:jc w:val="both"/>
-      </w:pPr>
-      <w:r>
-        <w:t>— Не знаю. Поэтому и говорю, могли.</w:t>
+        <w:t>— Вот крепление. Я метку ставил, — сказал Лев.</w:t>
+      </w:r>
+    </w:p>
+    <w:p>
+      <w:pPr>
+        <w:jc w:val="both"/>
+      </w:pPr>
+      <w:r>
+        <w:t>— Могли при испытании сменить, — сказал Дэн.</w:t>
+      </w:r>
+    </w:p>
+    <w:p>
+      <w:pPr>
+        <w:jc w:val="both"/>
+      </w:pPr>
+      <w:r>
+        <w:t>— Как испытать мою плату, сменив её на другую? — спросил Лев.</w:t>
+      </w:r>
+    </w:p>
+    <w:p>
+      <w:pPr>
+        <w:jc w:val="both"/>
+      </w:pPr>
+      <w:r>
+        <w:t>— Не знаю. Поэтому и говорю, могли, — сказал Дэн.</w:t>
       </w:r>
     </w:p>
     <w:p>
@@ -3364,7 +3364,7 @@
         <w:jc w:val="both"/>
       </w:pPr>
       <w:r>
-        <w:t>— В заключении сказано, образец прошёл первичную проверку. Замечания — на второй странице.</w:t>
+        <w:t>— В заключении сказано, образец прошёл первичную проверку. Замечания — на второй странице, — сказала Ева.</w:t>
       </w:r>
     </w:p>
     <w:p>
@@ -3388,7 +3388,7 @@
         <w:jc w:val="both"/>
       </w:pPr>
       <w:r>
-        <w:t>— Я вижу плату.</w:t>
+        <w:t>— Я вижу плату, — сказала Ева.</w:t>
       </w:r>
     </w:p>
     <w:p>
@@ -3404,7 +3404,7 @@
         <w:jc w:val="both"/>
       </w:pPr>
       <w:r>
-        <w:t>— Подожди, я Максу позвоню.</w:t>
+        <w:t>— Подожди, я Максу позвоню, — сказала Ева.</w:t>
       </w:r>
     </w:p>
     <w:p>
@@ -3452,23 +3452,23 @@
         <w:jc w:val="both"/>
       </w:pPr>
       <w:r>
-        <w:t>— Вижу.</w:t>
-      </w:r>
-    </w:p>
-    <w:p>
-      <w:pPr>
-        <w:jc w:val="both"/>
-      </w:pPr>
-      <w:r>
-        <w:t>— Там ничего нет.</w:t>
-      </w:r>
-    </w:p>
-    <w:p>
-      <w:pPr>
-        <w:jc w:val="both"/>
-      </w:pPr>
-      <w:r>
-        <w:t>— Вижу, Лев.</w:t>
+        <w:t>— Вижу, — сказал Макс.</w:t>
+      </w:r>
+    </w:p>
+    <w:p>
+      <w:pPr>
+        <w:jc w:val="both"/>
+      </w:pPr>
+      <w:r>
+        <w:t>— Там ничего нет, — сказал Лев.</w:t>
+      </w:r>
+    </w:p>
+    <w:p>
+      <w:pPr>
+        <w:jc w:val="both"/>
+      </w:pPr>
+      <w:r>
+        <w:t>— Вижу, Лев, — сказал Макс.</w:t>
       </w:r>
     </w:p>
     <w:p>
@@ -3492,23 +3492,23 @@
         <w:jc w:val="both"/>
       </w:pPr>
       <w:r>
-        <w:t>— Позвоним им. Наверняка перепутали при сборке.</w:t>
-      </w:r>
-    </w:p>
-    <w:p>
-      <w:pPr>
-        <w:jc w:val="both"/>
-      </w:pPr>
-      <w:r>
-        <w:t>— А почему в заключении наша прошла?</w:t>
-      </w:r>
-    </w:p>
-    <w:p>
-      <w:pPr>
-        <w:jc w:val="both"/>
-      </w:pPr>
-      <w:r>
-        <w:t>— Потому что наша, возможно, там. А к нам вернули другую.</w:t>
+        <w:t>— Позвоним им. Наверняка перепутали при сборке, — сказал Макс.</w:t>
+      </w:r>
+    </w:p>
+    <w:p>
+      <w:pPr>
+        <w:jc w:val="both"/>
+      </w:pPr>
+      <w:r>
+        <w:t>— А почему в заключении наша прошла? — спросил Лев.</w:t>
+      </w:r>
+    </w:p>
+    <w:p>
+      <w:pPr>
+        <w:jc w:val="both"/>
+      </w:pPr>
+      <w:r>
+        <w:t>— Потому что наша, возможно, там. А к нам вернули другую, — сказал Макс.</w:t>
       </w:r>
     </w:p>
     <w:p>
@@ -3540,7 +3540,7 @@
         <w:jc w:val="both"/>
       </w:pPr>
       <w:r>
-        <w:t>— Завтра поедем. Павел будет после одиннадцати.</w:t>
+        <w:t>— Завтра поедем. Павел будет после одиннадцати, — сказал Макс.</w:t>
       </w:r>
     </w:p>
     <w:p>
@@ -3556,15 +3556,15 @@
         <w:jc w:val="both"/>
       </w:pPr>
       <w:r>
-        <w:t>— Вместе с Дэном.</w:t>
-      </w:r>
-    </w:p>
-    <w:p>
-      <w:pPr>
-        <w:jc w:val="both"/>
-      </w:pPr>
-      <w:r>
-        <w:t>— Зачем?</w:t>
+        <w:t>— Вместе с Дэном, — сказал Макс.</w:t>
+      </w:r>
+    </w:p>
+    <w:p>
+      <w:pPr>
+        <w:jc w:val="both"/>
+      </w:pPr>
+      <w:r>
+        <w:t>— Зачем? — спросил Лев.</w:t>
       </w:r>
     </w:p>
     <w:p>
@@ -3580,7 +3580,7 @@
         <w:jc w:val="both"/>
       </w:pPr>
       <w:r>
-        <w:t>— Он отдавал образец. Знает, кому.</w:t>
+        <w:t>— Он отдавал образец. Знает, кому, — сказал Макс.</w:t>
       </w:r>
     </w:p>
     <w:p>
@@ -3596,7 +3596,7 @@
         <w:jc w:val="both"/>
       </w:pPr>
       <w:r>
-        <w:t>— Не проблема, — сказал он. — Только машину найди.</w:t>
+        <w:t>— Не проблема, — сказал Дэн. — Только машину найди.</w:t>
       </w:r>
     </w:p>
     <w:p>
@@ -3628,23 +3628,23 @@
         <w:jc w:val="both"/>
       </w:pPr>
       <w:r>
-        <w:t>— Ты что думаешь?</w:t>
-      </w:r>
-    </w:p>
-    <w:p>
-      <w:pPr>
-        <w:jc w:val="both"/>
-      </w:pPr>
-      <w:r>
-        <w:t>— Пока ничего.</w:t>
-      </w:r>
-    </w:p>
-    <w:p>
-      <w:pPr>
-        <w:jc w:val="both"/>
-      </w:pPr>
-      <w:r>
-        <w:t>— Не ври.</w:t>
+        <w:t>— Ты что думаешь? — спросил Дэн.</w:t>
+      </w:r>
+    </w:p>
+    <w:p>
+      <w:pPr>
+        <w:jc w:val="both"/>
+      </w:pPr>
+      <w:r>
+        <w:t>— Пока ничего, — сказал Лев.</w:t>
+      </w:r>
+    </w:p>
+    <w:p>
+      <w:pPr>
+        <w:jc w:val="both"/>
+      </w:pPr>
+      <w:r>
+        <w:t>— Не ври, — сказал Дэн.</w:t>
       </w:r>
     </w:p>
     <w:p>
@@ -3660,39 +3660,39 @@
         <w:jc w:val="both"/>
       </w:pPr>
       <w:r>
-        <w:t>— Почему ты не подождал меня? Когда отдавал.</w:t>
-      </w:r>
-    </w:p>
-    <w:p>
-      <w:pPr>
-        <w:jc w:val="both"/>
-      </w:pPr>
-      <w:r>
-        <w:t>— Он приехал утром. У тебя была смена со второй половины дня.</w:t>
-      </w:r>
-    </w:p>
-    <w:p>
-      <w:pPr>
-        <w:jc w:val="both"/>
-      </w:pPr>
-      <w:r>
-        <w:t>— Мог позвонить.</w:t>
-      </w:r>
-    </w:p>
-    <w:p>
-      <w:pPr>
-        <w:jc w:val="both"/>
-      </w:pPr>
-      <w:r>
-        <w:t>— Мог. Надо было каждый винт с тобой согласовать?</w:t>
-      </w:r>
-    </w:p>
-    <w:p>
-      <w:pPr>
-        <w:jc w:val="both"/>
-      </w:pPr>
-      <w:r>
-        <w:t>— Там моя работа.</w:t>
+        <w:t>— Почему ты не подождал меня? Когда отдавал, — сказал Лев.</w:t>
+      </w:r>
+    </w:p>
+    <w:p>
+      <w:pPr>
+        <w:jc w:val="both"/>
+      </w:pPr>
+      <w:r>
+        <w:t>— Он приехал утром. У тебя была смена со второй половины дня, — сказал Дэн.</w:t>
+      </w:r>
+    </w:p>
+    <w:p>
+      <w:pPr>
+        <w:jc w:val="both"/>
+      </w:pPr>
+      <w:r>
+        <w:t>— Мог позвонить, — сказал Лев.</w:t>
+      </w:r>
+    </w:p>
+    <w:p>
+      <w:pPr>
+        <w:jc w:val="both"/>
+      </w:pPr>
+      <w:r>
+        <w:t>— Мог. Надо было каждый винт с тобой согласовать? — спросил Дэн.</w:t>
+      </w:r>
+    </w:p>
+    <w:p>
+      <w:pPr>
+        <w:jc w:val="both"/>
+      </w:pPr>
+      <w:r>
+        <w:t>— Там моя работа, — сказал Лев.</w:t>
       </w:r>
     </w:p>
     <w:p>
@@ -3708,7 +3708,7 @@
         <w:jc w:val="both"/>
       </w:pPr>
       <w:r>
-        <w:t>— Я заметил.</w:t>
+        <w:t>— Я заметил, — сказал Дэн.</w:t>
       </w:r>
     </w:p>
     <w:p>
@@ -3732,7 +3732,7 @@
         <w:jc w:val="both"/>
       </w:pPr>
       <w:r>
-        <w:t>— Завтра в десять. У пекарни.</w:t>
+        <w:t>— Завтра в десять. У пекарни, — сказал Дэн.</w:t>
       </w:r>
     </w:p>
     <w:p>
@@ -3748,7 +3748,7 @@
         <w:jc w:val="both"/>
       </w:pPr>
       <w:r>
-        <w:t>— Ты её ещё долго будешь разбирать?</w:t>
+        <w:t>— Ты её ещё долго будешь разбирать? — спросила Ева.</w:t>
       </w:r>
     </w:p>
     <w:p>
@@ -3764,7 +3764,7 @@
         <w:jc w:val="both"/>
       </w:pPr>
       <w:r>
-        <w:t>— Тогда только не потеряй вкладыш. У нас единственная бумага о том, что нам хоть что-то вернули.</w:t>
+        <w:t>— Тогда только не потеряй вкладыш. У нас единственная бумага о том, что нам хоть что-то вернули, — сказала Ева.</w:t>
       </w:r>
     </w:p>
     <w:p>
@@ -3841,7 +3841,7 @@
         <w:jc w:val="both"/>
       </w:pPr>
       <w:r>
-        <w:t>— Плавно. Он резких людей не любит.</w:t>
+        <w:t>— Плавно. Он резких людей не любит, — сказал Дэн.</w:t>
       </w:r>
     </w:p>
     <w:p>
@@ -3857,31 +3857,31 @@
         <w:jc w:val="both"/>
       </w:pPr>
       <w:r>
-        <w:t>— А почему здесь собачья шерсть?</w:t>
-      </w:r>
-    </w:p>
-    <w:p>
-      <w:pPr>
-        <w:jc w:val="both"/>
-      </w:pPr>
-      <w:r>
-        <w:t>— Главный пассажир.</w:t>
-      </w:r>
-    </w:p>
-    <w:p>
-      <w:pPr>
-        <w:jc w:val="both"/>
-      </w:pPr>
-      <w:r>
-        <w:t>— Ему сиденье чинят?</w:t>
-      </w:r>
-    </w:p>
-    <w:p>
-      <w:pPr>
-        <w:jc w:val="both"/>
-      </w:pPr>
-      <w:r>
-        <w:t>— Ему можно на заднем лежать.</w:t>
+        <w:t>— А почему здесь собачья шерсть? — спросил Лев.</w:t>
+      </w:r>
+    </w:p>
+    <w:p>
+      <w:pPr>
+        <w:jc w:val="both"/>
+      </w:pPr>
+      <w:r>
+        <w:t>— Главный пассажир, — сказал Дэн.</w:t>
+      </w:r>
+    </w:p>
+    <w:p>
+      <w:pPr>
+        <w:jc w:val="both"/>
+      </w:pPr>
+      <w:r>
+        <w:t>— Ему сиденье чинят? — спросил Лев.</w:t>
+      </w:r>
+    </w:p>
+    <w:p>
+      <w:pPr>
+        <w:jc w:val="both"/>
+      </w:pPr>
+      <w:r>
+        <w:t>— Ему можно на заднем лежать, — сказал Дэн.</w:t>
       </w:r>
     </w:p>
     <w:p>
@@ -3897,7 +3897,7 @@
         <w:jc w:val="both"/>
       </w:pPr>
       <w:r>
-        <w:t>— Передай, что я его уважаю.</w:t>
+        <w:t>— Передай, что я его уважаю, — сказал Лев.</w:t>
       </w:r>
     </w:p>
     <w:p>
@@ -3913,15 +3913,15 @@
         <w:jc w:val="both"/>
       </w:pPr>
       <w:r>
-        <w:t>— Нет.</w:t>
-      </w:r>
-    </w:p>
-    <w:p>
-      <w:pPr>
-        <w:jc w:val="both"/>
-      </w:pPr>
-      <w:r>
-        <w:t>— Хорошо. Я бы удивился.</w:t>
+        <w:t>— Нет, — сказал Лев.</w:t>
+      </w:r>
+    </w:p>
+    <w:p>
+      <w:pPr>
+        <w:jc w:val="both"/>
+      </w:pPr>
+      <w:r>
+        <w:t>— Хорошо. Я бы удивился, — сказал Дэн.</w:t>
       </w:r>
     </w:p>
     <w:p>
@@ -3945,23 +3945,23 @@
         <w:jc w:val="both"/>
       </w:pPr>
       <w:r>
-        <w:t>— На сиденье.</w:t>
-      </w:r>
-    </w:p>
-    <w:p>
-      <w:pPr>
-        <w:jc w:val="both"/>
-      </w:pPr>
-      <w:r>
-        <w:t>— Лев.</w:t>
-      </w:r>
-    </w:p>
-    <w:p>
-      <w:pPr>
-        <w:jc w:val="both"/>
-      </w:pPr>
-      <w:r>
-        <w:t>— Пока не знаю.</w:t>
+        <w:t>— На сиденье, — сказал Лев.</w:t>
+      </w:r>
+    </w:p>
+    <w:p>
+      <w:pPr>
+        <w:jc w:val="both"/>
+      </w:pPr>
+      <w:r>
+        <w:t>— Лев, — сказал Дэн.</w:t>
+      </w:r>
+    </w:p>
+    <w:p>
+      <w:pPr>
+        <w:jc w:val="both"/>
+      </w:pPr>
+      <w:r>
+        <w:t>— Пока не знаю, — сказал Лев.</w:t>
       </w:r>
     </w:p>
     <w:p>
@@ -3993,7 +3993,7 @@
         <w:jc w:val="both"/>
       </w:pPr>
       <w:r>
-        <w:t>— Вы по возврату?</w:t>
+        <w:t>— Вы по возврату? — спросила сотрудница приёмной.</w:t>
       </w:r>
     </w:p>
     <w:p>
@@ -4041,7 +4041,7 @@
         <w:jc w:val="both"/>
       </w:pPr>
       <w:r>
-        <w:t>— Показывайте.</w:t>
+        <w:t>— Показывайте, — сказал Павел.</w:t>
       </w:r>
     </w:p>
     <w:p>
@@ -4089,7 +4089,7 @@
         <w:jc w:val="both"/>
       </w:pPr>
       <w:r>
-        <w:t>— Другого у меня нет.</w:t>
+        <w:t>— Другого у меня нет, — сказала сотрудница приёмной.</w:t>
       </w:r>
     </w:p>
     <w:p>
@@ -4121,7 +4121,7 @@
         <w:jc w:val="both"/>
       </w:pPr>
       <w:r>
-        <w:t>— Сегодня специалист выехал. Я не смогу открыть его шкаф.</w:t>
+        <w:t>— Сегодня специалист выехал. Я не смогу открыть его шкаф, — сказал Павел.</w:t>
       </w:r>
     </w:p>
     <w:p>
@@ -4137,15 +4137,15 @@
         <w:jc w:val="both"/>
       </w:pPr>
       <w:r>
-        <w:t>— Когда вернётся?</w:t>
-      </w:r>
-    </w:p>
-    <w:p>
-      <w:pPr>
-        <w:jc w:val="both"/>
-      </w:pPr>
-      <w:r>
-        <w:t>— Завтра или в понедельник. Узнаю — позвоню.</w:t>
+        <w:t>— Когда вернётся? — спросил Дэн.</w:t>
+      </w:r>
+    </w:p>
+    <w:p>
+      <w:pPr>
+        <w:jc w:val="both"/>
+      </w:pPr>
+      <w:r>
+        <w:t>— Завтра или в понедельник. Узнаю — позвоню, — сказал Павел.</w:t>
       </w:r>
     </w:p>
     <w:p>
@@ -4161,23 +4161,23 @@
         <w:jc w:val="both"/>
       </w:pPr>
       <w:r>
-        <w:t>— У нас там единственный собранный образец. Нам самим нужен.</w:t>
-      </w:r>
-    </w:p>
-    <w:p>
-      <w:pPr>
-        <w:jc w:val="both"/>
-      </w:pPr>
-      <w:r>
-        <w:t>— Я понимаю.</w:t>
-      </w:r>
-    </w:p>
-    <w:p>
-      <w:pPr>
-        <w:jc w:val="both"/>
-      </w:pPr>
-      <w:r>
-        <w:t>— Тогда скажите, где он.</w:t>
+        <w:t>— У нас там единственный собранный образец. Нам самим нужен, — сказал Лев.</w:t>
+      </w:r>
+    </w:p>
+    <w:p>
+      <w:pPr>
+        <w:jc w:val="both"/>
+      </w:pPr>
+      <w:r>
+        <w:t>— Я понимаю, — сказал Павел.</w:t>
+      </w:r>
+    </w:p>
+    <w:p>
+      <w:pPr>
+        <w:jc w:val="both"/>
+      </w:pPr>
+      <w:r>
+        <w:t>— Тогда скажите, где он, — сказал Лев.</w:t>
       </w:r>
     </w:p>
     <w:p>
@@ -4193,7 +4193,7 @@
         <w:jc w:val="both"/>
       </w:pPr>
       <w:r>
-        <w:t>— Оставьте возвращённый модуль. Мы проверим соответствие. Напишем, что у вас есть замечания, получите копию.</w:t>
+        <w:t>— Оставьте возвращённый модуль. Мы проверим соответствие. Напишем, что у вас есть замечания, получите копию, — сказал Павел.</w:t>
       </w:r>
     </w:p>
     <w:p>
@@ -4209,7 +4209,7 @@
         <w:jc w:val="both"/>
       </w:pPr>
       <w:r>
-        <w:t>— Мы с ним уедем.</w:t>
+        <w:t>— Мы с ним уедем, — сказал Лев.</w:t>
       </w:r>
     </w:p>
     <w:p>
@@ -4225,15 +4225,15 @@
         <w:jc w:val="both"/>
       </w:pPr>
       <w:r>
-        <w:t>— Нам же предлагают разобраться.</w:t>
-      </w:r>
-    </w:p>
-    <w:p>
-      <w:pPr>
-        <w:jc w:val="both"/>
-      </w:pPr>
-      <w:r>
-        <w:t>— Можно разобраться без того, чтобы забрать последнюю вещь.</w:t>
+        <w:t>— Нам же предлагают разобраться, — сказал Дэн.</w:t>
+      </w:r>
+    </w:p>
+    <w:p>
+      <w:pPr>
+        <w:jc w:val="both"/>
+      </w:pPr>
+      <w:r>
+        <w:t>— Можно разобраться без того, чтобы забрать последнюю вещь, — сказал Лев.</w:t>
       </w:r>
     </w:p>
     <w:p>
@@ -4273,39 +4273,39 @@
         <w:jc w:val="both"/>
       </w:pPr>
       <w:r>
-        <w:t>— Согласие на передачу.</w:t>
-      </w:r>
-    </w:p>
-    <w:p>
-      <w:pPr>
-        <w:jc w:val="both"/>
-      </w:pPr>
-      <w:r>
-        <w:t>— На испытания?</w:t>
-      </w:r>
-    </w:p>
-    <w:p>
-      <w:pPr>
-        <w:jc w:val="both"/>
-      </w:pPr>
-      <w:r>
-        <w:t>— По договору.</w:t>
-      </w:r>
-    </w:p>
-    <w:p>
-      <w:pPr>
-        <w:jc w:val="both"/>
-      </w:pPr>
-      <w:r>
-        <w:t>— Можно копию?</w:t>
-      </w:r>
-    </w:p>
-    <w:p>
-      <w:pPr>
-        <w:jc w:val="both"/>
-      </w:pPr>
-      <w:r>
-        <w:t>— Конечно. Дэн, возьми у стойки, пожалуйста.</w:t>
+        <w:t>— Согласие на передачу, — сказал Павел.</w:t>
+      </w:r>
+    </w:p>
+    <w:p>
+      <w:pPr>
+        <w:jc w:val="both"/>
+      </w:pPr>
+      <w:r>
+        <w:t>— На испытания? — спросил Лев.</w:t>
+      </w:r>
+    </w:p>
+    <w:p>
+      <w:pPr>
+        <w:jc w:val="both"/>
+      </w:pPr>
+      <w:r>
+        <w:t>— По договору, — сказал Павел.</w:t>
+      </w:r>
+    </w:p>
+    <w:p>
+      <w:pPr>
+        <w:jc w:val="both"/>
+      </w:pPr>
+      <w:r>
+        <w:t>— Можно копию? — спросил Лев.</w:t>
+      </w:r>
+    </w:p>
+    <w:p>
+      <w:pPr>
+        <w:jc w:val="both"/>
+      </w:pPr>
+      <w:r>
+        <w:t>— Конечно. Дэн, возьми у стойки, пожалуйста, — сказал Павел.</w:t>
       </w:r>
     </w:p>
     <w:p>
@@ -4329,7 +4329,7 @@
         <w:jc w:val="both"/>
       </w:pPr>
       <w:r>
-        <w:t>— У вас новая компания. Такие вопросы лучше сначала внутри решать. Макс всё объяснит.</w:t>
+        <w:t>— У вас новая компания. Такие вопросы лучше сначала внутри решать. Макс всё объяснит, — сказал Павел.</w:t>
       </w:r>
     </w:p>
     <w:p>
@@ -4345,15 +4345,15 @@
         <w:jc w:val="both"/>
       </w:pPr>
       <w:r>
-        <w:t>— Мне не нужен ваш договор. Мне нужна моя плата.</w:t>
-      </w:r>
-    </w:p>
-    <w:p>
-      <w:pPr>
-        <w:jc w:val="both"/>
-      </w:pPr>
-      <w:r>
-        <w:t>— Я записал.</w:t>
+        <w:t>— Мне не нужен ваш договор. Мне нужна моя плата, — сказал Лев.</w:t>
+      </w:r>
+    </w:p>
+    <w:p>
+      <w:pPr>
+        <w:jc w:val="both"/>
+      </w:pPr>
+      <w:r>
+        <w:t>— Я записал, — сказал Павел.</w:t>
       </w:r>
     </w:p>
     <w:p>
@@ -4377,31 +4377,31 @@
         <w:jc w:val="both"/>
       </w:pPr>
       <w:r>
-        <w:t>— Да.</w:t>
-      </w:r>
-    </w:p>
-    <w:p>
-      <w:pPr>
-        <w:jc w:val="both"/>
-      </w:pPr>
-      <w:r>
-        <w:t>— Там что было?</w:t>
-      </w:r>
-    </w:p>
-    <w:p>
-      <w:pPr>
-        <w:jc w:val="both"/>
-      </w:pPr>
-      <w:r>
-        <w:t>— Приёмка. Один корпус, один модуль, описание, тетрадь.</w:t>
-      </w:r>
-    </w:p>
-    <w:p>
-      <w:pPr>
-        <w:jc w:val="both"/>
-      </w:pPr>
-      <w:r>
-        <w:t>— Тетрадь тоже отдал?</w:t>
+        <w:t>— Да, — сказал Дэн.</w:t>
+      </w:r>
+    </w:p>
+    <w:p>
+      <w:pPr>
+        <w:jc w:val="both"/>
+      </w:pPr>
+      <w:r>
+        <w:t>— Там что было? — спросил Лев.</w:t>
+      </w:r>
+    </w:p>
+    <w:p>
+      <w:pPr>
+        <w:jc w:val="both"/>
+      </w:pPr>
+      <w:r>
+        <w:t>— Приёмка. Один корпус, один модуль, описание, тетрадь, — сказал Дэн.</w:t>
+      </w:r>
+    </w:p>
+    <w:p>
+      <w:pPr>
+        <w:jc w:val="both"/>
+      </w:pPr>
+      <w:r>
+        <w:t>— Тетрадь тоже отдал? — спросил Лев.</w:t>
       </w:r>
     </w:p>
     <w:p>
@@ -4417,7 +4417,7 @@
         <w:jc w:val="both"/>
       </w:pPr>
       <w:r>
-        <w:t>— Макс дал. Сказал, это для регистрации.</w:t>
+        <w:t>— Макс дал. Сказал, это для регистрации, — сказал Дэн.</w:t>
       </w:r>
     </w:p>
     <w:p>
@@ -4433,7 +4433,7 @@
         <w:jc w:val="both"/>
       </w:pPr>
       <w:r>
-        <w:t>— И ты не подумал спросить?</w:t>
+        <w:t>— И ты не подумал спросить? — спросил Лев.</w:t>
       </w:r>
     </w:p>
     <w:p>
@@ -4449,23 +4449,23 @@
         <w:jc w:val="both"/>
       </w:pPr>
       <w:r>
-        <w:t>— Я спросил. Мне ответили.</w:t>
-      </w:r>
-    </w:p>
-    <w:p>
-      <w:pPr>
-        <w:jc w:val="both"/>
-      </w:pPr>
-      <w:r>
-        <w:t>— Что?</w:t>
-      </w:r>
-    </w:p>
-    <w:p>
-      <w:pPr>
-        <w:jc w:val="both"/>
-      </w:pPr>
-      <w:r>
-        <w:t>— Что это его компания и он решил. Ты бы что сделал?</w:t>
+        <w:t>— Я спросил. Мне ответили, — сказал Дэн.</w:t>
+      </w:r>
+    </w:p>
+    <w:p>
+      <w:pPr>
+        <w:jc w:val="both"/>
+      </w:pPr>
+      <w:r>
+        <w:t>— Что? — спросил Лев.</w:t>
+      </w:r>
+    </w:p>
+    <w:p>
+      <w:pPr>
+        <w:jc w:val="both"/>
+      </w:pPr>
+      <w:r>
+        <w:t>— Что это его компания и он решил. Ты бы что сделал? — спросил Дэн.</w:t>
       </w:r>
     </w:p>
     <w:p>
@@ -4497,23 +4497,23 @@
         <w:jc w:val="both"/>
       </w:pPr>
       <w:r>
-        <w:t>— Ты думаешь, я её продал?</w:t>
-      </w:r>
-    </w:p>
-    <w:p>
-      <w:pPr>
-        <w:jc w:val="both"/>
-      </w:pPr>
-      <w:r>
-        <w:t>— Я такого не говорил.</w:t>
-      </w:r>
-    </w:p>
-    <w:p>
-      <w:pPr>
-        <w:jc w:val="both"/>
-      </w:pPr>
-      <w:r>
-        <w:t>— Ты это ещё со вчерашнего дня говоришь. Только рот не открываешь.</w:t>
+        <w:t>— Ты думаешь, я её продал? — спросил Дэн.</w:t>
+      </w:r>
+    </w:p>
+    <w:p>
+      <w:pPr>
+        <w:jc w:val="both"/>
+      </w:pPr>
+      <w:r>
+        <w:t>— Я такого не говорил, — сказал Лев.</w:t>
+      </w:r>
+    </w:p>
+    <w:p>
+      <w:pPr>
+        <w:jc w:val="both"/>
+      </w:pPr>
+      <w:r>
+        <w:t>— Ты это ещё со вчерашнего дня говоришь. Только рот не открываешь, — сказал Дэн.</w:t>
       </w:r>
     </w:p>
     <w:p>
@@ -4537,15 +4537,15 @@
         <w:jc w:val="both"/>
       </w:pPr>
       <w:r>
-        <w:t>— У меня машина чужая. Я вчера мать просил одолжить на бензин. Если я продал твою драгоценную плату, видно, плохо торговался.</w:t>
-      </w:r>
-    </w:p>
-    <w:p>
-      <w:pPr>
-        <w:jc w:val="both"/>
-      </w:pPr>
-      <w:r>
-        <w:t>— Деньги не всегда сразу платят.</w:t>
+        <w:t>— У меня машина чужая. Я вчера мать просил одолжить на бензин. Если я продал твою драгоценную плату, видно, плохо торговался, — сказал Дэн.</w:t>
+      </w:r>
+    </w:p>
+    <w:p>
+      <w:pPr>
+        <w:jc w:val="both"/>
+      </w:pPr>
+      <w:r>
+        <w:t>— Деньги не всегда сразу платят, — сказал Лев.</w:t>
       </w:r>
     </w:p>
     <w:p>
@@ -4569,7 +4569,7 @@
         <w:jc w:val="both"/>
       </w:pPr>
       <w:r>
-        <w:t>— Вылезай.</w:t>
+        <w:t>— Вылезай, — сказал Дэн.</w:t>
       </w:r>
     </w:p>
     <w:p>
@@ -4585,15 +4585,15 @@
         <w:jc w:val="both"/>
       </w:pPr>
       <w:r>
-        <w:t>— Дэн.</w:t>
-      </w:r>
-    </w:p>
-    <w:p>
-      <w:pPr>
-        <w:jc w:val="both"/>
-      </w:pPr>
-      <w:r>
-        <w:t>— Не сейчас. На заднее пересядь. Мне коробка обзор закрывает.</w:t>
+        <w:t>— Дэн, — сказал Лев.</w:t>
+      </w:r>
+    </w:p>
+    <w:p>
+      <w:pPr>
+        <w:jc w:val="both"/>
+      </w:pPr>
+      <w:r>
+        <w:t>— Не сейчас. На заднее пересядь. Мне коробка обзор закрывает, — сказал Дэн.</w:t>
       </w:r>
     </w:p>
     <w:p>
@@ -4625,7 +4625,7 @@
         <w:jc w:val="both"/>
       </w:pPr>
       <w:r>
-        <w:t>— Ну?</w:t>
+        <w:t>— Ну? — спросила Ева.</w:t>
       </w:r>
     </w:p>
     <w:p>
@@ -4641,15 +4641,15 @@
         <w:jc w:val="both"/>
       </w:pPr>
       <w:r>
-        <w:t>— Нужен Макс.</w:t>
-      </w:r>
-    </w:p>
-    <w:p>
-      <w:pPr>
-        <w:jc w:val="both"/>
-      </w:pPr>
-      <w:r>
-        <w:t>— Будет позже.</w:t>
+        <w:t>— Нужен Макс, — сказал Лев.</w:t>
+      </w:r>
+    </w:p>
+    <w:p>
+      <w:pPr>
+        <w:jc w:val="both"/>
+      </w:pPr>
+      <w:r>
+        <w:t>— Будет позже, — сказала Ева.</w:t>
       </w:r>
     </w:p>
     <w:p>
@@ -4673,7 +4673,7 @@
         <w:jc w:val="both"/>
       </w:pPr>
       <w:r>
-        <w:t>— Мне дали при отправке, — сказала она.</w:t>
+        <w:t>— Мне дали при отправке, — сказала Ева.</w:t>
       </w:r>
     </w:p>
     <w:p>
@@ -4689,7 +4689,7 @@
         <w:jc w:val="both"/>
       </w:pPr>
       <w:r>
-        <w:t>— Можно я возьму? — спросил он.</w:t>
+        <w:t>— Можно я возьму? — спросил Лев.</w:t>
       </w:r>
     </w:p>
     <w:p>
@@ -4705,7 +4705,7 @@
         <w:jc w:val="both"/>
       </w:pPr>
       <w:r>
-        <w:t>— Сначала сделаю копию.</w:t>
+        <w:t>— Сначала сделаю копию, — сказала Ева.</w:t>
       </w:r>
     </w:p>
     <w:p>
@@ -4750,7 +4750,7 @@
         <w:jc w:val="both"/>
       </w:pPr>
       <w:r>
-        <w:t>— Душ, — ответила она.</w:t>
+        <w:t>— Душ, — ответила Ева.</w:t>
       </w:r>
     </w:p>
     <w:p>
@@ -4774,7 +4774,7 @@
         <w:jc w:val="both"/>
       </w:pPr>
       <w:r>
-        <w:t>— Не спрашивай, — сказала она прежде, чем Дэн успел открыть рот.</w:t>
+        <w:t>— Не спрашивай, — сказала Ева прежде, чем Дэн успел открыть рот.</w:t>
       </w:r>
     </w:p>
     <w:p>
@@ -4814,15 +4814,15 @@
         <w:jc w:val="both"/>
       </w:pPr>
       <w:r>
-        <w:t>— Ты чего?</w:t>
-      </w:r>
-    </w:p>
-    <w:p>
-      <w:pPr>
-        <w:jc w:val="both"/>
-      </w:pPr>
-      <w:r>
-        <w:t>— Свет не всё электричество. Ставь.</w:t>
+        <w:t>— Ты чего? — спросил Дэн.</w:t>
+      </w:r>
+    </w:p>
+    <w:p>
+      <w:pPr>
+        <w:jc w:val="both"/>
+      </w:pPr>
+      <w:r>
+        <w:t>— Свет не всё электричество. Ставь, — сказала Ева.</w:t>
       </w:r>
     </w:p>
     <w:p>
@@ -4838,7 +4838,7 @@
         <w:jc w:val="both"/>
       </w:pPr>
       <w:r>
-        <w:t>— Нам надо поговорить до того, как банк закроет приём поручений.</w:t>
+        <w:t>— Нам надо поговорить до того, как банк закроет приём поручений, — сказала Ева.</w:t>
       </w:r>
     </w:p>
     <w:p>
@@ -4862,7 +4862,7 @@
         <w:jc w:val="both"/>
       </w:pPr>
       <w:r>
-        <w:t>— Денег от склада ещё нет.</w:t>
+        <w:t>— Денег от склада ещё нет, — сказал Макс.</w:t>
       </w:r>
     </w:p>
     <w:p>
@@ -4878,15 +4878,15 @@
         <w:jc w:val="both"/>
       </w:pPr>
       <w:r>
-        <w:t>— До понедельника? — спросил он.</w:t>
-      </w:r>
-    </w:p>
-    <w:p>
-      <w:pPr>
-        <w:jc w:val="both"/>
-      </w:pPr>
-      <w:r>
-        <w:t>— Я пока не знаю.</w:t>
+        <w:t>— До понедельника? — спросил Дэн.</w:t>
+      </w:r>
+    </w:p>
+    <w:p>
+      <w:pPr>
+        <w:jc w:val="both"/>
+      </w:pPr>
+      <w:r>
+        <w:t>— Я пока не знаю, — сказал Макс.</w:t>
       </w:r>
     </w:p>
     <w:p>
@@ -4910,7 +4910,7 @@
         <w:jc w:val="both"/>
       </w:pPr>
       <w:r>
-        <w:t>— Есть аванс за подготовку нашей разработки к серии. Его проведут сегодня, если мы закроем возврат испытательного образца.</w:t>
+        <w:t>— Есть аванс за подготовку нашей разработки к серии. Его проведут сегодня, если мы закроем возврат испытательного образца, — сказал Макс.</w:t>
       </w:r>
     </w:p>
     <w:p>
@@ -4926,15 +4926,15 @@
         <w:jc w:val="both"/>
       </w:pPr>
       <w:r>
-        <w:t>— Формального. Он у нас.</w:t>
-      </w:r>
-    </w:p>
-    <w:p>
-      <w:pPr>
-        <w:jc w:val="both"/>
-      </w:pPr>
-      <w:r>
-        <w:t>— У нас другой.</w:t>
+        <w:t>— Формального. Он у нас, — сказал Макс.</w:t>
+      </w:r>
+    </w:p>
+    <w:p>
+      <w:pPr>
+        <w:jc w:val="both"/>
+      </w:pPr>
+      <w:r>
+        <w:t>— У нас другой, — сказал Лев.</w:t>
       </w:r>
     </w:p>
     <w:p>
@@ -4950,7 +4950,7 @@
         <w:jc w:val="both"/>
       </w:pPr>
       <w:r>
-        <w:t>— Да. По модулю будет отдельная претензия. Павел её подтвердил.</w:t>
+        <w:t>— Да. По модулю будет отдельная претензия. Павел её подтвердил, — сказал Макс.</w:t>
       </w:r>
     </w:p>
     <w:p>
@@ -4966,31 +4966,31 @@
         <w:jc w:val="both"/>
       </w:pPr>
       <w:r>
-        <w:t>— Почему у меня на отправке нет разрешения, а у них есть?</w:t>
-      </w:r>
-    </w:p>
-    <w:p>
-      <w:pPr>
-        <w:jc w:val="both"/>
-      </w:pPr>
-      <w:r>
-        <w:t>— Потому что я дал позже.</w:t>
-      </w:r>
-    </w:p>
-    <w:p>
-      <w:pPr>
-        <w:jc w:val="both"/>
-      </w:pPr>
-      <w:r>
-        <w:t>— Почему мне не сказал?</w:t>
-      </w:r>
-    </w:p>
-    <w:p>
-      <w:pPr>
-        <w:jc w:val="both"/>
-      </w:pPr>
-      <w:r>
-        <w:t>— Это решение по технологии. Не по складу.</w:t>
+        <w:t>— Почему у меня на отправке нет разрешения, а у них есть? — спросила Ева.</w:t>
+      </w:r>
+    </w:p>
+    <w:p>
+      <w:pPr>
+        <w:jc w:val="both"/>
+      </w:pPr>
+      <w:r>
+        <w:t>— Потому что я дал позже, — сказал Макс.</w:t>
+      </w:r>
+    </w:p>
+    <w:p>
+      <w:pPr>
+        <w:jc w:val="both"/>
+      </w:pPr>
+      <w:r>
+        <w:t>— Почему мне не сказал? — спросила Ева.</w:t>
+      </w:r>
+    </w:p>
+    <w:p>
+      <w:pPr>
+        <w:jc w:val="both"/>
+      </w:pPr>
+      <w:r>
+        <w:t>— Это решение по технологии. Не по складу, — сказал Макс.</w:t>
       </w:r>
     </w:p>
     <w:p>
@@ -5014,7 +5014,7 @@
         <w:jc w:val="both"/>
       </w:pPr>
       <w:r>
-        <w:t>— Я объясню. Есть компания, которая берёт на себя оформление оригиналов и финансирует доводку. Не покупает VELT. Хранит исходный комплект, ведёт испытания. Если мы дойдём до серии, получит часть дохода по этой разработке.</w:t>
+        <w:t>— Я объясню. Есть компания, которая берёт на себя оформление оригиналов и финансирует доводку. Не покупает VELT. Хранит исходный комплект, ведёт испытания. Если мы дойдём до серии, получит часть дохода по этой разработке, — сказал Макс.</w:t>
       </w:r>
     </w:p>
     <w:p>
@@ -5046,31 +5046,31 @@
         <w:jc w:val="both"/>
       </w:pPr>
       <w:r>
-        <w:t>— Надолго?</w:t>
-      </w:r>
-    </w:p>
-    <w:p>
-      <w:pPr>
-        <w:jc w:val="both"/>
-      </w:pPr>
-      <w:r>
-        <w:t>— На срок договора.</w:t>
-      </w:r>
-    </w:p>
-    <w:p>
-      <w:pPr>
-        <w:jc w:val="both"/>
-      </w:pPr>
-      <w:r>
-        <w:t>— Это я понял. Сколько лет?</w:t>
-      </w:r>
-    </w:p>
-    <w:p>
-      <w:pPr>
-        <w:jc w:val="both"/>
-      </w:pPr>
-      <w:r>
-        <w:t>— Восемь.</w:t>
+        <w:t>— Надолго? — спросил Дэн.</w:t>
+      </w:r>
+    </w:p>
+    <w:p>
+      <w:pPr>
+        <w:jc w:val="both"/>
+      </w:pPr>
+      <w:r>
+        <w:t>— На срок договора, — сказал Макс.</w:t>
+      </w:r>
+    </w:p>
+    <w:p>
+      <w:pPr>
+        <w:jc w:val="both"/>
+      </w:pPr>
+      <w:r>
+        <w:t>— Это я понял. Сколько лет? — спросил Дэн.</w:t>
+      </w:r>
+    </w:p>
+    <w:p>
+      <w:pPr>
+        <w:jc w:val="both"/>
+      </w:pPr>
+      <w:r>
+        <w:t>— Восемь, — сказал Макс.</w:t>
       </w:r>
     </w:p>
     <w:p>
@@ -5086,7 +5086,7 @@
         <w:jc w:val="both"/>
       </w:pPr>
       <w:r>
-        <w:t>— Ты заключил договор на восемь лет и нам не сказал?</w:t>
+        <w:t>— Ты заключил договор на восемь лет и нам не сказал? — спросила Ева.</w:t>
       </w:r>
     </w:p>
     <w:p>
@@ -5102,15 +5102,15 @@
         <w:jc w:val="both"/>
       </w:pPr>
       <w:r>
-        <w:t>— Мы бы не получили деньги, если бы я не заключил.</w:t>
-      </w:r>
-    </w:p>
-    <w:p>
-      <w:pPr>
-        <w:jc w:val="both"/>
-      </w:pPr>
-      <w:r>
-        <w:t>— Я бы, может, хотела это знать до того, как считала, сколько мы можем потратить.</w:t>
+        <w:t>— Мы бы не получили деньги, если бы я не заключил, — сказал Макс.</w:t>
+      </w:r>
+    </w:p>
+    <w:p>
+      <w:pPr>
+        <w:jc w:val="both"/>
+      </w:pPr>
+      <w:r>
+        <w:t>— Я бы, может, хотела это знать до того, как считала, сколько мы можем потратить, — сказала Ева.</w:t>
       </w:r>
     </w:p>
     <w:p>
@@ -5126,7 +5126,7 @@
         <w:jc w:val="both"/>
       </w:pPr>
       <w:r>
-        <w:t>— Здесь моя ошибка.</w:t>
+        <w:t>— Здесь моя ошибка, — сказал Макс.</w:t>
       </w:r>
     </w:p>
     <w:p>
@@ -5150,7 +5150,7 @@
         <w:jc w:val="both"/>
       </w:pPr>
       <w:r>
-        <w:t>— Можно взять домой?</w:t>
+        <w:t>— Можно взять домой? — спросил Лев.</w:t>
       </w:r>
     </w:p>
     <w:p>
@@ -5166,15 +5166,15 @@
         <w:jc w:val="both"/>
       </w:pPr>
       <w:r>
-        <w:t>— Копию сделаем. Только это не публичная бумага.</w:t>
-      </w:r>
-    </w:p>
-    <w:p>
-      <w:pPr>
-        <w:jc w:val="both"/>
-      </w:pPr>
-      <w:r>
-        <w:t>— Мне дома некому её публиковать.</w:t>
+        <w:t>— Копию сделаем. Только это не публичная бумага, — сказал Макс.</w:t>
+      </w:r>
+    </w:p>
+    <w:p>
+      <w:pPr>
+        <w:jc w:val="both"/>
+      </w:pPr>
+      <w:r>
+        <w:t>— Мне дома некому её публиковать, — сказал Лев.</w:t>
       </w:r>
     </w:p>
     <w:p>
@@ -5198,7 +5198,7 @@
         <w:jc w:val="both"/>
       </w:pPr>
       <w:r>
-        <w:t>— Этот подписывать нельзя, — сказала она. — Даже если деньги от него зависят.</w:t>
+        <w:t>— Этот подписывать нельзя, — сказала Ева. — Даже если деньги от него зависят.</w:t>
       </w:r>
     </w:p>
     <w:p>
@@ -5214,7 +5214,7 @@
         <w:jc w:val="both"/>
       </w:pPr>
       <w:r>
-        <w:t>— Они прислали исправленный.</w:t>
+        <w:t>— Они прислали исправленный, — сказал Макс.</w:t>
       </w:r>
     </w:p>
     <w:p>
@@ -5230,31 +5230,31 @@
         <w:jc w:val="both"/>
       </w:pPr>
       <w:r>
-        <w:t>— Я испытаний не видел.</w:t>
-      </w:r>
-    </w:p>
-    <w:p>
-      <w:pPr>
-        <w:jc w:val="both"/>
-      </w:pPr>
-      <w:r>
-        <w:t>— Есть отчёт.</w:t>
-      </w:r>
-    </w:p>
-    <w:p>
-      <w:pPr>
-        <w:jc w:val="both"/>
-      </w:pPr>
-      <w:r>
-        <w:t>— Я не знаю, что они испытывали.</w:t>
-      </w:r>
-    </w:p>
-    <w:p>
-      <w:pPr>
-        <w:jc w:val="both"/>
-      </w:pPr>
-      <w:r>
-        <w:t>— Напиши рядом, что результаты принимаются по предоставленному отчёту. Не лично проверены.</w:t>
+        <w:t>— Я испытаний не видел, — сказал Лев.</w:t>
+      </w:r>
+    </w:p>
+    <w:p>
+      <w:pPr>
+        <w:jc w:val="both"/>
+      </w:pPr>
+      <w:r>
+        <w:t>— Есть отчёт, — сказал Макс.</w:t>
+      </w:r>
+    </w:p>
+    <w:p>
+      <w:pPr>
+        <w:jc w:val="both"/>
+      </w:pPr>
+      <w:r>
+        <w:t>— Я не знаю, что они испытывали, — сказал Лев.</w:t>
+      </w:r>
+    </w:p>
+    <w:p>
+      <w:pPr>
+        <w:jc w:val="both"/>
+      </w:pPr>
+      <w:r>
+        <w:t>— Напиши рядом, что результаты принимаются по предоставленному отчёту. Не лично проверены, — сказал Макс.</w:t>
       </w:r>
     </w:p>
     <w:p>
@@ -5270,7 +5270,7 @@
         <w:jc w:val="both"/>
       </w:pPr>
       <w:r>
-        <w:t>— Это хоть что-нибудь меняет?</w:t>
+        <w:t>— Это хоть что-нибудь меняет? — спросил Лев.</w:t>
       </w:r>
     </w:p>
     <w:p>
@@ -5286,7 +5286,7 @@
         <w:jc w:val="both"/>
       </w:pPr>
       <w:r>
-        <w:t>— Не знаю.</w:t>
+        <w:t>— Не знаю, — сказал Макс.</w:t>
       </w:r>
     </w:p>
     <w:p>
@@ -5302,7 +5302,7 @@
         <w:jc w:val="both"/>
       </w:pPr>
       <w:r>
-        <w:t>— Давайте я подпишу. Я и отдавал.</w:t>
+        <w:t>— Давайте я подпишу. Я и отдавал, — сказал Дэн.</w:t>
       </w:r>
     </w:p>
     <w:p>
@@ -5318,7 +5318,7 @@
         <w:jc w:val="both"/>
       </w:pPr>
       <w:r>
-        <w:t>— Лев тоже не делал. Вы только что об этом поговорили.</w:t>
+        <w:t>— Лев тоже не делал. Вы только что об этом поговорили, — сказал Дэн.</w:t>
       </w:r>
     </w:p>
     <w:p>
@@ -5374,15 +5374,15 @@
         <w:jc w:val="both"/>
       </w:pPr>
       <w:r>
-        <w:t>— Мне копию. С этим текстом.</w:t>
-      </w:r>
-    </w:p>
-    <w:p>
-      <w:pPr>
-        <w:jc w:val="both"/>
-      </w:pPr>
-      <w:r>
-        <w:t>— Конечно.</w:t>
+        <w:t>— Мне копию. С этим текстом, — сказал Лев.</w:t>
+      </w:r>
+    </w:p>
+    <w:p>
+      <w:pPr>
+        <w:jc w:val="both"/>
+      </w:pPr>
+      <w:r>
+        <w:t>— Конечно, — сказал Макс.</w:t>
       </w:r>
     </w:p>
     <w:p>
@@ -5406,23 +5406,23 @@
         <w:jc w:val="both"/>
       </w:pPr>
       <w:r>
-        <w:t>— Можешь так не сидеть?</w:t>
-      </w:r>
-    </w:p>
-    <w:p>
-      <w:pPr>
-        <w:jc w:val="both"/>
-      </w:pPr>
-      <w:r>
-        <w:t>— Как?</w:t>
-      </w:r>
-    </w:p>
-    <w:p>
-      <w:pPr>
-        <w:jc w:val="both"/>
-      </w:pPr>
-      <w:r>
-        <w:t>— Будто тебя заставили.</w:t>
+        <w:t>— Можешь так не сидеть? — спросил Дэн.</w:t>
+      </w:r>
+    </w:p>
+    <w:p>
+      <w:pPr>
+        <w:jc w:val="both"/>
+      </w:pPr>
+      <w:r>
+        <w:t>— Как? — спросил Лев.</w:t>
+      </w:r>
+    </w:p>
+    <w:p>
+      <w:pPr>
+        <w:jc w:val="both"/>
+      </w:pPr>
+      <w:r>
+        <w:t>— Будто тебя заставили, — сказал Дэн.</w:t>
       </w:r>
     </w:p>
     <w:p>
@@ -5438,7 +5438,7 @@
         <w:jc w:val="both"/>
       </w:pPr>
       <w:r>
-        <w:t>— Я сам знаю, что сделал.</w:t>
+        <w:t>— Я сам знаю, что сделал, — сказал Лев.</w:t>
       </w:r>
     </w:p>
     <w:p>
@@ -5478,23 +5478,23 @@
         <w:jc w:val="both"/>
       </w:pPr>
       <w:r>
-        <w:t>— Устал.</w:t>
-      </w:r>
-    </w:p>
-    <w:p>
-      <w:pPr>
-        <w:jc w:val="both"/>
-      </w:pPr>
-      <w:r>
-        <w:t>— Работать стал много.</w:t>
-      </w:r>
-    </w:p>
-    <w:p>
-      <w:pPr>
-        <w:jc w:val="both"/>
-      </w:pPr>
-      <w:r>
-        <w:t>— Нормально.</w:t>
+        <w:t>— Устал, — сказал Лев.</w:t>
+      </w:r>
+    </w:p>
+    <w:p>
+      <w:pPr>
+        <w:jc w:val="both"/>
+      </w:pPr>
+      <w:r>
+        <w:t>— Работать стал много, — сказала мать Льва.</w:t>
+      </w:r>
+    </w:p>
+    <w:p>
+      <w:pPr>
+        <w:jc w:val="both"/>
+      </w:pPr>
+      <w:r>
+        <w:t>— Нормально, — сказал Лев.</w:t>
       </w:r>
     </w:p>
     <w:p>
@@ -5534,7 +5534,7 @@
         <w:jc w:val="both"/>
       </w:pPr>
       <w:r>
-        <w:t>— Не один, — ответил он.</w:t>
+        <w:t>— Не один, — ответил Лев.</w:t>
       </w:r>
     </w:p>
     <w:p>
@@ -5627,15 +5627,15 @@
         <w:jc w:val="both"/>
       </w:pPr>
       <w:r>
-        <w:t>— Какой стул?</w:t>
-      </w:r>
-    </w:p>
-    <w:p>
-      <w:pPr>
-        <w:jc w:val="both"/>
-      </w:pPr>
-      <w:r>
-        <w:t>— На котором сидят. У нас сегодня будут гости.</w:t>
+        <w:t>— Какой стул? — спросил Макс.</w:t>
+      </w:r>
+    </w:p>
+    <w:p>
+      <w:pPr>
+        <w:jc w:val="both"/>
+      </w:pPr>
+      <w:r>
+        <w:t>— На котором сидят. У нас сегодня будут гости, — сказала Анна.</w:t>
       </w:r>
     </w:p>
     <w:p>
@@ -5651,7 +5651,7 @@
         <w:jc w:val="both"/>
       </w:pPr>
       <w:r>
-        <w:t>— Сегодня?</w:t>
+        <w:t>— Сегодня? — спросил Макс.</w:t>
       </w:r>
     </w:p>
     <w:p>
@@ -5667,7 +5667,7 @@
         <w:jc w:val="both"/>
       </w:pPr>
       <w:r>
-        <w:t>— Ты сам их пригласил.</w:t>
+        <w:t>— Ты сам их пригласил, — сказала Анна.</w:t>
       </w:r>
     </w:p>
     <w:p>
@@ -5683,31 +5683,31 @@
         <w:jc w:val="both"/>
       </w:pPr>
       <w:r>
-        <w:t>— Я успею.</w:t>
-      </w:r>
-    </w:p>
-    <w:p>
-      <w:pPr>
-        <w:jc w:val="both"/>
-      </w:pPr>
-      <w:r>
-        <w:t>— Просто стул. Остальное я сделала.</w:t>
-      </w:r>
-    </w:p>
-    <w:p>
-      <w:pPr>
-        <w:jc w:val="both"/>
-      </w:pPr>
-      <w:r>
-        <w:t>— В шесть буду.</w:t>
-      </w:r>
-    </w:p>
-    <w:p>
-      <w:pPr>
-        <w:jc w:val="both"/>
-      </w:pPr>
-      <w:r>
-        <w:t>— Не обещай. Приезжай.</w:t>
+        <w:t>— Я успею, — сказал Макс.</w:t>
+      </w:r>
+    </w:p>
+    <w:p>
+      <w:pPr>
+        <w:jc w:val="both"/>
+      </w:pPr>
+      <w:r>
+        <w:t>— Просто стул. Остальное я сделала, — сказала Анна.</w:t>
+      </w:r>
+    </w:p>
+    <w:p>
+      <w:pPr>
+        <w:jc w:val="both"/>
+      </w:pPr>
+      <w:r>
+        <w:t>— В шесть буду, — сказал Макс.</w:t>
+      </w:r>
+    </w:p>
+    <w:p>
+      <w:pPr>
+        <w:jc w:val="both"/>
+      </w:pPr>
+      <w:r>
+        <w:t>— Не обещай. Приезжай, — сказала Анна.</w:t>
       </w:r>
     </w:p>
     <w:p>
@@ -5723,23 +5723,23 @@
         <w:jc w:val="both"/>
       </w:pPr>
       <w:r>
-        <w:t>— У нас приехал чужой товар.</w:t>
-      </w:r>
-    </w:p>
-    <w:p>
-      <w:pPr>
-        <w:jc w:val="both"/>
-      </w:pPr>
-      <w:r>
-        <w:t>— Насколько чужой?</w:t>
-      </w:r>
-    </w:p>
-    <w:p>
-      <w:pPr>
-        <w:jc w:val="both"/>
-      </w:pPr>
-      <w:r>
-        <w:t>— Настолько, что им можно обложить ванную.</w:t>
+        <w:t>— У нас приехал чужой товар, — сказала Ева.</w:t>
+      </w:r>
+    </w:p>
+    <w:p>
+      <w:pPr>
+        <w:jc w:val="both"/>
+      </w:pPr>
+      <w:r>
+        <w:t>— Насколько чужой? — спросил Макс.</w:t>
+      </w:r>
+    </w:p>
+    <w:p>
+      <w:pPr>
+        <w:jc w:val="both"/>
+      </w:pPr>
+      <w:r>
+        <w:t>— Настолько, что им можно обложить ванную, — сказала Ева.</w:t>
       </w:r>
     </w:p>
     <w:p>
@@ -5755,23 +5755,23 @@
         <w:jc w:val="both"/>
       </w:pPr>
       <w:r>
-        <w:t>— Я отказалась принимать, он всё равно оставил. Сказал, если не разгрузим, заберёт на терминал и до понедельника никого не найдём.</w:t>
-      </w:r>
-    </w:p>
-    <w:p>
-      <w:pPr>
-        <w:jc w:val="both"/>
-      </w:pPr>
-      <w:r>
-        <w:t>— А наша партия?</w:t>
-      </w:r>
-    </w:p>
-    <w:p>
-      <w:pPr>
-        <w:jc w:val="both"/>
-      </w:pPr>
-      <w:r>
-        <w:t>— Очень надеюсь, ещё не в ванной.</w:t>
+        <w:t>— Я отказалась принимать, он всё равно оставил. Сказал, если не разгрузим, заберёт на терминал и до понедельника никого не найдём, — сказала Ева.</w:t>
+      </w:r>
+    </w:p>
+    <w:p>
+      <w:pPr>
+        <w:jc w:val="both"/>
+      </w:pPr>
+      <w:r>
+        <w:t>— А наша партия? — спросил Макс.</w:t>
+      </w:r>
+    </w:p>
+    <w:p>
+      <w:pPr>
+        <w:jc w:val="both"/>
+      </w:pPr>
+      <w:r>
+        <w:t>— Очень надеюсь, ещё не в ванной, — сказала Ева.</w:t>
       </w:r>
     </w:p>
     <w:p>
@@ -5795,23 +5795,23 @@
         <w:jc w:val="both"/>
       </w:pPr>
       <w:r>
-        <w:t>— У тебя есть планы на вечер?</w:t>
-      </w:r>
-    </w:p>
-    <w:p>
-      <w:pPr>
-        <w:jc w:val="both"/>
-      </w:pPr>
-      <w:r>
-        <w:t>— Есть.</w:t>
-      </w:r>
-    </w:p>
-    <w:p>
-      <w:pPr>
-        <w:jc w:val="both"/>
-      </w:pPr>
-      <w:r>
-        <w:t>— Значит, иди. Я добьюсь, чтобы они поменяли.</w:t>
+        <w:t>— У тебя есть планы на вечер? — спросила Ева.</w:t>
+      </w:r>
+    </w:p>
+    <w:p>
+      <w:pPr>
+        <w:jc w:val="both"/>
+      </w:pPr>
+      <w:r>
+        <w:t>— Есть, — сказал Макс.</w:t>
+      </w:r>
+    </w:p>
+    <w:p>
+      <w:pPr>
+        <w:jc w:val="both"/>
+      </w:pPr>
+      <w:r>
+        <w:t>— Значит, иди. Я добьюсь, чтобы они поменяли, — сказала Ева.</w:t>
       </w:r>
     </w:p>
     <w:p>
@@ -5827,7 +5827,7 @@
         <w:jc w:val="both"/>
       </w:pPr>
       <w:r>
-        <w:t>— Ещё образец надо забрать.</w:t>
+        <w:t>— Ещё образец надо забрать, — сказал Макс.</w:t>
       </w:r>
     </w:p>
     <w:p>
@@ -5851,23 +5851,23 @@
         <w:jc w:val="both"/>
       </w:pPr>
       <w:r>
-        <w:t>— Я поеду. Витрину посмотришь и домой.</w:t>
-      </w:r>
-    </w:p>
-    <w:p>
-      <w:pPr>
-        <w:jc w:val="both"/>
-      </w:pPr>
-      <w:r>
-        <w:t>— Ты же не знаешь…</w:t>
-      </w:r>
-    </w:p>
-    <w:p>
-      <w:pPr>
-        <w:jc w:val="both"/>
-      </w:pPr>
-      <w:r>
-        <w:t>— Где они находятся? Мне адрес дать нельзя?</w:t>
+        <w:t>— Я поеду. Витрину посмотришь и домой, — сказала Ева.</w:t>
+      </w:r>
+    </w:p>
+    <w:p>
+      <w:pPr>
+        <w:jc w:val="both"/>
+      </w:pPr>
+      <w:r>
+        <w:t>— Ты же не знаешь… — сказал Макс.</w:t>
+      </w:r>
+    </w:p>
+    <w:p>
+      <w:pPr>
+        <w:jc w:val="both"/>
+      </w:pPr>
+      <w:r>
+        <w:t>— Где они находятся? Мне адрес дать нельзя? — спросила Ева.</w:t>
       </w:r>
     </w:p>
     <w:p>
@@ -5891,23 +5891,23 @@
         <w:jc w:val="both"/>
       </w:pPr>
       <w:r>
-        <w:t>— Деньги потом, — сказал он.</w:t>
-      </w:r>
-    </w:p>
-    <w:p>
-      <w:pPr>
-        <w:jc w:val="both"/>
-      </w:pPr>
-      <w:r>
-        <w:t>— За это?</w:t>
-      </w:r>
-    </w:p>
-    <w:p>
-      <w:pPr>
-        <w:jc w:val="both"/>
-      </w:pPr>
-      <w:r>
-        <w:t>— За ремонт. Это ешьте.</w:t>
+        <w:t>— Деньги потом, — сказал пекарь.</w:t>
+      </w:r>
+    </w:p>
+    <w:p>
+      <w:pPr>
+        <w:jc w:val="both"/>
+      </w:pPr>
+      <w:r>
+        <w:t>— За это? — спросил Макс.</w:t>
+      </w:r>
+    </w:p>
+    <w:p>
+      <w:pPr>
+        <w:jc w:val="both"/>
+      </w:pPr>
+      <w:r>
+        <w:t>— За ремонт. Это ешьте, — сказал пекарь.</w:t>
       </w:r>
     </w:p>
     <w:p>
@@ -5955,15 +5955,15 @@
         <w:jc w:val="both"/>
       </w:pPr>
       <w:r>
-        <w:t>— Они сами дали.</w:t>
-      </w:r>
-    </w:p>
-    <w:p>
-      <w:pPr>
-        <w:jc w:val="both"/>
-      </w:pPr>
-      <w:r>
-        <w:t>— Хорошо. Вымой руки.</w:t>
+        <w:t>— Они сами дали, — сказал Макс.</w:t>
+      </w:r>
+    </w:p>
+    <w:p>
+      <w:pPr>
+        <w:jc w:val="both"/>
+      </w:pPr>
+      <w:r>
+        <w:t>— Хорошо. Вымой руки, — сказала Анна.</w:t>
       </w:r>
     </w:p>
     <w:p>
@@ -5979,7 +5979,7 @@
         <w:jc w:val="both"/>
       </w:pPr>
       <w:r>
-        <w:t>— Макс. Не сейчас.</w:t>
+        <w:t>— Макс. Не сейчас, — сказала Анна.</w:t>
       </w:r>
     </w:p>
     <w:p>
@@ -5995,7 +5995,7 @@
         <w:jc w:val="both"/>
       </w:pPr>
       <w:r>
-        <w:t>— Красиво.</w:t>
+        <w:t>— Красиво, — сказал Макс.</w:t>
       </w:r>
     </w:p>
     <w:p>
@@ -6011,7 +6011,7 @@
         <w:jc w:val="both"/>
       </w:pPr>
       <w:r>
-        <w:t>— Мне тоже нравится.</w:t>
+        <w:t>— Мне тоже нравится, — сказала Анна.</w:t>
       </w:r>
     </w:p>
     <w:p>
@@ -6027,15 +6027,15 @@
         <w:jc w:val="both"/>
       </w:pPr>
       <w:r>
-        <w:t>— Давно пришла?</w:t>
-      </w:r>
-    </w:p>
-    <w:p>
-      <w:pPr>
-        <w:jc w:val="both"/>
-      </w:pPr>
-      <w:r>
-        <w:t>— В четыре. Я взяла полдня.</w:t>
+        <w:t>— Давно пришла? — спросил Макс.</w:t>
+      </w:r>
+    </w:p>
+    <w:p>
+      <w:pPr>
+        <w:jc w:val="both"/>
+      </w:pPr>
+      <w:r>
+        <w:t>— В четыре. Я взяла полдня, — сказала Анна.</w:t>
       </w:r>
     </w:p>
     <w:p>
@@ -6059,7 +6059,7 @@
         <w:jc w:val="both"/>
       </w:pPr>
       <w:r>
-        <w:t>— Хозяину говорили?</w:t>
+        <w:t>— Хозяину говорили? — спросил Пит.</w:t>
       </w:r>
     </w:p>
     <w:p>
@@ -6083,31 +6083,31 @@
         <w:jc w:val="both"/>
       </w:pPr>
       <w:r>
-        <w:t>— Когда?</w:t>
-      </w:r>
-    </w:p>
-    <w:p>
-      <w:pPr>
-        <w:jc w:val="both"/>
-      </w:pPr>
-      <w:r>
-        <w:t>— Во вторник.</w:t>
-      </w:r>
-    </w:p>
-    <w:p>
-      <w:pPr>
-        <w:jc w:val="both"/>
-      </w:pPr>
-      <w:r>
-        <w:t>— Ты не сказала.</w:t>
-      </w:r>
-    </w:p>
-    <w:p>
-      <w:pPr>
-        <w:jc w:val="both"/>
-      </w:pPr>
-      <w:r>
-        <w:t>— Я сказала. Ты ответил, что занят.</w:t>
+        <w:t>— Когда? — спросил Макс.</w:t>
+      </w:r>
+    </w:p>
+    <w:p>
+      <w:pPr>
+        <w:jc w:val="both"/>
+      </w:pPr>
+      <w:r>
+        <w:t>— Во вторник, — сказала Анна.</w:t>
+      </w:r>
+    </w:p>
+    <w:p>
+      <w:pPr>
+        <w:jc w:val="both"/>
+      </w:pPr>
+      <w:r>
+        <w:t>— Ты не сказала, — сказал Макс.</w:t>
+      </w:r>
+    </w:p>
+    <w:p>
+      <w:pPr>
+        <w:jc w:val="both"/>
+      </w:pPr>
+      <w:r>
+        <w:t>— Я сказала. Ты ответил, что занят, — сказала Анна.</w:t>
       </w:r>
     </w:p>
     <w:p>
@@ -6131,7 +6131,7 @@
         <w:jc w:val="both"/>
       </w:pPr>
       <w:r>
-        <w:t>— Пит, не чини. Ты же отдыхать пришёл.</w:t>
+        <w:t>— Пит, не чини. Ты же отдыхать пришёл, — сказала Анна.</w:t>
       </w:r>
     </w:p>
     <w:p>
@@ -6147,15 +6147,15 @@
         <w:jc w:val="both"/>
       </w:pPr>
       <w:r>
-        <w:t>— Ты только что вспомнил, да?</w:t>
-      </w:r>
-    </w:p>
-    <w:p>
-      <w:pPr>
-        <w:jc w:val="both"/>
-      </w:pPr>
-      <w:r>
-        <w:t>— Нет.</w:t>
+        <w:t>— Ты только что вспомнил, да? — спросила Анна.</w:t>
+      </w:r>
+    </w:p>
+    <w:p>
+      <w:pPr>
+        <w:jc w:val="both"/>
+      </w:pPr>
+      <w:r>
+        <w:t>— Нет, — сказал Макс.</w:t>
       </w:r>
     </w:p>
     <w:p>
@@ -6171,7 +6171,7 @@
         <w:jc w:val="both"/>
       </w:pPr>
       <w:r>
-        <w:t>— Всё нормально. Я однажды на семейном празднике час называл жениного дядю именем собаки.</w:t>
+        <w:t>— Всё нормально. Я однажды на семейном празднике час называл жениного дядю именем собаки, — сказал Пит.</w:t>
       </w:r>
     </w:p>
     <w:p>
@@ -6187,7 +6187,7 @@
         <w:jc w:val="both"/>
       </w:pPr>
       <w:r>
-        <w:t>— Отзывался. Жена заметила.</w:t>
+        <w:t>— Отзывался. Жена заметила, — сказал Пит.</w:t>
       </w:r>
     </w:p>
     <w:p>
@@ -6243,15 +6243,15 @@
         <w:jc w:val="both"/>
       </w:pPr>
       <w:r>
-        <w:t>— Возьми уже.</w:t>
-      </w:r>
-    </w:p>
-    <w:p>
-      <w:pPr>
-        <w:jc w:val="both"/>
-      </w:pPr>
-      <w:r>
-        <w:t>Это сказала она, но решение всё равно было его.</w:t>
+        <w:t>— Возьми уже, — сказала Анна.</w:t>
+      </w:r>
+    </w:p>
+    <w:p>
+      <w:pPr>
+        <w:jc w:val="both"/>
+      </w:pPr>
+      <w:r>
+        <w:t>Это сказала Анна, но решение всё равно было его.</w:t>
       </w:r>
     </w:p>
     <w:p>
@@ -6275,7 +6275,7 @@
         <w:jc w:val="both"/>
       </w:pPr>
       <w:r>
-        <w:t>— На чём? Моя машина у терминала. Твоя тоже у меня. Сосед Дэна свою забрал.</w:t>
+        <w:t>— На чём? Моя машина у терминала. Твоя тоже у меня. Сосед Дэна свою забрал, — сказала Ева.</w:t>
       </w:r>
     </w:p>
     <w:p>
@@ -6291,7 +6291,7 @@
         <w:jc w:val="both"/>
       </w:pPr>
       <w:r>
-        <w:t>— Я сейчас.</w:t>
+        <w:t>— Я сейчас, — сказал Макс.</w:t>
       </w:r>
     </w:p>
     <w:p>
@@ -6315,23 +6315,23 @@
         <w:jc w:val="both"/>
       </w:pPr>
       <w:r>
-        <w:t>— Ты хочешь, чтобы я сказала, что тебе надо ехать?</w:t>
-      </w:r>
-    </w:p>
-    <w:p>
-      <w:pPr>
-        <w:jc w:val="both"/>
-      </w:pPr>
-      <w:r>
-        <w:t>— Нет.</w:t>
-      </w:r>
-    </w:p>
-    <w:p>
-      <w:pPr>
-        <w:jc w:val="both"/>
-      </w:pPr>
-      <w:r>
-        <w:t>— Тогда зачем так подробно?</w:t>
+        <w:t>— Ты хочешь, чтобы я сказала, что тебе надо ехать? — спросила Анна.</w:t>
+      </w:r>
+    </w:p>
+    <w:p>
+      <w:pPr>
+        <w:jc w:val="both"/>
+      </w:pPr>
+      <w:r>
+        <w:t>— Нет, — сказал Макс.</w:t>
+      </w:r>
+    </w:p>
+    <w:p>
+      <w:pPr>
+        <w:jc w:val="both"/>
+      </w:pPr>
+      <w:r>
+        <w:t>— Тогда зачем так подробно? — спросила Анна.</w:t>
       </w:r>
     </w:p>
     <w:p>
@@ -6355,7 +6355,7 @@
         <w:jc w:val="both"/>
       </w:pPr>
       <w:r>
-        <w:t>— Дай ключи. Наши. Ты вчера унёс обе связки.</w:t>
+        <w:t>— Дай ключи. Наши. Ты вчера унёс обе связки, — сказала Анна.</w:t>
       </w:r>
     </w:p>
     <w:p>
@@ -6371,15 +6371,15 @@
         <w:jc w:val="both"/>
       </w:pPr>
       <w:r>
-        <w:t>— Я не заметил.</w:t>
-      </w:r>
-    </w:p>
-    <w:p>
-      <w:pPr>
-        <w:jc w:val="both"/>
-      </w:pPr>
-      <w:r>
-        <w:t>— Знаю.</w:t>
+        <w:t>— Я не заметил, — сказал Макс.</w:t>
+      </w:r>
+    </w:p>
+    <w:p>
+      <w:pPr>
+        <w:jc w:val="both"/>
+      </w:pPr>
+      <w:r>
+        <w:t>— Знаю, — сказала Анна.</w:t>
       </w:r>
     </w:p>
     <w:p>
@@ -6411,7 +6411,7 @@
         <w:jc w:val="both"/>
       </w:pPr>
       <w:r>
-        <w:t>— Это что?</w:t>
+        <w:t>— Это что? — спросил Макс.</w:t>
       </w:r>
     </w:p>
     <w:p>
@@ -6427,23 +6427,23 @@
         <w:jc w:val="both"/>
       </w:pPr>
       <w:r>
-        <w:t>— Моё. Для дома. Датчик протечки.</w:t>
-      </w:r>
-    </w:p>
-    <w:p>
-      <w:pPr>
-        <w:jc w:val="both"/>
-      </w:pPr>
-      <w:r>
-        <w:t>— Работает?</w:t>
-      </w:r>
-    </w:p>
-    <w:p>
-      <w:pPr>
-        <w:jc w:val="both"/>
-      </w:pPr>
-      <w:r>
-        <w:t>— Пока только пищит. Хочу, чтобы перекрывал воду.</w:t>
+        <w:t>— Моё. Для дома. Датчик протечки, — сказал Дэн.</w:t>
+      </w:r>
+    </w:p>
+    <w:p>
+      <w:pPr>
+        <w:jc w:val="both"/>
+      </w:pPr>
+      <w:r>
+        <w:t>— Работает? — спросил Макс.</w:t>
+      </w:r>
+    </w:p>
+    <w:p>
+      <w:pPr>
+        <w:jc w:val="both"/>
+      </w:pPr>
+      <w:r>
+        <w:t>— Пока только пищит. Хочу, чтобы перекрывал воду, — сказал Дэн.</w:t>
       </w:r>
     </w:p>
     <w:p>
@@ -6459,7 +6459,7 @@
         <w:jc w:val="both"/>
       </w:pPr>
       <w:r>
-        <w:t>— Делай. Только отдельно запиши, что это твоё.</w:t>
+        <w:t>— Делай. Только отдельно запиши, что это твоё, — сказал Макс.</w:t>
       </w:r>
     </w:p>
     <w:p>
@@ -6475,15 +6475,15 @@
         <w:jc w:val="both"/>
       </w:pPr>
       <w:r>
-        <w:t>— Серьёзно?</w:t>
-      </w:r>
-    </w:p>
-    <w:p>
-      <w:pPr>
-        <w:jc w:val="both"/>
-      </w:pPr>
-      <w:r>
-        <w:t>— Да. Потом не разберёмся.</w:t>
+        <w:t>— Серьёзно? — спросил Дэн.</w:t>
+      </w:r>
+    </w:p>
+    <w:p>
+      <w:pPr>
+        <w:jc w:val="both"/>
+      </w:pPr>
+      <w:r>
+        <w:t>— Да. Потом не разберёмся, — сказал Макс.</w:t>
       </w:r>
     </w:p>
     <w:p>
@@ -6523,15 +6523,15 @@
         <w:jc w:val="both"/>
       </w:pPr>
       <w:r>
-        <w:t>— Кофе сделать? — спросил он.</w:t>
-      </w:r>
-    </w:p>
-    <w:p>
-      <w:pPr>
-        <w:jc w:val="both"/>
-      </w:pPr>
-      <w:r>
-        <w:t>— Сделай.</w:t>
+        <w:t>— Кофе сделать? — спросил Макс.</w:t>
+      </w:r>
+    </w:p>
+    <w:p>
+      <w:pPr>
+        <w:jc w:val="both"/>
+      </w:pPr>
+      <w:r>
+        <w:t>— Сделай, — сказала Анна.</w:t>
       </w:r>
     </w:p>
     <w:p>
@@ -6584,7 +6584,7 @@
         <w:jc w:val="both"/>
       </w:pPr>
       <w:r>
-        <w:t>— Это к нам? — спросил он, хотя уже узнал корпус.</w:t>
+        <w:t>— Это к нам? — спросил Лев, хотя уже узнал корпус.</w:t>
       </w:r>
     </w:p>
     <w:p>
@@ -6608,7 +6608,7 @@
         <w:jc w:val="both"/>
       </w:pPr>
       <w:r>
-        <w:t>— Позовите того, кто мне его ставил.</w:t>
+        <w:t>— Позовите того, кто мне его ставил, — сказал Боб.</w:t>
       </w:r>
     </w:p>
     <w:p>
@@ -6624,15 +6624,15 @@
         <w:jc w:val="both"/>
       </w:pPr>
       <w:r>
-        <w:t>— Что случилось, Боб?</w:t>
-      </w:r>
-    </w:p>
-    <w:p>
-      <w:pPr>
-        <w:jc w:val="both"/>
-      </w:pPr>
-      <w:r>
-        <w:t>— Подъёмник заклинило. Ремень лопнул. Я рядом стоял.</w:t>
+        <w:t>— Что случилось, Боб? — спросил Дэн.</w:t>
+      </w:r>
+    </w:p>
+    <w:p>
+      <w:pPr>
+        <w:jc w:val="both"/>
+      </w:pPr>
+      <w:r>
+        <w:t>— Подъёмник заклинило. Ремень лопнул. Я рядом стоял, — сказал Боб.</w:t>
       </w:r>
     </w:p>
     <w:p>
@@ -6648,15 +6648,15 @@
         <w:jc w:val="both"/>
       </w:pPr>
       <w:r>
-        <w:t>— Когда?</w:t>
-      </w:r>
-    </w:p>
-    <w:p>
-      <w:pPr>
-        <w:jc w:val="both"/>
-      </w:pPr>
-      <w:r>
-        <w:t>— Вчера. Хозяин сказал, у вас спросить. Штука должна была предупредить.</w:t>
+        <w:t>— Когда? — спросил Лев.</w:t>
+      </w:r>
+    </w:p>
+    <w:p>
+      <w:pPr>
+        <w:jc w:val="both"/>
+      </w:pPr>
+      <w:r>
+        <w:t>— Вчера. Хозяин сказал, у вас спросить. Штука должна была предупредить, — сказал Боб.</w:t>
       </w:r>
     </w:p>
     <w:p>
@@ -6688,7 +6688,7 @@
         <w:jc w:val="both"/>
       </w:pPr>
       <w:r>
-        <w:t>— Мне недолго. Я просто хочу знать, она работала вообще?</w:t>
+        <w:t>— Мне недолго. Я просто хочу знать, она работала вообще? — спросил Боб.</w:t>
       </w:r>
     </w:p>
     <w:p>
@@ -6704,7 +6704,7 @@
         <w:jc w:val="both"/>
       </w:pPr>
       <w:r>
-        <w:t>— Чека нет. Только это. У вас Ева принимала.</w:t>
+        <w:t>— Чека нет. Только это. У вас Ева принимала, — сказал Боб.</w:t>
       </w:r>
     </w:p>
     <w:p>
@@ -6736,23 +6736,23 @@
         <w:jc w:val="both"/>
       </w:pPr>
       <w:r>
-        <w:t>— Я всё проверял. Он сам видел сигнал на запуске.</w:t>
-      </w:r>
-    </w:p>
-    <w:p>
-      <w:pPr>
-        <w:jc w:val="both"/>
-      </w:pPr>
-      <w:r>
-        <w:t>— Я не сказал, что ты не проверял.</w:t>
-      </w:r>
-    </w:p>
-    <w:p>
-      <w:pPr>
-        <w:jc w:val="both"/>
-      </w:pPr>
-      <w:r>
-        <w:t>— Скажи, если думаешь.</w:t>
+        <w:t>— Я всё проверял. Он сам видел сигнал на запуске, — сказал Дэн.</w:t>
+      </w:r>
+    </w:p>
+    <w:p>
+      <w:pPr>
+        <w:jc w:val="both"/>
+      </w:pPr>
+      <w:r>
+        <w:t>— Я не сказал, что ты не проверял, — сказал Лев.</w:t>
+      </w:r>
+    </w:p>
+    <w:p>
+      <w:pPr>
+        <w:jc w:val="both"/>
+      </w:pPr>
+      <w:r>
+        <w:t>— Скажи, если думаешь, — сказал Дэн.</w:t>
       </w:r>
     </w:p>
     <w:p>
@@ -6784,7 +6784,7 @@
         <w:jc w:val="both"/>
       </w:pPr>
       <w:r>
-        <w:t>Он снял плату и разглядывал, пока не начали болеть глаза. Новые заготовки выглядели аккуратнее ручного образца. Всё на месте, защитное покрытие ровное, соединения чистые. Несколько номиналов отличались от старой схемы, но это согласовали после испытаний: поставщик обещал равную работу в допустимых условиях.</w:t>
+        <w:t>Он снял плату и разглядывал, пока не начали болеть глаза. Новые заготовки выглядели аккуратнее ручного образца. Всё на месте, защитное покрытие ровное, соединения чистые. Параметры нескольких деталей отличались от старой схемы, но это согласовали после испытаний: поставщик обещал равную работу в допустимых условиях.</w:t>
       </w:r>
     </w:p>
     <w:p>
@@ -6832,7 +6832,7 @@
         <w:jc w:val="both"/>
       </w:pPr>
       <w:r>
-        <w:t>— Но предупреждать должна, — ответил он.</w:t>
+        <w:t>— Но предупреждать должна, — ответил Лев.</w:t>
       </w:r>
     </w:p>
     <w:p>
@@ -6856,7 +6856,7 @@
         <w:jc w:val="both"/>
       </w:pPr>
       <w:r>
-        <w:t>— Давай остудим.</w:t>
+        <w:t>— Давай остудим, — сказал Дэн.</w:t>
       </w:r>
     </w:p>
     <w:p>
@@ -6936,7 +6936,7 @@
         <w:jc w:val="both"/>
       </w:pPr>
       <w:r>
-        <w:t>— Нам надо проверить все установленные.</w:t>
+        <w:t>— Нам надо проверить все установленные, — сказал Макс.</w:t>
       </w:r>
     </w:p>
     <w:p>
@@ -6952,7 +6952,7 @@
         <w:jc w:val="both"/>
       </w:pPr>
       <w:r>
-        <w:t>— Денег не хватит, — сказала она.</w:t>
+        <w:t>— Денег не хватит, — сказала Ева.</w:t>
       </w:r>
     </w:p>
     <w:p>
@@ -6968,15 +6968,15 @@
         <w:jc w:val="both"/>
       </w:pPr>
       <w:r>
-        <w:t>— На возврат хватит?</w:t>
-      </w:r>
-    </w:p>
-    <w:p>
-      <w:pPr>
-        <w:jc w:val="both"/>
-      </w:pPr>
-      <w:r>
-        <w:t>— Если отменить заказ новых плат и задержать оплату аренды. На все выезды — нет.</w:t>
+        <w:t>— На возврат хватит? — спросил Макс.</w:t>
+      </w:r>
+    </w:p>
+    <w:p>
+      <w:pPr>
+        <w:jc w:val="both"/>
+      </w:pPr>
+      <w:r>
+        <w:t>— Если отменить заказ новых плат и задержать оплату аренды. На все выезды — нет, — сказала Ева.</w:t>
       </w:r>
     </w:p>
     <w:p>
@@ -6992,7 +6992,7 @@
         <w:jc w:val="both"/>
       </w:pPr>
       <w:r>
-        <w:t>— Я могу бесплатно.</w:t>
+        <w:t>— Я могу бесплатно, — сказал Дэн.</w:t>
       </w:r>
     </w:p>
     <w:p>
@@ -7040,7 +7040,7 @@
         <w:jc w:val="both"/>
       </w:pPr>
       <w:r>
-        <w:t>— Нужны исходные результаты испытаний, — сказал он. — И образец.</w:t>
+        <w:t>— Нужны исходные результаты испытаний, — сказал Лев. — И образец.</w:t>
       </w:r>
     </w:p>
     <w:p>
@@ -7064,7 +7064,7 @@
         <w:jc w:val="both"/>
       </w:pPr>
       <w:r>
-        <w:t>— Есть итоговый отчёт. На дополнительные материалы направьте запрос.</w:t>
+        <w:t>— Есть итоговый отчёт. На дополнительные материалы направьте запрос, — сказал Павел.</w:t>
       </w:r>
     </w:p>
     <w:p>
@@ -7080,7 +7080,7 @@
         <w:jc w:val="both"/>
       </w:pPr>
       <w:r>
-        <w:t>— Павел, у человека травма. Мы сейчас отзываем партию.</w:t>
+        <w:t>— Павел, у человека травма. Мы сейчас отзываем партию, — сказал Макс.</w:t>
       </w:r>
     </w:p>
     <w:p>
@@ -7096,7 +7096,7 @@
         <w:jc w:val="both"/>
       </w:pPr>
       <w:r>
-        <w:t>— Я услышал. Сделаю всё, что могу.</w:t>
+        <w:t>— Я услышал. Сделаю всё, что могу, — сказал Павел.</w:t>
       </w:r>
     </w:p>
     <w:p>
@@ -7136,23 +7136,23 @@
         <w:jc w:val="both"/>
       </w:pPr>
       <w:r>
-        <w:t>— Жена дала. Вы ей по телефону так всё объяснили, она теперь думает, я три дня на неисправном подъёмнике работал и сам скрывал.</w:t>
-      </w:r>
-    </w:p>
-    <w:p>
-      <w:pPr>
-        <w:jc w:val="both"/>
-      </w:pPr>
-      <w:r>
-        <w:t>— Макс с вами говорил?</w:t>
-      </w:r>
-    </w:p>
-    <w:p>
-      <w:pPr>
-        <w:jc w:val="both"/>
-      </w:pPr>
-      <w:r>
-        <w:t>— Ева. Ей лучше не врать, да?</w:t>
+        <w:t>— Жена дала. Вы ей по телефону так всё объяснили, она теперь думает, я три дня на неисправном подъёмнике работал и сам скрывал, — сказал Боб.</w:t>
+      </w:r>
+    </w:p>
+    <w:p>
+      <w:pPr>
+        <w:jc w:val="both"/>
+      </w:pPr>
+      <w:r>
+        <w:t>— Макс с вами говорил? — спросил Лев.</w:t>
+      </w:r>
+    </w:p>
+    <w:p>
+      <w:pPr>
+        <w:jc w:val="both"/>
+      </w:pPr>
+      <w:r>
+        <w:t>— Ева. Ей лучше не врать, да? — спросил Боб.</w:t>
       </w:r>
     </w:p>
     <w:p>
@@ -7176,23 +7176,23 @@
         <w:jc w:val="both"/>
       </w:pPr>
       <w:r>
-        <w:t>— Сделаете?</w:t>
-      </w:r>
-    </w:p>
-    <w:p>
-      <w:pPr>
-        <w:jc w:val="both"/>
-      </w:pPr>
-      <w:r>
-        <w:t>— Сделаем. Но не быстро.</w:t>
-      </w:r>
-    </w:p>
-    <w:p>
-      <w:pPr>
-        <w:jc w:val="both"/>
-      </w:pPr>
-      <w:r>
-        <w:t>— Мне к быстрому уже не хочется.</w:t>
+        <w:t>— Сделаете? — спросил Боб.</w:t>
+      </w:r>
+    </w:p>
+    <w:p>
+      <w:pPr>
+        <w:jc w:val="both"/>
+      </w:pPr>
+      <w:r>
+        <w:t>— Сделаем. Но не быстро, — сказал Лев.</w:t>
+      </w:r>
+    </w:p>
+    <w:p>
+      <w:pPr>
+        <w:jc w:val="both"/>
+      </w:pPr>
+      <w:r>
+        <w:t>— Мне к быстрому уже не хочется, — сказал Боб.</w:t>
       </w:r>
     </w:p>
     <w:p>
@@ -7208,7 +7208,7 @@
         <w:jc w:val="both"/>
       </w:pPr>
       <w:r>
-        <w:t>— Кости целы. Сказали, повезло.</w:t>
+        <w:t>— Кости целы. Сказали, повезло, — сказал Боб.</w:t>
       </w:r>
     </w:p>
     <w:p>
@@ -7240,7 +7240,7 @@
         <w:jc w:val="both"/>
       </w:pPr>
       <w:r>
-        <w:t>— Ты на установке всё сделал правильно.</w:t>
+        <w:t>— Ты на установке всё сделал правильно, — сказал Лев.</w:t>
       </w:r>
     </w:p>
     <w:p>
@@ -7256,23 +7256,23 @@
         <w:jc w:val="both"/>
       </w:pPr>
       <w:r>
-        <w:t>— Знаю.</w:t>
-      </w:r>
-    </w:p>
-    <w:p>
-      <w:pPr>
-        <w:jc w:val="both"/>
-      </w:pPr>
-      <w:r>
-        <w:t>— Я должен был раньше сказать.</w:t>
-      </w:r>
-    </w:p>
-    <w:p>
-      <w:pPr>
-        <w:jc w:val="both"/>
-      </w:pPr>
-      <w:r>
-        <w:t>— Да.</w:t>
+        <w:t>— Знаю, — сказал Дэн.</w:t>
+      </w:r>
+    </w:p>
+    <w:p>
+      <w:pPr>
+        <w:jc w:val="both"/>
+      </w:pPr>
+      <w:r>
+        <w:t>— Я должен был раньше сказать, — сказал Лев.</w:t>
+      </w:r>
+    </w:p>
+    <w:p>
+      <w:pPr>
+        <w:jc w:val="both"/>
+      </w:pPr>
+      <w:r>
+        <w:t>— Да, — сказал Дэн.</w:t>
       </w:r>
     </w:p>
     <w:p>
@@ -7288,7 +7288,7 @@
         <w:jc w:val="both"/>
       </w:pPr>
       <w:r>
-        <w:t>— Это с орехами. Ты любишь.</w:t>
+        <w:t>— Это с орехами. Ты любишь, — сказал Дэн.</w:t>
       </w:r>
     </w:p>
     <w:p>
@@ -7341,23 +7341,23 @@
         <w:jc w:val="both"/>
       </w:pPr>
       <w:r>
-        <w:t>— У вас экономичный пакет.</w:t>
-      </w:r>
-    </w:p>
-    <w:p>
-      <w:pPr>
-        <w:jc w:val="both"/>
-      </w:pPr>
-      <w:r>
-        <w:t>— Я вижу. Но в переписке был проход к главному залу.</w:t>
-      </w:r>
-    </w:p>
-    <w:p>
-      <w:pPr>
-        <w:jc w:val="both"/>
-      </w:pPr>
-      <w:r>
-        <w:t>— Он здесь тоже есть.</w:t>
+        <w:t>— У вас экономичный пакет, — сказала сотрудница регистрации.</w:t>
+      </w:r>
+    </w:p>
+    <w:p>
+      <w:pPr>
+        <w:jc w:val="both"/>
+      </w:pPr>
+      <w:r>
+        <w:t>— Я вижу. Но в переписке был проход к главному залу, — сказал Макс.</w:t>
+      </w:r>
+    </w:p>
+    <w:p>
+      <w:pPr>
+        <w:jc w:val="both"/>
+      </w:pPr>
+      <w:r>
+        <w:t>— Он здесь тоже есть, — сказала сотрудница регистрации.</w:t>
       </w:r>
     </w:p>
     <w:p>
@@ -7469,7 +7469,7 @@
         <w:jc w:val="both"/>
       </w:pPr>
       <w:r>
-        <w:t>— Пока у тебя лицо не стало как у кассового аппарата.</w:t>
+        <w:t>— Пока у тебя лицо не стало как у кассового аппарата, — сказала Ева.</w:t>
       </w:r>
     </w:p>
     <w:p>
@@ -7517,7 +7517,7 @@
         <w:jc w:val="both"/>
       </w:pPr>
       <w:r>
-        <w:t>— Можно посмотреть документацию?</w:t>
+        <w:t>— Можно посмотреть документацию? — спросил Макс.</w:t>
       </w:r>
     </w:p>
     <w:p>
@@ -7541,23 +7541,23 @@
         <w:jc w:val="both"/>
       </w:pPr>
       <w:r>
-        <w:t>— Давно делаете?</w:t>
-      </w:r>
-    </w:p>
-    <w:p>
-      <w:pPr>
-        <w:jc w:val="both"/>
-      </w:pPr>
-      <w:r>
-        <w:t>— Линейка новая. Решение уже обкатано.</w:t>
-      </w:r>
-    </w:p>
-    <w:p>
-      <w:pPr>
-        <w:jc w:val="both"/>
-      </w:pPr>
-      <w:r>
-        <w:t>— Сами разрабатывали?</w:t>
+        <w:t>— Давно делаете? — спросил Макс.</w:t>
+      </w:r>
+    </w:p>
+    <w:p>
+      <w:pPr>
+        <w:jc w:val="both"/>
+      </w:pPr>
+      <w:r>
+        <w:t>— Линейка новая. Решение уже обкатано, — сказал представитель NORD.</w:t>
+      </w:r>
+    </w:p>
+    <w:p>
+      <w:pPr>
+        <w:jc w:val="both"/>
+      </w:pPr>
+      <w:r>
+        <w:t>— Сами разрабатывали? — спросил Макс.</w:t>
       </w:r>
     </w:p>
     <w:p>
@@ -7573,7 +7573,7 @@
         <w:jc w:val="both"/>
       </w:pPr>
       <w:r>
-        <w:t>— У нас своя инженерная группа. Если вас интересует партнёрство, я дам контакт.</w:t>
+        <w:t>— У нас своя инженерная группа. Если вас интересует партнёрство, я дам контакт, — сказал представитель NORD.</w:t>
       </w:r>
     </w:p>
     <w:p>
@@ -7605,7 +7605,7 @@
         <w:jc w:val="both"/>
       </w:pPr>
       <w:r>
-        <w:t>— Где?</w:t>
+        <w:t>— Где? — спросил Лев.</w:t>
       </w:r>
     </w:p>
     <w:p>
@@ -7621,31 +7621,31 @@
         <w:jc w:val="both"/>
       </w:pPr>
       <w:r>
-        <w:t>— Подожди. Пока не ясно.</w:t>
-      </w:r>
-    </w:p>
-    <w:p>
-      <w:pPr>
-        <w:jc w:val="both"/>
-      </w:pPr>
-      <w:r>
-        <w:t>— Что именно?</w:t>
-      </w:r>
-    </w:p>
-    <w:p>
-      <w:pPr>
-        <w:jc w:val="both"/>
-      </w:pPr>
-      <w:r>
-        <w:t>— Похоже. Это не доказательство.</w:t>
-      </w:r>
-    </w:p>
-    <w:p>
-      <w:pPr>
-        <w:jc w:val="both"/>
-      </w:pPr>
-      <w:r>
-        <w:t>— Давай посмотрю.</w:t>
+        <w:t>— Подожди. Пока не ясно, — сказал Макс.</w:t>
+      </w:r>
+    </w:p>
+    <w:p>
+      <w:pPr>
+        <w:jc w:val="both"/>
+      </w:pPr>
+      <w:r>
+        <w:t>— Что именно? — спросил Лев.</w:t>
+      </w:r>
+    </w:p>
+    <w:p>
+      <w:pPr>
+        <w:jc w:val="both"/>
+      </w:pPr>
+      <w:r>
+        <w:t>— Похоже. Это не доказательство, — сказал Макс.</w:t>
+      </w:r>
+    </w:p>
+    <w:p>
+      <w:pPr>
+        <w:jc w:val="both"/>
+      </w:pPr>
+      <w:r>
+        <w:t>— Давай посмотрю, — сказал Лев.</w:t>
       </w:r>
     </w:p>
     <w:p>
@@ -7669,7 +7669,7 @@
         <w:jc w:val="both"/>
       </w:pPr>
       <w:r>
-        <w:t>— А у нас что осталось?</w:t>
+        <w:t>— А у нас что осталось? — спросила Ева.</w:t>
       </w:r>
     </w:p>
     <w:p>
@@ -7685,15 +7685,15 @@
         <w:jc w:val="both"/>
       </w:pPr>
       <w:r>
-        <w:t>— Схемы. Рабочие файлы. Фотографии.</w:t>
-      </w:r>
-    </w:p>
-    <w:p>
-      <w:pPr>
-        <w:jc w:val="both"/>
-      </w:pPr>
-      <w:r>
-        <w:t>— Оригинал журнала?</w:t>
+        <w:t>— Схемы. Рабочие файлы. Фотографии, — сказал Макс.</w:t>
+      </w:r>
+    </w:p>
+    <w:p>
+      <w:pPr>
+        <w:jc w:val="both"/>
+      </w:pPr>
+      <w:r>
+        <w:t>— Оригинал журнала? — спросила Ева.</w:t>
       </w:r>
     </w:p>
     <w:p>
@@ -7717,7 +7717,7 @@
         <w:jc w:val="both"/>
       </w:pPr>
       <w:r>
-        <w:t>— Сегодня никому не надо обвинений. У нас здесь люди, которые ничего об этом не знают.</w:t>
+        <w:t>— Сегодня никому не надо обвинений. У нас здесь люди, которые ничего об этом не знают, — сказала Ева.</w:t>
       </w:r>
     </w:p>
     <w:p>
@@ -7741,7 +7741,7 @@
         <w:jc w:val="both"/>
       </w:pPr>
       <w:r>
-        <w:t>— Там инженер. Не продавец. Сказал, исходный комплект получили полгода назад.</w:t>
+        <w:t>— Там инженер. Не продавец. Сказал, исходный комплект получили полгода назад, — сказал Лев.</w:t>
       </w:r>
     </w:p>
     <w:p>
@@ -7765,7 +7765,7 @@
         <w:jc w:val="both"/>
       </w:pPr>
       <w:r>
-        <w:t>— Последний — нет.</w:t>
+        <w:t>— Последний — нет, — сказал Лев.</w:t>
       </w:r>
     </w:p>
     <w:p>
@@ -7797,7 +7797,7 @@
         <w:jc w:val="both"/>
       </w:pPr>
       <w:r>
-        <w:t>— Чем вы отличаетесь от готовых решений? Я здесь уже видел похожее.</w:t>
+        <w:t>— Чем вы отличаетесь от готовых решений? Я здесь уже видел похожее, — сказал слушатель из третьего ряда.</w:t>
       </w:r>
     </w:p>
     <w:p>
@@ -7813,7 +7813,7 @@
         <w:jc w:val="both"/>
       </w:pPr>
       <w:r>
-        <w:t>— Мы отвечаем за работу устройства в реальных условиях. У нас собственная разработка и полный контроль проверки.</w:t>
+        <w:t>— Мы отвечаем за работу устройства в реальных условиях. У нас собственная разработка и полный контроль проверки, — сказал Макс.</w:t>
       </w:r>
     </w:p>
     <w:p>
@@ -7869,7 +7869,7 @@
         <w:jc w:val="both"/>
       </w:pPr>
       <w:r>
-        <w:t>— Как прошло? — спросила она.</w:t>
+        <w:t>— Как прошло? — спросила Анна.</w:t>
       </w:r>
     </w:p>
     <w:p>
@@ -7885,7 +7885,7 @@
         <w:jc w:val="both"/>
       </w:pPr>
       <w:r>
-        <w:t>— Плохо. У другой компании похожая схема. Не понимаю, откуда она у них и что вообще разрешает наш договор.</w:t>
+        <w:t>— Плохо. У другой компании похожая схема. Не понимаю, откуда она у них и что вообще разрешает наш договор, — сказал Макс.</w:t>
       </w:r>
     </w:p>
     <w:p>
@@ -7901,23 +7901,23 @@
         <w:jc w:val="both"/>
       </w:pPr>
       <w:r>
-        <w:t>— Ты там один сейчас?</w:t>
-      </w:r>
-    </w:p>
-    <w:p>
-      <w:pPr>
-        <w:jc w:val="both"/>
-      </w:pPr>
-      <w:r>
-        <w:t>— На лестнице.</w:t>
-      </w:r>
-    </w:p>
-    <w:p>
-      <w:pPr>
-        <w:jc w:val="both"/>
-      </w:pPr>
-      <w:r>
-        <w:t>— Поел?</w:t>
+        <w:t>— Ты там один сейчас? — спросила Анна.</w:t>
+      </w:r>
+    </w:p>
+    <w:p>
+      <w:pPr>
+        <w:jc w:val="both"/>
+      </w:pPr>
+      <w:r>
+        <w:t>— На лестнице, — сказал Макс.</w:t>
+      </w:r>
+    </w:p>
+    <w:p>
+      <w:pPr>
+        <w:jc w:val="both"/>
+      </w:pPr>
+      <w:r>
+        <w:t>— Поел? — спросила Анна.</w:t>
       </w:r>
     </w:p>
     <w:p>
@@ -7933,31 +7933,31 @@
         <w:jc w:val="both"/>
       </w:pPr>
       <w:r>
-        <w:t>— Да.</w:t>
-      </w:r>
-    </w:p>
-    <w:p>
-      <w:pPr>
-        <w:jc w:val="both"/>
-      </w:pPr>
-      <w:r>
-        <w:t>— Когда приедешь, поговорим. Не по телефону. Я побуду дома вечером.</w:t>
-      </w:r>
-    </w:p>
-    <w:p>
-      <w:pPr>
-        <w:jc w:val="both"/>
-      </w:pPr>
-      <w:r>
-        <w:t>— Хорошо.</w:t>
-      </w:r>
-    </w:p>
-    <w:p>
-      <w:pPr>
-        <w:jc w:val="both"/>
-      </w:pPr>
-      <w:r>
-        <w:t>— Только не бери ничего на себя прямо сейчас. Ни денег, ни обещаний.</w:t>
+        <w:t>— Да, — сказал Макс.</w:t>
+      </w:r>
+    </w:p>
+    <w:p>
+      <w:pPr>
+        <w:jc w:val="both"/>
+      </w:pPr>
+      <w:r>
+        <w:t>— Когда приедешь, поговорим. Не по телефону. Я побуду дома вечером, — сказала Анна.</w:t>
+      </w:r>
+    </w:p>
+    <w:p>
+      <w:pPr>
+        <w:jc w:val="both"/>
+      </w:pPr>
+      <w:r>
+        <w:t>— Хорошо, — сказал Макс.</w:t>
+      </w:r>
+    </w:p>
+    <w:p>
+      <w:pPr>
+        <w:jc w:val="both"/>
+      </w:pPr>
+      <w:r>
+        <w:t>— Только не бери ничего на себя прямо сейчас. Ни денег, ни обещаний, — сказала Анна.</w:t>
       </w:r>
     </w:p>
     <w:p>
@@ -7973,7 +7973,7 @@
         <w:jc w:val="both"/>
       </w:pPr>
       <w:r>
-        <w:t>— Я постараюсь.</w:t>
+        <w:t>— Я постараюсь, — сказал Макс.</w:t>
       </w:r>
     </w:p>
     <w:p>
@@ -7997,7 +7997,7 @@
         <w:jc w:val="both"/>
       </w:pPr>
       <w:r>
-        <w:t>— На сцене я неправильно сказал.</w:t>
+        <w:t>— На сцене я неправильно сказал, — сказал Макс.</w:t>
       </w:r>
     </w:p>
     <w:p>
@@ -8013,31 +8013,31 @@
         <w:jc w:val="both"/>
       </w:pPr>
       <w:r>
-        <w:t>— Как надо было?</w:t>
-      </w:r>
-    </w:p>
-    <w:p>
-      <w:pPr>
-        <w:jc w:val="both"/>
-      </w:pPr>
-      <w:r>
-        <w:t>— Что контроль мы только учимся возвращать.</w:t>
-      </w:r>
-    </w:p>
-    <w:p>
-      <w:pPr>
-        <w:jc w:val="both"/>
-      </w:pPr>
-      <w:r>
-        <w:t>— Звучало бы хуже.</w:t>
-      </w:r>
-    </w:p>
-    <w:p>
-      <w:pPr>
-        <w:jc w:val="both"/>
-      </w:pPr>
-      <w:r>
-        <w:t>— Да.</w:t>
+        <w:t>— Как надо было? — спросил Лев.</w:t>
+      </w:r>
+    </w:p>
+    <w:p>
+      <w:pPr>
+        <w:jc w:val="both"/>
+      </w:pPr>
+      <w:r>
+        <w:t>— Что контроль мы только учимся возвращать, — сказал Макс.</w:t>
+      </w:r>
+    </w:p>
+    <w:p>
+      <w:pPr>
+        <w:jc w:val="both"/>
+      </w:pPr>
+      <w:r>
+        <w:t>— Звучало бы хуже, — сказал Лев.</w:t>
+      </w:r>
+    </w:p>
+    <w:p>
+      <w:pPr>
+        <w:jc w:val="both"/>
+      </w:pPr>
+      <w:r>
+        <w:t>— Да, — сказал Макс.</w:t>
       </w:r>
     </w:p>
     <w:p>
@@ -8053,7 +8053,7 @@
         <w:jc w:val="both"/>
       </w:pPr>
       <w:r>
-        <w:t>— Завтра я ещё поговорю с тем инженером, — сказал он. — Он тоже мог не знать.</w:t>
+        <w:t>— Завтра я ещё поговорю с тем инженером, — сказал Лев. — Он тоже мог не знать.</w:t>
       </w:r>
     </w:p>
     <w:p>
@@ -8098,15 +8098,15 @@
         <w:jc w:val="both"/>
       </w:pPr>
       <w:r>
-        <w:t>— Я не могу вам показывать внутренние материалы.</w:t>
-      </w:r>
-    </w:p>
-    <w:p>
-      <w:pPr>
-        <w:jc w:val="both"/>
-      </w:pPr>
-      <w:r>
-        <w:t>— Я не прошу.</w:t>
+        <w:t>— Я не могу вам показывать внутренние материалы, — сказал Сэм.</w:t>
+      </w:r>
+    </w:p>
+    <w:p>
+      <w:pPr>
+        <w:jc w:val="both"/>
+      </w:pPr>
+      <w:r>
+        <w:t>— Я не прошу, — сказал Лев.</w:t>
       </w:r>
     </w:p>
     <w:p>
@@ -8122,7 +8122,7 @@
         <w:jc w:val="both"/>
       </w:pPr>
       <w:r>
-        <w:t>— Ладно. Прошу. Хоть что-нибудь, по чему можно понять, откуда комплект.</w:t>
+        <w:t>— Ладно. Прошу. Хоть что-нибудь, по чему можно понять, откуда комплект, — сказал Лев.</w:t>
       </w:r>
     </w:p>
     <w:p>
@@ -8138,23 +8138,23 @@
         <w:jc w:val="both"/>
       </w:pPr>
       <w:r>
-        <w:t>— У вас же тоже есть документы.</w:t>
-      </w:r>
-    </w:p>
-    <w:p>
-      <w:pPr>
-        <w:jc w:val="both"/>
-      </w:pPr>
-      <w:r>
-        <w:t>— Не все.</w:t>
-      </w:r>
-    </w:p>
-    <w:p>
-      <w:pPr>
-        <w:jc w:val="both"/>
-      </w:pPr>
-      <w:r>
-        <w:t>— Это уже не ко мне.</w:t>
+        <w:t>— У вас же тоже есть документы, — сказал Сэм.</w:t>
+      </w:r>
+    </w:p>
+    <w:p>
+      <w:pPr>
+        <w:jc w:val="both"/>
+      </w:pPr>
+      <w:r>
+        <w:t>— Не все, — сказал Лев.</w:t>
+      </w:r>
+    </w:p>
+    <w:p>
+      <w:pPr>
+        <w:jc w:val="both"/>
+      </w:pPr>
+      <w:r>
+        <w:t>— Это уже не ко мне, — сказал Сэм.</w:t>
       </w:r>
     </w:p>
     <w:p>
@@ -8170,7 +8170,7 @@
         <w:jc w:val="both"/>
       </w:pPr>
       <w:r>
-        <w:t>— У нас целая группа над этим работала. Не думайте, что приехало готовое, а мы наклейку приклеили.</w:t>
+        <w:t>— У нас целая группа над этим работала. Не думайте, что приехало готовое, а мы наклейку приклеили, — сказал Сэм.</w:t>
       </w:r>
     </w:p>
     <w:p>
@@ -8186,15 +8186,15 @@
         <w:jc w:val="both"/>
       </w:pPr>
       <w:r>
-        <w:t>— Я не думал.</w:t>
-      </w:r>
-    </w:p>
-    <w:p>
-      <w:pPr>
-        <w:jc w:val="both"/>
-      </w:pPr>
-      <w:r>
-        <w:t>— Думали. У вас лицо такое.</w:t>
+        <w:t>— Я не думал, — сказал Лев.</w:t>
+      </w:r>
+    </w:p>
+    <w:p>
+      <w:pPr>
+        <w:jc w:val="both"/>
+      </w:pPr>
+      <w:r>
+        <w:t>— Думали. У вас лицо такое, — сказал Сэм.</w:t>
       </w:r>
     </w:p>
     <w:p>
@@ -8226,23 +8226,23 @@
         <w:jc w:val="both"/>
       </w:pPr>
       <w:r>
-        <w:t>— В комплекте указан центр. Есть заверение, что права чистые. Я в закупках не работаю.</w:t>
-      </w:r>
-    </w:p>
-    <w:p>
-      <w:pPr>
-        <w:jc w:val="both"/>
-      </w:pPr>
-      <w:r>
-        <w:t>— А имя человека?</w:t>
-      </w:r>
-    </w:p>
-    <w:p>
-      <w:pPr>
-        <w:jc w:val="both"/>
-      </w:pPr>
-      <w:r>
-        <w:t>— Нет.</w:t>
+        <w:t>— В комплекте указан центр. Есть заверение, что права чистые. Я в закупках не работаю, — сказал Сэм.</w:t>
+      </w:r>
+    </w:p>
+    <w:p>
+      <w:pPr>
+        <w:jc w:val="both"/>
+      </w:pPr>
+      <w:r>
+        <w:t>— А имя человека? — спросил Лев.</w:t>
+      </w:r>
+    </w:p>
+    <w:p>
+      <w:pPr>
+        <w:jc w:val="both"/>
+      </w:pPr>
+      <w:r>
+        <w:t>— Нет, — сказал Сэм.</w:t>
       </w:r>
     </w:p>
     <w:p>
@@ -8258,7 +8258,7 @@
         <w:jc w:val="both"/>
       </w:pPr>
       <w:r>
-        <w:t>— Напишите официальный запрос. С копией юристам, не мне в личную почту. Если там правда проблема, я не хочу потом доказывать, что ничего от вас не прятал.</w:t>
+        <w:t>— Напишите официальный запрос. С копией юристам, не мне в личную почту. Если там правда проблема, я не хочу потом доказывать, что ничего от вас не прятал, — сказал Сэм.</w:t>
       </w:r>
     </w:p>
     <w:p>
@@ -8274,15 +8274,15 @@
         <w:jc w:val="both"/>
       </w:pPr>
       <w:r>
-        <w:t>— Спасибо.</w:t>
-      </w:r>
-    </w:p>
-    <w:p>
-      <w:pPr>
-        <w:jc w:val="both"/>
-      </w:pPr>
-      <w:r>
-        <w:t>— Пока не за что.</w:t>
+        <w:t>— Спасибо, — сказал Лев.</w:t>
+      </w:r>
+    </w:p>
+    <w:p>
+      <w:pPr>
+        <w:jc w:val="both"/>
+      </w:pPr>
+      <w:r>
+        <w:t>— Пока не за что, — сказал Сэм.</w:t>
       </w:r>
     </w:p>
     <w:p>
@@ -8346,7 +8346,7 @@
         <w:jc w:val="both"/>
       </w:pPr>
       <w:r>
-        <w:t>— Мы найдём юриста, — сказал он.</w:t>
+        <w:t>— Мы найдём юриста, — сказал Макс.</w:t>
       </w:r>
     </w:p>
     <w:p>
@@ -8386,23 +8386,23 @@
         <w:jc w:val="both"/>
       </w:pPr>
       <w:r>
-        <w:t>— Моё, — сказал он.</w:t>
-      </w:r>
-    </w:p>
-    <w:p>
-      <w:pPr>
-        <w:jc w:val="both"/>
-      </w:pPr>
-      <w:r>
-        <w:t>— Я вижу.</w:t>
-      </w:r>
-    </w:p>
-    <w:p>
-      <w:pPr>
-        <w:jc w:val="both"/>
-      </w:pPr>
-      <w:r>
-        <w:t>— Не видишь. Ты сейчас спросишь, что я опять продаю.</w:t>
+        <w:t>— Моё, — сказал Дэн.</w:t>
+      </w:r>
+    </w:p>
+    <w:p>
+      <w:pPr>
+        <w:jc w:val="both"/>
+      </w:pPr>
+      <w:r>
+        <w:t>— Я вижу, — сказал Лев.</w:t>
+      </w:r>
+    </w:p>
+    <w:p>
+      <w:pPr>
+        <w:jc w:val="both"/>
+      </w:pPr>
+      <w:r>
+        <w:t>— Не видишь. Ты сейчас спросишь, что я опять продаю, — сказал Дэн.</w:t>
       </w:r>
     </w:p>
     <w:p>
@@ -8418,7 +8418,7 @@
         <w:jc w:val="both"/>
       </w:pPr>
       <w:r>
-        <w:t>— Тогда расскажи сам.</w:t>
+        <w:t>— Тогда расскажи сам, — сказал Лев.</w:t>
       </w:r>
     </w:p>
     <w:p>
@@ -8434,23 +8434,23 @@
         <w:jc w:val="both"/>
       </w:pPr>
       <w:r>
-        <w:t>— Почему молчал?</w:t>
-      </w:r>
-    </w:p>
-    <w:p>
-      <w:pPr>
-        <w:jc w:val="both"/>
-      </w:pPr>
-      <w:r>
-        <w:t>— Потому что хотел сначала сделать. Потом сказать.</w:t>
-      </w:r>
-    </w:p>
-    <w:p>
-      <w:pPr>
-        <w:jc w:val="both"/>
-      </w:pPr>
-      <w:r>
-        <w:t>— Макс знает?</w:t>
+        <w:t>— Почему молчал? — спросил Лев.</w:t>
+      </w:r>
+    </w:p>
+    <w:p>
+      <w:pPr>
+        <w:jc w:val="both"/>
+      </w:pPr>
+      <w:r>
+        <w:t>— Потому что хотел сначала сделать. Потом сказать, — сказал Дэн.</w:t>
+      </w:r>
+    </w:p>
+    <w:p>
+      <w:pPr>
+        <w:jc w:val="both"/>
+      </w:pPr>
+      <w:r>
+        <w:t>— Макс знает? — спросил Лев.</w:t>
       </w:r>
     </w:p>
     <w:p>
@@ -8474,15 +8474,15 @@
         <w:jc w:val="both"/>
       </w:pPr>
       <w:r>
-        <w:t>— Не надо.</w:t>
-      </w:r>
-    </w:p>
-    <w:p>
-      <w:pPr>
-        <w:jc w:val="both"/>
-      </w:pPr>
-      <w:r>
-        <w:t>— Надо. А то опять будешь ничего не говорить, но смотреть.</w:t>
+        <w:t>— Не надо, — сказал Лев.</w:t>
+      </w:r>
+    </w:p>
+    <w:p>
+      <w:pPr>
+        <w:jc w:val="both"/>
+      </w:pPr>
+      <w:r>
+        <w:t>— Надо. А то опять будешь ничего не говорить, но смотреть, — сказал Дэн.</w:t>
       </w:r>
     </w:p>
     <w:p>
@@ -8514,15 +8514,15 @@
         <w:jc w:val="both"/>
       </w:pPr>
       <w:r>
-        <w:t>— Ага.</w:t>
-      </w:r>
-    </w:p>
-    <w:p>
-      <w:pPr>
-        <w:jc w:val="both"/>
-      </w:pPr>
-      <w:r>
-        <w:t>— Прости.</w:t>
+        <w:t>— Ага, — сказал Дэн.</w:t>
+      </w:r>
+    </w:p>
+    <w:p>
+      <w:pPr>
+        <w:jc w:val="both"/>
+      </w:pPr>
+      <w:r>
+        <w:t>— Прости, — сказал Лев.</w:t>
       </w:r>
     </w:p>
     <w:p>
@@ -8546,23 +8546,23 @@
         <w:jc w:val="both"/>
       </w:pPr>
       <w:r>
-        <w:t>— У моей матери ванна однажды потекла, когда её дома не было. Три квартиры снизу. Она до сих пор часть зарплаты отдаёт. Поэтому я и делаю.</w:t>
-      </w:r>
-    </w:p>
-    <w:p>
-      <w:pPr>
-        <w:jc w:val="both"/>
-      </w:pPr>
-      <w:r>
-        <w:t>— Знаю.</w:t>
-      </w:r>
-    </w:p>
-    <w:p>
-      <w:pPr>
-        <w:jc w:val="both"/>
-      </w:pPr>
-      <w:r>
-        <w:t>— Ты знал про ванну. Про остальное — нет.</w:t>
+        <w:t>— У моей матери ванна однажды потекла, когда её дома не было. Три квартиры снизу. Она до сих пор часть зарплаты отдаёт. Поэтому я и делаю, — сказал Дэн.</w:t>
+      </w:r>
+    </w:p>
+    <w:p>
+      <w:pPr>
+        <w:jc w:val="both"/>
+      </w:pPr>
+      <w:r>
+        <w:t>— Знаю, — сказал Лев.</w:t>
+      </w:r>
+    </w:p>
+    <w:p>
+      <w:pPr>
+        <w:jc w:val="both"/>
+      </w:pPr>
+      <w:r>
+        <w:t>— Ты знал про ванну. Про остальное — нет, — сказал Дэн.</w:t>
       </w:r>
     </w:p>
     <w:p>
@@ -8578,7 +8578,7 @@
         <w:jc w:val="both"/>
       </w:pPr>
       <w:r>
-        <w:t>— Про остальное не знал.</w:t>
+        <w:t>— Про остальное не знал, — сказал Лев.</w:t>
       </w:r>
     </w:p>
     <w:p>
@@ -8594,7 +8594,7 @@
         <w:jc w:val="both"/>
       </w:pPr>
       <w:r>
-        <w:t>— Ладно. Подержи корпус, раз пришёл.</w:t>
+        <w:t>— Ладно. Подержи корпус, раз пришёл, — сказал Дэн.</w:t>
       </w:r>
     </w:p>
     <w:p>
@@ -8618,7 +8618,7 @@
         <w:jc w:val="both"/>
       </w:pPr>
       <w:r>
-        <w:t>— Для того и пришёл.</w:t>
+        <w:t>— Для того и пришёл, — сказал Лев.</w:t>
       </w:r>
     </w:p>
     <w:p>
@@ -8650,15 +8650,15 @@
         <w:jc w:val="both"/>
       </w:pPr>
       <w:r>
-        <w:t>— Ты переехала?</w:t>
-      </w:r>
-    </w:p>
-    <w:p>
-      <w:pPr>
-        <w:jc w:val="both"/>
-      </w:pPr>
-      <w:r>
-        <w:t>— Нет, выращиваю столы в старой комнате.</w:t>
+        <w:t>— Ты переехала? — спросил Дэн.</w:t>
+      </w:r>
+    </w:p>
+    <w:p>
+      <w:pPr>
+        <w:jc w:val="both"/>
+      </w:pPr>
+      <w:r>
+        <w:t>— Нет, выращиваю столы в старой комнате, — сказала Ева.</w:t>
       </w:r>
     </w:p>
     <w:p>
@@ -8698,7 +8698,7 @@
         <w:jc w:val="both"/>
       </w:pPr>
       <w:r>
-        <w:t>— Вдруг розетка далеко.</w:t>
+        <w:t>— Вдруг розетка далеко, — сказал Макс.</w:t>
       </w:r>
     </w:p>
     <w:p>
@@ -8714,7 +8714,7 @@
         <w:jc w:val="both"/>
       </w:pPr>
       <w:r>
-        <w:t>— Там останется. Мы идём в гости.</w:t>
+        <w:t>— Там останется. Мы идём в гости, — сказала Анна.</w:t>
       </w:r>
     </w:p>
     <w:p>
@@ -8730,23 +8730,23 @@
         <w:jc w:val="both"/>
       </w:pPr>
       <w:r>
-        <w:t>— Я видела.</w:t>
-      </w:r>
-    </w:p>
-    <w:p>
-      <w:pPr>
-        <w:jc w:val="both"/>
-      </w:pPr>
-      <w:r>
-        <w:t>— Это подарок.</w:t>
-      </w:r>
-    </w:p>
-    <w:p>
-      <w:pPr>
-        <w:jc w:val="both"/>
-      </w:pPr>
-      <w:r>
-        <w:t>— Удлинитель теперь тоже подарок. Поздравляю Еву с хорошими друзьями.</w:t>
+        <w:t>— Я видела, — сказала Анна.</w:t>
+      </w:r>
+    </w:p>
+    <w:p>
+      <w:pPr>
+        <w:jc w:val="both"/>
+      </w:pPr>
+      <w:r>
+        <w:t>— Это подарок, — сказал Дэн.</w:t>
+      </w:r>
+    </w:p>
+    <w:p>
+      <w:pPr>
+        <w:jc w:val="both"/>
+      </w:pPr>
+      <w:r>
+        <w:t>— Удлинитель теперь тоже подарок. Поздравляю Еву с хорошими друзьями, — сказала Анна.</w:t>
       </w:r>
     </w:p>
     <w:p>
@@ -8762,15 +8762,15 @@
         <w:jc w:val="both"/>
       </w:pPr>
       <w:r>
-        <w:t>— Я его собрала.</w:t>
-      </w:r>
-    </w:p>
-    <w:p>
-      <w:pPr>
-        <w:jc w:val="both"/>
-      </w:pPr>
-      <w:r>
-        <w:t>— На всякий случай.</w:t>
+        <w:t>— Я его собрала, — сказала Ева.</w:t>
+      </w:r>
+    </w:p>
+    <w:p>
+      <w:pPr>
+        <w:jc w:val="both"/>
+      </w:pPr>
+      <w:r>
+        <w:t>— На всякий случай, — сказал Дэн.</w:t>
       </w:r>
     </w:p>
     <w:p>
@@ -8802,7 +8802,7 @@
         <w:jc w:val="both"/>
       </w:pPr>
       <w:r>
-        <w:t>— Дома тоже можно пить.</w:t>
+        <w:t>— Дома тоже можно пить, — сказала Ева.</w:t>
       </w:r>
     </w:p>
     <w:p>
@@ -8858,7 +8858,7 @@
         <w:jc w:val="both"/>
       </w:pPr>
       <w:r>
-        <w:t>— Не надо. Я потом сама.</w:t>
+        <w:t>— Не надо. Я потом сама, — сказала Ева.</w:t>
       </w:r>
     </w:p>
     <w:p>
@@ -8882,7 +8882,7 @@
         <w:jc w:val="both"/>
       </w:pPr>
       <w:r>
-        <w:t>— Эта без имени. Чтобы любой мог прийти.</w:t>
+        <w:t>— Эта без имени. Чтобы любой мог прийти, — сказал Дэн.</w:t>
       </w:r>
     </w:p>
     <w:p>
@@ -8898,7 +8898,7 @@
         <w:jc w:val="both"/>
       </w:pPr>
       <w:r>
-        <w:t>— Научишься мыть — разрешу.</w:t>
+        <w:t>— Научишься мыть — разрешу, — сказала Ева.</w:t>
       </w:r>
     </w:p>
     <w:p>
@@ -8954,23 +8954,23 @@
         <w:jc w:val="both"/>
       </w:pPr>
       <w:r>
-        <w:t>— Посмотрю.</w:t>
-      </w:r>
-    </w:p>
-    <w:p>
-      <w:pPr>
-        <w:jc w:val="both"/>
-      </w:pPr>
-      <w:r>
-        <w:t>— Я не про работу. После.</w:t>
-      </w:r>
-    </w:p>
-    <w:p>
-      <w:pPr>
-        <w:jc w:val="both"/>
-      </w:pPr>
-      <w:r>
-        <w:t>— После посмотрю.</w:t>
+        <w:t>— Посмотрю, — сказал Лев.</w:t>
+      </w:r>
+    </w:p>
+    <w:p>
+      <w:pPr>
+        <w:jc w:val="both"/>
+      </w:pPr>
+      <w:r>
+        <w:t>— Я не про работу. После, — сказал Дэн.</w:t>
+      </w:r>
+    </w:p>
+    <w:p>
+      <w:pPr>
+        <w:jc w:val="both"/>
+      </w:pPr>
+      <w:r>
+        <w:t>— После посмотрю, — сказал Лев.</w:t>
       </w:r>
     </w:p>
     <w:p>
@@ -8986,7 +8986,7 @@
         <w:jc w:val="both"/>
       </w:pPr>
       <w:r>
-        <w:t>— Слушай. Про тетрадь. Я, кажется, не всё тогда сказал.</w:t>
+        <w:t>— Слушай. Про тетрадь. Я, кажется, не всё тогда сказал, — сказал Дэн.</w:t>
       </w:r>
     </w:p>
     <w:p>
@@ -9002,7 +9002,7 @@
         <w:jc w:val="both"/>
       </w:pPr>
       <w:r>
-        <w:t>— Я отвозил бумаги до образца тоже. Макс попросил. Тогда всё ещё не работало. Я думал, зачем им нерабочее, но…</w:t>
+        <w:t>— Я отвозил бумаги до образца тоже. Макс попросил. Тогда всё ещё не работало. Я думал, зачем им нерабочее, но… — сказал Дэн.</w:t>
       </w:r>
     </w:p>
     <w:p>
@@ -9018,15 +9018,15 @@
         <w:jc w:val="both"/>
       </w:pPr>
       <w:r>
-        <w:t>— Сколько раньше?</w:t>
-      </w:r>
-    </w:p>
-    <w:p>
-      <w:pPr>
-        <w:jc w:val="both"/>
-      </w:pPr>
-      <w:r>
-        <w:t>— Месяца на два. Может, чуть больше. Там были те листы, где твой способ развести питание. От руки. Я себе копию оставил, когда печатал, потому что принтер зажевал угол.</w:t>
+        <w:t>— Сколько раньше? — спросил Лев.</w:t>
+      </w:r>
+    </w:p>
+    <w:p>
+      <w:pPr>
+        <w:jc w:val="both"/>
+      </w:pPr>
+      <w:r>
+        <w:t>— Месяца на два. Может, чуть больше. Там были те листы, где твой способ развести питание. От руки. Я себе копию оставил, когда печатал, потому что принтер зажевал угол, — сказал Дэн.</w:t>
       </w:r>
     </w:p>
     <w:p>
@@ -9074,15 +9074,15 @@
         <w:jc w:val="both"/>
       </w:pPr>
       <w:r>
-        <w:t>— Копия где?</w:t>
-      </w:r>
-    </w:p>
-    <w:p>
-      <w:pPr>
-        <w:jc w:val="both"/>
-      </w:pPr>
-      <w:r>
-        <w:t>— Дома. В синей папке. Заберём?</w:t>
+        <w:t>— Копия где? — спросил Лев.</w:t>
+      </w:r>
+    </w:p>
+    <w:p>
+      <w:pPr>
+        <w:jc w:val="both"/>
+      </w:pPr>
+      <w:r>
+        <w:t>— Дома. В синей папке. Заберём? — спросил Дэн.</w:t>
       </w:r>
     </w:p>
     <w:p>
@@ -9098,7 +9098,7 @@
         <w:jc w:val="both"/>
       </w:pPr>
       <w:r>
-        <w:t>— Заберём.</w:t>
+        <w:t>— Заберём, — сказал Лев.</w:t>
       </w:r>
     </w:p>
     <w:p>
@@ -9191,7 +9191,7 @@
         <w:jc w:val="both"/>
       </w:pPr>
       <w:r>
-        <w:t>— Ты это писал?</w:t>
+        <w:t>— Ты это писал? — спросил Лев.</w:t>
       </w:r>
     </w:p>
     <w:p>
@@ -9207,23 +9207,23 @@
         <w:jc w:val="both"/>
       </w:pPr>
       <w:r>
-        <w:t>— Не моё. Я там только количество проверял.</w:t>
-      </w:r>
-    </w:p>
-    <w:p>
-      <w:pPr>
-        <w:jc w:val="both"/>
-      </w:pPr>
-      <w:r>
-        <w:t>— А кто автор?</w:t>
-      </w:r>
-    </w:p>
-    <w:p>
-      <w:pPr>
-        <w:jc w:val="both"/>
-      </w:pPr>
-      <w:r>
-        <w:t>— Не знаю. Тут же не сказано, что ты.</w:t>
+        <w:t>— Не моё. Я там только количество проверял, — сказал Дэн.</w:t>
+      </w:r>
+    </w:p>
+    <w:p>
+      <w:pPr>
+        <w:jc w:val="both"/>
+      </w:pPr>
+      <w:r>
+        <w:t>— А кто автор? — спросил Лев.</w:t>
+      </w:r>
+    </w:p>
+    <w:p>
+      <w:pPr>
+        <w:jc w:val="both"/>
+      </w:pPr>
+      <w:r>
+        <w:t>— Не знаю. Тут же не сказано, что ты, — сказал Дэн.</w:t>
       </w:r>
     </w:p>
     <w:p>
@@ -9247,23 +9247,23 @@
         <w:jc w:val="both"/>
       </w:pPr>
       <w:r>
-        <w:t>— Мать велела накормить. Ты когда ел?</w:t>
-      </w:r>
-    </w:p>
-    <w:p>
-      <w:pPr>
-        <w:jc w:val="both"/>
-      </w:pPr>
-      <w:r>
-        <w:t>— У Евы.</w:t>
-      </w:r>
-    </w:p>
-    <w:p>
-      <w:pPr>
-        <w:jc w:val="both"/>
-      </w:pPr>
-      <w:r>
-        <w:t>— Я тоже так сказал. Не помогло.</w:t>
+        <w:t>— Мать велела накормить. Ты когда ел? — спросил Дэн.</w:t>
+      </w:r>
+    </w:p>
+    <w:p>
+      <w:pPr>
+        <w:jc w:val="both"/>
+      </w:pPr>
+      <w:r>
+        <w:t>— У Евы, — сказал Лев.</w:t>
+      </w:r>
+    </w:p>
+    <w:p>
+      <w:pPr>
+        <w:jc w:val="both"/>
+      </w:pPr>
+      <w:r>
+        <w:t>— Я тоже так сказал. Не помогло, — сказал Дэн.</w:t>
       </w:r>
     </w:p>
     <w:p>
@@ -9303,7 +9303,7 @@
         <w:jc w:val="both"/>
       </w:pPr>
       <w:r>
-        <w:t>— Запросим. Но начнём с того, что есть.</w:t>
+        <w:t>— Запросим. Но начнём с того, что есть, — сказала Нина.</w:t>
       </w:r>
     </w:p>
     <w:p>
@@ -9327,7 +9327,7 @@
         <w:jc w:val="both"/>
       </w:pPr>
       <w:r>
-        <w:t>— Я этого не говорила. Я говорю, что по этим бумагам нельзя объявить кражей любое сходство. И нельзя требовать деньги назад просто потому, что вы впервые внимательно прочитали договор.</w:t>
+        <w:t>— Я этого не говорила. Я говорю, что по этим бумагам нельзя объявить кражей любое сходство. И нельзя требовать деньги назад просто потому, что вы впервые внимательно прочитали договор, — сказала Нина.</w:t>
       </w:r>
     </w:p>
     <w:p>
@@ -9359,7 +9359,7 @@
         <w:jc w:val="both"/>
       </w:pPr>
       <w:r>
-        <w:t>— Получить полный договор. Установить, какие именно материалы переданы. Потребовать вернуть физический образец, если оснований удерживать его больше нет. И больше не подписывать приёмку, когда вещь не совпадает с описанием.</w:t>
+        <w:t>— Получить полный договор. Установить, какие именно материалы переданы. Потребовать вернуть физический образец, если оснований удерживать его больше нет. И больше не подписывать приёмку, когда вещь не совпадает с описанием, — сказала Нина.</w:t>
       </w:r>
     </w:p>
     <w:p>
@@ -9375,15 +9375,15 @@
         <w:jc w:val="both"/>
       </w:pPr>
       <w:r>
-        <w:t>— Это я подписал.</w:t>
-      </w:r>
-    </w:p>
-    <w:p>
-      <w:pPr>
-        <w:jc w:val="both"/>
-      </w:pPr>
-      <w:r>
-        <w:t>— Я вижу.</w:t>
+        <w:t>— Это я подписал, — сказал Лев.</w:t>
+      </w:r>
+    </w:p>
+    <w:p>
+      <w:pPr>
+        <w:jc w:val="both"/>
+      </w:pPr>
+      <w:r>
+        <w:t>— Я вижу, — сказала Нина.</w:t>
       </w:r>
     </w:p>
     <w:p>
@@ -9431,7 +9431,7 @@
         <w:jc w:val="both"/>
       </w:pPr>
       <w:r>
-        <w:t>— Возврат оформим правильно, — сказал он.</w:t>
+        <w:t>— Возврат оформим правильно, — сказал Макс.</w:t>
       </w:r>
     </w:p>
     <w:p>
@@ -9447,7 +9447,7 @@
         <w:jc w:val="both"/>
       </w:pPr>
       <w:r>
-        <w:t>— По одному листу каждому.</w:t>
+        <w:t>— По одному листу каждому, — сказала Ева.</w:t>
       </w:r>
     </w:p>
     <w:p>
@@ -9535,7 +9535,7 @@
         <w:jc w:val="both"/>
       </w:pPr>
       <w:r>
-        <w:t>— Если это тебе премию выдали, сначала прочитай состав.</w:t>
+        <w:t>— Если это тебе премию выдали, сначала прочитай состав, — сказала мать Льва.</w:t>
       </w:r>
     </w:p>
     <w:p>
@@ -9559,23 +9559,23 @@
         <w:jc w:val="both"/>
       </w:pPr>
       <w:r>
-        <w:t>— Кажется, ваше. Я ещё подумала, зачем мне столько картошки.</w:t>
-      </w:r>
-    </w:p>
-    <w:p>
-      <w:pPr>
-        <w:jc w:val="both"/>
-      </w:pPr>
-      <w:r>
-        <w:t>— А я хотел спросить, где кошка.</w:t>
-      </w:r>
-    </w:p>
-    <w:p>
-      <w:pPr>
-        <w:jc w:val="both"/>
-      </w:pPr>
-      <w:r>
-        <w:t>— У сестры. Я ей помогала. Свою мне пока рано.</w:t>
+        <w:t>— Кажется, ваше. Я ещё подумала, зачем мне столько картошки, — сказала Вера.</w:t>
+      </w:r>
+    </w:p>
+    <w:p>
+      <w:pPr>
+        <w:jc w:val="both"/>
+      </w:pPr>
+      <w:r>
+        <w:t>— А я хотел спросить, где кошка, — сказал Лев.</w:t>
+      </w:r>
+    </w:p>
+    <w:p>
+      <w:pPr>
+        <w:jc w:val="both"/>
+      </w:pPr>
+      <w:r>
+        <w:t>— У сестры. Я ей помогала. Свою мне пока рано, — сказала Вера.</w:t>
       </w:r>
     </w:p>
     <w:p>
@@ -9591,15 +9591,15 @@
         <w:jc w:val="both"/>
       </w:pPr>
       <w:r>
-        <w:t>— Там внизу упаковка из аптеки. Она промокла, но внутри сухо. Я переложила наверх.</w:t>
-      </w:r>
-    </w:p>
-    <w:p>
-      <w:pPr>
-        <w:jc w:val="both"/>
-      </w:pPr>
-      <w:r>
-        <w:t>— Спасибо.</w:t>
+        <w:t>— Там внизу упаковка из аптеки. Она промокла, но внутри сухо. Я переложила наверх, — сказала Вера.</w:t>
+      </w:r>
+    </w:p>
+    <w:p>
+      <w:pPr>
+        <w:jc w:val="both"/>
+      </w:pPr>
+      <w:r>
+        <w:t>— Спасибо, — сказал Лев.</w:t>
       </w:r>
     </w:p>
     <w:p>
@@ -9631,7 +9631,7 @@
         <w:jc w:val="both"/>
       </w:pPr>
       <w:r>
-        <w:t>— Потому что он чужое чинит. На своё времени нет.</w:t>
+        <w:t>— Потому что он чужое чинит. На своё времени нет, — сказала мать Льва.</w:t>
       </w:r>
     </w:p>
     <w:p>
@@ -9655,23 +9655,23 @@
         <w:jc w:val="both"/>
       </w:pPr>
       <w:r>
-        <w:t>— Эту тоже потом? — спросила она.</w:t>
-      </w:r>
-    </w:p>
-    <w:p>
-      <w:pPr>
-        <w:jc w:val="both"/>
-      </w:pPr>
-      <w:r>
-        <w:t>— Эта общая. Здесь можно сказать, что не моя.</w:t>
-      </w:r>
-    </w:p>
-    <w:p>
-      <w:pPr>
-        <w:jc w:val="both"/>
-      </w:pPr>
-      <w:r>
-        <w:t>— Удобная работа.</w:t>
+        <w:t>— Эту тоже потом? — спросила Вера.</w:t>
+      </w:r>
+    </w:p>
+    <w:p>
+      <w:pPr>
+        <w:jc w:val="both"/>
+      </w:pPr>
+      <w:r>
+        <w:t>— Эта общая. Здесь можно сказать, что не моя, — сказал Лев.</w:t>
+      </w:r>
+    </w:p>
+    <w:p>
+      <w:pPr>
+        <w:jc w:val="both"/>
+      </w:pPr>
+      <w:r>
+        <w:t>— Удобная работа, — сказала Вера.</w:t>
       </w:r>
     </w:p>
     <w:p>
@@ -9687,7 +9687,7 @@
         <w:jc w:val="both"/>
       </w:pPr>
       <w:r>
-        <w:t>— Спасибо за чай. И кошку не заводите из чувства вины. Я корм забрала.</w:t>
+        <w:t>— Спасибо за чай. И кошку не заводите из чувства вины. Я корм забрала, — сказала Вера.</w:t>
       </w:r>
     </w:p>
     <w:p>
@@ -9703,23 +9703,23 @@
         <w:jc w:val="both"/>
       </w:pPr>
       <w:r>
-        <w:t>— Куда?</w:t>
-      </w:r>
-    </w:p>
-    <w:p>
-      <w:pPr>
-        <w:jc w:val="both"/>
-      </w:pPr>
-      <w:r>
-        <w:t>— Домой.</w:t>
-      </w:r>
-    </w:p>
-    <w:p>
-      <w:pPr>
-        <w:jc w:val="both"/>
-      </w:pPr>
-      <w:r>
-        <w:t>— Что-нибудь случилось?</w:t>
+        <w:t>— Куда? — спросил Дэн.</w:t>
+      </w:r>
+    </w:p>
+    <w:p>
+      <w:pPr>
+        <w:jc w:val="both"/>
+      </w:pPr>
+      <w:r>
+        <w:t>— Домой, — сказал Лев.</w:t>
+      </w:r>
+    </w:p>
+    <w:p>
+      <w:pPr>
+        <w:jc w:val="both"/>
+      </w:pPr>
+      <w:r>
+        <w:t>— Что-нибудь случилось? — спросил Дэн.</w:t>
       </w:r>
     </w:p>
     <w:p>
@@ -9735,7 +9735,7 @@
         <w:jc w:val="both"/>
       </w:pPr>
       <w:r>
-        <w:t>— Пока ничего, — сказал он. — Хочу успеть.</w:t>
+        <w:t>— Пока ничего, — сказал Лев. — Хочу успеть.</w:t>
       </w:r>
     </w:p>
     <w:p>
@@ -9788,15 +9788,15 @@
         <w:jc w:val="both"/>
       </w:pPr>
       <w:r>
-        <w:t>— На кого?</w:t>
-      </w:r>
-    </w:p>
-    <w:p>
-      <w:pPr>
-        <w:jc w:val="both"/>
-      </w:pPr>
-      <w:r>
-        <w:t>— На человека, который не давал тебе спать.</w:t>
+        <w:t>— На кого? — спросил Макс.</w:t>
+      </w:r>
+    </w:p>
+    <w:p>
+      <w:pPr>
+        <w:jc w:val="both"/>
+      </w:pPr>
+      <w:r>
+        <w:t>— На человека, который не давал тебе спать, — сказал Дэн.</w:t>
       </w:r>
     </w:p>
     <w:p>
@@ -9836,15 +9836,15 @@
         <w:jc w:val="both"/>
       </w:pPr>
       <w:r>
-        <w:t>— Этот подойдёт? — спросил он у Анны.</w:t>
-      </w:r>
-    </w:p>
-    <w:p>
-      <w:pPr>
-        <w:jc w:val="both"/>
-      </w:pPr>
-      <w:r>
-        <w:t>— Пока да. Через месяц — посмотрим.</w:t>
+        <w:t>— Этот подойдёт? — спросил Лев у Анны.</w:t>
+      </w:r>
+    </w:p>
+    <w:p>
+      <w:pPr>
+        <w:jc w:val="both"/>
+      </w:pPr>
+      <w:r>
+        <w:t>— Пока да. Через месяц — посмотрим, — сказала Анна.</w:t>
       </w:r>
     </w:p>
     <w:p>
@@ -9860,7 +9860,7 @@
         <w:jc w:val="both"/>
       </w:pPr>
       <w:r>
-        <w:t>— Что вам принести ещё?</w:t>
+        <w:t>— Что вам принести ещё? — спросил Лев.</w:t>
       </w:r>
     </w:p>
     <w:p>
@@ -9876,7 +9876,7 @@
         <w:jc w:val="both"/>
       </w:pPr>
       <w:r>
-        <w:t>— Заберите его на два часа. Или ребёнка подержите, а я помою голову.</w:t>
+        <w:t>— Заберите его на два часа. Или ребёнка подержите, а я помою голову, — сказала Анна.</w:t>
       </w:r>
     </w:p>
     <w:p>
@@ -9892,7 +9892,7 @@
         <w:jc w:val="both"/>
       </w:pPr>
       <w:r>
-        <w:t>— Ты можешь. Только не предлагай мне вместо этого подождать ещё десять минут.</w:t>
+        <w:t>— Ты можешь. Только не предлагай мне вместо этого подождать ещё десять минут, — сказала Анна.</w:t>
       </w:r>
     </w:p>
     <w:p>
@@ -9916,23 +9916,23 @@
         <w:jc w:val="both"/>
       </w:pPr>
       <w:r>
-        <w:t>— Хорошо держишь.</w:t>
-      </w:r>
-    </w:p>
-    <w:p>
-      <w:pPr>
-        <w:jc w:val="both"/>
-      </w:pPr>
-      <w:r>
-        <w:t>— Я просто не дышу.</w:t>
-      </w:r>
-    </w:p>
-    <w:p>
-      <w:pPr>
-        <w:jc w:val="both"/>
-      </w:pPr>
-      <w:r>
-        <w:t>— Я первые два дня тоже.</w:t>
+        <w:t>— Хорошо держишь, — сказал Макс.</w:t>
+      </w:r>
+    </w:p>
+    <w:p>
+      <w:pPr>
+        <w:jc w:val="both"/>
+      </w:pPr>
+      <w:r>
+        <w:t>— Я просто не дышу, — сказал Лев.</w:t>
+      </w:r>
+    </w:p>
+    <w:p>
+      <w:pPr>
+        <w:jc w:val="both"/>
+      </w:pPr>
+      <w:r>
+        <w:t>— Я первые два дня тоже, — сказал Макс.</w:t>
       </w:r>
     </w:p>
     <w:p>
@@ -9956,23 +9956,23 @@
         <w:jc w:val="both"/>
       </w:pPr>
       <w:r>
-        <w:t>— Помогла? — спросила она.</w:t>
-      </w:r>
-    </w:p>
-    <w:p>
-      <w:pPr>
-        <w:jc w:val="both"/>
-      </w:pPr>
-      <w:r>
-        <w:t>— Не знаю. Денег не дали.</w:t>
-      </w:r>
-    </w:p>
-    <w:p>
-      <w:pPr>
-        <w:jc w:val="both"/>
-      </w:pPr>
-      <w:r>
-        <w:t>— Значит, переговорщик слабый. Наклейка хорошая.</w:t>
+        <w:t>— Помогла? — спросила Ева.</w:t>
+      </w:r>
+    </w:p>
+    <w:p>
+      <w:pPr>
+        <w:jc w:val="both"/>
+      </w:pPr>
+      <w:r>
+        <w:t>— Не знаю. Денег не дали, — сказал Макс.</w:t>
+      </w:r>
+    </w:p>
+    <w:p>
+      <w:pPr>
+        <w:jc w:val="both"/>
+      </w:pPr>
+      <w:r>
+        <w:t>— Значит, переговорщик слабый. Наклейка хорошая, — сказала Ева.</w:t>
       </w:r>
     </w:p>
     <w:p>
@@ -10004,23 +10004,23 @@
         <w:jc w:val="both"/>
       </w:pPr>
       <w:r>
-        <w:t>— Я спала.</w:t>
-      </w:r>
-    </w:p>
-    <w:p>
-      <w:pPr>
-        <w:jc w:val="both"/>
-      </w:pPr>
-      <w:r>
-        <w:t>— Прости. Мы закончили позже.</w:t>
-      </w:r>
-    </w:p>
-    <w:p>
-      <w:pPr>
-        <w:jc w:val="both"/>
-      </w:pPr>
-      <w:r>
-        <w:t>— Я знаю. Ты написал.</w:t>
+        <w:t>— Я спала, — сказала Вера.</w:t>
+      </w:r>
+    </w:p>
+    <w:p>
+      <w:pPr>
+        <w:jc w:val="both"/>
+      </w:pPr>
+      <w:r>
+        <w:t>— Прости. Мы закончили позже, — сказал Лев.</w:t>
+      </w:r>
+    </w:p>
+    <w:p>
+      <w:pPr>
+        <w:jc w:val="both"/>
+      </w:pPr>
+      <w:r>
+        <w:t>— Я знаю. Ты написал, — сказала Вера.</w:t>
       </w:r>
     </w:p>
     <w:p>
@@ -10036,7 +10036,7 @@
         <w:jc w:val="both"/>
       </w:pPr>
       <w:r>
-        <w:t>— Это тебе.</w:t>
+        <w:t>— Это тебе, — сказал Лев.</w:t>
       </w:r>
     </w:p>
     <w:p>
@@ -10052,7 +10052,7 @@
         <w:jc w:val="both"/>
       </w:pPr>
       <w:r>
-        <w:t>— Тебе там хорошо? — спросила она.</w:t>
+        <w:t>— Тебе там хорошо? — спросила Вера.</w:t>
       </w:r>
     </w:p>
     <w:p>
@@ -10068,7 +10068,7 @@
         <w:jc w:val="both"/>
       </w:pPr>
       <w:r>
-        <w:t>— Тогда почему ты приезжаешь таким?</w:t>
+        <w:t>— Тогда почему ты приезжаешь таким? — спросила Вера.</w:t>
       </w:r>
     </w:p>
     <w:p>
@@ -10084,31 +10084,31 @@
         <w:jc w:val="both"/>
       </w:pPr>
       <w:r>
-        <w:t>— Иногда мне кажется, если я уйду, они не закончат.</w:t>
-      </w:r>
-    </w:p>
-    <w:p>
-      <w:pPr>
-        <w:jc w:val="both"/>
-      </w:pPr>
-      <w:r>
-        <w:t>— А если не закончат?</w:t>
-      </w:r>
-    </w:p>
-    <w:p>
-      <w:pPr>
-        <w:jc w:val="both"/>
-      </w:pPr>
-      <w:r>
-        <w:t>— Сорвём заказ.</w:t>
-      </w:r>
-    </w:p>
-    <w:p>
-      <w:pPr>
-        <w:jc w:val="both"/>
-      </w:pPr>
-      <w:r>
-        <w:t>— Лев, я не спрашиваю, чем занимается компания. Что случится с тобой, если заказ сорвётся?</w:t>
+        <w:t>— Иногда мне кажется, если я уйду, они не закончат, — сказал Лев.</w:t>
+      </w:r>
+    </w:p>
+    <w:p>
+      <w:pPr>
+        <w:jc w:val="both"/>
+      </w:pPr>
+      <w:r>
+        <w:t>— А если не закончат? — спросила Вера.</w:t>
+      </w:r>
+    </w:p>
+    <w:p>
+      <w:pPr>
+        <w:jc w:val="both"/>
+      </w:pPr>
+      <w:r>
+        <w:t>— Сорвём заказ, — сказал Лев.</w:t>
+      </w:r>
+    </w:p>
+    <w:p>
+      <w:pPr>
+        <w:jc w:val="both"/>
+      </w:pPr>
+      <w:r>
+        <w:t>— Лев, я не спрашиваю, чем занимается компания. Что случится с тобой, если заказ сорвётся? — спросила Вера.</w:t>
       </w:r>
     </w:p>
     <w:p>
@@ -10124,7 +10124,7 @@
         <w:jc w:val="both"/>
       </w:pPr>
       <w:r>
-        <w:t>— Не знаю.</w:t>
+        <w:t>— Не знаю, — сказал Лев.</w:t>
       </w:r>
     </w:p>
     <w:p>
@@ -10140,7 +10140,7 @@
         <w:jc w:val="both"/>
       </w:pPr>
       <w:r>
-        <w:t>— Вот это хотя бы похоже на ответ.</w:t>
+        <w:t>— Вот это хотя бы похоже на ответ, — сказала Вера.</w:t>
       </w:r>
     </w:p>
     <w:p>
@@ -10180,7 +10180,7 @@
         <w:jc w:val="both"/>
       </w:pPr>
       <w:r>
-        <w:t>— Не трогать, — сказала она. — Хочу привыкнуть.</w:t>
+        <w:t>— Не трогать, — сказала Ева. — Хочу привыкнуть.</w:t>
       </w:r>
     </w:p>
     <w:p>
@@ -10236,7 +10236,7 @@
         <w:jc w:val="both"/>
       </w:pPr>
       <w:r>
-        <w:t>— Анна уже идёт. Мы должны были вниз выйти.</w:t>
+        <w:t>— Анна уже идёт. Мы должны были вниз выйти, — сказал Макс.</w:t>
       </w:r>
     </w:p>
     <w:p>

--- a/downloads/VELT.docx
+++ b/downloads/VELT.docx
@@ -9361,6 +9361,22 @@
         <w:jc w:val="both"/>
       </w:pPr>
       <w:r>
+        <w:t>Когда шкаф встал на место, Вера открыла обе дверцы и проверила, не качается ли. Лев держал его за стенку, пока она смеялась: теперь можно отпустить.</w:t>
+      </w:r>
+    </w:p>
+    <w:p>
+      <w:pPr>
+        <w:jc w:val="both"/>
+      </w:pPr>
+      <w:r>
+        <w:t>Он отпустил. Шкаф устоял. На один вечер этого оказалось достаточно.</w:t>
+      </w:r>
+    </w:p>
+    <w:p>
+      <w:pPr>
+        <w:jc w:val="both"/>
+      </w:pPr>
+      <w:r>
         <w:t>Через несколько дней Лев задержался в мастерской и застал Романа одного. Тот сидел с телефоном возле уха и смотрел на фотографию сына. Говорил совсем другим голосом, терпеливым и немного смешным, будто боялся слишком громким словом испортить разговор.</w:t>
       </w:r>
     </w:p>
@@ -9562,22 +9578,6 @@
       </w:pPr>
       <w:r>
         <w:t>Утром возле его ящика лежал шарф с цветами команды. Ева купила по дороге и попросила передать мальчику без всякого повода. Роман долго держал пакет, потом тихо поблагодарил и убрал в сумку.</w:t>
-      </w:r>
-    </w:p>
-    <w:p>
-      <w:pPr>
-        <w:jc w:val="both"/>
-      </w:pPr>
-      <w:r>
-        <w:t>Когда шкаф встал на место, Вера открыла обе дверцы и проверила, не качается ли. Лев держал его за стенку, пока она смеялась: теперь можно отпустить.</w:t>
-      </w:r>
-    </w:p>
-    <w:p>
-      <w:pPr>
-        <w:jc w:val="both"/>
-      </w:pPr>
-      <w:r>
-        <w:t>Он отпустил. Шкаф устоял. На один вечер этого оказалось достаточно.</w:t>
       </w:r>
     </w:p>
     <w:p>

--- a/downloads/VELT.docx
+++ b/downloads/VELT.docx
@@ -41,9 +41,7 @@
         <w:rPr>
           <w:sz w:val="20"/>
         </w:rPr>
-        <w:t>Пролог и главы 1–20</w:t>
-        <w:br/>
-        <w:t>первой части</w:t>
+        <w:t>Пролог и главы 1–40</w:t>
       </w:r>
     </w:p>
     <w:p>
@@ -366,6 +364,298 @@
       </w:hyperlink>
     </w:p>
     <w:p>
+      <w:pPr>
+        <w:spacing w:before="240" w:after="200"/>
+        <w:ind w:firstLine="0"/>
+      </w:pPr>
+      <w:r>
+        <w:rPr>
+          <w:b/>
+        </w:rPr>
+        <w:t>Часть вторая  Дом со стеклянными стенами</w:t>
+      </w:r>
+    </w:p>
+    <w:p>
+      <w:pPr>
+        <w:spacing w:after="100"/>
+        <w:ind w:firstLine="0"/>
+      </w:pPr>
+      <w:hyperlink w:anchor="chapter_21">
+        <w:r>
+          <w:rPr>
+            <w:color w:val="000000"/>
+          </w:rPr>
+          <w:t>Глава 21  Очередь до угла</w:t>
+        </w:r>
+      </w:hyperlink>
+    </w:p>
+    <w:p>
+      <w:pPr>
+        <w:spacing w:after="100"/>
+        <w:ind w:firstLine="0"/>
+      </w:pPr>
+      <w:hyperlink w:anchor="chapter_22">
+        <w:r>
+          <w:rPr>
+            <w:color w:val="000000"/>
+          </w:rPr>
+          <w:t>Глава 22  Комната с окном</w:t>
+        </w:r>
+      </w:hyperlink>
+    </w:p>
+    <w:p>
+      <w:pPr>
+        <w:spacing w:after="100"/>
+        <w:ind w:firstLine="0"/>
+      </w:pPr>
+      <w:hyperlink w:anchor="chapter_23">
+        <w:r>
+          <w:rPr>
+            <w:color w:val="000000"/>
+          </w:rPr>
+          <w:t>Глава 23  Свой выходной</w:t>
+        </w:r>
+      </w:hyperlink>
+    </w:p>
+    <w:p>
+      <w:pPr>
+        <w:spacing w:after="100"/>
+        <w:ind w:firstLine="0"/>
+      </w:pPr>
+      <w:hyperlink w:anchor="chapter_24">
+        <w:r>
+          <w:rPr>
+            <w:color w:val="000000"/>
+          </w:rPr>
+          <w:t>Глава 24  Витрина</w:t>
+        </w:r>
+      </w:hyperlink>
+    </w:p>
+    <w:p>
+      <w:pPr>
+        <w:spacing w:after="100"/>
+        <w:ind w:firstLine="0"/>
+      </w:pPr>
+      <w:hyperlink w:anchor="chapter_25">
+        <w:r>
+          <w:rPr>
+            <w:color w:val="000000"/>
+          </w:rPr>
+          <w:t>Глава 25  Общая работа</w:t>
+        </w:r>
+      </w:hyperlink>
+    </w:p>
+    <w:p>
+      <w:pPr>
+        <w:spacing w:after="100"/>
+        <w:ind w:firstLine="0"/>
+      </w:pPr>
+      <w:hyperlink w:anchor="chapter_26">
+        <w:r>
+          <w:rPr>
+            <w:color w:val="000000"/>
+          </w:rPr>
+          <w:t>Глава 26  Новая смена</w:t>
+        </w:r>
+      </w:hyperlink>
+    </w:p>
+    <w:p>
+      <w:pPr>
+        <w:spacing w:after="100"/>
+        <w:ind w:firstLine="0"/>
+      </w:pPr>
+      <w:hyperlink w:anchor="chapter_27">
+        <w:r>
+          <w:rPr>
+            <w:color w:val="000000"/>
+          </w:rPr>
+          <w:t>Глава 27  Вторая копия</w:t>
+        </w:r>
+      </w:hyperlink>
+    </w:p>
+    <w:p>
+      <w:pPr>
+        <w:spacing w:after="100"/>
+        <w:ind w:firstLine="0"/>
+      </w:pPr>
+      <w:hyperlink w:anchor="chapter_28">
+        <w:r>
+          <w:rPr>
+            <w:color w:val="000000"/>
+          </w:rPr>
+          <w:t>Глава 28  Место в первом ряду</w:t>
+        </w:r>
+      </w:hyperlink>
+    </w:p>
+    <w:p>
+      <w:pPr>
+        <w:spacing w:after="100"/>
+        <w:ind w:firstLine="0"/>
+      </w:pPr>
+      <w:hyperlink w:anchor="chapter_29">
+        <w:r>
+          <w:rPr>
+            <w:color w:val="000000"/>
+          </w:rPr>
+          <w:t>Глава 29  Чужая заслуга</w:t>
+        </w:r>
+      </w:hyperlink>
+    </w:p>
+    <w:p>
+      <w:pPr>
+        <w:spacing w:after="100"/>
+        <w:ind w:firstLine="0"/>
+      </w:pPr>
+      <w:hyperlink w:anchor="chapter_30">
+        <w:r>
+          <w:rPr>
+            <w:color w:val="000000"/>
+          </w:rPr>
+          <w:t>Глава 30  Короткая поездка</w:t>
+        </w:r>
+      </w:hyperlink>
+    </w:p>
+    <w:p>
+      <w:pPr>
+        <w:spacing w:after="100"/>
+        <w:ind w:firstLine="0"/>
+      </w:pPr>
+      <w:hyperlink w:anchor="chapter_31">
+        <w:r>
+          <w:rPr>
+            <w:color w:val="000000"/>
+          </w:rPr>
+          <w:t>Глава 31  Оставить включённым</w:t>
+        </w:r>
+      </w:hyperlink>
+    </w:p>
+    <w:p>
+      <w:pPr>
+        <w:spacing w:after="100"/>
+        <w:ind w:firstLine="0"/>
+      </w:pPr>
+      <w:hyperlink w:anchor="chapter_32">
+        <w:r>
+          <w:rPr>
+            <w:color w:val="000000"/>
+          </w:rPr>
+          <w:t>Глава 32  Незакрытый счёт</w:t>
+        </w:r>
+      </w:hyperlink>
+    </w:p>
+    <w:p>
+      <w:pPr>
+        <w:spacing w:after="100"/>
+        <w:ind w:firstLine="0"/>
+      </w:pPr>
+      <w:hyperlink w:anchor="chapter_33">
+        <w:r>
+          <w:rPr>
+            <w:color w:val="000000"/>
+          </w:rPr>
+          <w:t>Глава 33  Выключенный микрофон</w:t>
+        </w:r>
+      </w:hyperlink>
+    </w:p>
+    <w:p>
+      <w:pPr>
+        <w:spacing w:after="100"/>
+        <w:ind w:firstLine="0"/>
+      </w:pPr>
+      <w:hyperlink w:anchor="chapter_34">
+        <w:r>
+          <w:rPr>
+            <w:color w:val="000000"/>
+          </w:rPr>
+          <w:t>Глава 34  Общий снимок</w:t>
+        </w:r>
+      </w:hyperlink>
+    </w:p>
+    <w:p>
+      <w:pPr>
+        <w:spacing w:after="100"/>
+        <w:ind w:firstLine="0"/>
+      </w:pPr>
+      <w:hyperlink w:anchor="chapter_35">
+        <w:r>
+          <w:rPr>
+            <w:color w:val="000000"/>
+          </w:rPr>
+          <w:t>Глава 35  Там где было имя</w:t>
+        </w:r>
+      </w:hyperlink>
+    </w:p>
+    <w:p>
+      <w:pPr>
+        <w:spacing w:after="100"/>
+        <w:ind w:firstLine="0"/>
+      </w:pPr>
+      <w:hyperlink w:anchor="chapter_36">
+        <w:r>
+          <w:rPr>
+            <w:color w:val="000000"/>
+          </w:rPr>
+          <w:t>Глава 36  Неправильный отпуск</w:t>
+        </w:r>
+      </w:hyperlink>
+    </w:p>
+    <w:p>
+      <w:pPr>
+        <w:spacing w:after="100"/>
+        <w:ind w:firstLine="0"/>
+      </w:pPr>
+      <w:hyperlink w:anchor="chapter_37">
+        <w:r>
+          <w:rPr>
+            <w:color w:val="000000"/>
+          </w:rPr>
+          <w:t>Глава 37  Доступ временно закрыт</w:t>
+        </w:r>
+      </w:hyperlink>
+    </w:p>
+    <w:p>
+      <w:pPr>
+        <w:spacing w:after="100"/>
+        <w:ind w:firstLine="0"/>
+      </w:pPr>
+      <w:hyperlink w:anchor="chapter_38">
+        <w:r>
+          <w:rPr>
+            <w:color w:val="000000"/>
+          </w:rPr>
+          <w:t>Глава 38  Два автора</w:t>
+        </w:r>
+      </w:hyperlink>
+    </w:p>
+    <w:p>
+      <w:pPr>
+        <w:spacing w:after="100"/>
+        <w:ind w:firstLine="0"/>
+      </w:pPr>
+      <w:hyperlink w:anchor="chapter_39">
+        <w:r>
+          <w:rPr>
+            <w:color w:val="000000"/>
+          </w:rPr>
+          <w:t>Глава 39  Чужие дети</w:t>
+        </w:r>
+      </w:hyperlink>
+    </w:p>
+    <w:p>
+      <w:pPr>
+        <w:spacing w:after="100"/>
+        <w:ind w:firstLine="0"/>
+      </w:pPr>
+      <w:hyperlink w:anchor="chapter_40">
+        <w:r>
+          <w:rPr>
+            <w:color w:val="000000"/>
+          </w:rPr>
+          <w:t>Глава 40  Дверь изнутри</w:t>
+        </w:r>
+      </w:hyperlink>
+    </w:p>
+    <w:p>
       <w:r>
         <w:br w:type="page"/>
       </w:r>
@@ -761,6 +1051,7 @@
     <w:p>
       <w:pPr>
         <w:pStyle w:val="Heading1"/>
+        <w:pageBreakBefore w:val="0"/>
         <w:spacing w:before="1560"/>
       </w:pPr>
       <w:r>
@@ -13333,6 +13624,7528 @@
       </w:pPr>
       <w:r>
         <w:t>Лев пришёл раньше. Открыл дверь, включил лампу над столом и поставил рядом две чашки. Вторая ждала Макса. За окном начинался обычный рабочий день, и оба ещё умели считать его хорошей новостью.</w:t>
+      </w:r>
+    </w:p>
+    <w:p>
+      <w:pPr>
+        <w:pStyle w:val="Heading1"/>
+        <w:pageBreakBefore/>
+        <w:spacing w:before="1560"/>
+      </w:pPr>
+      <w:r>
+        <w:t>Часть вторая</w:t>
+      </w:r>
+    </w:p>
+    <w:p>
+      <w:pPr>
+        <w:pStyle w:val="Subtitle"/>
+      </w:pPr>
+      <w:r>
+        <w:t>Дом со стеклянными стенами</w:t>
+      </w:r>
+    </w:p>
+    <w:p>
+      <w:r>
+        <w:br w:type="page"/>
+      </w:r>
+    </w:p>
+    <w:p>
+      <w:bookmarkStart w:id="22" w:name="chapter_21"/>
+      <w:pPr>
+        <w:pStyle w:val="Heading1"/>
+        <w:spacing w:before="440"/>
+      </w:pPr>
+      <w:r>
+        <w:t>Глава 21</w:t>
+      </w:r>
+      <w:bookmarkEnd w:id="22"/>
+    </w:p>
+    <w:p>
+      <w:pPr>
+        <w:pStyle w:val="Heading2"/>
+      </w:pPr>
+      <w:r>
+        <w:t>Очередь до угла</w:t>
+      </w:r>
+    </w:p>
+    <w:p>
+      <w:pPr>
+        <w:ind w:firstLine="0"/>
+        <w:jc w:val="both"/>
+      </w:pPr>
+      <w:r>
+        <w:t>Лев приехал к магазину до открытия и сначала решил, что рядом что-то раздают. Люди стояли вдоль стеклянной стены, огибали угол, а дальше он уже не видел. Женщина в красном пальто держала два стакана кофе. Парень возле входа спал сидя, положив голову на рюкзак.</w:t>
+      </w:r>
+    </w:p>
+    <w:p>
+      <w:pPr>
+        <w:jc w:val="both"/>
+      </w:pPr>
+      <w:r>
+        <w:t>Над дверью горело VELT.</w:t>
+      </w:r>
+    </w:p>
+    <w:p>
+      <w:pPr>
+        <w:jc w:val="both"/>
+      </w:pPr>
+      <w:r>
+        <w:t>Лев остановился с коробкой под мышкой. Внутри лежали запасные кабели для демонстрации, которую он собирался спокойно проверить до прихода покупателей. До открытия оставалось сорок минут. Покупатели уже пришли.</w:t>
+      </w:r>
+    </w:p>
+    <w:p>
+      <w:pPr>
+        <w:jc w:val="both"/>
+      </w:pPr>
+      <w:r>
+        <w:t>— Вы последний? — спросила женщина в красном.</w:t>
+      </w:r>
+    </w:p>
+    <w:p>
+      <w:pPr>
+        <w:jc w:val="both"/>
+      </w:pPr>
+      <w:r>
+        <w:t>— Нет, я работать.</w:t>
+      </w:r>
+    </w:p>
+    <w:p>
+      <w:pPr>
+        <w:jc w:val="both"/>
+      </w:pPr>
+      <w:r>
+        <w:t>— Тогда скажите своим, чтобы пустили погреться. Мы покупать, а не захватывать.</w:t>
+      </w:r>
+    </w:p>
+    <w:p>
+      <w:pPr>
+        <w:jc w:val="both"/>
+      </w:pPr>
+      <w:r>
+        <w:t>Лев кивнул и пошёл искать служебную дверь. Охранник не узнал его. Пришлось звонить управляющему, ждать, показывать пропуск. Он стоял возле собственного названия с коробкой, и это почему-то успокаивало: мир ещё не изменился настолько, чтобы в нём всё стало легко.</w:t>
+      </w:r>
+    </w:p>
+    <w:p>
+      <w:pPr>
+        <w:jc w:val="both"/>
+      </w:pPr>
+      <w:r>
+        <w:t>Внутри Макс уже спорил с людьми из магазина. Хотел открыть раньше. Управляющий объяснял, что кассы пока не готовы, сотрудники ещё проходят проверку, а два человека вообще застряли в дороге.</w:t>
+      </w:r>
+    </w:p>
+    <w:p>
+      <w:pPr>
+        <w:jc w:val="both"/>
+      </w:pPr>
+      <w:r>
+        <w:t>Лев поставил коробку.</w:t>
+      </w:r>
+    </w:p>
+    <w:p>
+      <w:pPr>
+        <w:jc w:val="both"/>
+      </w:pPr>
+      <w:r>
+        <w:t>— На улице холодно. Может, хотя бы внутрь пустить? Без продажи.</w:t>
+      </w:r>
+    </w:p>
+    <w:p>
+      <w:pPr>
+        <w:jc w:val="both"/>
+      </w:pPr>
+      <w:r>
+        <w:t>Управляющий подумал, кивнул и попросил убрать со входа стол с подарочными пакетами. За ним толпа упрётся в узкий проход.</w:t>
+      </w:r>
+    </w:p>
+    <w:p>
+      <w:pPr>
+        <w:jc w:val="both"/>
+      </w:pPr>
+      <w:r>
+        <w:t>Дэн поднял край стола. Макс взял с другой стороны. Молодой сотрудник магазина попытался их остановить: мебель разрешалось двигать только после согласования. Управляющий махнул рукой, и стол наконец поехал.</w:t>
+      </w:r>
+    </w:p>
+    <w:p>
+      <w:pPr>
+        <w:jc w:val="both"/>
+      </w:pPr>
+      <w:r>
+        <w:t>Ева принесла бумажные стаканы. Пришлось купить кофе в соседней лавке: машина в магазине оказалась не подключена. Дэн спросил, можно ли считать это партнёрством брендов. Ева вручила ему два подноса.</w:t>
+      </w:r>
+    </w:p>
+    <w:p>
+      <w:pPr>
+        <w:jc w:val="both"/>
+      </w:pPr>
+      <w:r>
+        <w:t>— Сначала освой партнёрство с дверью.</w:t>
+      </w:r>
+    </w:p>
+    <w:p>
+      <w:pPr>
+        <w:jc w:val="both"/>
+      </w:pPr>
+      <w:r>
+        <w:t>Лев вышел помогать. Люди проходили внутрь медленно, с недоверием: никто не ждал, что их действительно пустят до открытия. Спавший парень поднял голову и спросил, не разобрали ли уже все телефоны. Ему ответили, что продажи ещё не начинались. Он явно обрадовался сильнее, чем положено человеку, который просто покупает вещь.</w:t>
+      </w:r>
+    </w:p>
+    <w:p>
+      <w:pPr>
+        <w:jc w:val="both"/>
+      </w:pPr>
+      <w:r>
+        <w:t>Показывать новую VELT Nova Льву довелось возле окна, прямо на коробке. Покупатель попросил перенести контакты со старого аппарата. Лев взял его и увидел на задней крышке потёртую наклейку своей прежней мастерской.</w:t>
+      </w:r>
+    </w:p>
+    <w:p>
+      <w:pPr>
+        <w:jc w:val="both"/>
+      </w:pPr>
+      <w:r>
+        <w:t>— Мы вам чинили? — спросил он.</w:t>
+      </w:r>
+    </w:p>
+    <w:p>
+      <w:pPr>
+        <w:jc w:val="both"/>
+      </w:pPr>
+      <w:r>
+        <w:t>Мужчина посмотрел внимательнее.</w:t>
+      </w:r>
+    </w:p>
+    <w:p>
+      <w:pPr>
+        <w:jc w:val="both"/>
+      </w:pPr>
+      <w:r>
+        <w:t>— Это вы мне тогда сказали, что менять всё не надо. Только разъём. Я ещё спорил, что мне уже в другом месте насчитали новый телефон.</w:t>
+      </w:r>
+    </w:p>
+    <w:p>
+      <w:pPr>
+        <w:jc w:val="both"/>
+      </w:pPr>
+      <w:r>
+        <w:t>Лев вспомнил руки, тяжёлый рабочий перстень и пакет с яблоками. Лицо не вспомнил.</w:t>
+      </w:r>
+    </w:p>
+    <w:p>
+      <w:pPr>
+        <w:jc w:val="both"/>
+      </w:pPr>
+      <w:r>
+        <w:t>— Давно было.</w:t>
+      </w:r>
+    </w:p>
+    <w:p>
+      <w:pPr>
+        <w:jc w:val="both"/>
+      </w:pPr>
+      <w:r>
+        <w:t>— А мне хорошо сделали. Поэтому и пришёл.</w:t>
+      </w:r>
+    </w:p>
+    <w:p>
+      <w:pPr>
+        <w:jc w:val="both"/>
+      </w:pPr>
+      <w:r>
+        <w:t>Человек сказал это без торжественности, уже поглядывая на следующий аппарат. Лев почувствовал, как потеплело лицо. За последние месяцы он слышал немало приятного от партнёров и ведущих презентаций. Сейчас ему впервые за день захотелось позвать мать и рассказать, что происходит.</w:t>
+      </w:r>
+    </w:p>
+    <w:p>
+      <w:pPr>
+        <w:jc w:val="both"/>
+      </w:pPr>
+      <w:r>
+        <w:t>К открытию проверить успели не всё. Один демонстрационный экран не включался. Дэн увёз его за перегородку, через десять минут принёс обратно и объявил, что виновата розетка.</w:t>
+      </w:r>
+    </w:p>
+    <w:p>
+      <w:pPr>
+        <w:jc w:val="both"/>
+      </w:pPr>
+      <w:r>
+        <w:t>— Ты же проверял? — спросил Лев.</w:t>
+      </w:r>
+    </w:p>
+    <w:p>
+      <w:pPr>
+        <w:jc w:val="both"/>
+      </w:pPr>
+      <w:r>
+        <w:t>— Она тогда работала. Решила вырасти вместе с нами и заняться управлением.</w:t>
+      </w:r>
+    </w:p>
+    <w:p>
+      <w:pPr>
+        <w:jc w:val="both"/>
+      </w:pPr>
+      <w:r>
+        <w:t>Макс засмеялся, но почти сразу его отвлекли. Приехали журналисты, управляющий, человек из головного офиса сети. Нужно было встать в определённом месте, сказать несколько слов и никого не заслонить. Макс всё время искал глазами Льва. Тот показывал покупательнице крупный шрифт и только махнул: иди, здесь справятся.</w:t>
+      </w:r>
+    </w:p>
+    <w:p>
+      <w:pPr>
+        <w:jc w:val="both"/>
+      </w:pPr>
+      <w:r>
+        <w:t>После короткой речи магазин загудел. Очередь двигалась слишком медленно, затем слишком быстро. Кто-то хотел белый телефон, кто-то сердился, что на сайте не предупредили об отсутствии нужного чехла. Одной женщине стало нехорошо; Ева усадила её в служебной комнате и вызвала помощь. Она пришла одна и боялась потерять место. Макс сам принёс выбранную коробку и попросил больше об этом не думать.</w:t>
+      </w:r>
+    </w:p>
+    <w:p>
+      <w:pPr>
+        <w:jc w:val="both"/>
+      </w:pPr>
+      <w:r>
+        <w:t>В обед Лев обнаружил, что пропустил три звонка Веры. Перезвонил, приготовившись извиняться. Жена спросила, куда им с Соней подойти: у главного входа не протолкнуться.</w:t>
+      </w:r>
+    </w:p>
+    <w:p>
+      <w:pPr>
+        <w:jc w:val="both"/>
+      </w:pPr>
+      <w:r>
+        <w:t>Они приехали посмотреть. Соня стояла за Верой, уже почти с неё ростом, и стеснялась здороваться с Дэном так, как здоровалась в детстве. Тот понял, пожал ей руку и спросил, не возглавила ли она какую-нибудь компанию, пока его не было.</w:t>
+      </w:r>
+    </w:p>
+    <w:p>
+      <w:pPr>
+        <w:jc w:val="both"/>
+      </w:pPr>
+      <w:r>
+        <w:t>— Нет, — серьёзно ответила Соня. — Я пока в школу хожу.</w:t>
+      </w:r>
+    </w:p>
+    <w:p>
+      <w:pPr>
+        <w:jc w:val="both"/>
+      </w:pPr>
+      <w:r>
+        <w:t>— Правильно. Сначала самое трудное.</w:t>
+      </w:r>
+    </w:p>
+    <w:p>
+      <w:pPr>
+        <w:jc w:val="both"/>
+      </w:pPr>
+      <w:r>
+        <w:t>Вера посмотрела на мужа.</w:t>
+      </w:r>
+    </w:p>
+    <w:p>
+      <w:pPr>
+        <w:jc w:val="both"/>
+      </w:pPr>
+      <w:r>
+        <w:t>— Ты ел?</w:t>
+      </w:r>
+    </w:p>
+    <w:p>
+      <w:pPr>
+        <w:jc w:val="both"/>
+      </w:pPr>
+      <w:r>
+        <w:t>Он кивнул. Она подняла бровь, и Лев сам потянулся за пакетом, который она держала. Внутри оказался нормальный обед в коробке. Рядом — записка от матери: «Всем хватит, если Дэн не первый».</w:t>
+      </w:r>
+    </w:p>
+    <w:p>
+      <w:pPr>
+        <w:jc w:val="both"/>
+      </w:pPr>
+      <w:r>
+        <w:t>Дэн прочитал и обиделся исключительно для порядка.</w:t>
+      </w:r>
+    </w:p>
+    <w:p>
+      <w:pPr>
+        <w:jc w:val="both"/>
+      </w:pPr>
+      <w:r>
+        <w:t>К вечеру телефоны в этом магазине закончились. Управляющий записывал желающих, Макс требовал проверить остатки на других складах. Ева остановила его возле служебной двери.</w:t>
+      </w:r>
+    </w:p>
+    <w:p>
+      <w:pPr>
+        <w:jc w:val="both"/>
+      </w:pPr>
+      <w:r>
+        <w:t>— Ты сейчас пообещаешь людям то, чего ещё нет в дороге.</w:t>
+      </w:r>
+    </w:p>
+    <w:p>
+      <w:pPr>
+        <w:jc w:val="both"/>
+      </w:pPr>
+      <w:r>
+        <w:t>— Они ждут.</w:t>
+      </w:r>
+    </w:p>
+    <w:p>
+      <w:pPr>
+        <w:jc w:val="both"/>
+      </w:pPr>
+      <w:r>
+        <w:t>— Я вижу. Тем важнее сказать точно.</w:t>
+      </w:r>
+    </w:p>
+    <w:p>
+      <w:pPr>
+        <w:jc w:val="both"/>
+      </w:pPr>
+      <w:r>
+        <w:t>Макс вернулся к очереди. Объяснил, когда будет подтверждение новой поставки, и не назвал дату, которой не знал. Один человек ушёл сердитым. Остальные оставили номера.</w:t>
+      </w:r>
+    </w:p>
+    <w:p>
+      <w:pPr>
+        <w:jc w:val="both"/>
+      </w:pPr>
+      <w:r>
+        <w:t>Закрывались поздно. Лев собирал кабели, Дэн искал куртку, Ева проверяла итог. Макс сидел на пустой коробке и смотрел на кассовый отчёт. Улыбался, потом переставал, читал снова.</w:t>
+      </w:r>
+    </w:p>
+    <w:p>
+      <w:pPr>
+        <w:jc w:val="both"/>
+      </w:pPr>
+      <w:r>
+        <w:t>— Это точно наши? — спросил он.</w:t>
+      </w:r>
+    </w:p>
+    <w:p>
+      <w:pPr>
+        <w:jc w:val="both"/>
+      </w:pPr>
+      <w:r>
+        <w:t>— Наши, — ответила Ева. — Только не все свободные. Не начинай.</w:t>
+      </w:r>
+    </w:p>
+    <w:p>
+      <w:pPr>
+        <w:jc w:val="both"/>
+      </w:pPr>
+      <w:r>
+        <w:t>Он засмеялся. Лев сел рядом, впервые позволив ногам отдохнуть. За стеклом уборщик смывал следы с пола, на улице люди расходились по домам с одинаковыми пакетами. Их устройства сейчас ехали в автобусах, лежали на коленях, звонили первым знакомым.</w:t>
+      </w:r>
+    </w:p>
+    <w:p>
+      <w:pPr>
+        <w:jc w:val="both"/>
+      </w:pPr>
+      <w:r>
+        <w:t>Макс хотел что-то сказать. Вместо этого протянул Льву руку. Тот пожал и не сразу отпустил.</w:t>
+      </w:r>
+    </w:p>
+    <w:p>
+      <w:pPr>
+        <w:jc w:val="both"/>
+      </w:pPr>
+      <w:r>
+        <w:t>Дома мать уже спала. Лев всё-таки заглянул в комнату. Она открыла глаза и спросила, как прошло.</w:t>
+      </w:r>
+    </w:p>
+    <w:p>
+      <w:pPr>
+        <w:jc w:val="both"/>
+      </w:pPr>
+      <w:r>
+        <w:t>— Много людей пришло.</w:t>
+      </w:r>
+    </w:p>
+    <w:p>
+      <w:pPr>
+        <w:jc w:val="both"/>
+      </w:pPr>
+      <w:r>
+        <w:t>— Ты доволен?</w:t>
+      </w:r>
+    </w:p>
+    <w:p>
+      <w:pPr>
+        <w:jc w:val="both"/>
+      </w:pPr>
+      <w:r>
+        <w:t>Он подумал о наклейке на старом телефоне.</w:t>
+      </w:r>
+    </w:p>
+    <w:p>
+      <w:pPr>
+        <w:jc w:val="both"/>
+      </w:pPr>
+      <w:r>
+        <w:t>— Да.</w:t>
+      </w:r>
+    </w:p>
+    <w:p>
+      <w:pPr>
+        <w:jc w:val="both"/>
+      </w:pPr>
+      <w:r>
+        <w:t>Мать улыбнулась и поправила одеяло. Не стала спрашивать, сколько заработали. В кухне его ждали Вера и Соня. Дочь держала пустую коробку из магазина: хотела показать подруге, но сначала попросить у отца подпись.</w:t>
+      </w:r>
+    </w:p>
+    <w:p>
+      <w:pPr>
+        <w:jc w:val="both"/>
+      </w:pPr>
+      <w:r>
+        <w:t>Лев сел и написал своё имя. Рука дрогнула только в начале.</w:t>
+      </w:r>
+    </w:p>
+    <w:p>
+      <w:bookmarkStart w:id="23" w:name="chapter_22"/>
+      <w:pPr>
+        <w:pStyle w:val="Heading1"/>
+        <w:pageBreakBefore/>
+        <w:spacing w:before="440"/>
+      </w:pPr>
+      <w:r>
+        <w:t>Глава 22</w:t>
+      </w:r>
+      <w:bookmarkEnd w:id="23"/>
+    </w:p>
+    <w:p>
+      <w:pPr>
+        <w:pStyle w:val="Heading2"/>
+      </w:pPr>
+      <w:r>
+        <w:t>Комната с окном</w:t>
+      </w:r>
+    </w:p>
+    <w:p>
+      <w:pPr>
+        <w:ind w:firstLine="0"/>
+        <w:jc w:val="both"/>
+      </w:pPr>
+      <w:r>
+        <w:t>В новом здании Лев три дня подряд выходил не из того лифта. Кнопок было много, этажи делили между отделами, а временная табличка у прохода отправляла посетителей в сторону кухни. На четвёртый день он нашёл там двух покупателей с гарантийными талонами.</w:t>
+      </w:r>
+    </w:p>
+    <w:p>
+      <w:pPr>
+        <w:jc w:val="both"/>
+      </w:pPr>
+      <w:r>
+        <w:t>Проводил вниз. Когда вернулся, табличку уже сняли, а возле стойки стоял незнакомый мужчина с папкой.</w:t>
+      </w:r>
+    </w:p>
+    <w:p>
+      <w:pPr>
+        <w:jc w:val="both"/>
+      </w:pPr>
+      <w:r>
+        <w:t>— Вы Орлов? — спросил он.</w:t>
+      </w:r>
+    </w:p>
+    <w:p>
+      <w:pPr>
+        <w:jc w:val="both"/>
+      </w:pPr>
+      <w:r>
+        <w:t>— Да.</w:t>
+      </w:r>
+    </w:p>
+    <w:p>
+      <w:pPr>
+        <w:jc w:val="both"/>
+      </w:pPr>
+      <w:r>
+        <w:t>— Марк. Буду отвечать за охрану. Мне бы пятнадцать минут, когда удобно.</w:t>
+      </w:r>
+    </w:p>
+    <w:p>
+      <w:pPr>
+        <w:jc w:val="both"/>
+      </w:pPr>
+      <w:r>
+        <w:t>Удобно оказалось сейчас. Лев пропустил его в комнату, которую всё ещё называл мастерской. В ней стояли два стенда, большой стол и несколько чужих мониторов. Из окна было видно реку. Макс при выборе помещения сказал: наконец-то нормальный вид. Лев пока больше смотрел на розетки.</w:t>
+      </w:r>
+    </w:p>
+    <w:p>
+      <w:pPr>
+        <w:jc w:val="both"/>
+      </w:pPr>
+      <w:r>
+        <w:t>Марк сел, положил папку и попросил рассказать, кто работает здесь постоянно, а кто приходит по отдельным задачам. Лев начал перечислять имена. На шестом сбился: половина людей уже работала в другом отделе.</w:t>
+      </w:r>
+    </w:p>
+    <w:p>
+      <w:pPr>
+        <w:jc w:val="both"/>
+      </w:pPr>
+      <w:r>
+        <w:t>— Можно будет списком? — предложил Марк.</w:t>
+      </w:r>
+    </w:p>
+    <w:p>
+      <w:pPr>
+        <w:jc w:val="both"/>
+      </w:pPr>
+      <w:r>
+        <w:t>— У Евы есть.</w:t>
+      </w:r>
+    </w:p>
+    <w:p>
+      <w:pPr>
+        <w:jc w:val="both"/>
+      </w:pPr>
+      <w:r>
+        <w:t>— Мне нужен не расчёт зарплаты. Мне нужно знать, кому можно входить, когда никого нет.</w:t>
+      </w:r>
+    </w:p>
+    <w:p>
+      <w:pPr>
+        <w:jc w:val="both"/>
+      </w:pPr>
+      <w:r>
+        <w:t>Лев посмотрел на дверь. В прежнем помещении ключ был у каждого, кто оставался после закрытия. Теперь таких людей он не мог назвать без ошибки.</w:t>
+      </w:r>
+    </w:p>
+    <w:p>
+      <w:pPr>
+        <w:jc w:val="both"/>
+      </w:pPr>
+      <w:r>
+        <w:t>Они прошли по этажу. Марк спрашивал о вещах, которые Лев перестал замечать: кто забирает образцы, где оставляют коробки, как сотрудник подтверждает, что пришёл за чужим заказом. Ничего подозрительного в вопросах не было. Всё равно Лев чувствовал себя так, будто кто-то осматривает дом перед покупкой.</w:t>
+      </w:r>
+    </w:p>
+    <w:p>
+      <w:pPr>
+        <w:jc w:val="both"/>
+      </w:pPr>
+      <w:r>
+        <w:t>У окна стояла старая лампа. Марк спросил, безопасен ли провод.</w:t>
+      </w:r>
+    </w:p>
+    <w:p>
+      <w:pPr>
+        <w:jc w:val="both"/>
+      </w:pPr>
+      <w:r>
+        <w:t>— Я менял, — ответил Лев.</w:t>
+      </w:r>
+    </w:p>
+    <w:p>
+      <w:pPr>
+        <w:jc w:val="both"/>
+      </w:pPr>
+      <w:r>
+        <w:t>— Когда?</w:t>
+      </w:r>
+    </w:p>
+    <w:p>
+      <w:pPr>
+        <w:jc w:val="both"/>
+      </w:pPr>
+      <w:r>
+        <w:t>Он уже хотел сказать «недавно» и понял, что не помнит года. Марк не улыбнулся. Просто внёс лампу в список проверки вместе с новыми приборами.</w:t>
+      </w:r>
+    </w:p>
+    <w:p>
+      <w:pPr>
+        <w:jc w:val="both"/>
+      </w:pPr>
+      <w:r>
+        <w:t>После обеда Макс созвал всех руководителей. Раньше это означало четырёх человек и иногда Нину. Теперь стульев не хватало. Незнакомая Льву девушка рассказывала о поддержке покупателей в другом часовом поясе. Мужчина из производства просил перенос поставки, потому что одному заводу не хватало комплектующих. Дэн рисовал на полях стул с шестью ножками.</w:t>
+      </w:r>
+    </w:p>
+    <w:p>
+      <w:pPr>
+        <w:jc w:val="both"/>
+      </w:pPr>
+      <w:r>
+        <w:t>Лев наклонился посмотреть.</w:t>
+      </w:r>
+    </w:p>
+    <w:p>
+      <w:pPr>
+        <w:jc w:val="both"/>
+      </w:pPr>
+      <w:r>
+        <w:t>— Чтобы после собраний устоять, — шепнул Дэн.</w:t>
+      </w:r>
+    </w:p>
+    <w:p>
+      <w:pPr>
+        <w:jc w:val="both"/>
+      </w:pPr>
+      <w:r>
+        <w:t>Макс заметил, сделал паузу. В прежней мастерской присоединился бы к шутке. Здесь дождался тишины и продолжил говорить.</w:t>
+      </w:r>
+    </w:p>
+    <w:p>
+      <w:pPr>
+        <w:jc w:val="both"/>
+      </w:pPr>
+      <w:r>
+        <w:t>Лев выпрямился. Дэн убрал рисунок под лист.</w:t>
+      </w:r>
+    </w:p>
+    <w:p>
+      <w:pPr>
+        <w:jc w:val="both"/>
+      </w:pPr>
+      <w:r>
+        <w:t>После встречи Макс попросил их задержаться. Они остались втроём в комнате, слишком большой для обычного разговора.</w:t>
+      </w:r>
+    </w:p>
+    <w:p>
+      <w:pPr>
+        <w:jc w:val="both"/>
+      </w:pPr>
+      <w:r>
+        <w:t>— Я знаю, что смешно, — сказал Макс. — Но там люди обсуждали ночные смены. Со стороны выглядит, будто мы тут свои, а их просто послушать позвали.</w:t>
+      </w:r>
+    </w:p>
+    <w:p>
+      <w:pPr>
+        <w:jc w:val="both"/>
+      </w:pPr>
+      <w:r>
+        <w:t>Дэн посмотрел на рисунок и кивнул. Лев хотел возразить, что никого не высмеивали, но вспомнил девушку у экрана. Она действительно запнулась, когда они засмеялись.</w:t>
+      </w:r>
+    </w:p>
+    <w:p>
+      <w:pPr>
+        <w:jc w:val="both"/>
+      </w:pPr>
+      <w:r>
+        <w:t>— Я подойду, — сказал он.</w:t>
+      </w:r>
+    </w:p>
+    <w:p>
+      <w:pPr>
+        <w:jc w:val="both"/>
+      </w:pPr>
+      <w:r>
+        <w:t>Макс не стал благодарить. Устало потер лицо и спросил, привезли ли старый шкаф. Ева распорядилась поставить его в комнате отдыха. На новой белой стене он выглядел случайной вещью, которую забыли вынести.</w:t>
+      </w:r>
+    </w:p>
+    <w:p>
+      <w:pPr>
+        <w:jc w:val="both"/>
+      </w:pPr>
+      <w:r>
+        <w:t>Девушку из поддержки звали Ира. Лев нашёл её возле автомата с водой и извинился. Объяснил, что Дэн рисовал стул, а не её доклад. Сказал и сам услышал, насколько нелепо звучит.</w:t>
+      </w:r>
+    </w:p>
+    <w:p>
+      <w:pPr>
+        <w:jc w:val="both"/>
+      </w:pPr>
+      <w:r>
+        <w:t>Ира засмеялась.</w:t>
+      </w:r>
+    </w:p>
+    <w:p>
+      <w:pPr>
+        <w:jc w:val="both"/>
+      </w:pPr>
+      <w:r>
+        <w:t>— Хорошо. Я уже решила, что неправильно посчитала. Там важные цифры.</w:t>
+      </w:r>
+    </w:p>
+    <w:p>
+      <w:pPr>
+        <w:jc w:val="both"/>
+      </w:pPr>
+      <w:r>
+        <w:t>Она показала расчёт: ночью звонков меньше, зато разговоры дольше. Люди звонили не только о поломках. Не могли восстановить семейные снимки, боялись потерять работу из-за умершего устройства, просили не говорить слишком быстро.</w:t>
+      </w:r>
+    </w:p>
+    <w:p>
+      <w:pPr>
+        <w:jc w:val="both"/>
+      </w:pPr>
+      <w:r>
+        <w:t>Лев узнал те самые вопросы, которыми когда-то занимался лично. Просто теперь их стало несколько тысяч.</w:t>
+      </w:r>
+    </w:p>
+    <w:p>
+      <w:pPr>
+        <w:jc w:val="both"/>
+      </w:pPr>
+      <w:r>
+        <w:t>— Можно завтра с вами посижу? — спросил он.</w:t>
+      </w:r>
+    </w:p>
+    <w:p>
+      <w:pPr>
+        <w:jc w:val="both"/>
+      </w:pPr>
+      <w:r>
+        <w:t>Ира удивилась, но согласилась. Попросила только не вмешиваться в каждый разговор: сотрудники тогда перестанут решать сами.</w:t>
+      </w:r>
+    </w:p>
+    <w:p>
+      <w:pPr>
+        <w:jc w:val="both"/>
+      </w:pPr>
+      <w:r>
+        <w:t>Вечером возле лифта его остановил Марк. Выдал новый пропуск и короткую памятку. Отдельно показал номер, по которому звонить, если дверь не открывается ночью.</w:t>
+      </w:r>
+    </w:p>
+    <w:p>
+      <w:pPr>
+        <w:jc w:val="both"/>
+      </w:pPr>
+      <w:r>
+        <w:t>— Максу больше не надо?</w:t>
+      </w:r>
+    </w:p>
+    <w:p>
+      <w:pPr>
+        <w:jc w:val="both"/>
+      </w:pPr>
+      <w:r>
+        <w:t>— Лучше дежурному. Он для этого здесь.</w:t>
+      </w:r>
+    </w:p>
+    <w:p>
+      <w:pPr>
+        <w:jc w:val="both"/>
+      </w:pPr>
+      <w:r>
+        <w:t>Лев спрятал памятку, затем достал и прочитал до конца. Порядок был разумным. Привыкать к нему всё равно не хотелось.</w:t>
+      </w:r>
+    </w:p>
+    <w:p>
+      <w:pPr>
+        <w:jc w:val="both"/>
+      </w:pPr>
+      <w:r>
+        <w:t>На следующий день в комнате поддержки он провёл три часа. Вернулся с двумя предложениями, одно сразу вычеркнул: Ира объяснила, почему оно добавит людям ещё работы. Второе обсудили вместе и отправили на проверку.</w:t>
+      </w:r>
+    </w:p>
+    <w:p>
+      <w:pPr>
+        <w:jc w:val="both"/>
+      </w:pPr>
+      <w:r>
+        <w:t>У себя Лев застал электрика. Тот держал старую лампу и показывал трещину возле вилки. Лев наклонился, увидел и попросил подождать: сам подберёт замену.</w:t>
+      </w:r>
+    </w:p>
+    <w:p>
+      <w:pPr>
+        <w:jc w:val="both"/>
+      </w:pPr>
+      <w:r>
+        <w:t>Марк стоял в дверях. Ничего не сказал про прежнюю уверенность.</w:t>
+      </w:r>
+    </w:p>
+    <w:p>
+      <w:pPr>
+        <w:jc w:val="both"/>
+      </w:pPr>
+      <w:r>
+        <w:t>— Спасибо, что посмотрели, — произнёс Лев.</w:t>
+      </w:r>
+    </w:p>
+    <w:p>
+      <w:pPr>
+        <w:jc w:val="both"/>
+      </w:pPr>
+      <w:r>
+        <w:t>Марк кивнул и пошёл дальше по этажу. Папка у него была самая обычная, с загнутым уголком. Лев впервые подумал, что этому человеку тоже придётся каждый день объяснять, зачем он здесь нужен.</w:t>
+      </w:r>
+    </w:p>
+    <w:p>
+      <w:pPr>
+        <w:jc w:val="both"/>
+      </w:pPr>
+      <w:r>
+        <w:t>К вечеру за окном включились огни. Комната с видом на реку стала похожа на комнату, в которой можно остаться надолго. Лев поправил новую вилку, зажёг старую лампу и написал на листе имя Иры, чтобы не забыть позвать её на следующее обсуждение.</w:t>
+      </w:r>
+    </w:p>
+    <w:p>
+      <w:bookmarkStart w:id="24" w:name="chapter_23"/>
+      <w:pPr>
+        <w:pStyle w:val="Heading1"/>
+        <w:pageBreakBefore/>
+        <w:spacing w:before="440"/>
+      </w:pPr>
+      <w:r>
+        <w:t>Глава 23</w:t>
+      </w:r>
+      <w:bookmarkEnd w:id="24"/>
+    </w:p>
+    <w:p>
+      <w:pPr>
+        <w:pStyle w:val="Heading2"/>
+      </w:pPr>
+      <w:r>
+        <w:t>Свой выходной</w:t>
+      </w:r>
+    </w:p>
+    <w:p>
+      <w:pPr>
+        <w:ind w:firstLine="0"/>
+        <w:jc w:val="both"/>
+      </w:pPr>
+      <w:r>
+        <w:t>К озеру Мила приехала отдельно. Восемнадцать ей исполнилось зимой, права получила весной, а теперь остановила машину возле дома так аккуратно, что Макс первым делом проверил расстояние до столба.</w:t>
+      </w:r>
+    </w:p>
+    <w:p>
+      <w:pPr>
+        <w:jc w:val="both"/>
+      </w:pPr>
+      <w:r>
+        <w:t>— Я видела, — сказала она, выходя.</w:t>
+      </w:r>
+    </w:p>
+    <w:p>
+      <w:pPr>
+        <w:jc w:val="both"/>
+      </w:pPr>
+      <w:r>
+        <w:t>— Что?</w:t>
+      </w:r>
+    </w:p>
+    <w:p>
+      <w:pPr>
+        <w:jc w:val="both"/>
+      </w:pPr>
+      <w:r>
+        <w:t>— Столб, папа. Не волнуйся.</w:t>
+      </w:r>
+    </w:p>
+    <w:p>
+      <w:pPr>
+        <w:jc w:val="both"/>
+      </w:pPr>
+      <w:r>
+        <w:t>Он принял сумку, хотя Мила не просила. Та отпустила ручку и пошла здороваться с остальными. Макс остался возле машины, чувствуя себя немного лишним в сцене, которую сам много лет представлял счастливой.</w:t>
+      </w:r>
+    </w:p>
+    <w:p>
+      <w:pPr>
+        <w:jc w:val="both"/>
+      </w:pPr>
+      <w:r>
+        <w:t>Дом сняли тот же. Хозяйка заменила ступеньки, поставила другой нагреватель и предупредила, что возле дальнего берега теперь нельзя купаться: там чистили дно. Соня сразу спросила, где именно начинается дальний берег. Вера посмотрела на дочь, и та подняла руки:</w:t>
+      </w:r>
+    </w:p>
+    <w:p>
+      <w:pPr>
+        <w:jc w:val="both"/>
+      </w:pPr>
+      <w:r>
+        <w:t>— Я просто уточняю.</w:t>
+      </w:r>
+    </w:p>
+    <w:p>
+      <w:pPr>
+        <w:jc w:val="both"/>
+      </w:pPr>
+      <w:r>
+        <w:t>Ева привезла слишком много еды. Дэн утверждал, что это запас на случай, если Макс купит озеро вместе с соседним заводом и всем придётся остаться. Макс помогал разгружать и смеялся, пока не зазвонил телефон. Он посмотрел на экран и передал аппарат Анне.</w:t>
+      </w:r>
+    </w:p>
+    <w:p>
+      <w:pPr>
+        <w:jc w:val="both"/>
+      </w:pPr>
+      <w:r>
+        <w:t>— Если срочное, второй раз наберут.</w:t>
+      </w:r>
+    </w:p>
+    <w:p>
+      <w:pPr>
+        <w:jc w:val="both"/>
+      </w:pPr>
+      <w:r>
+        <w:t>Анна не взяла.</w:t>
+      </w:r>
+    </w:p>
+    <w:p>
+      <w:pPr>
+        <w:jc w:val="both"/>
+      </w:pPr>
+      <w:r>
+        <w:t>— Ты сам можешь его убрать. Я не дежурный по твоему отдыху.</w:t>
+      </w:r>
+    </w:p>
+    <w:p>
+      <w:pPr>
+        <w:jc w:val="both"/>
+      </w:pPr>
+      <w:r>
+        <w:t>Он кивнул и оставил телефон в сумке. От этого маленького отказа стало почему-то приятнее, чем если бы она похвалила его за старание.</w:t>
+      </w:r>
+    </w:p>
+    <w:p>
+      <w:pPr>
+        <w:jc w:val="both"/>
+      </w:pPr>
+      <w:r>
+        <w:t>После обеда Мила села на пристани с книжкой. Макс вышел к ней, держа две банки лимонада. Поставил одну рядом и начал спрашивать об учёбе. Она отвечала охотно, пока он не предложил познакомить её с человеком, который «всегда может помочь с практикой».</w:t>
+      </w:r>
+    </w:p>
+    <w:p>
+      <w:pPr>
+        <w:jc w:val="both"/>
+      </w:pPr>
+      <w:r>
+        <w:t>Мила закрыла книгу.</w:t>
+      </w:r>
+    </w:p>
+    <w:p>
+      <w:pPr>
+        <w:jc w:val="both"/>
+      </w:pPr>
+      <w:r>
+        <w:t>— Я уже нашла практику.</w:t>
+      </w:r>
+    </w:p>
+    <w:p>
+      <w:pPr>
+        <w:jc w:val="both"/>
+      </w:pPr>
+      <w:r>
+        <w:t>— Где?</w:t>
+      </w:r>
+    </w:p>
+    <w:p>
+      <w:pPr>
+        <w:jc w:val="both"/>
+      </w:pPr>
+      <w:r>
+        <w:t>Она назвала городской архив. Небольшой, с пыльными комнатами и собственной очередью заявок. Макс не понял, чем там заниматься всё лето. Спросил, не лучше ли в их отделе документов: там хотя бы платят.</w:t>
+      </w:r>
+    </w:p>
+    <w:p>
+      <w:pPr>
+        <w:jc w:val="both"/>
+      </w:pPr>
+      <w:r>
+        <w:t>— Я не хочу быть твоей дочерью на работе.</w:t>
+      </w:r>
+    </w:p>
+    <w:p>
+      <w:pPr>
+        <w:jc w:val="both"/>
+      </w:pPr>
+      <w:r>
+        <w:t>Он хотел сказать, что так невозможно перестать быть дочерью вообще, и вовремя промолчал. Она смотрела на него без злости. Это был не вызов, а сообщение о принятом решении.</w:t>
+      </w:r>
+    </w:p>
+    <w:p>
+      <w:pPr>
+        <w:jc w:val="both"/>
+      </w:pPr>
+      <w:r>
+        <w:t>— А кем хочешь?</w:t>
+      </w:r>
+    </w:p>
+    <w:p>
+      <w:pPr>
+        <w:jc w:val="both"/>
+      </w:pPr>
+      <w:r>
+        <w:t>Мила подумала.</w:t>
+      </w:r>
+    </w:p>
+    <w:p>
+      <w:pPr>
+        <w:jc w:val="both"/>
+      </w:pPr>
+      <w:r>
+        <w:t>— Человеком, который умеет что-нибудь сам. Пока не знаю точно что.</w:t>
+      </w:r>
+    </w:p>
+    <w:p>
+      <w:pPr>
+        <w:jc w:val="both"/>
+      </w:pPr>
+      <w:r>
+        <w:t>Макс сел рядом. Пристань нагрелась на солнце, под досками плескалась вода. Он вспомнил, как в её возрасте не умел объяснить собственному отцу, зачем чинит то, что дешевле выбросить.</w:t>
+      </w:r>
+    </w:p>
+    <w:p>
+      <w:pPr>
+        <w:jc w:val="both"/>
+      </w:pPr>
+      <w:r>
+        <w:t>— Помощь нужна?</w:t>
+      </w:r>
+    </w:p>
+    <w:p>
+      <w:pPr>
+        <w:jc w:val="both"/>
+      </w:pPr>
+      <w:r>
+        <w:t>— Пока нет. Если понадобится, скажу.</w:t>
+      </w:r>
+    </w:p>
+    <w:p>
+      <w:pPr>
+        <w:jc w:val="both"/>
+      </w:pPr>
+      <w:r>
+        <w:t>Он открыл лимонад и отдал ей банку. Мила вернулась к книге, но не попросила уйти. Некоторое время этого оказалось достаточно.</w:t>
+      </w:r>
+    </w:p>
+    <w:p>
+      <w:pPr>
+        <w:jc w:val="both"/>
+      </w:pPr>
+      <w:r>
+        <w:t>Анна с Верой тем временем гуляли по дороге вдоль озера. Разговаривали сначала о детях, потом Вера спросила, как идут дела у самой Анны.</w:t>
+      </w:r>
+    </w:p>
+    <w:p>
+      <w:pPr>
+        <w:jc w:val="both"/>
+      </w:pPr>
+      <w:r>
+        <w:t>Та почти автоматически ответила про новый выпуск VELT. Остановилась на середине.</w:t>
+      </w:r>
+    </w:p>
+    <w:p>
+      <w:pPr>
+        <w:jc w:val="both"/>
+      </w:pPr>
+      <w:r>
+        <w:t>— Представляешь, я иногда уже не понимаю, какой ответ от меня ждут.</w:t>
+      </w:r>
+    </w:p>
+    <w:p>
+      <w:pPr>
+        <w:jc w:val="both"/>
+      </w:pPr>
+      <w:r>
+        <w:t>— Я про тебя спросила.</w:t>
+      </w:r>
+    </w:p>
+    <w:p>
+      <w:pPr>
+        <w:jc w:val="both"/>
+      </w:pPr>
+      <w:r>
+        <w:t>Анна рассказала про библиотечные занятия. Хотела собрать вечерние группы для взрослых, которым трудно читать длинные тексты, но стыдно признаться. Макс обещал дать устройства. Это было полезно, только ей ещё требовались комната, время и люди, готовые приходить после работы.</w:t>
+      </w:r>
+    </w:p>
+    <w:p>
+      <w:pPr>
+        <w:jc w:val="both"/>
+      </w:pPr>
+      <w:r>
+        <w:t>— Он думает, если купил, то помог полностью, — сказала она.</w:t>
+      </w:r>
+    </w:p>
+    <w:p>
+      <w:pPr>
+        <w:jc w:val="both"/>
+      </w:pPr>
+      <w:r>
+        <w:t>Вера помолчала.</w:t>
+      </w:r>
+    </w:p>
+    <w:p>
+      <w:pPr>
+        <w:jc w:val="both"/>
+      </w:pPr>
+      <w:r>
+        <w:t>— А ты сказала, что ещё нужно?</w:t>
+      </w:r>
+    </w:p>
+    <w:p>
+      <w:pPr>
+        <w:jc w:val="both"/>
+      </w:pPr>
+      <w:r>
+        <w:t>— Сказала. Он попросил написать.</w:t>
+      </w:r>
+    </w:p>
+    <w:p>
+      <w:pPr>
+        <w:jc w:val="both"/>
+      </w:pPr>
+      <w:r>
+        <w:t>Они обе засмеялись, потом Анна неожиданно сердито вытерла глаза. Вера не стала спрашивать, что случилось. Просто замедлила шаг, чтобы не возвращаться к дому слишком быстро.</w:t>
+      </w:r>
+    </w:p>
+    <w:p>
+      <w:pPr>
+        <w:jc w:val="both"/>
+      </w:pPr>
+      <w:r>
+        <w:t>Вечером Дэн жарил рыбу под наблюдением Сони. Она читала рецепт и сообщала, на сколько минут он опаздывает. Дэн просил не применять к творчеству бухгалтерский подход. Ева предложила поужинать творчеством через полчаса и дала ему чистую тарелку.</w:t>
+      </w:r>
+    </w:p>
+    <w:p>
+      <w:pPr>
+        <w:jc w:val="both"/>
+      </w:pPr>
+      <w:r>
+        <w:t>За столом говорили о будущем. Соня хотела заниматься городами, где человеку не нужно перелезать через бордюр с коляской. Мила спросила, можно ли хотя бы сначала закончить школу. Соня ответила, что мысли не обязаны ждать выпускного.</w:t>
+      </w:r>
+    </w:p>
+    <w:p>
+      <w:pPr>
+        <w:jc w:val="both"/>
+      </w:pPr>
+      <w:r>
+        <w:t>Лев слушал дочь и узнавал в её сердитом голосе Веру. Он привык считать, что Соня ещё маленькая, потому что помнил, как носил её по комнате. Теперь приходилось понимать слова человека, которого больше нельзя поднять на плечо и отвлечь окном.</w:t>
+      </w:r>
+    </w:p>
+    <w:p>
+      <w:pPr>
+        <w:jc w:val="both"/>
+      </w:pPr>
+      <w:r>
+        <w:t>Поздно ночью Макс вышел на веранду. Анна сидела одна, накрыв колени пледом. Он сел рядом, спросил про занятия в библиотеке. Она посмотрела настороженно: вроде уже рассказывала.</w:t>
+      </w:r>
+    </w:p>
+    <w:p>
+      <w:pPr>
+        <w:jc w:val="both"/>
+      </w:pPr>
+      <w:r>
+        <w:t>— Расскажи ещё. Что тебе самой хочется сделать.</w:t>
+      </w:r>
+    </w:p>
+    <w:p>
+      <w:pPr>
+        <w:jc w:val="both"/>
+      </w:pPr>
+      <w:r>
+        <w:t>Она начала с комнаты, потом перешла к людям, которые могли бы прийти, к книгам, к страху увидеть пустые стулья в первый вечер. Макс слушал и один раз предложил оплатить аренду. Анна остановилась. Он сразу поднял ладонь:</w:t>
+      </w:r>
+    </w:p>
+    <w:p>
+      <w:pPr>
+        <w:jc w:val="both"/>
+      </w:pPr>
+      <w:r>
+        <w:t>— Я понял. Не договорил. Слушаю.</w:t>
+      </w:r>
+    </w:p>
+    <w:p>
+      <w:pPr>
+        <w:jc w:val="both"/>
+      </w:pPr>
+      <w:r>
+        <w:t>В доме рассмеялся Дэн, за ним Ева. Где-то на лестнице Мила объясняла Соне, почему нельзя отправлять всем подряд фотографии без разрешения. Обычный летний вечер звучал сразу из нескольких мест, и Макс вдруг понял, что не знает, о чём половина этих разговоров.</w:t>
+      </w:r>
+    </w:p>
+    <w:p>
+      <w:pPr>
+        <w:jc w:val="both"/>
+      </w:pPr>
+      <w:r>
+        <w:t>Прежде ему хотелось бы собрать всех за одним столом, чтобы ничего не пропустить. Сейчас он остался сидеть рядом с Анной. Она рассказывала о своей первой группе и понемногу переставала ждать, когда её перебьют.</w:t>
+      </w:r>
+    </w:p>
+    <w:p>
+      <w:bookmarkStart w:id="25" w:name="chapter_24"/>
+      <w:pPr>
+        <w:pStyle w:val="Heading1"/>
+        <w:pageBreakBefore/>
+        <w:spacing w:before="440"/>
+      </w:pPr>
+      <w:r>
+        <w:t>Глава 24</w:t>
+      </w:r>
+      <w:bookmarkEnd w:id="25"/>
+    </w:p>
+    <w:p>
+      <w:pPr>
+        <w:pStyle w:val="Heading2"/>
+      </w:pPr>
+      <w:r>
+        <w:t>Витрина</w:t>
+      </w:r>
+    </w:p>
+    <w:p>
+      <w:pPr>
+        <w:ind w:firstLine="0"/>
+        <w:jc w:val="both"/>
+      </w:pPr>
+      <w:r>
+        <w:t>Лев увидел знакомый рисунок возле кофейного автомата. Кто-то оставил на столике журнал поставщика, раскрытый на развороте о новом оборудовании. На фотографии стояли люди в белых халатах, ниже была небольшая схема крепления датчика.</w:t>
+      </w:r>
+    </w:p>
+    <w:p>
+      <w:pPr>
+        <w:jc w:val="both"/>
+      </w:pPr>
+      <w:r>
+        <w:t>Он уже хотел пройти мимо, но узнал наклонную линию возле правого края. Не саму линию, конечно. Подпись к ней: слишком длинная, вылезавшая за рамку. Он видел этот рисунок на старом листе, который Сэм из NORD прислал ему много лет назад, объясняя, как лучше закрепить провод.</w:t>
+      </w:r>
+    </w:p>
+    <w:p>
+      <w:pPr>
+        <w:jc w:val="both"/>
+      </w:pPr>
+      <w:r>
+        <w:t>В журнале стояло другое имя. Вместо человека — название центра разработки.</w:t>
+      </w:r>
+    </w:p>
+    <w:p>
+      <w:pPr>
+        <w:jc w:val="both"/>
+      </w:pPr>
+      <w:r>
+        <w:t>Лев унёс журнал к себе, нашёл письмо и открыл вложение. Рисунки совпадали. Сэм тогда не делился закрытой технологией: лист был из открытого доклада, его можно было использовать с указанием источника. Лев сам просил разрешения включить часть в учебную памятку.</w:t>
+      </w:r>
+    </w:p>
+    <w:p>
+      <w:pPr>
+        <w:jc w:val="both"/>
+      </w:pPr>
+      <w:r>
+        <w:t>Позвонил Сэму после обеда. Тот сначала не понял, о чём речь, потом попросил прислать фотографию страницы.</w:t>
+      </w:r>
+    </w:p>
+    <w:p>
+      <w:pPr>
+        <w:jc w:val="both"/>
+      </w:pPr>
+      <w:r>
+        <w:t>— Имя убрали? — спросил он, перезвонив.</w:t>
+      </w:r>
+    </w:p>
+    <w:p>
+      <w:pPr>
+        <w:jc w:val="both"/>
+      </w:pPr>
+      <w:r>
+        <w:t>— Там вообще авторов нет.</w:t>
+      </w:r>
+    </w:p>
+    <w:p>
+      <w:pPr>
+        <w:jc w:val="both"/>
+      </w:pPr>
+      <w:r>
+        <w:t>Сэм долго молчал.</w:t>
+      </w:r>
+    </w:p>
+    <w:p>
+      <w:pPr>
+        <w:jc w:val="both"/>
+      </w:pPr>
+      <w:r>
+        <w:t>— Пришли весь журнал. Вдруг в конце написали мелким шрифтом. Мы с ними работали через посредника, может, права на публикацию оформляли.</w:t>
+      </w:r>
+    </w:p>
+    <w:p>
+      <w:pPr>
+        <w:jc w:val="both"/>
+      </w:pPr>
+      <w:r>
+        <w:t>Лев отсканировал разворот и выходные данные. Ничего страшного ещё не произошло. Именно поэтому он не сразу понял, отчего так неприятно смотреть на рисунок.</w:t>
+      </w:r>
+    </w:p>
+    <w:p>
+      <w:pPr>
+        <w:jc w:val="both"/>
+      </w:pPr>
+      <w:r>
+        <w:t>Вечером показал Нине. Она спросила, знает ли Сэм содержание договора с посредником. Лев ответил, что нет. Нина кивнула: сначала нужны условия, а не уверенность в чужом плохом поступке.</w:t>
+      </w:r>
+    </w:p>
+    <w:p>
+      <w:pPr>
+        <w:jc w:val="both"/>
+      </w:pPr>
+      <w:r>
+        <w:t>— Если разрешение есть, можно имя убрать? — спросил он.</w:t>
+      </w:r>
+    </w:p>
+    <w:p>
+      <w:pPr>
+        <w:jc w:val="both"/>
+      </w:pPr>
+      <w:r>
+        <w:t>— Право на конкретную публикацию и человеческая порядочность не всегда совпадают. Я не могу ответить за договор, которого не видела. Но Сэм имеет право задать вопрос.</w:t>
+      </w:r>
+    </w:p>
+    <w:p>
+      <w:pPr>
+        <w:jc w:val="both"/>
+      </w:pPr>
+      <w:r>
+        <w:t>Она вернула журнал. Лев оставил его на краю стола и ушёл встречать Веру. Они собирались поужинать вдвоём. Впервые за неделю он действительно помнил, во сколько.</w:t>
+      </w:r>
+    </w:p>
+    <w:p>
+      <w:pPr>
+        <w:jc w:val="both"/>
+      </w:pPr>
+      <w:r>
+        <w:t>Вера заметила, что он всё время смотрит на телефон. Спросила, ждёт ли кого-нибудь. Лев рассказал про рисунок.</w:t>
+      </w:r>
+    </w:p>
+    <w:p>
+      <w:pPr>
+        <w:jc w:val="both"/>
+      </w:pPr>
+      <w:r>
+        <w:t>— Ты ведь ему уже помог? — уточнила она.</w:t>
+      </w:r>
+    </w:p>
+    <w:p>
+      <w:pPr>
+        <w:jc w:val="both"/>
+      </w:pPr>
+      <w:r>
+        <w:t>— Пока только заметил.</w:t>
+      </w:r>
+    </w:p>
+    <w:p>
+      <w:pPr>
+        <w:jc w:val="both"/>
+      </w:pPr>
+      <w:r>
+        <w:t>— Тогда подожди, что он сам решит. Может, человеку сейчас не нужно, чтобы ты воевал за него раньше него.</w:t>
+      </w:r>
+    </w:p>
+    <w:p>
+      <w:pPr>
+        <w:jc w:val="both"/>
+      </w:pPr>
+      <w:r>
+        <w:t>Лев убрал телефон. Вера оказалась права неприятным для него способом: он уже представлял, что скажет редактору журнала, хотя Сэм пока даже не попросил об этом.</w:t>
+      </w:r>
+    </w:p>
+    <w:p>
+      <w:pPr>
+        <w:jc w:val="both"/>
+      </w:pPr>
+      <w:r>
+        <w:t>Ответ пришёл через два дня. Редакция признала ошибку в подписи, пообещала исправить электронную версию. Право на использование самого материала у неё было. Сэм прислал короткое: «Спасибо. Хоть имя вернули».</w:t>
+      </w:r>
+    </w:p>
+    <w:p>
+      <w:pPr>
+        <w:jc w:val="both"/>
+      </w:pPr>
+      <w:r>
+        <w:t>Лев переслал сообщение Нине. Та ответила, что хорошо. Вечером Макс спросил, чем закончилась история: услышал от сотрудников, будто какой-то поставщик украл чужую работу.</w:t>
+      </w:r>
+    </w:p>
+    <w:p>
+      <w:pPr>
+        <w:jc w:val="both"/>
+      </w:pPr>
+      <w:r>
+        <w:t>— Имя в статье убрали, — объяснил Лев. — Вернули. Права на сам рисунок, кажется, есть.</w:t>
+      </w:r>
+    </w:p>
+    <w:p>
+      <w:pPr>
+        <w:jc w:val="both"/>
+      </w:pPr>
+      <w:r>
+        <w:t>Макс выдохнул.</w:t>
+      </w:r>
+    </w:p>
+    <w:p>
+      <w:pPr>
+        <w:jc w:val="both"/>
+      </w:pPr>
+      <w:r>
+        <w:t>— Значит, разобрались.</w:t>
+      </w:r>
+    </w:p>
+    <w:p>
+      <w:pPr>
+        <w:jc w:val="both"/>
+      </w:pPr>
+      <w:r>
+        <w:t>Лев кивнул, хотя слово «разобрались» показалось слишком большим для одного исправленного сайта.</w:t>
+      </w:r>
+    </w:p>
+    <w:p>
+      <w:pPr>
+        <w:jc w:val="both"/>
+      </w:pPr>
+      <w:r>
+        <w:t>Через неделю в приёмную пришёл пожилой человек с тем же журналом. Представился Антоном Ридом. Просил поговорить с инженером, который писал редактору. Сэм, с которым Антон когда-то делал общий проект, с разрешения Льва дал его рабочий номер. Антон сначала позвонил, потом всё-таки приехал.</w:t>
+      </w:r>
+    </w:p>
+    <w:p>
+      <w:pPr>
+        <w:jc w:val="both"/>
+      </w:pPr>
+      <w:r>
+        <w:t>Антон положил на стол журнал и конверт. Лев увидел, что конверт много раз открывали, заклеивали и снова разрезали сбоку.</w:t>
+      </w:r>
+    </w:p>
+    <w:p>
+      <w:pPr>
+        <w:jc w:val="both"/>
+      </w:pPr>
+      <w:r>
+        <w:t>— Вы нашли в статье чужой рисунок, — сказал Антон. — А я ищу свою работу. Несколько лет. Мне всё время отвечают, что это другой проект.</w:t>
+      </w:r>
+    </w:p>
+    <w:p>
+      <w:pPr>
+        <w:jc w:val="both"/>
+      </w:pPr>
+      <w:r>
+        <w:t>Лев предложил сесть. Антон сел не сразу, словно боялся, что, если устроится удобно, разговор закончится прежде нужных слов.</w:t>
+      </w:r>
+    </w:p>
+    <w:p>
+      <w:pPr>
+        <w:jc w:val="both"/>
+      </w:pPr>
+      <w:r>
+        <w:t>В конверте лежали фотографии старого опытного узла. Лев не мог определить по ним, кому принадлежит решение. Спросил, в какой компании работал Антон. Тот назвал небольшую фирму, которой давно не было.</w:t>
+      </w:r>
+    </w:p>
+    <w:p>
+      <w:pPr>
+        <w:jc w:val="both"/>
+      </w:pPr>
+      <w:r>
+        <w:t>— Продали? — уточнил Лев.</w:t>
+      </w:r>
+    </w:p>
+    <w:p>
+      <w:pPr>
+        <w:jc w:val="both"/>
+      </w:pPr>
+      <w:r>
+        <w:t>— Закрыли. Оборудование забрали в счёт долгов. Документы хранились отдельно. Когда стали искать, никто не помнил где.</w:t>
+      </w:r>
+    </w:p>
+    <w:p>
+      <w:pPr>
+        <w:jc w:val="both"/>
+      </w:pPr>
+      <w:r>
+        <w:t>Он говорил спокойно, но слишком старался не повторяться. Значит, уже рассказывал многим. Лев попросил разрешения показать материалы Нине и сразу предупредил, что обещать результат не может.</w:t>
+      </w:r>
+    </w:p>
+    <w:p>
+      <w:pPr>
+        <w:jc w:val="both"/>
+      </w:pPr>
+      <w:r>
+        <w:t>Антон посмотрел ему в лицо.</w:t>
+      </w:r>
+    </w:p>
+    <w:p>
+      <w:pPr>
+        <w:jc w:val="both"/>
+      </w:pPr>
+      <w:r>
+        <w:t>— Вы хотя бы сначала посмотрите. Остальные сразу объясняют, почему не получится.</w:t>
+      </w:r>
+    </w:p>
+    <w:p>
+      <w:pPr>
+        <w:jc w:val="both"/>
+      </w:pPr>
+      <w:r>
+        <w:t>После его ухода Лев долго сидел с конвертом. Внутри не было разоблачения, только чужие фотографии и несколько страниц расчётов. Он записал, когда и от кого получил их, сделал копию с разрешения Антона и убрал отдельно от рабочих заказов.</w:t>
+      </w:r>
+    </w:p>
+    <w:p>
+      <w:pPr>
+        <w:jc w:val="both"/>
+      </w:pPr>
+      <w:r>
+        <w:t>На обложке журнала всё ещё улыбались люди из центра разработки. Лев перевернул его лицевой стороной вниз и открыл материалы, которые действительно мог проверить.</w:t>
+      </w:r>
+    </w:p>
+    <w:p>
+      <w:bookmarkStart w:id="26" w:name="chapter_25"/>
+      <w:pPr>
+        <w:pStyle w:val="Heading1"/>
+        <w:pageBreakBefore/>
+        <w:spacing w:before="440"/>
+      </w:pPr>
+      <w:r>
+        <w:t>Глава 25</w:t>
+      </w:r>
+      <w:bookmarkEnd w:id="26"/>
+    </w:p>
+    <w:p>
+      <w:pPr>
+        <w:pStyle w:val="Heading2"/>
+      </w:pPr>
+      <w:r>
+        <w:t>Общая работа</w:t>
+      </w:r>
+    </w:p>
+    <w:p>
+      <w:pPr>
+        <w:ind w:firstLine="0"/>
+        <w:jc w:val="both"/>
+      </w:pPr>
+      <w:r>
+        <w:t>В день, когда подписали покупку Pear, Мила опоздала на автобус. До здания VELT добралась под дождём, пряча в куртке папку с архивными описаниями. Отец попросил прийти на час: нужно было помочь людям из прежней компании разобрать материалы для передачи в корпоративный музей.</w:t>
+      </w:r>
+    </w:p>
+    <w:p>
+      <w:pPr>
+        <w:jc w:val="both"/>
+      </w:pPr>
+      <w:r>
+        <w:t>Музей Миле не нравился. В нём ещё ничего не было, кроме обещания показывать историю успеха. История с закрытыми отделами и уволенными людьми тоже получалась успехом, только ей пока не нашли витрину.</w:t>
+      </w:r>
+    </w:p>
+    <w:p>
+      <w:pPr>
+        <w:jc w:val="both"/>
+      </w:pPr>
+      <w:r>
+        <w:t>На этаже стояли коробки. Из-за одной высунулся парень в серой рубашке и спросил, где взять мешки для мусора.</w:t>
+      </w:r>
+    </w:p>
+    <w:p>
+      <w:pPr>
+        <w:jc w:val="both"/>
+      </w:pPr>
+      <w:r>
+        <w:t>— Смотря что выбрасывать, — ответила Мила.</w:t>
+      </w:r>
+    </w:p>
+    <w:p>
+      <w:pPr>
+        <w:jc w:val="both"/>
+      </w:pPr>
+      <w:r>
+        <w:t>— Всё, что сказали хранить до конца недели.</w:t>
+      </w:r>
+    </w:p>
+    <w:p>
+      <w:pPr>
+        <w:jc w:val="both"/>
+      </w:pPr>
+      <w:r>
+        <w:t>Она положила мокрую папку на подоконник.</w:t>
+      </w:r>
+    </w:p>
+    <w:p>
+      <w:pPr>
+        <w:jc w:val="both"/>
+      </w:pPr>
+      <w:r>
+        <w:t>— Кто сказал?</w:t>
+      </w:r>
+    </w:p>
+    <w:p>
+      <w:pPr>
+        <w:jc w:val="both"/>
+      </w:pPr>
+      <w:r>
+        <w:t>Парень назвал имя координатора переезда и добавил, что у него самого вообще другая работа. Он собирает устройства, а не решает, какой бумаге жить дальше.</w:t>
+      </w:r>
+    </w:p>
+    <w:p>
+      <w:pPr>
+        <w:jc w:val="both"/>
+      </w:pPr>
+      <w:r>
+        <w:t>— Тогда пока ничего не выбрасывай. Я спрошу.</w:t>
+      </w:r>
+    </w:p>
+    <w:p>
+      <w:pPr>
+        <w:jc w:val="both"/>
+      </w:pPr>
+      <w:r>
+        <w:t>— Ты кто?</w:t>
+      </w:r>
+    </w:p>
+    <w:p>
+      <w:pPr>
+        <w:jc w:val="both"/>
+      </w:pPr>
+      <w:r>
+        <w:t>Мила помедлила.</w:t>
+      </w:r>
+    </w:p>
+    <w:p>
+      <w:pPr>
+        <w:jc w:val="both"/>
+      </w:pPr>
+      <w:r>
+        <w:t>— Мила. Помогаю с архивом.</w:t>
+      </w:r>
+    </w:p>
+    <w:p>
+      <w:pPr>
+        <w:jc w:val="both"/>
+      </w:pPr>
+      <w:r>
+        <w:t>— Алекс.</w:t>
+      </w:r>
+    </w:p>
+    <w:p>
+      <w:pPr>
+        <w:jc w:val="both"/>
+      </w:pPr>
+      <w:r>
+        <w:t>Он протянул руку, потом заметил на пальцах пыль и вытер о брюки. Мила пожала. На его бейдже ещё оставался значок Pear.</w:t>
+      </w:r>
+    </w:p>
+    <w:p>
+      <w:pPr>
+        <w:jc w:val="both"/>
+      </w:pPr>
+      <w:r>
+        <w:t>Через полчаса стало ясно, что выбрасывать собирались не дубликаты, а часть первичных записей испытаний. Их сфотографировали для отчёта о передаче и решили, что этого хватит. Мила позвонила координатору. Тот попросил не раздувать: места мало, документы однотипные.</w:t>
+      </w:r>
+    </w:p>
+    <w:p>
+      <w:pPr>
+        <w:jc w:val="both"/>
+      </w:pPr>
+      <w:r>
+        <w:t>Она попросила письменное решение. Координатор раздражённо спросил, кто поручил ей руководить. Мила назвала отца.</w:t>
+      </w:r>
+    </w:p>
+    <w:p>
+      <w:pPr>
+        <w:jc w:val="both"/>
+      </w:pPr>
+      <w:r>
+        <w:t>После этого место сразу нашлось.</w:t>
+      </w:r>
+    </w:p>
+    <w:p>
+      <w:pPr>
+        <w:jc w:val="both"/>
+      </w:pPr>
+      <w:r>
+        <w:t>Алекс стоял рядом и всё слышал. Улыбка у него исчезла.</w:t>
+      </w:r>
+    </w:p>
+    <w:p>
+      <w:pPr>
+        <w:jc w:val="both"/>
+      </w:pPr>
+      <w:r>
+        <w:t>— Можно было сразу сказать, — заметил он.</w:t>
+      </w:r>
+    </w:p>
+    <w:p>
+      <w:pPr>
+        <w:jc w:val="both"/>
+      </w:pPr>
+      <w:r>
+        <w:t>— Что?</w:t>
+      </w:r>
+    </w:p>
+    <w:p>
+      <w:pPr>
+        <w:jc w:val="both"/>
+      </w:pPr>
+      <w:r>
+        <w:t>— Что ты дочь человека, который нас купил.</w:t>
+      </w:r>
+    </w:p>
+    <w:p>
+      <w:pPr>
+        <w:jc w:val="both"/>
+      </w:pPr>
+      <w:r>
+        <w:t>Мила почувствовала, как покраснела.</w:t>
+      </w:r>
+    </w:p>
+    <w:p>
+      <w:pPr>
+        <w:jc w:val="both"/>
+      </w:pPr>
+      <w:r>
+        <w:t>— Я никого не покупала.</w:t>
+      </w:r>
+    </w:p>
+    <w:p>
+      <w:pPr>
+        <w:jc w:val="both"/>
+      </w:pPr>
+      <w:r>
+        <w:t>— Зато с тобой разговаривают иначе.</w:t>
+      </w:r>
+    </w:p>
+    <w:p>
+      <w:pPr>
+        <w:jc w:val="both"/>
+      </w:pPr>
+      <w:r>
+        <w:t>Возразить было нечего. Она взяла первую папку, открыла и начала записывать содержание. Алекс помогал молча. До обеда они почти не смотрели друг на друга.</w:t>
+      </w:r>
+    </w:p>
+    <w:p>
+      <w:pPr>
+        <w:jc w:val="both"/>
+      </w:pPr>
+      <w:r>
+        <w:t>Отец появился с двумя руководителями. Увидел Милу на полу, удивился, спросил, почему не использует стол. Потом заметил значок Pear на бейдже Алекса и сказал, что теперь они одна команда.</w:t>
+      </w:r>
+    </w:p>
+    <w:p>
+      <w:pPr>
+        <w:jc w:val="both"/>
+      </w:pPr>
+      <w:r>
+        <w:t>Алекс кивнул с такой вежливостью, что Миле стало неловко за обоих.</w:t>
+      </w:r>
+    </w:p>
+    <w:p>
+      <w:pPr>
+        <w:jc w:val="both"/>
+      </w:pPr>
+      <w:r>
+        <w:t>Когда Макс ушёл, она спросила, кого уволили из его группы. Алекс поднял голову. Назвал троих. Один нашёл работу, другая ещё искала, третий собирался переезжать. В пресс-релизе писали о сохранении ключевых специалистов. Слово «ключевых» в комнате с коробками звучало совсем иначе.</w:t>
+      </w:r>
+    </w:p>
+    <w:p>
+      <w:pPr>
+        <w:jc w:val="both"/>
+      </w:pPr>
+      <w:r>
+        <w:t>— А ты почему остался? — спросила Мила.</w:t>
+      </w:r>
+    </w:p>
+    <w:p>
+      <w:pPr>
+        <w:jc w:val="both"/>
+      </w:pPr>
+      <w:r>
+        <w:t>— Мне двадцать один. Я хочу доделать то, что начал. И квартиру снимать на что-то надо.</w:t>
+      </w:r>
+    </w:p>
+    <w:p>
+      <w:pPr>
+        <w:jc w:val="both"/>
+      </w:pPr>
+      <w:r>
+        <w:t>Она кивнула. Впервые за день он заговорил с ней как с человеком, а не с частью покупки.</w:t>
+      </w:r>
+    </w:p>
+    <w:p>
+      <w:pPr>
+        <w:jc w:val="both"/>
+      </w:pPr>
+      <w:r>
+        <w:t>После обеда в комнату вошла женщина с пустой картонной коробкой. Звали её Лора, она работала в Pear почти с основания. Алексу сказала, что пришла забрать личное из шкафа. Поставила коробку на пол и долго искала ключ, хотя шкаф уже был открыт.</w:t>
+      </w:r>
+    </w:p>
+    <w:p>
+      <w:pPr>
+        <w:jc w:val="both"/>
+      </w:pPr>
+      <w:r>
+        <w:t>Мила отодвинулась, освобождая проход. Лора вытащила чашку, маленький вентилятор и фотографию подростка в спортивной форме. Часть ящика оказалась заполнена грамотами, которые вручили отделу за удачные выпуски. Она взяла одну, прочитала, положила обратно.</w:t>
+      </w:r>
+    </w:p>
+    <w:p>
+      <w:pPr>
+        <w:jc w:val="both"/>
+      </w:pPr>
+      <w:r>
+        <w:t>— Это общее, — объяснила, хотя никто не спрашивал.</w:t>
+      </w:r>
+    </w:p>
+    <w:p>
+      <w:pPr>
+        <w:jc w:val="both"/>
+      </w:pPr>
+      <w:r>
+        <w:t>Алекс предложил помочь. Лора попросила только снять календарь со стены. На прошлогоднем листе были обведены даты и приклеены бумажки. У каждой — свой понятный только ей смысл.</w:t>
+      </w:r>
+    </w:p>
+    <w:p>
+      <w:pPr>
+        <w:jc w:val="both"/>
+      </w:pPr>
+      <w:r>
+        <w:t>Мила спросила, нужен ли им календарь для описания работы. Лора посмотрела на неё так резко, что она пожалела о вопросе.</w:t>
+      </w:r>
+    </w:p>
+    <w:p>
+      <w:pPr>
+        <w:jc w:val="both"/>
+      </w:pPr>
+      <w:r>
+        <w:t>— Это когда ребёнка забирала. Не для вашего музея.</w:t>
+      </w:r>
+    </w:p>
+    <w:p>
+      <w:pPr>
+        <w:jc w:val="both"/>
+      </w:pPr>
+      <w:r>
+        <w:t>— Простите. Я не знала.</w:t>
+      </w:r>
+    </w:p>
+    <w:p>
+      <w:pPr>
+        <w:jc w:val="both"/>
+      </w:pPr>
+      <w:r>
+        <w:t>Лора кивнула, снова занялась шкафом. Внутри остался провод от вентилятора, зажатый полкой. Она потянула, не вышло. Алекс поддел крепление, освободил, отдал. Несколько минут они втроём занимались одним ненужным проводом, потому что никто не понимал, что ещё можно сделать.</w:t>
+      </w:r>
+    </w:p>
+    <w:p>
+      <w:pPr>
+        <w:jc w:val="both"/>
+      </w:pPr>
+      <w:r>
+        <w:t>Телефон Лоры зазвонил. Она отвернулась к окну.</w:t>
+      </w:r>
+    </w:p>
+    <w:p>
+      <w:pPr>
+        <w:jc w:val="both"/>
+      </w:pPr>
+      <w:r>
+        <w:t>— Да, уже еду. Нет, всё нормально. Просто раньше закончу сегодня.</w:t>
+      </w:r>
+    </w:p>
+    <w:p>
+      <w:pPr>
+        <w:jc w:val="both"/>
+      </w:pPr>
+      <w:r>
+        <w:t>Голос стал бодрым, почти весёлым. Мила смотрела на фотографию сына и вдруг поняла, что он, возможно, ещё не знает. Не о названии новой компании, не о доле рынка. О том, что мать утром вышла на работу, а вечером вернётся с вентилятором в коробке.</w:t>
+      </w:r>
+    </w:p>
+    <w:p>
+      <w:pPr>
+        <w:jc w:val="both"/>
+      </w:pPr>
+      <w:r>
+        <w:t>После звонка Лора выпрямилась.</w:t>
+      </w:r>
+    </w:p>
+    <w:p>
+      <w:pPr>
+        <w:jc w:val="both"/>
+      </w:pPr>
+      <w:r>
+        <w:t>— Здесь ещё два блокнота. Они рабочие. Я их не забираю. Чтобы потом не говорили.</w:t>
+      </w:r>
+    </w:p>
+    <w:p>
+      <w:pPr>
+        <w:jc w:val="both"/>
+      </w:pPr>
+      <w:r>
+        <w:t>Она произнесла это без обвинения, и от этого стало особенно стыдно. Мила записала номера, попросила разрешения поставить имя Лоры в описании. Та удивилась.</w:t>
+      </w:r>
+    </w:p>
+    <w:p>
+      <w:pPr>
+        <w:jc w:val="both"/>
+      </w:pPr>
+      <w:r>
+        <w:t>— Зачем?</w:t>
+      </w:r>
+    </w:p>
+    <w:p>
+      <w:pPr>
+        <w:jc w:val="both"/>
+      </w:pPr>
+      <w:r>
+        <w:t>— Потому что это вы писали.</w:t>
+      </w:r>
+    </w:p>
+    <w:p>
+      <w:pPr>
+        <w:jc w:val="both"/>
+      </w:pPr>
+      <w:r>
+        <w:t>Лора посмотрела на Алекса, затем снова на Милу.</w:t>
+      </w:r>
+    </w:p>
+    <w:p>
+      <w:pPr>
+        <w:jc w:val="both"/>
+      </w:pPr>
+      <w:r>
+        <w:t>— Я там половину вычёркивала. Не очень красиво получится.</w:t>
+      </w:r>
+    </w:p>
+    <w:p>
+      <w:pPr>
+        <w:jc w:val="both"/>
+      </w:pPr>
+      <w:r>
+        <w:t>— Нам не красоту надо. Нам надо понимать, как делали.</w:t>
+      </w:r>
+    </w:p>
+    <w:p>
+      <w:pPr>
+        <w:jc w:val="both"/>
+      </w:pPr>
+      <w:r>
+        <w:t>Лора долго молчала. Потом показала, с какого места начинается её запись, где продолжал другой инженер, почему на середине одна страница перевёрнута. Оказалось, в день той проверки сломалась вентиляция и писать пришлось на ящике в коридоре. Никто не стал переписывать набело, потому что на следующий день опять изменили порядок.</w:t>
+      </w:r>
+    </w:p>
+    <w:p>
+      <w:pPr>
+        <w:jc w:val="both"/>
+      </w:pPr>
+      <w:r>
+        <w:t>Алекс сел рядом и начал помогать. Через четверть часа женщина, пришедшая забрать вещи, уже объясняла им чужие условные обозначения и сердито смеялась над давней ошибкой. Телефон зазвонил второй раз. Она посмотрела на часы, вскочила.</w:t>
+      </w:r>
+    </w:p>
+    <w:p>
+      <w:pPr>
+        <w:jc w:val="both"/>
+      </w:pPr>
+      <w:r>
+        <w:t>— Всё. Мне правда пора.</w:t>
+      </w:r>
+    </w:p>
+    <w:p>
+      <w:pPr>
+        <w:jc w:val="both"/>
+      </w:pPr>
+      <w:r>
+        <w:t>Алекс понёс коробку до выхода. Мила осталась с открытыми блокнотами. На первой странице раньше стоял только номер проекта. Теперь рядом появилось имя и короткая запись о человеке, который мог объяснить, почему всё именно так.</w:t>
+      </w:r>
+    </w:p>
+    <w:p>
+      <w:pPr>
+        <w:jc w:val="both"/>
+      </w:pPr>
+      <w:r>
+        <w:t>Когда Алекс вернулся, она спросила, дадут ли Лоре другую работу. Он покачал головой: отдел объединяли, её место сокращали. Выходное пособие будет. С новой работой пока ничего.</w:t>
+      </w:r>
+    </w:p>
+    <w:p>
+      <w:pPr>
+        <w:jc w:val="both"/>
+      </w:pPr>
+      <w:r>
+        <w:t>Мила захотела позвонить отцу. Вспомнила утренний разговор с координатором и положила телефон обратно.</w:t>
+      </w:r>
+    </w:p>
+    <w:p>
+      <w:pPr>
+        <w:jc w:val="both"/>
+      </w:pPr>
+      <w:r>
+        <w:t>— Я могу передать её контакт в архивную лабораторию. Им нужен человек, который умеет описывать испытания. Не обещаю, что возьмут.</w:t>
+      </w:r>
+    </w:p>
+    <w:p>
+      <w:pPr>
+        <w:jc w:val="both"/>
+      </w:pPr>
+      <w:r>
+        <w:t>— Спроси у неё сначала, — ответил Алекс.</w:t>
+      </w:r>
+    </w:p>
+    <w:p>
+      <w:pPr>
+        <w:jc w:val="both"/>
+      </w:pPr>
+      <w:r>
+        <w:t>Мила кивнула. Написала Лоре, дождалась согласия и только потом переслала номер.</w:t>
+      </w:r>
+    </w:p>
+    <w:p>
+      <w:pPr>
+        <w:jc w:val="both"/>
+      </w:pPr>
+      <w:r>
+        <w:t>Дождь закончился к вечеру. Они вынесли последнюю коробку в выделенную комнату. Алекс осмотрел полки и предложил переставить тяжёлое вниз. Мила согласилась и сама взялась за край, хотя руки уже дрожали от усталости.</w:t>
+      </w:r>
+    </w:p>
+    <w:p>
+      <w:pPr>
+        <w:jc w:val="both"/>
+      </w:pPr>
+      <w:r>
+        <w:t>На выходе он увидел мокрую папку, забытую на подоконнике. Угол страниц разбух. Мила раскрыла и выругалась тихо, но очень убедительно.</w:t>
+      </w:r>
+    </w:p>
+    <w:p>
+      <w:pPr>
+        <w:jc w:val="both"/>
+      </w:pPr>
+      <w:r>
+        <w:t>Алекс рассмеялся впервые с обеда.</w:t>
+      </w:r>
+    </w:p>
+    <w:p>
+      <w:pPr>
+        <w:jc w:val="both"/>
+      </w:pPr>
+      <w:r>
+        <w:t>— Мне казалось, у архивных людей так не принято.</w:t>
+      </w:r>
+    </w:p>
+    <w:p>
+      <w:pPr>
+        <w:jc w:val="both"/>
+      </w:pPr>
+      <w:r>
+        <w:t>— У архивных людей бумага мокнет так же, как у остальных.</w:t>
+      </w:r>
+    </w:p>
+    <w:p>
+      <w:pPr>
+        <w:jc w:val="both"/>
+      </w:pPr>
+      <w:r>
+        <w:t>Он отвёл её в мастерскую, нашёл чистые листы для прокладки и свободный стол. Они разложили страницы сушиться. Мила стояла рядом, глядя на чужие аккуратные пометки карандашом, и чувствовала собственную ошибку гораздо сильнее, чем часовую утреннюю победу.</w:t>
+      </w:r>
+    </w:p>
+    <w:p>
+      <w:pPr>
+        <w:jc w:val="both"/>
+      </w:pPr>
+      <w:r>
+        <w:t>— Вернуться завтра сможешь? — спросил Алекс. — Тут никто не тронет.</w:t>
+      </w:r>
+    </w:p>
+    <w:p>
+      <w:pPr>
+        <w:jc w:val="both"/>
+      </w:pPr>
+      <w:r>
+        <w:t>— Смогу. Спасибо.</w:t>
+      </w:r>
+    </w:p>
+    <w:p>
+      <w:pPr>
+        <w:jc w:val="both"/>
+      </w:pPr>
+      <w:r>
+        <w:t>Он проводил до лифта. Они обменялись номерами, чтобы он мог написать, если что-то понадобится для папки. Мила уже нажала кнопку, когда Алекс спросил:</w:t>
+      </w:r>
+    </w:p>
+    <w:p>
+      <w:pPr>
+        <w:jc w:val="both"/>
+      </w:pPr>
+      <w:r>
+        <w:t>— Ты правда этим хочешь заниматься? Не просто папа попросил?</w:t>
+      </w:r>
+    </w:p>
+    <w:p>
+      <w:pPr>
+        <w:jc w:val="both"/>
+      </w:pPr>
+      <w:r>
+        <w:t>— Правда.</w:t>
+      </w:r>
+    </w:p>
+    <w:p>
+      <w:pPr>
+        <w:jc w:val="both"/>
+      </w:pPr>
+      <w:r>
+        <w:t>Он кивнул.</w:t>
+      </w:r>
+    </w:p>
+    <w:p>
+      <w:pPr>
+        <w:jc w:val="both"/>
+      </w:pPr>
+      <w:r>
+        <w:t>— Тогда завтра покажу кое-что из старых испытаний. Только не для музея. Я там сам понять не могу, как они решились это выпускать.</w:t>
+      </w:r>
+    </w:p>
+    <w:p>
+      <w:pPr>
+        <w:jc w:val="both"/>
+      </w:pPr>
+      <w:r>
+        <w:t>Мила засмеялась. В лифте поймала своё отражение: мокрые волосы, красные щёки, пыль на рукаве. Совсем не так выглядели люди на фотографиях сегодняшней сделки.</w:t>
+      </w:r>
+    </w:p>
+    <w:p>
+      <w:pPr>
+        <w:jc w:val="both"/>
+      </w:pPr>
+      <w:r>
+        <w:t>Дома Макс спросил, хорошо ли всё прошло. Она рассказала про записи и нашедшееся место.</w:t>
+      </w:r>
+    </w:p>
+    <w:p>
+      <w:pPr>
+        <w:jc w:val="both"/>
+      </w:pPr>
+      <w:r>
+        <w:t>— Видишь, — обрадовался он. — Иногда надо просто позвонить нужному человеку.</w:t>
+      </w:r>
+    </w:p>
+    <w:p>
+      <w:pPr>
+        <w:jc w:val="both"/>
+      </w:pPr>
+      <w:r>
+        <w:t>Мила посмотрела на отца и поняла, что трудная часть разговора только начинается.</w:t>
+      </w:r>
+    </w:p>
+    <w:p>
+      <w:bookmarkStart w:id="27" w:name="chapter_26"/>
+      <w:pPr>
+        <w:pStyle w:val="Heading1"/>
+        <w:pageBreakBefore/>
+        <w:spacing w:before="440"/>
+      </w:pPr>
+      <w:r>
+        <w:t>Глава 26</w:t>
+      </w:r>
+      <w:bookmarkEnd w:id="27"/>
+    </w:p>
+    <w:p>
+      <w:pPr>
+        <w:pStyle w:val="Heading2"/>
+      </w:pPr>
+      <w:r>
+        <w:t>Новая смена</w:t>
+      </w:r>
+    </w:p>
+    <w:p>
+      <w:pPr>
+        <w:ind w:firstLine="0"/>
+        <w:jc w:val="both"/>
+      </w:pPr>
+      <w:r>
+        <w:t>Через неделю Лора пришла на собеседование. Работу получила позже, с меньшей зарплатой, зато с нормальным расписанием. Мила узнала об этом уже после окончания переезда. Сохранила сообщение и показала Алексу.</w:t>
+      </w:r>
+    </w:p>
+    <w:p>
+      <w:pPr>
+        <w:jc w:val="both"/>
+      </w:pPr>
+      <w:r>
+        <w:t>Он прочитал, улыбнулся, но сразу сказал:</w:t>
+      </w:r>
+    </w:p>
+    <w:p>
+      <w:pPr>
+        <w:jc w:val="both"/>
+      </w:pPr>
+      <w:r>
+        <w:t>— Хорошо, что помогла. Только это не значит, что со всеми остальными тоже всё будет хорошо.</w:t>
+      </w:r>
+    </w:p>
+    <w:p>
+      <w:pPr>
+        <w:jc w:val="both"/>
+      </w:pPr>
+      <w:r>
+        <w:t>Мила не спорила. В тот день ей впервые стало ясно, почему один счастливый рассказ так легко закрывает несколько чужих несчастливых.</w:t>
+      </w:r>
+    </w:p>
+    <w:p>
+      <w:pPr>
+        <w:jc w:val="both"/>
+      </w:pPr>
+      <w:r>
+        <w:t>Саша разобрал прибор не с той стороны. Лев заметил это из двери: корпус лежал на мягком коврике, крепления были сняты, а рядом отдельно стоял разъём, который не требовалось трогать.</w:t>
+      </w:r>
+    </w:p>
+    <w:p>
+      <w:pPr>
+        <w:jc w:val="both"/>
+      </w:pPr>
+      <w:r>
+        <w:t>— Зачем полез? — спросил он.</w:t>
+      </w:r>
+    </w:p>
+    <w:p>
+      <w:pPr>
+        <w:jc w:val="both"/>
+      </w:pPr>
+      <w:r>
+        <w:t>Новый инженер поднял голову. Ему было двадцать четыре, работал в VELT третью неделю и старался отвечать так быстро, будто задержка сама по себе доказывала некомпетентность.</w:t>
+      </w:r>
+    </w:p>
+    <w:p>
+      <w:pPr>
+        <w:jc w:val="both"/>
+      </w:pPr>
+      <w:r>
+        <w:t>— По памятке.</w:t>
+      </w:r>
+    </w:p>
+    <w:p>
+      <w:pPr>
+        <w:jc w:val="both"/>
+      </w:pPr>
+      <w:r>
+        <w:t>Лев посмотрел на экран. Увидел старую версию инструкции.</w:t>
+      </w:r>
+    </w:p>
+    <w:p>
+      <w:pPr>
+        <w:jc w:val="both"/>
+      </w:pPr>
+      <w:r>
+        <w:t>— Надо было спросить.</w:t>
+      </w:r>
+    </w:p>
+    <w:p>
+      <w:pPr>
+        <w:jc w:val="both"/>
+      </w:pPr>
+      <w:r>
+        <w:t>Сказал громче, чем хотел. За соседним столом замолчали. Саша положил отвёртку и побледнел.</w:t>
+      </w:r>
+    </w:p>
+    <w:p>
+      <w:pPr>
+        <w:jc w:val="both"/>
+      </w:pPr>
+      <w:r>
+        <w:t>Лев сразу понял, что произошло, но вместо исправления собственного тона начал объяснять устройство. Закончил, убрал корпус в сторону и выдал другой. Новичок кивнул, не задав ни одного вопроса.</w:t>
+      </w:r>
+    </w:p>
+    <w:p>
+      <w:pPr>
+        <w:jc w:val="both"/>
+      </w:pPr>
+      <w:r>
+        <w:t>За обедом Дэн спросил, не собирается ли Лев теперь обучать людей исключительно взглядом. Лев рассердился: при чём тут взгляд, если инструкция не подходит к сборке.</w:t>
+      </w:r>
+    </w:p>
+    <w:p>
+      <w:pPr>
+        <w:jc w:val="both"/>
+      </w:pPr>
+      <w:r>
+        <w:t>— Вот именно, — ответил Дэн. — Он по инструкции сделал. А ты по привычке.</w:t>
+      </w:r>
+    </w:p>
+    <w:p>
+      <w:pPr>
+        <w:jc w:val="both"/>
+      </w:pPr>
+      <w:r>
+        <w:t>Лев ел молча. Ему хотелось, чтобы Дэн тоже однажды попробовал отвечать за срок и повреждённое оборудование. Потом вспомнил, сколько тот отвечал, и отодвинул тарелку.</w:t>
+      </w:r>
+    </w:p>
+    <w:p>
+      <w:pPr>
+        <w:jc w:val="both"/>
+      </w:pPr>
+      <w:r>
+        <w:t>Сашу нашёл у окна в дальней комнате. Тот разговаривал по телефону, увидел Льва и сразу попрощался. На подоконнике стоял контейнер с нетронутой едой.</w:t>
+      </w:r>
+    </w:p>
+    <w:p>
+      <w:pPr>
+        <w:jc w:val="both"/>
+      </w:pPr>
+      <w:r>
+        <w:t>— Я неправильно с тобой говорил, — начал Лев. — Памятка старая. Ты не мог знать, что мы поменяли.</w:t>
+      </w:r>
+    </w:p>
+    <w:p>
+      <w:pPr>
+        <w:jc w:val="both"/>
+      </w:pPr>
+      <w:r>
+        <w:t>Саша кивнул.</w:t>
+      </w:r>
+    </w:p>
+    <w:p>
+      <w:pPr>
+        <w:jc w:val="both"/>
+      </w:pPr>
+      <w:r>
+        <w:t>— Всё нормально.</w:t>
+      </w:r>
+    </w:p>
+    <w:p>
+      <w:pPr>
+        <w:jc w:val="both"/>
+      </w:pPr>
+      <w:r>
+        <w:t>— Нет. Я ещё при всех сказал. Вернёмся, я объясню.</w:t>
+      </w:r>
+    </w:p>
+    <w:p>
+      <w:pPr>
+        <w:jc w:val="both"/>
+      </w:pPr>
+      <w:r>
+        <w:t>Саша посмотрел в окно. Потом тихо спросил:</w:t>
+      </w:r>
+    </w:p>
+    <w:p>
+      <w:pPr>
+        <w:jc w:val="both"/>
+      </w:pPr>
+      <w:r>
+        <w:t>— Мне сейчас правда можно говорить, что я думаю?</w:t>
+      </w:r>
+    </w:p>
+    <w:p>
+      <w:pPr>
+        <w:jc w:val="both"/>
+      </w:pPr>
+      <w:r>
+        <w:t>Лев сел на свободный стул.</w:t>
+      </w:r>
+    </w:p>
+    <w:p>
+      <w:pPr>
+        <w:jc w:val="both"/>
+      </w:pPr>
+      <w:r>
+        <w:t>— Можно.</w:t>
+      </w:r>
+    </w:p>
+    <w:p>
+      <w:pPr>
+        <w:jc w:val="both"/>
+      </w:pPr>
+      <w:r>
+        <w:t>— Вы здесь двадцать лет вместе. Вы по одному слову понимаете. А я не знаю, какой вопрос можно задать без того, чтобы все решили, что меня зря взяли.</w:t>
+      </w:r>
+    </w:p>
+    <w:p>
+      <w:pPr>
+        <w:jc w:val="both"/>
+      </w:pPr>
+      <w:r>
+        <w:t>Лев хотел заверить, что никто так не решит. Вспомнил собственное утреннее «зачем полез» и не стал.</w:t>
+      </w:r>
+    </w:p>
+    <w:p>
+      <w:pPr>
+        <w:jc w:val="both"/>
+      </w:pPr>
+      <w:r>
+        <w:t>Они вернулись в общую комнату. Лев остановил работу на пять минут, объяснил ошибку с памяткой и попросил присылать ему все противоречия в инструкциях. Не потому, что теперь нужно лично проверять каждый шаг, а потому, что люди должны работать по одной версии.</w:t>
+      </w:r>
+    </w:p>
+    <w:p>
+      <w:pPr>
+        <w:jc w:val="both"/>
+      </w:pPr>
+      <w:r>
+        <w:t>Оказалось, противоречий много. За два дня пришло больше двадцати замечаний. Некоторые раздражали: как можно не понимать очевидного. Саша однажды спросил Льва, очевидного кому, и тут же замолчал, словно испугался собственной смелости.</w:t>
+      </w:r>
+    </w:p>
+    <w:p>
+      <w:pPr>
+        <w:jc w:val="both"/>
+      </w:pPr>
+      <w:r>
+        <w:t>Лев рассмеялся.</w:t>
+      </w:r>
+    </w:p>
+    <w:p>
+      <w:pPr>
+        <w:jc w:val="both"/>
+      </w:pPr>
+      <w:r>
+        <w:t>— Мне. Поэтому давай ещё раз покажи, где непонятно.</w:t>
+      </w:r>
+    </w:p>
+    <w:p>
+      <w:pPr>
+        <w:jc w:val="both"/>
+      </w:pPr>
+      <w:r>
+        <w:t>Внизу тем временем продолжался переезд людей из Pear. Мила приходила после своей основной практики, помогала разбирать записи, спорила с координаторами. Лев встретил её возле автомата и спросил, не тяжело ли совмещать.</w:t>
+      </w:r>
+    </w:p>
+    <w:p>
+      <w:pPr>
+        <w:jc w:val="both"/>
+      </w:pPr>
+      <w:r>
+        <w:t>— Тяжело, когда приходится говорить фамилию, чтобы тебе ответили, — сказала она. — А потом объяснять, что ты не за этим пришла.</w:t>
+      </w:r>
+    </w:p>
+    <w:p>
+      <w:pPr>
+        <w:jc w:val="both"/>
+      </w:pPr>
+      <w:r>
+        <w:t>Он рассказал ей про Сашу. Не ради готового вывода, просто вдруг оказалось, что говорит о том же, с другой стороны.</w:t>
+      </w:r>
+    </w:p>
+    <w:p>
+      <w:pPr>
+        <w:jc w:val="both"/>
+      </w:pPr>
+      <w:r>
+        <w:t>Мила принесла два стакана воды, один дала ему.</w:t>
+      </w:r>
+    </w:p>
+    <w:p>
+      <w:pPr>
+        <w:jc w:val="both"/>
+      </w:pPr>
+      <w:r>
+        <w:t>— Я Алексу сначала не сказала, кто папа. Думала, так честнее. А ему потом стало хуже.</w:t>
+      </w:r>
+    </w:p>
+    <w:p>
+      <w:pPr>
+        <w:jc w:val="both"/>
+      </w:pPr>
+      <w:r>
+        <w:t>— Потому что решил, что скрыла?</w:t>
+      </w:r>
+    </w:p>
+    <w:p>
+      <w:pPr>
+        <w:jc w:val="both"/>
+      </w:pPr>
+      <w:r>
+        <w:t>— Потому что он успел при мне сказать то, чего не сказал бы дочери Макса.</w:t>
+      </w:r>
+    </w:p>
+    <w:p>
+      <w:pPr>
+        <w:jc w:val="both"/>
+      </w:pPr>
+      <w:r>
+        <w:t>Лев посмотрел на неё. Мила была уже взрослой, но в этот момент снова напомнила девочку, которая проверяла чужую инструкцию, не понимая, почему взрослые обижаются на простой вопрос.</w:t>
+      </w:r>
+    </w:p>
+    <w:p>
+      <w:pPr>
+        <w:jc w:val="both"/>
+      </w:pPr>
+      <w:r>
+        <w:t>— И что теперь?</w:t>
+      </w:r>
+    </w:p>
+    <w:p>
+      <w:pPr>
+        <w:jc w:val="both"/>
+      </w:pPr>
+      <w:r>
+        <w:t>— Теперь стараюсь, чтобы мог сказать и после.</w:t>
+      </w:r>
+    </w:p>
+    <w:p>
+      <w:pPr>
+        <w:jc w:val="both"/>
+      </w:pPr>
+      <w:r>
+        <w:t>В пятницу Саша предложил другой порядок проверки. Лев попросил показать на одном устройстве, затем на пяти. Получалось быстрее без пропуска нужных шагов. Дэн посмотрел и спросил, почему раньше так не делали.</w:t>
+      </w:r>
+    </w:p>
+    <w:p>
+      <w:pPr>
+        <w:jc w:val="both"/>
+      </w:pPr>
+      <w:r>
+        <w:t>Лев пожал плечами.</w:t>
+      </w:r>
+    </w:p>
+    <w:p>
+      <w:pPr>
+        <w:jc w:val="both"/>
+      </w:pPr>
+      <w:r>
+        <w:t>— Не спросили.</w:t>
+      </w:r>
+    </w:p>
+    <w:p>
+      <w:pPr>
+        <w:jc w:val="both"/>
+      </w:pPr>
+      <w:r>
+        <w:t>Дэн хотел пошутить, но увидел Сашу и просто кивнул. Тот впервые остался с ними на чай. Рассказал, что снимает комнату далеко от офиса и встаёт в половине шестого, чтобы успеть к началу смены.</w:t>
+      </w:r>
+    </w:p>
+    <w:p>
+      <w:pPr>
+        <w:jc w:val="both"/>
+      </w:pPr>
+      <w:r>
+        <w:t>Лев предложил поменять время. Саша сразу насторожился: разве всем можно? Лев уже готов был сказать «я договорюсь», но остановился.</w:t>
+      </w:r>
+    </w:p>
+    <w:p>
+      <w:pPr>
+        <w:jc w:val="both"/>
+      </w:pPr>
+      <w:r>
+        <w:t>— Давай вместе спросим, как это оформляют. Если работа позволяет, правило должно быть для всех.</w:t>
+      </w:r>
+    </w:p>
+    <w:p>
+      <w:pPr>
+        <w:jc w:val="both"/>
+      </w:pPr>
+      <w:r>
+        <w:t>Они пошли к Еве. Та выслушала, подняла старое положение о сменах и показала нужный пункт. Разрешение уже существовало. Просто никто не рассказал о нём новому человеку.</w:t>
+      </w:r>
+    </w:p>
+    <w:p>
+      <w:pPr>
+        <w:jc w:val="both"/>
+      </w:pPr>
+      <w:r>
+        <w:t>Саша ушёл с заявлением. Лев задержался у двери.</w:t>
+      </w:r>
+    </w:p>
+    <w:p>
+      <w:pPr>
+        <w:jc w:val="both"/>
+      </w:pPr>
+      <w:r>
+        <w:t>— Сколько у нас ещё такого?</w:t>
+      </w:r>
+    </w:p>
+    <w:p>
+      <w:pPr>
+        <w:jc w:val="both"/>
+      </w:pPr>
+      <w:r>
+        <w:t>Ева посмотрела на шкаф с папками.</w:t>
+      </w:r>
+    </w:p>
+    <w:p>
+      <w:pPr>
+        <w:jc w:val="both"/>
+      </w:pPr>
+      <w:r>
+        <w:t>— Не знаю. Но уже хорошо, что ты перестал думать, будто все знают то же, что ты.</w:t>
+      </w:r>
+    </w:p>
+    <w:p>
+      <w:pPr>
+        <w:jc w:val="both"/>
+      </w:pPr>
+      <w:r>
+        <w:t>Через месяц Лев взял Сашу на сборочную площадку. Хотел показать, что происходит с их предложениями после согласования. Новичок обрадовался, потом спросил, можно ли вернуться к девяти вечера: дальше его последний удобный автобус.</w:t>
+      </w:r>
+    </w:p>
+    <w:p>
+      <w:pPr>
+        <w:jc w:val="both"/>
+      </w:pPr>
+      <w:r>
+        <w:t>Лев пообещал. Почти сразу вспомнил, как Макс когда-то называл клиентам срок за него, и добавил: если задержатся, оплатят дорогу до дома.</w:t>
+      </w:r>
+    </w:p>
+    <w:p>
+      <w:pPr>
+        <w:jc w:val="both"/>
+      </w:pPr>
+      <w:r>
+        <w:t>На площадке пахло тёплым пластиком. Рабочие собирали очередную партию телефонов, готовые устройства уходили на проверку. Для одного теста новые заготовки должны были провести определённое время в нагретом шкафу. Мастер смены показывал журнал, пока Саша вдруг не спросил, почему время закрытия стоит позже отправки коробок.</w:t>
+      </w:r>
+    </w:p>
+    <w:p>
+      <w:pPr>
+        <w:jc w:val="both"/>
+      </w:pPr>
+      <w:r>
+        <w:t>Мастер посмотрел на лист. Ответил, что заполняют общими партиями. Устройства проверяют отдельно, в журнал переносят итог.</w:t>
+      </w:r>
+    </w:p>
+    <w:p>
+      <w:pPr>
+        <w:jc w:val="both"/>
+      </w:pPr>
+      <w:r>
+        <w:t>— А где отдельный итог? — спросил Лев.</w:t>
+      </w:r>
+    </w:p>
+    <w:p>
+      <w:pPr>
+        <w:jc w:val="both"/>
+      </w:pPr>
+      <w:r>
+        <w:t>Ему показали другой файл. В нём нашлись номера не всех устройств. Часть уже стояла на тележке у выезда.</w:t>
+      </w:r>
+    </w:p>
+    <w:p>
+      <w:pPr>
+        <w:jc w:val="both"/>
+      </w:pPr>
+      <w:r>
+        <w:t>Мастер вызвал ответственного. Тот пришёл сердитый: до конца смены сорок минут, машина уже ждёт. Объяснил, что проверку начали раньше, потом отключали питание, время восстановили по расчёту. Если отсчитывать заново, уедут только завтра.</w:t>
+      </w:r>
+    </w:p>
+    <w:p>
+      <w:pPr>
+        <w:jc w:val="both"/>
+      </w:pPr>
+      <w:r>
+        <w:t>Лев попросил оставить коробки. Без крика, без угроз. Мужчина посмотрел на него как на человека, который сейчас уйдёт в чистый кабинет, а людям оставит ещё одну ночь.</w:t>
+      </w:r>
+    </w:p>
+    <w:p>
+      <w:pPr>
+        <w:jc w:val="both"/>
+      </w:pPr>
+      <w:r>
+        <w:t>— У вас наверху дата уже стоит, — сказал он. — Мы под неё работаем.</w:t>
+      </w:r>
+    </w:p>
+    <w:p>
+      <w:pPr>
+        <w:jc w:val="both"/>
+      </w:pPr>
+      <w:r>
+        <w:t>Лев позвонил Максу. Коротко объяснил. Тот попросил проверить, нельзя ли достоверно восстановить время. Нельзя было: несколько операций проходили без записи. Тогда Макс остановил отправку и потребовал новый срок с учётом полной проверки.</w:t>
+      </w:r>
+    </w:p>
+    <w:p>
+      <w:pPr>
+        <w:jc w:val="both"/>
+      </w:pPr>
+      <w:r>
+        <w:t>Мастер смены не обрадовался. Люди тоже. Хорошее решение не возвращало им отменённые автобусы и планы.</w:t>
+      </w:r>
+    </w:p>
+    <w:p>
+      <w:pPr>
+        <w:jc w:val="both"/>
+      </w:pPr>
+      <w:r>
+        <w:t>Саша стоял возле журнала, красный, будто сам устроил задержку. Лев видел, как остальные стараются не смотреть на него. Попросил собрать команду и объяснил, что остановку принял он, а противоречие в журнале должен был обнаружить заранее руководитель, не человек, впервые приехавший на площадку.</w:t>
+      </w:r>
+    </w:p>
+    <w:p>
+      <w:pPr>
+        <w:jc w:val="both"/>
+      </w:pPr>
+      <w:r>
+        <w:t>Потом спросил, кто может остаться добровольно, а кому нужно домой. Мастер начал говорить, что сейчас не время делить людей. Лев остановил его и сам записал фамилии. Вызвали дополнительные машины, оплатили дорогу и переработку. Вышло дорого.</w:t>
+      </w:r>
+    </w:p>
+    <w:p>
+      <w:pPr>
+        <w:jc w:val="both"/>
+      </w:pPr>
+      <w:r>
+        <w:t>К полуночи они с Сашей сидели возле выхода и ждали последнюю проверку. Новичок спросил, не начнут ли теперь сотрудники его ненавидеть.</w:t>
+      </w:r>
+    </w:p>
+    <w:p>
+      <w:pPr>
+        <w:jc w:val="both"/>
+      </w:pPr>
+      <w:r>
+        <w:t>Лев хотел сказать, что за правильное не ненавидят. Вспомнил лица у тележки.</w:t>
+      </w:r>
+    </w:p>
+    <w:p>
+      <w:pPr>
+        <w:jc w:val="both"/>
+      </w:pPr>
+      <w:r>
+        <w:t>— Некоторые будут злиться. Им сегодня тяжело. Это не делает твою проверку неправильной.</w:t>
+      </w:r>
+    </w:p>
+    <w:p>
+      <w:pPr>
+        <w:jc w:val="both"/>
+      </w:pPr>
+      <w:r>
+        <w:t>— Вы так и привыкли?</w:t>
+      </w:r>
+    </w:p>
+    <w:p>
+      <w:pPr>
+        <w:jc w:val="both"/>
+      </w:pPr>
+      <w:r>
+        <w:t>— Нет. Каждый раз хочется, чтобы ещё и спасибо сказали. А они не обязаны.</w:t>
+      </w:r>
+    </w:p>
+    <w:p>
+      <w:pPr>
+        <w:jc w:val="both"/>
+      </w:pPr>
+      <w:r>
+        <w:t>Саша тихо засмеялся. Из кармана достал батончик, разломил пополам. Оба не ужинали. Внутри оказались орехи, Лев долго жевал и думал, сколько красивых слов о качестве скрывают одну простую необходимость: оставить коробку до утра, даже если за ней уже приехали.</w:t>
+      </w:r>
+    </w:p>
+    <w:p>
+      <w:pPr>
+        <w:jc w:val="both"/>
+      </w:pPr>
+      <w:r>
+        <w:t>После проверки партию разрешили отгрузить. Два устройства отправили на дополнительный разбор. Никакой катастрофы не произошло, о которой можно было бы потом торжественно рассказывать. Просто неразобранные вопросы не уехали к покупателям.</w:t>
+      </w:r>
+    </w:p>
+    <w:p>
+      <w:pPr>
+        <w:jc w:val="both"/>
+      </w:pPr>
+      <w:r>
+        <w:t>Сашу довезли до дома. Он вышел, обернулся, спросил, можно ли завтра к одиннадцати. Лев посмотрел на часы: уже следующий день.</w:t>
+      </w:r>
+    </w:p>
+    <w:p>
+      <w:pPr>
+        <w:jc w:val="both"/>
+      </w:pPr>
+      <w:r>
+        <w:t>— К двенадцати. Я тоже позже приду.</w:t>
+      </w:r>
+    </w:p>
+    <w:p>
+      <w:pPr>
+        <w:jc w:val="both"/>
+      </w:pPr>
+      <w:r>
+        <w:t>Молодой инженер улыбнулся и пошёл к подъезду. Лев позвонил Вере, честно сказал, что ещё в дороге. Она не ругалась. Спросила, оставлять ли еду на кухне, и напомнила, что завтра тоже надо спать, а не только обещать поспать.</w:t>
+      </w:r>
+    </w:p>
+    <w:p>
+      <w:pPr>
+        <w:jc w:val="both"/>
+      </w:pPr>
+      <w:r>
+        <w:t>Вечером, уже после возвращения к обычным сменам, он увидел сообщение от Саши: «Спасибо. Я в понедельник к десяти». Обычная фраза, без благодарственной речи. Лев ответил, что будет ждать результаты проверки, и убрал телефон. Это было первое обещание за неделю, которое не требовало от человека остаться дольше положенного.</w:t>
+      </w:r>
+    </w:p>
+    <w:p>
+      <w:bookmarkStart w:id="28" w:name="chapter_27"/>
+      <w:pPr>
+        <w:pStyle w:val="Heading1"/>
+        <w:pageBreakBefore/>
+        <w:spacing w:before="440"/>
+      </w:pPr>
+      <w:r>
+        <w:t>Глава 27</w:t>
+      </w:r>
+      <w:bookmarkEnd w:id="28"/>
+    </w:p>
+    <w:p>
+      <w:pPr>
+        <w:pStyle w:val="Heading2"/>
+      </w:pPr>
+      <w:r>
+        <w:t>Вторая копия</w:t>
+      </w:r>
+    </w:p>
+    <w:p>
+      <w:pPr>
+        <w:ind w:firstLine="0"/>
+        <w:jc w:val="both"/>
+      </w:pPr>
+      <w:r>
+        <w:t>К следующей зиме VELT окончательно разместила людей из Pear. Работа стала привычнее, у Милы и Алекса появились общие вечера без коробок.</w:t>
+      </w:r>
+    </w:p>
+    <w:p>
+      <w:pPr>
+        <w:jc w:val="both"/>
+      </w:pPr>
+      <w:r>
+        <w:t>Первым несоответствие заметила Нина. В пятницу ей принесли комплект для страхования опытного оборудования. Среди фотографий был прибор, который Лев помнил разобранным, с белой отметкой на внутренней стенке. На страховом снимке отметки не было.</w:t>
+      </w:r>
+    </w:p>
+    <w:p>
+      <w:pPr>
+        <w:jc w:val="both"/>
+      </w:pPr>
+      <w:r>
+        <w:t>Она позвонила ему, не употребляя слова «подмена». Попросила подняться и принести запись последней проверки.</w:t>
+      </w:r>
+    </w:p>
+    <w:p>
+      <w:pPr>
+        <w:jc w:val="both"/>
+      </w:pPr>
+      <w:r>
+        <w:t>Лев пришёл с папкой. Посмотрел фотографию, номер, дату. Номер совпадал. В журнале стояло, что прибор после проверки упаковали и передали для хранения.</w:t>
+      </w:r>
+    </w:p>
+    <w:p>
+      <w:pPr>
+        <w:jc w:val="both"/>
+      </w:pPr>
+      <w:r>
+        <w:t>— Его могли пересобрать, — сказал он.</w:t>
+      </w:r>
+    </w:p>
+    <w:p>
+      <w:pPr>
+        <w:jc w:val="both"/>
+      </w:pPr>
+      <w:r>
+        <w:t>— Кто имеет право?</w:t>
+      </w:r>
+    </w:p>
+    <w:p>
+      <w:pPr>
+        <w:jc w:val="both"/>
+      </w:pPr>
+      <w:r>
+        <w:t>Он перечислил людей и добавил подрядчика, которому разрешали менять повреждённые корпуса. Нина записала фамилии.</w:t>
+      </w:r>
+    </w:p>
+    <w:p>
+      <w:pPr>
+        <w:jc w:val="both"/>
+      </w:pPr>
+      <w:r>
+        <w:t>Проверка заняла неделю. За это время выяснилось, что страховой комплект собирали из разных папок, последняя фотография была с другого выезда, а человек, отвечавший за упаковку, уже перешёл в иной отдел. Всё по отдельности объяснялось. Вместе не складывалось в один понятный путь прибора.</w:t>
+      </w:r>
+    </w:p>
+    <w:p>
+      <w:pPr>
+        <w:jc w:val="both"/>
+      </w:pPr>
+      <w:r>
+        <w:t>Макс пришёл на обсуждение поздно. Сразу спросил, есть ли ущерб. Лев сказал, что пока неизвестно. Устройство работает, настройки совпадают, корпус мог быть заменён законно. Не хватает подтверждения, что именно заменяли и где теперь исходные детали.</w:t>
+      </w:r>
+    </w:p>
+    <w:p>
+      <w:pPr>
+        <w:jc w:val="both"/>
+      </w:pPr>
+      <w:r>
+        <w:t>— Тогда запросим акт, — решил Макс.</w:t>
+      </w:r>
+    </w:p>
+    <w:p>
+      <w:pPr>
+        <w:jc w:val="both"/>
+      </w:pPr>
+      <w:r>
+        <w:t>Нина уже запросила. Ответ пришёл на следующий день: корпус меняли из-за трещины, снимок относится к контрольной сборке. В приложении стояли подписи двух специалистов.</w:t>
+      </w:r>
+    </w:p>
+    <w:p>
+      <w:pPr>
+        <w:jc w:val="both"/>
+      </w:pPr>
+      <w:r>
+        <w:t>Один действительно подтвердил работу. Второй был в отпуске в день, указанный на документе.</w:t>
+      </w:r>
+    </w:p>
+    <w:p>
+      <w:pPr>
+        <w:jc w:val="both"/>
+      </w:pPr>
+      <w:r>
+        <w:t>На новой встрече Макс долго читал лист. Потом сам набрал подрядчика и попросил объяснить. На другом конце извинились: дату перенесли из шаблона, сейчас исправят. Предоставили фотографии с нужного дня, журнал посещений и переписку о замене.</w:t>
+      </w:r>
+    </w:p>
+    <w:p>
+      <w:pPr>
+        <w:jc w:val="both"/>
+      </w:pPr>
+      <w:r>
+        <w:t>Сотрудник из отпуска подписывал итог уже после возвращения. Формально такое объяснение подходило. Нина потребовала оформить всё одним исправленным комплектом и отдельно вернуть снятые части.</w:t>
+      </w:r>
+    </w:p>
+    <w:p>
+      <w:pPr>
+        <w:jc w:val="both"/>
+      </w:pPr>
+      <w:r>
+        <w:t>Лев смотрел на фотографии и чувствовал знакомое раздражение: каждый раз приходилось принимать более сложный ответ вместо простого маршрута вещи. Он не мог назвать это преступлением. Не мог и перестать задавать вопросы.</w:t>
+      </w:r>
+    </w:p>
+    <w:p>
+      <w:pPr>
+        <w:jc w:val="both"/>
+      </w:pPr>
+      <w:r>
+        <w:t>— Ты думаешь, там что-то ещё? — спросил Макс после встречи.</w:t>
+      </w:r>
+    </w:p>
+    <w:p>
+      <w:pPr>
+        <w:jc w:val="both"/>
+      </w:pPr>
+      <w:r>
+        <w:t>— Думаю, что без Нины мы бы вообще не заметили.</w:t>
+      </w:r>
+    </w:p>
+    <w:p>
+      <w:pPr>
+        <w:jc w:val="both"/>
+      </w:pPr>
+      <w:r>
+        <w:t>Макс кивнул.</w:t>
+      </w:r>
+    </w:p>
+    <w:p>
+      <w:pPr>
+        <w:jc w:val="both"/>
+      </w:pPr>
+      <w:r>
+        <w:t>— Поэтому она здесь и работает.</w:t>
+      </w:r>
+    </w:p>
+    <w:p>
+      <w:pPr>
+        <w:jc w:val="both"/>
+      </w:pPr>
+      <w:r>
+        <w:t>— А если однажды не заметит?</w:t>
+      </w:r>
+    </w:p>
+    <w:p>
+      <w:pPr>
+        <w:jc w:val="both"/>
+      </w:pPr>
+      <w:r>
+        <w:t>Макс устало положил руки на стол.</w:t>
+      </w:r>
+    </w:p>
+    <w:p>
+      <w:pPr>
+        <w:jc w:val="both"/>
+      </w:pPr>
+      <w:r>
+        <w:t>— Тогда нужны правила, которые работают без неё. Составь, что поменять. Я дам людей.</w:t>
+      </w:r>
+    </w:p>
+    <w:p>
+      <w:pPr>
+        <w:jc w:val="both"/>
+      </w:pPr>
+      <w:r>
+        <w:t>Это был разумный ответ. Лев вышел с ним, как с тяжёлой коробкой: поставить можно, отпустить страшно.</w:t>
+      </w:r>
+    </w:p>
+    <w:p>
+      <w:pPr>
+        <w:jc w:val="both"/>
+      </w:pPr>
+      <w:r>
+        <w:t>Саша помог поднять записи. Нашёл три разных названия для одного вида передачи и спросил, действительно ли между ними есть разница. Лев честно ответил, что раньше считал, будто есть. В документах оказалось сложнее.</w:t>
+      </w:r>
+    </w:p>
+    <w:p>
+      <w:pPr>
+        <w:jc w:val="both"/>
+      </w:pPr>
+      <w:r>
+        <w:t>Они сделали общую таблицу: кто передал, кому, что именно, что должно вернуться. Не программу, способную разоблачить всё на свете, а несколько полей, без которых следующая выдача не закрывалась.</w:t>
+      </w:r>
+    </w:p>
+    <w:p>
+      <w:pPr>
+        <w:jc w:val="both"/>
+      </w:pPr>
+      <w:r>
+        <w:t>Саша спросил, почему не сделали раньше.</w:t>
+      </w:r>
+    </w:p>
+    <w:p>
+      <w:pPr>
+        <w:jc w:val="both"/>
+      </w:pPr>
+      <w:r>
+        <w:t>— Потому что раньше я сам видел стол, с которого брали, и человека, которому отдавал, — ответил Лев.</w:t>
+      </w:r>
+    </w:p>
+    <w:p>
+      <w:pPr>
+        <w:jc w:val="both"/>
+      </w:pPr>
+      <w:r>
+        <w:t>Вечером он позвонил Антону. По его истории Нина получила только документы о закрытии фирмы. Права переходили между владельцами, часть передавалась в счёт долга. Фотографий не хватало, чтобы установить, откуда взялся поздний прибор.</w:t>
+      </w:r>
+    </w:p>
+    <w:p>
+      <w:pPr>
+        <w:jc w:val="both"/>
+      </w:pPr>
+      <w:r>
+        <w:t>Антон выслушал и неожиданно спросил:</w:t>
+      </w:r>
+    </w:p>
+    <w:p>
+      <w:pPr>
+        <w:jc w:val="both"/>
+      </w:pPr>
+      <w:r>
+        <w:t>— Вы мне верите?</w:t>
+      </w:r>
+    </w:p>
+    <w:p>
+      <w:pPr>
+        <w:jc w:val="both"/>
+      </w:pPr>
+      <w:r>
+        <w:t>Лев сел на подоконник.</w:t>
+      </w:r>
+    </w:p>
+    <w:p>
+      <w:pPr>
+        <w:jc w:val="both"/>
+      </w:pPr>
+      <w:r>
+        <w:t>— Верю, что вы это делали. Но я пока не могу доказать, что у них именно ваша вещь.</w:t>
+      </w:r>
+    </w:p>
+    <w:p>
+      <w:pPr>
+        <w:jc w:val="both"/>
+      </w:pPr>
+      <w:r>
+        <w:t>— Хорошо, — сказал Антон. — Хоть не одно и то же.</w:t>
+      </w:r>
+    </w:p>
+    <w:p>
+      <w:pPr>
+        <w:jc w:val="both"/>
+      </w:pPr>
+      <w:r>
+        <w:t>После звонка Лев долго не двигался. Потом всё-таки вернулся к работе.</w:t>
+      </w:r>
+    </w:p>
+    <w:p>
+      <w:pPr>
+        <w:jc w:val="both"/>
+      </w:pPr>
+      <w:r>
+        <w:t>Снятый корпус привезли в понедельник. На нём была трещина, о которой писали. Внутри не оказалось белой отметки, потому что она находилась на другой стенке, оставшейся на новом приборе. Они проверили это отдельно и закрыли вопрос.</w:t>
+      </w:r>
+    </w:p>
+    <w:p>
+      <w:pPr>
+        <w:jc w:val="both"/>
+      </w:pPr>
+      <w:r>
+        <w:t>Лев выдохнул, устыдился собственного облегчения. В этот раз всё было на месте. Нина подписала заключение и попросила сохранить весь путь проверки, не только последнюю страницу.</w:t>
+      </w:r>
+    </w:p>
+    <w:p>
+      <w:pPr>
+        <w:jc w:val="both"/>
+      </w:pPr>
+      <w:r>
+        <w:t>Уже выходя, Лев заметил на накладной адрес промежуточного склада. Тот же центр фигурировал в бумагах Антона, только под другим юридическим названием. Он сфотографировал строку для рабочего дела и отправил Нине с вопросом, нужно ли проверить совпадение.</w:t>
+      </w:r>
+    </w:p>
+    <w:p>
+      <w:pPr>
+        <w:jc w:val="both"/>
+      </w:pPr>
+      <w:r>
+        <w:t>Ответ пришёл вечером: «Проверим. Пока это только адрес».</w:t>
+      </w:r>
+    </w:p>
+    <w:p>
+      <w:pPr>
+        <w:jc w:val="both"/>
+      </w:pPr>
+      <w:r>
+        <w:t>Лев перечитал и согласился. Копия осталась в папке, а не превратилась в готовый ответ.</w:t>
+      </w:r>
+    </w:p>
+    <w:p>
+      <w:bookmarkStart w:id="29" w:name="chapter_28"/>
+      <w:pPr>
+        <w:pStyle w:val="Heading1"/>
+        <w:pageBreakBefore/>
+        <w:spacing w:before="440"/>
+      </w:pPr>
+      <w:r>
+        <w:t>Глава 28</w:t>
+      </w:r>
+      <w:bookmarkEnd w:id="29"/>
+    </w:p>
+    <w:p>
+      <w:pPr>
+        <w:pStyle w:val="Heading2"/>
+      </w:pPr>
+      <w:r>
+        <w:t>Место в первом ряду</w:t>
+      </w:r>
+    </w:p>
+    <w:p>
+      <w:pPr>
+        <w:ind w:firstLine="0"/>
+        <w:jc w:val="both"/>
+      </w:pPr>
+      <w:r>
+        <w:t>Миле предложили сесть рядом с отцом. На кресле уже лежала карточка с её именем. Перед сценой расставляли камеры, и человек с наушником объяснял, когда надо будет улыбнуться и куда посмотреть после объявления нового устройства.</w:t>
+      </w:r>
+    </w:p>
+    <w:p>
+      <w:pPr>
+        <w:jc w:val="both"/>
+      </w:pPr>
+      <w:r>
+        <w:t>— Я не участвую в презентации, — сказала Мила.</w:t>
+      </w:r>
+    </w:p>
+    <w:p>
+      <w:pPr>
+        <w:jc w:val="both"/>
+      </w:pPr>
+      <w:r>
+        <w:t>Человек удивился, позвонил кому-то и предложил обсудить с Максом. Она достала телефон сама.</w:t>
+      </w:r>
+    </w:p>
+    <w:p>
+      <w:pPr>
+        <w:jc w:val="both"/>
+      </w:pPr>
+      <w:r>
+        <w:t>Отец пришёл через десять минут, ещё без пиджака. Спросил, что случилось. Мила показала на карточку.</w:t>
+      </w:r>
+    </w:p>
+    <w:p>
+      <w:pPr>
+        <w:jc w:val="both"/>
+      </w:pPr>
+      <w:r>
+        <w:t>— Я пришла посмотреть. Не изображать, что VELT у нас семейный праздник.</w:t>
+      </w:r>
+    </w:p>
+    <w:p>
+      <w:pPr>
+        <w:jc w:val="both"/>
+      </w:pPr>
+      <w:r>
+        <w:t>— Это и есть праздник.</w:t>
+      </w:r>
+    </w:p>
+    <w:p>
+      <w:pPr>
+        <w:jc w:val="both"/>
+      </w:pPr>
+      <w:r>
+        <w:t>— Для тебя. Для людей, которые делали. Я тут при чём?</w:t>
+      </w:r>
+    </w:p>
+    <w:p>
+      <w:pPr>
+        <w:jc w:val="both"/>
+      </w:pPr>
+      <w:r>
+        <w:t>Макс посмотрел на ряд кресел. Рядом стояли имена руководителей, партнёров, Анны. Всё выглядело совершенно обычно, пока Мила не отказалась.</w:t>
+      </w:r>
+    </w:p>
+    <w:p>
+      <w:pPr>
+        <w:jc w:val="both"/>
+      </w:pPr>
+      <w:r>
+        <w:t>— Никто не заставляет тебя ничего изображать.</w:t>
+      </w:r>
+    </w:p>
+    <w:p>
+      <w:pPr>
+        <w:jc w:val="both"/>
+      </w:pPr>
+      <w:r>
+        <w:t>Она молча повернула к нему лист сценария. Там было написано: «Семья основателя, реакция на объявление».</w:t>
+      </w:r>
+    </w:p>
+    <w:p>
+      <w:pPr>
+        <w:jc w:val="both"/>
+      </w:pPr>
+      <w:r>
+        <w:t>Макс прочитал, сложил и отдал человеку в наушниках.</w:t>
+      </w:r>
+    </w:p>
+    <w:p>
+      <w:pPr>
+        <w:jc w:val="both"/>
+      </w:pPr>
+      <w:r>
+        <w:t>— Уберите это.</w:t>
+      </w:r>
+    </w:p>
+    <w:p>
+      <w:pPr>
+        <w:jc w:val="both"/>
+      </w:pPr>
+      <w:r>
+        <w:t>Мила поблагодарила. Он кивнул, ушёл готовиться, и она всё равно почувствовала себя виноватой. От этого злилась ещё больше.</w:t>
+      </w:r>
+    </w:p>
+    <w:p>
+      <w:pPr>
+        <w:jc w:val="both"/>
+      </w:pPr>
+      <w:r>
+        <w:t>Алекс ждал возле входа для сотрудников. Его группа заканчивала проверку новых VELT Tab, и весь день он боялся, что на сцене случайно выберут устройство с тестовой программой. Мила рассказала о кресле. Он усмехнулся:</w:t>
+      </w:r>
+    </w:p>
+    <w:p>
+      <w:pPr>
+        <w:jc w:val="both"/>
+      </w:pPr>
+      <w:r>
+        <w:t>— А мне места вообще не дали. Может, поменяемся проблемами?</w:t>
+      </w:r>
+    </w:p>
+    <w:p>
+      <w:pPr>
+        <w:jc w:val="both"/>
+      </w:pPr>
+      <w:r>
+        <w:t>Она сначала рассердилась, потом увидела, как он устал.</w:t>
+      </w:r>
+    </w:p>
+    <w:p>
+      <w:pPr>
+        <w:jc w:val="both"/>
+      </w:pPr>
+      <w:r>
+        <w:t>— Я могу рядом с вами встать?</w:t>
+      </w:r>
+    </w:p>
+    <w:p>
+      <w:pPr>
+        <w:jc w:val="both"/>
+      </w:pPr>
+      <w:r>
+        <w:t>— Можешь. Только если что-то не включится, не спрашивай вслух, кто виноват.</w:t>
+      </w:r>
+    </w:p>
+    <w:p>
+      <w:pPr>
+        <w:jc w:val="both"/>
+      </w:pPr>
+      <w:r>
+        <w:t>Презентация прошла хорошо. Новый ARC показали в обычной работе, планшет — в руках преподавателя, который действительно использовал его на занятиях. Макс несколько раз уходил от заготовленного текста, говорил медленнее, чем на репетиции. Зал слушал.</w:t>
+      </w:r>
+    </w:p>
+    <w:p>
+      <w:pPr>
+        <w:jc w:val="both"/>
+      </w:pPr>
+      <w:r>
+        <w:t>Мила стояла у стены рядом с инженерами. Когда зааплодировали, Алекс выдохнул так громко, что все вокруг засмеялись. Она тоже хлопала. Без камеры перед лицом оказалось гораздо легче радоваться за отца.</w:t>
+      </w:r>
+    </w:p>
+    <w:p>
+      <w:pPr>
+        <w:jc w:val="both"/>
+      </w:pPr>
+      <w:r>
+        <w:t>Нина смотрела из бокового прохода. После выступления хотела уехать: дома ждала работа. У служебного выхода столкнулась с Марком. Тот сидел на низкой тумбе и осторожно сгибал ногу.</w:t>
+      </w:r>
+    </w:p>
+    <w:p>
+      <w:pPr>
+        <w:jc w:val="both"/>
+      </w:pPr>
+      <w:r>
+        <w:t>— Колено? — спросила она.</w:t>
+      </w:r>
+    </w:p>
+    <w:p>
+      <w:pPr>
+        <w:jc w:val="both"/>
+      </w:pPr>
+      <w:r>
+        <w:t>— Оно считает, что сегодня отработало за двоих.</w:t>
+      </w:r>
+    </w:p>
+    <w:p>
+      <w:pPr>
+        <w:jc w:val="both"/>
+      </w:pPr>
+      <w:r>
+        <w:t>Она помогла донести его папку до комнаты охраны. Оказалось, смена ещё не закончилась, нужно дождаться вывоза оборудования. Нина села на свободный стул. Марк предложил чай из термоса.</w:t>
+      </w:r>
+    </w:p>
+    <w:p>
+      <w:pPr>
+        <w:jc w:val="both"/>
+      </w:pPr>
+      <w:r>
+        <w:t>— У вас здесь лучше, чем в первом ряду, — заметила она.</w:t>
+      </w:r>
+    </w:p>
+    <w:p>
+      <w:pPr>
+        <w:jc w:val="both"/>
+      </w:pPr>
+      <w:r>
+        <w:t>— Тут не надо делать вид, что всё удобно.</w:t>
+      </w:r>
+    </w:p>
+    <w:p>
+      <w:pPr>
+        <w:jc w:val="both"/>
+      </w:pPr>
+      <w:r>
+        <w:t>Он сказал это без особого смысла, но Нина почему-то рассмеялась. Впервые за день ей не требовалось отвечать правильным голосом.</w:t>
+      </w:r>
+    </w:p>
+    <w:p>
+      <w:pPr>
+        <w:jc w:val="both"/>
+      </w:pPr>
+      <w:r>
+        <w:t>Ждали почти час. Разговаривали о городе, о старых домах, о том, как трудно найти мастера, который приходит в обещанное время. Марк признался, что сам уже три месяца не может договориться о ремонте окна. Нина спросила, не умеет ли он заставить собственное расписание подчиниться правилам.</w:t>
+      </w:r>
+    </w:p>
+    <w:p>
+      <w:pPr>
+        <w:jc w:val="both"/>
+      </w:pPr>
+      <w:r>
+        <w:t>— С людьми проще. Они хотя бы иногда отвечают.</w:t>
+      </w:r>
+    </w:p>
+    <w:p>
+      <w:pPr>
+        <w:jc w:val="both"/>
+      </w:pPr>
+      <w:r>
+        <w:t>Она хотела предложить знакомого мастера, но передумала. Он не просил решения. Поставила чашку и спросила, давно ли он живёт один.</w:t>
+      </w:r>
+    </w:p>
+    <w:p>
+      <w:pPr>
+        <w:jc w:val="both"/>
+      </w:pPr>
+      <w:r>
+        <w:t>Марк посмотрел на неё. Ответил не сразу.</w:t>
+      </w:r>
+    </w:p>
+    <w:p>
+      <w:pPr>
+        <w:jc w:val="both"/>
+      </w:pPr>
+      <w:r>
+        <w:t>— Давно.</w:t>
+      </w:r>
+    </w:p>
+    <w:p>
+      <w:pPr>
+        <w:jc w:val="both"/>
+      </w:pPr>
+      <w:r>
+        <w:t>Нина кивнула. Рассказала про свою квартиру, в которой после работы иногда слишком тихо. Не добавила, что привыкла. Ей впервые не хотелось оправдывать одиночество делами.</w:t>
+      </w:r>
+    </w:p>
+    <w:p>
+      <w:pPr>
+        <w:jc w:val="both"/>
+      </w:pPr>
+      <w:r>
+        <w:t>Когда оборудование увезли, Марк вышел проводить её. На улице начинался дождь. Она предложила подвезти, он согласился. Машину искали долго: Нина забыла, с какой стороны въехала утром.</w:t>
+      </w:r>
+    </w:p>
+    <w:p>
+      <w:pPr>
+        <w:jc w:val="both"/>
+      </w:pPr>
+      <w:r>
+        <w:t>Марк не говорил, что начальник охраны обязан помнить такие вещи. Шёл рядом, держа над ними её маленький зонт, под которым промокали оба.</w:t>
+      </w:r>
+    </w:p>
+    <w:p>
+      <w:pPr>
+        <w:jc w:val="both"/>
+      </w:pPr>
+      <w:r>
+        <w:t>У его дома они ещё немного сидели в машине. Дождь стучал по крыше, телефон Нины загорался от новых сообщений. Она перевернула его экраном вниз.</w:t>
+      </w:r>
+    </w:p>
+    <w:p>
+      <w:pPr>
+        <w:jc w:val="both"/>
+      </w:pPr>
+      <w:r>
+        <w:t>— Позвонить тебе завтра можно? — спросил Марк.</w:t>
+      </w:r>
+    </w:p>
+    <w:p>
+      <w:pPr>
+        <w:jc w:val="both"/>
+      </w:pPr>
+      <w:r>
+        <w:t>Нина посмотрела на него и улыбнулась.</w:t>
+      </w:r>
+    </w:p>
+    <w:p>
+      <w:pPr>
+        <w:jc w:val="both"/>
+      </w:pPr>
+      <w:r>
+        <w:t>— Можно сегодня. Если доберёшься до двери не слишком долго.</w:t>
+      </w:r>
+    </w:p>
+    <w:p>
+      <w:pPr>
+        <w:jc w:val="both"/>
+      </w:pPr>
+      <w:r>
+        <w:t>Он засмеялся, вышел и действительно позвонил, когда она успела отъехать всего на два квартала.</w:t>
+      </w:r>
+    </w:p>
+    <w:p>
+      <w:bookmarkStart w:id="30" w:name="chapter_29"/>
+      <w:pPr>
+        <w:pStyle w:val="Heading1"/>
+        <w:pageBreakBefore/>
+        <w:spacing w:before="440"/>
+      </w:pPr>
+      <w:r>
+        <w:t>Глава 29</w:t>
+      </w:r>
+      <w:bookmarkEnd w:id="30"/>
+    </w:p>
+    <w:p>
+      <w:pPr>
+        <w:pStyle w:val="Heading2"/>
+      </w:pPr>
+      <w:r>
+        <w:t>Чужая заслуга</w:t>
+      </w:r>
+    </w:p>
+    <w:p>
+      <w:pPr>
+        <w:ind w:firstLine="0"/>
+        <w:jc w:val="both"/>
+      </w:pPr>
+      <w:r>
+        <w:t>В речи Льва было семь абзацев, согласованных с тремя людьми. Ему предстояло получить отраслевую премию за систему обслуживания устройств: покупатель мог быстро перенести работу на замену, не теряя весь день из-за ремонта. Идею развивали несколько лет, и у каждой части был свой автор.</w:t>
+      </w:r>
+    </w:p>
+    <w:p>
+      <w:pPr>
+        <w:jc w:val="both"/>
+      </w:pPr>
+      <w:r>
+        <w:t>В опубликованном списке значился только Лев.</w:t>
+      </w:r>
+    </w:p>
+    <w:p>
+      <w:pPr>
+        <w:jc w:val="both"/>
+      </w:pPr>
+      <w:r>
+        <w:t>Он заметил это вечером перед церемонией. Написал организатору, затем человеку из VELT, который занимался выступлением. Тот ответил, что награда персональная. Команду можно поблагодарить со сцены.</w:t>
+      </w:r>
+    </w:p>
+    <w:p>
+      <w:pPr>
+        <w:jc w:val="both"/>
+      </w:pPr>
+      <w:r>
+        <w:t>Лев нашёл старую переписку с Ильёй. Тот после ухода из компании предложил первый вариант удобного переноса настроек. Позже VELT купила право использовать решение, Илья помог переделать его для больших объёмов. Деньги ему заплатили. Имя в праздничном тексте исчезло без всякого злого намерения: не помещалось в историю о главном инженере.</w:t>
+      </w:r>
+    </w:p>
+    <w:p>
+      <w:pPr>
+        <w:jc w:val="both"/>
+      </w:pPr>
+      <w:r>
+        <w:t>Утром Лев позвонил Илье. Спросил, придёт ли тот, если найдут приглашение. Илья сначала решил, что шутят.</w:t>
+      </w:r>
+    </w:p>
+    <w:p>
+      <w:pPr>
+        <w:jc w:val="both"/>
+      </w:pPr>
+      <w:r>
+        <w:t>— Ты же там награду получаешь.</w:t>
+      </w:r>
+    </w:p>
+    <w:p>
+      <w:pPr>
+        <w:jc w:val="both"/>
+      </w:pPr>
+      <w:r>
+        <w:t>— Вот именно. Мне одному неловко.</w:t>
+      </w:r>
+    </w:p>
+    <w:p>
+      <w:pPr>
+        <w:jc w:val="both"/>
+      </w:pPr>
+      <w:r>
+        <w:t>Илья помолчал.</w:t>
+      </w:r>
+    </w:p>
+    <w:p>
+      <w:pPr>
+        <w:jc w:val="both"/>
+      </w:pPr>
+      <w:r>
+        <w:t>— У меня вечером дочка выступает. Я ей обещал. Поздравь меня заочно, ладно?</w:t>
+      </w:r>
+    </w:p>
+    <w:p>
+      <w:pPr>
+        <w:jc w:val="both"/>
+      </w:pPr>
+      <w:r>
+        <w:t>Лев засмеялся. Впервые приглашённый им человек отказался от большого события ради обычного семейного вечера, и это не выглядело потерей.</w:t>
+      </w:r>
+    </w:p>
+    <w:p>
+      <w:pPr>
+        <w:jc w:val="both"/>
+      </w:pPr>
+      <w:r>
+        <w:t>На сцене он начал по тексту. На третьем абзаце сложил лист и сказал, что хочет назвать людей, без которых сейчас стоял бы здесь только с красивой идеей.</w:t>
+      </w:r>
+    </w:p>
+    <w:p>
+      <w:pPr>
+        <w:jc w:val="both"/>
+      </w:pPr>
+      <w:r>
+        <w:t>Перечислял медленно. Илью, Иру, Дэна, Сашу и ещё нескольких сотрудников. Когда дошёл до имени человека из независимой мастерской, увидел, как ведущий посмотрел в свой сценарий.</w:t>
+      </w:r>
+    </w:p>
+    <w:p>
+      <w:pPr>
+        <w:jc w:val="both"/>
+      </w:pPr>
+      <w:r>
+        <w:t>Лев объяснил, что разработка не перестаёт быть чужой работой после оплаты. Дальше говорил уже без бумаги. Часть зала слушала внимательно, кто-то продолжал смотреть в телефон. Он не чувствовал себя героем. Просто перестал произносить текст, который казался неправильным.</w:t>
+      </w:r>
+    </w:p>
+    <w:p>
+      <w:pPr>
+        <w:jc w:val="both"/>
+      </w:pPr>
+      <w:r>
+        <w:t>После церемонии человек из отдела выступлений сказал, что в следующий раз нужно предупреждать. Теперь журналисты спрашивают, были ли нарушены права сотрудников. Лев посмотрел на него.</w:t>
+      </w:r>
+    </w:p>
+    <w:p>
+      <w:pPr>
+        <w:jc w:val="both"/>
+      </w:pPr>
+      <w:r>
+        <w:t>— Имя назвать — это не признаться в краже.</w:t>
+      </w:r>
+    </w:p>
+    <w:p>
+      <w:pPr>
+        <w:jc w:val="both"/>
+      </w:pPr>
+      <w:r>
+        <w:t>— Я понимаю. Но история вышла другая.</w:t>
+      </w:r>
+    </w:p>
+    <w:p>
+      <w:pPr>
+        <w:jc w:val="both"/>
+      </w:pPr>
+      <w:r>
+        <w:t>Лев взял награду и впервые заметил, какая она тяжёлая. История действительно вышла другая.</w:t>
+      </w:r>
+    </w:p>
+    <w:p>
+      <w:pPr>
+        <w:jc w:val="both"/>
+      </w:pPr>
+      <w:r>
+        <w:t>Мила ждала Алекса после работы в маленьком кафе неподалёку. Пришла раньше, выбрала стол у окна. На соседнем экране показывали отрывок выступления Льва. Она улыбнулась, но Алекс, увидев, сразу нахмурился.</w:t>
+      </w:r>
+    </w:p>
+    <w:p>
+      <w:pPr>
+        <w:jc w:val="both"/>
+      </w:pPr>
+      <w:r>
+        <w:t>— Что? — спросила Мила.</w:t>
+      </w:r>
+    </w:p>
+    <w:p>
+      <w:pPr>
+        <w:jc w:val="both"/>
+      </w:pPr>
+      <w:r>
+        <w:t>— У нас раньше тоже любили красиво благодарить команду. Потом половины команды не стало.</w:t>
+      </w:r>
+    </w:p>
+    <w:p>
+      <w:pPr>
+        <w:jc w:val="both"/>
+      </w:pPr>
+      <w:r>
+        <w:t>Она убрала меню.</w:t>
+      </w:r>
+    </w:p>
+    <w:p>
+      <w:pPr>
+        <w:jc w:val="both"/>
+      </w:pPr>
+      <w:r>
+        <w:t>— Лев не увольнял твоих коллег.</w:t>
+      </w:r>
+    </w:p>
+    <w:p>
+      <w:pPr>
+        <w:jc w:val="both"/>
+      </w:pPr>
+      <w:r>
+        <w:t>— Я не про Льва.</w:t>
+      </w:r>
+    </w:p>
+    <w:p>
+      <w:pPr>
+        <w:jc w:val="both"/>
+      </w:pPr>
+      <w:r>
+        <w:t>— А про меня?</w:t>
+      </w:r>
+    </w:p>
+    <w:p>
+      <w:pPr>
+        <w:jc w:val="both"/>
+      </w:pPr>
+      <w:r>
+        <w:t>Алекс посмотрел в окно. Слишком долго молчал, и Мила уже собралась встать. Он остановил её за край рукава, сразу отпустил.</w:t>
+      </w:r>
+    </w:p>
+    <w:p>
+      <w:pPr>
+        <w:jc w:val="both"/>
+      </w:pPr>
+      <w:r>
+        <w:t>— Нет. Прости. Я сегодня весь день переписывал старые названия, чтобы в презентации не осталось Pear. У нас как будто не было ничего до сделки.</w:t>
+      </w:r>
+    </w:p>
+    <w:p>
+      <w:pPr>
+        <w:jc w:val="both"/>
+      </w:pPr>
+      <w:r>
+        <w:t>Мила села обратно. Рассказала о документах, которые они вместе сохранили, о возможности сделать отдельное описание истории компании, а не одну витрину победителей. Алекс спросил, разрешит ли отец. Она ответила, что сначала надо сделать предложение, а потом спрашивать отказ.</w:t>
+      </w:r>
+    </w:p>
+    <w:p>
+      <w:pPr>
+        <w:jc w:val="both"/>
+      </w:pPr>
+      <w:r>
+        <w:t>Принесли еду. Оба заказали не то, что хотели: спорили и не читали меню. Алекс получил острый суп, Мила — салат, который состоял преимущественно из травы. Они некоторое время смотрели на тарелки, потом поменялись и засмеялись.</w:t>
+      </w:r>
+    </w:p>
+    <w:p>
+      <w:pPr>
+        <w:jc w:val="both"/>
+      </w:pPr>
+      <w:r>
+        <w:t>После ужина пошли пешком. Мила рассказывала про работу архива. Алекс — про отца, который держал маленькую автомастерскую и до сих пор не понимал, что именно делает сын. Уверял соседей, что тот «чипы пишет».</w:t>
+      </w:r>
+    </w:p>
+    <w:p>
+      <w:pPr>
+        <w:jc w:val="both"/>
+      </w:pPr>
+      <w:r>
+        <w:t>— А твой? — спросил Алекс.</w:t>
+      </w:r>
+    </w:p>
+    <w:p>
+      <w:pPr>
+        <w:jc w:val="both"/>
+      </w:pPr>
+      <w:r>
+        <w:t>Мила пожала плечами.</w:t>
+      </w:r>
+    </w:p>
+    <w:p>
+      <w:pPr>
+        <w:jc w:val="both"/>
+      </w:pPr>
+      <w:r>
+        <w:t>— Он понимает. Иногда даже слишком хорошо за меня понимает.</w:t>
+      </w:r>
+    </w:p>
+    <w:p>
+      <w:pPr>
+        <w:jc w:val="both"/>
+      </w:pPr>
+      <w:r>
+        <w:t>У её дома они остановились. Алекс спросил, считается ли сегодняшний ужин свиданием, если половину времени обсуждали увольнения.</w:t>
+      </w:r>
+    </w:p>
+    <w:p>
+      <w:pPr>
+        <w:jc w:val="both"/>
+      </w:pPr>
+      <w:r>
+        <w:t>— Если второй будет без них, можно засчитать оба, — ответила Мила.</w:t>
+      </w:r>
+    </w:p>
+    <w:p>
+      <w:pPr>
+        <w:jc w:val="both"/>
+      </w:pPr>
+      <w:r>
+        <w:t>Он наклонился не сразу, дал ей возможность отступить. Мила сама взяла его за ворот рубашки и поцеловала. В окне подъезда щёлкнул свет, кто-то выходил с собакой. Они отодвинулись и рассмеялись, уже совсем иначе.</w:t>
+      </w:r>
+    </w:p>
+    <w:p>
+      <w:pPr>
+        <w:jc w:val="both"/>
+      </w:pPr>
+      <w:r>
+        <w:t>Дома Мила не стала рассказывать о вечере. Написала Алексу, что добралась, и получила фотографию его пустой тарелки с подписью: «Следующее свидание начнём с чтения». Сохранила снимок, хотя обычно удаляла из телефона всё лишнее.</w:t>
+      </w:r>
+    </w:p>
+    <w:p>
+      <w:bookmarkStart w:id="31" w:name="chapter_30"/>
+      <w:pPr>
+        <w:pStyle w:val="Heading1"/>
+        <w:pageBreakBefore/>
+        <w:spacing w:before="440"/>
+      </w:pPr>
+      <w:r>
+        <w:t>Глава 30</w:t>
+      </w:r>
+      <w:bookmarkEnd w:id="31"/>
+    </w:p>
+    <w:p>
+      <w:pPr>
+        <w:pStyle w:val="Heading2"/>
+      </w:pPr>
+      <w:r>
+        <w:t>Короткая поездка</w:t>
+      </w:r>
+    </w:p>
+    <w:p>
+      <w:pPr>
+        <w:ind w:firstLine="0"/>
+        <w:jc w:val="both"/>
+      </w:pPr>
+      <w:r>
+        <w:t>К своему пятьдесят первому дню рождения Макс перестал помнить всех сотрудников по именам. Расширение заводов сделало компанию слишком большой для одного рабочего кабинета. Внешнее хранение предложили как часть нового порядка.</w:t>
+      </w:r>
+    </w:p>
+    <w:p>
+      <w:pPr>
+        <w:jc w:val="both"/>
+      </w:pPr>
+      <w:r>
+        <w:t>Виктор встретил их у входа без охраны и без человека, который должен был нести его вещи. На нём была светлая рубашка с закатанными рукавами. Он помог Нине открыть дверь, сам поднял с пола коробку, оставленную курьером, и попросил прощения: переезд ещё не закончился.</w:t>
+      </w:r>
+    </w:p>
+    <w:p>
+      <w:pPr>
+        <w:jc w:val="both"/>
+      </w:pPr>
+      <w:r>
+        <w:t>Лев оглядел холл. Здесь пахло свежей краской. В конце коридора рабочий прикручивал табличку и каждые несколько секунд отходил, чтобы проверить, прямо ли.</w:t>
+      </w:r>
+    </w:p>
+    <w:p>
+      <w:pPr>
+        <w:jc w:val="both"/>
+      </w:pPr>
+      <w:r>
+        <w:t>— Хорошее место, — заметил Макс.</w:t>
+      </w:r>
+    </w:p>
+    <w:p>
+      <w:pPr>
+        <w:jc w:val="both"/>
+      </w:pPr>
+      <w:r>
+        <w:t>— Пока только место, — ответил Виктор. — Давайте покажу, за что вы собираетесь платить.</w:t>
+      </w:r>
+    </w:p>
+    <w:p>
+      <w:pPr>
+        <w:jc w:val="both"/>
+      </w:pPr>
+      <w:r>
+        <w:t>Они приехали обсуждать хранение эталонных устройств и первичных записей. VELT уже выпускала слишком много, чтобы держать всё в нескольких комнатах возле основной сборки. Собственные заводы чипов, экранов и аккумуляторов добавляли испытания, образцы и людей, отвечающих за каждый отдельный этап. Временно разложенное годами лежало во временных шкафах.</w:t>
+      </w:r>
+    </w:p>
+    <w:p>
+      <w:pPr>
+        <w:jc w:val="both"/>
+      </w:pPr>
+      <w:r>
+        <w:t>Ева хотела построить свой архив. Роман предложил сначала сравнить расходы. Внешний центр оказался дешевле, а часть оборудования и помещений уже была готова. Нина проверила юридические лица, страхование, прежние проекты. Нашла обычные замечания, потребовала исправить и только после этого согласилась ехать.</w:t>
+      </w:r>
+    </w:p>
+    <w:p>
+      <w:pPr>
+        <w:jc w:val="both"/>
+      </w:pPr>
+      <w:r>
+        <w:t>Виктор показывал всё без спешки. Комнаты разной температуры, отдельные места для бумажных журналов, стол, за которым можно проверить привезённый прибор до приёмки. Лев задавал простые вопросы. Кто открывает упаковку? Где остаются снятые части? Как получить вещь обратно, если нужны повторные испытания?</w:t>
+      </w:r>
+    </w:p>
+    <w:p>
+      <w:pPr>
+        <w:jc w:val="both"/>
+      </w:pPr>
+      <w:r>
+        <w:t>Ответы были понятными. Если Виктор чего-то не знал, звал сотрудника. Не пытался выглядеть человеком, который один держит в голове всё здание.</w:t>
+      </w:r>
+    </w:p>
+    <w:p>
+      <w:pPr>
+        <w:jc w:val="both"/>
+      </w:pPr>
+      <w:r>
+        <w:t>В одной комнате работал Павел. Невысокий, с уставшими глазами. Он проверял список содержимого ящика, сверяя каждый предмет отдельно. Виктор представил его, попросил показать последнюю выдачу.</w:t>
+      </w:r>
+    </w:p>
+    <w:p>
+      <w:pPr>
+        <w:jc w:val="both"/>
+      </w:pPr>
+      <w:r>
+        <w:t>Павел раскрыл папку. В ней были фотографии до и после упаковки, две подписи, время вывоза и возврата. Именно того порядка, которого Льву не хватало в прежней проверке, здесь оказалось достаточно.</w:t>
+      </w:r>
+    </w:p>
+    <w:p>
+      <w:pPr>
+        <w:jc w:val="both"/>
+      </w:pPr>
+      <w:r>
+        <w:t>— А если номер поставили не на ту вещь? — спросил Лев.</w:t>
+      </w:r>
+    </w:p>
+    <w:p>
+      <w:pPr>
+        <w:jc w:val="both"/>
+      </w:pPr>
+      <w:r>
+        <w:t>Павел показал снимок внутренней стороны корпуса.</w:t>
+      </w:r>
+    </w:p>
+    <w:p>
+      <w:pPr>
+        <w:jc w:val="both"/>
+      </w:pPr>
+      <w:r>
+        <w:t>— Тогда снаружи совпадёт, а внутри нет. Но у клиента тоже должна остаться своя запись. Иначе спорить будет долго.</w:t>
+      </w:r>
+    </w:p>
+    <w:p>
+      <w:pPr>
+        <w:jc w:val="both"/>
+      </w:pPr>
+      <w:r>
+        <w:t>Он произнёс это без улыбки. Леву понравилось больше, чем экскурсия по чистым комнатам.</w:t>
+      </w:r>
+    </w:p>
+    <w:p>
+      <w:pPr>
+        <w:jc w:val="both"/>
+      </w:pPr>
+      <w:r>
+        <w:t>За обедом Виктор почти не говорил о бизнесе. Спросил у Макса, действительно ли в первой мастерской пользовались списанными стульями. Макс рассмеялся и поправил: некоторые были куплены новыми, просто выглядели старыми уже через месяц.</w:t>
+      </w:r>
+    </w:p>
+    <w:p>
+      <w:pPr>
+        <w:jc w:val="both"/>
+      </w:pPr>
+      <w:r>
+        <w:t>Лев слушал, как их жизнь становится хорошим рассказом за столом. Виктор знал несколько деталей из интервью, другие услышал сейчас. Ничего тайного. Но когда посторонний человек так внимательно слушает, хочется продолжать и забыть, зачем приехал.</w:t>
+      </w:r>
+    </w:p>
+    <w:p>
+      <w:pPr>
+        <w:jc w:val="both"/>
+      </w:pPr>
+      <w:r>
+        <w:t>Нина не забыла. После еды достала договор и попросила пройти по ограничениям. Только перечисленные предметы. Только хранение и согласованные проверки. Никакой передачи прав на разработки. Никакой отправки третьим лицам без отдельного разрешения.</w:t>
+      </w:r>
+    </w:p>
+    <w:p>
+      <w:pPr>
+        <w:jc w:val="both"/>
+      </w:pPr>
+      <w:r>
+        <w:t>Виктор согласился не со всем. Требование возвращать любой образец за сутки выполнить не мог: часть вещей требовала подготовки к перевозке. Предложил разные сроки для разных категорий.</w:t>
+      </w:r>
+    </w:p>
+    <w:p>
+      <w:pPr>
+        <w:jc w:val="both"/>
+      </w:pPr>
+      <w:r>
+        <w:t>Они спорили почти час. Лев всё больше успокаивался: разговор был настоящим, с ценой и неудобствами. Никто не предлагал избавить их сразу от всех проблем.</w:t>
+      </w:r>
+    </w:p>
+    <w:p>
+      <w:pPr>
+        <w:jc w:val="both"/>
+      </w:pPr>
+      <w:r>
+        <w:t>Подписывать в тот день не стали. Нина увезла правки, Виктор обещал передать подробный список услуг. Макс вышел довольным: наконец нашли людей, которым можно отдать задачу, не объясняя, что каждый предмет важен.</w:t>
+      </w:r>
+    </w:p>
+    <w:p>
+      <w:pPr>
+        <w:jc w:val="both"/>
+      </w:pPr>
+      <w:r>
+        <w:t>В машине Лев спросил, давно ли VELT пользовалась такими услугами. Роман, сидевший впереди, ответил, что отдельные подрядчики были всегда: испытания, временное размещение, аренда оборудования. Всё надо собрать в одну систему.</w:t>
+      </w:r>
+    </w:p>
+    <w:p>
+      <w:pPr>
+        <w:jc w:val="both"/>
+      </w:pPr>
+      <w:r>
+        <w:t>— И старые вещи поднять, — добавила Нина. — Если неизвестно, что уже у других, новый договор это не исправит.</w:t>
+      </w:r>
+    </w:p>
+    <w:p>
+      <w:pPr>
+        <w:jc w:val="both"/>
+      </w:pPr>
+      <w:r>
+        <w:t>Роман кивнул. Макс попросил включить эту работу в план перехода.</w:t>
+      </w:r>
+    </w:p>
+    <w:p>
+      <w:pPr>
+        <w:jc w:val="both"/>
+      </w:pPr>
+      <w:r>
+        <w:t>Первую партию передали через месяц. Лев присутствовал при упаковке, Павел приехал лично. Проверили список, сделали фотографии, запечатали. У VELT остались копии и собственные рабочие образцы. Всё выглядело ровно так, как обсуждали.</w:t>
+      </w:r>
+    </w:p>
+    <w:p>
+      <w:pPr>
+        <w:jc w:val="both"/>
+      </w:pPr>
+      <w:r>
+        <w:t>Павел, уже закрывая ящик, заметил, что на одном снимке не видно номера. Попросил открыть и сделать заново. Курьер торопил, Макс ждал следующую встречу, но Лев поддержал Павла. Потратили ещё двадцать минут.</w:t>
+      </w:r>
+    </w:p>
+    <w:p>
+      <w:pPr>
+        <w:jc w:val="both"/>
+      </w:pPr>
+      <w:r>
+        <w:t>Когда машина уехала, Макс положил руку Льву на плечо.</w:t>
+      </w:r>
+    </w:p>
+    <w:p>
+      <w:pPr>
+        <w:jc w:val="both"/>
+      </w:pPr>
+      <w:r>
+        <w:t>— Вот так и надо работать. Чтобы потом ничего не вспоминать на словах.</w:t>
+      </w:r>
+    </w:p>
+    <w:p>
+      <w:pPr>
+        <w:jc w:val="both"/>
+      </w:pPr>
+      <w:r>
+        <w:t>Лев согласился. В тот день у него не было основания думать иначе.</w:t>
+      </w:r>
+    </w:p>
+    <w:p>
+      <w:bookmarkStart w:id="32" w:name="chapter_31"/>
+      <w:pPr>
+        <w:pStyle w:val="Heading1"/>
+        <w:pageBreakBefore/>
+        <w:spacing w:before="440"/>
+      </w:pPr>
+      <w:r>
+        <w:t>Глава 31</w:t>
+      </w:r>
+      <w:bookmarkEnd w:id="32"/>
+    </w:p>
+    <w:p>
+      <w:pPr>
+        <w:pStyle w:val="Heading2"/>
+      </w:pPr>
+      <w:r>
+        <w:t>Оставить включённым</w:t>
+      </w:r>
+    </w:p>
+    <w:p>
+      <w:pPr>
+        <w:ind w:firstLine="0"/>
+        <w:jc w:val="both"/>
+      </w:pPr>
+      <w:r>
+        <w:t>Мать попросила оставить телевизор включённым. Звук ей был не нужен, только движение на экране. В палате становилось слишком тихо, когда Лев уходил за водой.</w:t>
+      </w:r>
+    </w:p>
+    <w:p>
+      <w:pPr>
+        <w:jc w:val="both"/>
+      </w:pPr>
+      <w:r>
+        <w:t>Он нашёл канал, где показывали старый фильм, убавил громкость. Мать смотрела мимо экрана на окно. У неё были тонкие запястья и больничная рубашка, в которой она казалась меньше обычного.</w:t>
+      </w:r>
+    </w:p>
+    <w:p>
+      <w:pPr>
+        <w:jc w:val="both"/>
+      </w:pPr>
+      <w:r>
+        <w:t>— Домой когда? — спросила она.</w:t>
+      </w:r>
+    </w:p>
+    <w:p>
+      <w:pPr>
+        <w:jc w:val="both"/>
+      </w:pPr>
+      <w:r>
+        <w:t>Лев сел возле кровати.</w:t>
+      </w:r>
+    </w:p>
+    <w:p>
+      <w:pPr>
+        <w:jc w:val="both"/>
+      </w:pPr>
+      <w:r>
+        <w:t>— Врач зайдёт, скажет.</w:t>
+      </w:r>
+    </w:p>
+    <w:p>
+      <w:pPr>
+        <w:jc w:val="both"/>
+      </w:pPr>
+      <w:r>
+        <w:t>Они оба знали, что врач уже заходил. Просто мать пока не хотела говорить об этом теми словами, которые прозвучали в коридоре.</w:t>
+      </w:r>
+    </w:p>
+    <w:p>
+      <w:pPr>
+        <w:jc w:val="both"/>
+      </w:pPr>
+      <w:r>
+        <w:t>Вера привезла чистые вещи. Осталась ненадолго, потом ушла, чтобы дать им побыть вдвоём. Соня звонила вечером, рассказывала про занятия, старалась говорить бодро. Мать слушала с закрытыми глазами и иногда улыбалась.</w:t>
+      </w:r>
+    </w:p>
+    <w:p>
+      <w:pPr>
+        <w:jc w:val="both"/>
+      </w:pPr>
+      <w:r>
+        <w:t>После звонка попросила показать фотографию, где Соня маленькая, в сапогах с утками. Лев нашёл. Сапоги купил без дочери, на размер меньше, так и не обменял вовремя. Мать когда-то сама отнесла их в магазин, только сейчас он вспомнил.</w:t>
+      </w:r>
+    </w:p>
+    <w:p>
+      <w:pPr>
+        <w:jc w:val="both"/>
+      </w:pPr>
+      <w:r>
+        <w:t>— Ты всё сделала, — сказал он.</w:t>
+      </w:r>
+    </w:p>
+    <w:p>
+      <w:pPr>
+        <w:jc w:val="both"/>
+      </w:pPr>
+      <w:r>
+        <w:t>Она не поняла. Посмотрела на него, потом на снимок.</w:t>
+      </w:r>
+    </w:p>
+    <w:p>
+      <w:pPr>
+        <w:jc w:val="both"/>
+      </w:pPr>
+      <w:r>
+        <w:t>— Ну а кто ещё? Ты работал.</w:t>
+      </w:r>
+    </w:p>
+    <w:p>
+      <w:pPr>
+        <w:jc w:val="both"/>
+      </w:pPr>
+      <w:r>
+        <w:t>Лев опустил телефон. Слова, которыми он столько лет объяснял отсутствие, прозвучали из её рта без упрёка. От этого стало хуже.</w:t>
+      </w:r>
+    </w:p>
+    <w:p>
+      <w:pPr>
+        <w:jc w:val="both"/>
+      </w:pPr>
+      <w:r>
+        <w:t>Он хотел рассказать, как хорошо у компании. Что награды, заводы, люди, которым теперь платят вовремя. Мать выслушала, погладила его по руке и спросила, не холодно ли ему у окна.</w:t>
+      </w:r>
+    </w:p>
+    <w:p>
+      <w:pPr>
+        <w:jc w:val="both"/>
+      </w:pPr>
+      <w:r>
+        <w:t>— Мне нормально.</w:t>
+      </w:r>
+    </w:p>
+    <w:p>
+      <w:pPr>
+        <w:jc w:val="both"/>
+      </w:pPr>
+      <w:r>
+        <w:t>— Тогда сиди. Ты всё время куда-то встаёшь.</w:t>
+      </w:r>
+    </w:p>
+    <w:p>
+      <w:pPr>
+        <w:jc w:val="both"/>
+      </w:pPr>
+      <w:r>
+        <w:t>Он сел ближе. В фильме на экране двое людей спорили из-за чемодана. Мать вдруг тихо рассмеялась: вспомнила, как отец однажды уехал в командировку с её платьем вместо рубашек. Чемоданы были одинаковые. Лев этого не знал, попросил рассказать.</w:t>
+      </w:r>
+    </w:p>
+    <w:p>
+      <w:pPr>
+        <w:jc w:val="both"/>
+      </w:pPr>
+      <w:r>
+        <w:t>Она рассказала начало, устала и закрыла глаза. Он хотел спросить, чем закончилось, но не стал будить.</w:t>
+      </w:r>
+    </w:p>
+    <w:p>
+      <w:pPr>
+        <w:jc w:val="both"/>
+      </w:pPr>
+      <w:r>
+        <w:t>Ночью стало хуже. В палату пришли люди, попросили Льва выйти, потом снова позвали. Он держал мать за руку и слушал её дыхание. Думал о вопросе, который не успел задать, как будто от него зависело, останется ли история целой.</w:t>
+      </w:r>
+    </w:p>
+    <w:p>
+      <w:pPr>
+        <w:jc w:val="both"/>
+      </w:pPr>
+      <w:r>
+        <w:t>Она умерла перед рассветом. Не после последней важной фразы, не в тот момент, когда он отвлёкся. Лев сидел рядом. Ему всё равно потом казалось, что сделал недостаточно.</w:t>
+      </w:r>
+    </w:p>
+    <w:p>
+      <w:pPr>
+        <w:jc w:val="both"/>
+      </w:pPr>
+      <w:r>
+        <w:t>Вера нашла его в коридоре. Он держал пакет с тапочками, которые когда-то купил на первую полную зарплату. Мать взяла их в больницу, хотя подошва давно стёрлась. Лев сжимал пакет слишком крепко, шуршание было единственным звуком, который он замечал.</w:t>
+      </w:r>
+    </w:p>
+    <w:p>
+      <w:pPr>
+        <w:jc w:val="both"/>
+      </w:pPr>
+      <w:r>
+        <w:t>Вера обняла. Он сначала продолжал говорить: надо забрать вещи, позвонить, узнать. Потом остановился и уткнулся ей в плечо.</w:t>
+      </w:r>
+    </w:p>
+    <w:p>
+      <w:pPr>
+        <w:jc w:val="both"/>
+      </w:pPr>
+      <w:r>
+        <w:t>Макс приехал к обеду. Привёз Нину, договорился о документах, звонил знакомым. Лев был благодарен, пока не увидел на экране список людей, которых Макс собирался пригласить на прощание от имени VELT.</w:t>
+      </w:r>
+    </w:p>
+    <w:p>
+      <w:pPr>
+        <w:jc w:val="both"/>
+      </w:pPr>
+      <w:r>
+        <w:t>— Убери сотрудников, — попросил он.</w:t>
+      </w:r>
+    </w:p>
+    <w:p>
+      <w:pPr>
+        <w:jc w:val="both"/>
+      </w:pPr>
+      <w:r>
+        <w:t>— Они хотят прийти.</w:t>
+      </w:r>
+    </w:p>
+    <w:p>
+      <w:pPr>
+        <w:jc w:val="both"/>
+      </w:pPr>
+      <w:r>
+        <w:t>— Пусть те, кто её знал. Не отделами.</w:t>
+      </w:r>
+    </w:p>
+    <w:p>
+      <w:pPr>
+        <w:jc w:val="both"/>
+      </w:pPr>
+      <w:r>
+        <w:t>Макс поднял глаза. Он действительно хотел помочь, Лев это видел. Всё равно не мог больше слушать, как его мать становится событием в общем расписании.</w:t>
+      </w:r>
+    </w:p>
+    <w:p>
+      <w:pPr>
+        <w:jc w:val="both"/>
+      </w:pPr>
+      <w:r>
+        <w:t>Вера взяла у Макса телефон, закрыла список и отдала обратно.</w:t>
+      </w:r>
+    </w:p>
+    <w:p>
+      <w:pPr>
+        <w:jc w:val="both"/>
+      </w:pPr>
+      <w:r>
+        <w:t>— Мы сами скажем, кого позвать. Спасибо за остальное.</w:t>
+      </w:r>
+    </w:p>
+    <w:p>
+      <w:pPr>
+        <w:jc w:val="both"/>
+      </w:pPr>
+      <w:r>
+        <w:t>Макс кивнул. Позже подошёл к Льву без папки и спросил, можно ли просто посидеть. Лев указал на стул.</w:t>
+      </w:r>
+    </w:p>
+    <w:p>
+      <w:pPr>
+        <w:jc w:val="both"/>
+      </w:pPr>
+      <w:r>
+        <w:t>На прощание пришли Дэн, Ева, Илья, Боб и несколько человек из старой мастерской. Лев удивился Бобу: мать приносила ему еду после травмы, он это помнил. Они почти не разговаривали, просто пожали руки.</w:t>
+      </w:r>
+    </w:p>
+    <w:p>
+      <w:pPr>
+        <w:jc w:val="both"/>
+      </w:pPr>
+      <w:r>
+        <w:t>Дома пустая чашка стояла возле раковины. На подоконнике лежали очки. Лев хотел убрать, взял и сразу положил обратно. Вера ничего не переставляла. Соня тихо спросила, можно ли оставить у себя одну бабушкину книгу.</w:t>
+      </w:r>
+    </w:p>
+    <w:p>
+      <w:pPr>
+        <w:jc w:val="both"/>
+      </w:pPr>
+      <w:r>
+        <w:t>Он кивнул. Дочь выбрала не дорогую и не красивую: кулинарную, с пятнами и закладкой из автобусного билета. Они вместе перелистали и нашли запись о пироге. Мать писала без точных мер, как будто человек, который читает, уже стоял рядом и видел чашку.</w:t>
+      </w:r>
+    </w:p>
+    <w:p>
+      <w:pPr>
+        <w:jc w:val="both"/>
+      </w:pPr>
+      <w:r>
+        <w:t>Через неделю Лев попытался испечь. Получилось плохо. Снизу подгорело, середина осталась мокрой. Он смотрел на противень и неожиданно рассердился так, что пришлось выйти из кухни.</w:t>
+      </w:r>
+    </w:p>
+    <w:p>
+      <w:pPr>
+        <w:jc w:val="both"/>
+      </w:pPr>
+      <w:r>
+        <w:t>Вера нашла его в комнате. Спросила, хочет ли побыть один. Он покачал головой.</w:t>
+      </w:r>
+    </w:p>
+    <w:p>
+      <w:pPr>
+        <w:jc w:val="both"/>
+      </w:pPr>
+      <w:r>
+        <w:t>— Я не спросил, какой стакан она брала.</w:t>
+      </w:r>
+    </w:p>
+    <w:p>
+      <w:pPr>
+        <w:jc w:val="both"/>
+      </w:pPr>
+      <w:r>
+        <w:t>Вера села рядом. Не предложила найти рецепт в сети. Осталась, пока он сам не смог вернуться.</w:t>
+      </w:r>
+    </w:p>
+    <w:p>
+      <w:pPr>
+        <w:jc w:val="both"/>
+      </w:pPr>
+      <w:r>
+        <w:t>Вечером приехал Дэн с пирогом из пекарни. Увидел их противень и сказал, что этот тоже надо есть, только с краёв. Лев сначала смотрел на него, потом коротко засмеялся и сразу заплакал.</w:t>
+      </w:r>
+    </w:p>
+    <w:p>
+      <w:pPr>
+        <w:jc w:val="both"/>
+      </w:pPr>
+      <w:r>
+        <w:t>Дэн обнял его неловко, как человека, которого боится уронить. На кухне горел свет, в комнате Соня читала бабушкину книгу. Телевизор Лев так и не включил.</w:t>
+      </w:r>
+    </w:p>
+    <w:p>
+      <w:bookmarkStart w:id="33" w:name="chapter_32"/>
+      <w:pPr>
+        <w:pStyle w:val="Heading1"/>
+        <w:pageBreakBefore/>
+        <w:spacing w:before="440"/>
+      </w:pPr>
+      <w:r>
+        <w:t>Глава 32</w:t>
+      </w:r>
+      <w:bookmarkEnd w:id="33"/>
+    </w:p>
+    <w:p>
+      <w:pPr>
+        <w:pStyle w:val="Heading2"/>
+      </w:pPr>
+      <w:r>
+        <w:t>Незакрытый счёт</w:t>
+      </w:r>
+    </w:p>
+    <w:p>
+      <w:pPr>
+        <w:ind w:firstLine="0"/>
+        <w:jc w:val="both"/>
+      </w:pPr>
+      <w:r>
+        <w:t>Ева принесла Льву не документы, а ключ. Материнскую квартиру наконец освободили от оставшихся вещей, хозяйка попросила вернуть второй комплект. Лев всё время забывал его дома, хотя носил в кармане сумки.</w:t>
+      </w:r>
+    </w:p>
+    <w:p>
+      <w:pPr>
+        <w:jc w:val="both"/>
+      </w:pPr>
+      <w:r>
+        <w:t>Ева увидела связку, спросила и сама отвезла. Теперь положила один маленький ключ на стол: от ящика, который Лев забрал себе.</w:t>
+      </w:r>
+    </w:p>
+    <w:p>
+      <w:pPr>
+        <w:jc w:val="both"/>
+      </w:pPr>
+      <w:r>
+        <w:t>— Этот твой. Не отдала.</w:t>
+      </w:r>
+    </w:p>
+    <w:p>
+      <w:pPr>
+        <w:jc w:val="both"/>
+      </w:pPr>
+      <w:r>
+        <w:t>Он поблагодарил. Ева постояла, собираясь уйти, потом спросила, есть ли силы посмотреть старые счета. Не срочно, можно завтра.</w:t>
+      </w:r>
+    </w:p>
+    <w:p>
+      <w:pPr>
+        <w:jc w:val="both"/>
+      </w:pPr>
+      <w:r>
+        <w:t>Лев попросил оставить. В первые недели после смерти работа помогала, пока люди не начинали беречь его так осторожно, что становилось нечем дышать.</w:t>
+      </w:r>
+    </w:p>
+    <w:p>
+      <w:pPr>
+        <w:jc w:val="both"/>
+      </w:pPr>
+      <w:r>
+        <w:t>Счёт был за сопровождение архива. Таких теперь приходило много, но этот оказался оплачен дважды: из текущего бюджета и как часть старого обслуживания. Ева заметила совпадение при смене системы учёта.</w:t>
+      </w:r>
+    </w:p>
+    <w:p>
+      <w:pPr>
+        <w:jc w:val="both"/>
+      </w:pPr>
+      <w:r>
+        <w:t>— Старый договор закрыли? — спросил Лев.</w:t>
+      </w:r>
+    </w:p>
+    <w:p>
+      <w:pPr>
+        <w:jc w:val="both"/>
+      </w:pPr>
+      <w:r>
+        <w:t>— По списку закрыли. По платежам продолжился.</w:t>
+      </w:r>
+    </w:p>
+    <w:p>
+      <w:pPr>
+        <w:jc w:val="both"/>
+      </w:pPr>
+      <w:r>
+        <w:t>Она показала дату первого найденного документа. Ещё кризисные годы, когда VELT делала маленькие партии и занимала под материалы. Получателем значился посредник, работавший с разными мастерскими. Позже менялось название, но цепочка расчётов оставалась прежней.</w:t>
+      </w:r>
+    </w:p>
+    <w:p>
+      <w:pPr>
+        <w:jc w:val="both"/>
+      </w:pPr>
+      <w:r>
+        <w:t>Лев не вспомнил такого договора. Ева тоже не подписывала отдельного хранения: оплата входила в стоимость испытаний и аренды оборудования у подрядчиков.</w:t>
+      </w:r>
+    </w:p>
+    <w:p>
+      <w:pPr>
+        <w:jc w:val="both"/>
+      </w:pPr>
+      <w:r>
+        <w:t>Они позвали Романа. Тот посмотрел документы, спросил, почему не остановили двойную оплату, и сам написал запрос. Никакого испуга Лев не увидел. Только раздражение человека, которому придётся разбирать чужой старый порядок.</w:t>
+      </w:r>
+    </w:p>
+    <w:p>
+      <w:pPr>
+        <w:jc w:val="both"/>
+      </w:pPr>
+      <w:r>
+        <w:t>— Там могли остаться списанные образцы, — объяснил Роман. — Подрядчик платит хранителю, мы оплачиваем услугу через подрядчика. Потом всё объединяется, а строчка остаётся.</w:t>
+      </w:r>
+    </w:p>
+    <w:p>
+      <w:pPr>
+        <w:jc w:val="both"/>
+      </w:pPr>
+      <w:r>
+        <w:t>— Сколько вещей? — спросила Ева.</w:t>
+      </w:r>
+    </w:p>
+    <w:p>
+      <w:pPr>
+        <w:jc w:val="both"/>
+      </w:pPr>
+      <w:r>
+        <w:t>— Надо поднять акты.</w:t>
+      </w:r>
+    </w:p>
+    <w:p>
+      <w:pPr>
+        <w:jc w:val="both"/>
+      </w:pPr>
+      <w:r>
+        <w:t>— Вот именно. Я не хочу платить за строчку, которая осталась сама.</w:t>
+      </w:r>
+    </w:p>
+    <w:p>
+      <w:pPr>
+        <w:jc w:val="both"/>
+      </w:pPr>
+      <w:r>
+        <w:t>Роман кивнул. Пообещал собрать.</w:t>
+      </w:r>
+    </w:p>
+    <w:p>
+      <w:pPr>
+        <w:jc w:val="both"/>
+      </w:pPr>
+      <w:r>
+        <w:t>Максу доложили на общей встрече. Он попросил закрыть дублирование и проверить остатки. Лев напомнил о промежуточном складе, который уже встречался в другой проверке. Нина сказала, что юридические лица связаны обслуживанием, это подтвердилось. Само по себе нарушение не доказано.</w:t>
+      </w:r>
+    </w:p>
+    <w:p>
+      <w:pPr>
+        <w:jc w:val="both"/>
+      </w:pPr>
+      <w:r>
+        <w:t>— Тогда не надо делать из этого детектив, — сказал Макс. — Деньги вернём, вещи пересчитаем.</w:t>
+      </w:r>
+    </w:p>
+    <w:p>
+      <w:pPr>
+        <w:jc w:val="both"/>
+      </w:pPr>
+      <w:r>
+        <w:t>Лев ничего не ответил. Он и не делал детектив. Просто всё чаще не мог понять, почему для пересчёта своих вещей нужно несколько недель чужих писем.</w:t>
+      </w:r>
+    </w:p>
+    <w:p>
+      <w:pPr>
+        <w:jc w:val="both"/>
+      </w:pPr>
+      <w:r>
+        <w:t>Ответы приходили частями. Списки были длинные, с такими общими названиями, что «блок испытательный» мог означать половину старой мастерской. Саша помогал искать фотографии. Оказалось, Дэн хранил у себя снимки почти каждого раннего образца: рядом с блюдцами, на фоне окна, иногда с пальцем в кадре.</w:t>
+      </w:r>
+    </w:p>
+    <w:p>
+      <w:pPr>
+        <w:jc w:val="both"/>
+      </w:pPr>
+      <w:r>
+        <w:t>Одна фотография остановила Льва. На ней мать стояла в дверях с сумкой еды. Он увеличил не прибор, а её лицо. Изображение распалось, глаза стали двумя тёмными пятнами. Всё равно несколько минут смотрел.</w:t>
+      </w:r>
+    </w:p>
+    <w:p>
+      <w:pPr>
+        <w:jc w:val="both"/>
+      </w:pPr>
+      <w:r>
+        <w:t>Саша молча вышел. Вернулся позже с чаем и не спросил, можно ли продолжать.</w:t>
+      </w:r>
+    </w:p>
+    <w:p>
+      <w:pPr>
+        <w:jc w:val="both"/>
+      </w:pPr>
+      <w:r>
+        <w:t>К концу месяца восстановили часть списка. Несколько вещей действительно были списаны, два стенда находились у старого подрядчика, один журнал не нашли. В ответе утверждалось, что передали копию. В накладной стояло: «Тетрадь, подлинник».</w:t>
+      </w:r>
+    </w:p>
+    <w:p>
+      <w:pPr>
+        <w:jc w:val="both"/>
+      </w:pPr>
+      <w:r>
+        <w:t>Нина потребовала уточнение. Ответили, что слово использовано в значении экземпляра передачи. Попросили прислать доказательство другого толкования.</w:t>
+      </w:r>
+    </w:p>
+    <w:p>
+      <w:pPr>
+        <w:jc w:val="both"/>
+      </w:pPr>
+      <w:r>
+        <w:t>Ева прочитала и положила лист на стол.</w:t>
+      </w:r>
+    </w:p>
+    <w:p>
+      <w:pPr>
+        <w:jc w:val="both"/>
+      </w:pPr>
+      <w:r>
+        <w:t>— Мы платим за то, чтобы помнить, где вещь. Нам предлагают доказать, что она вообще была.</w:t>
+      </w:r>
+    </w:p>
+    <w:p>
+      <w:pPr>
+        <w:jc w:val="both"/>
+      </w:pPr>
+      <w:r>
+        <w:t>Роман уже собрал новую претензию. Макс подписал, не споря. Для него это оставалось тяжёлой, но понятной неразберихой старых подрядчиков. Лев видел именно это в его лице: раздражение работой, которую не сделали, а не страх перед тем, что сделали намеренно.</w:t>
+      </w:r>
+    </w:p>
+    <w:p>
+      <w:pPr>
+        <w:jc w:val="both"/>
+      </w:pPr>
+      <w:r>
+        <w:t>Вечером Лев нашёл Антона в списке контактов и позвонил. Тот спрашивал о своей истории раз в несколько месяцев, никогда не торопил. Узнав про старую тетрадь, попросил посмотреть первую страницу, если найдут.</w:t>
+      </w:r>
+    </w:p>
+    <w:p>
+      <w:pPr>
+        <w:jc w:val="both"/>
+      </w:pPr>
+      <w:r>
+        <w:t>— У моей был оторван угол, — объяснил он. — Я туда дату переносил. В копии видно, но неясно.</w:t>
+      </w:r>
+    </w:p>
+    <w:p>
+      <w:pPr>
+        <w:jc w:val="both"/>
+      </w:pPr>
+      <w:r>
+        <w:t>Лев записал. Потом долго смотрел на соседнюю строчку в телефоне: «Мама». Не удалил и не переименовал.</w:t>
+      </w:r>
+    </w:p>
+    <w:p>
+      <w:pPr>
+        <w:jc w:val="both"/>
+      </w:pPr>
+      <w:r>
+        <w:t>Запрос на тетрадь отправил утром. Номер обращения он сохранил отдельно, вместе с ответом о том, что слово «подлинник» не обязательно означает подлинник.</w:t>
+      </w:r>
+    </w:p>
+    <w:p>
+      <w:bookmarkStart w:id="34" w:name="chapter_33"/>
+      <w:pPr>
+        <w:pStyle w:val="Heading1"/>
+        <w:pageBreakBefore/>
+        <w:spacing w:before="440"/>
+      </w:pPr>
+      <w:r>
+        <w:t>Глава 33</w:t>
+      </w:r>
+      <w:bookmarkEnd w:id="34"/>
+    </w:p>
+    <w:p>
+      <w:pPr>
+        <w:pStyle w:val="Heading2"/>
+      </w:pPr>
+      <w:r>
+        <w:t>Выключенный микрофон</w:t>
+      </w:r>
+    </w:p>
+    <w:p>
+      <w:pPr>
+        <w:ind w:firstLine="0"/>
+        <w:jc w:val="both"/>
+      </w:pPr>
+      <w:r>
+        <w:t>За два года после смерти матери Лев научился говорить о ней без необходимости сразу уходить из комнаты. Соня закончила учёбу и искала первую постоянную работу, Мила уже уверенно жила отдельно от планов отца. VELT тем временем вышла за пределы земных площадок.</w:t>
+      </w:r>
+    </w:p>
+    <w:p>
+      <w:pPr>
+        <w:jc w:val="both"/>
+      </w:pPr>
+      <w:r>
+        <w:t>Голос из гарнитуры пропал за минуту до выхода Макса. Ася дважды нажала на кнопку, посмотрела на оператора и подняла руку: пока не пускать следующий экран.</w:t>
+      </w:r>
+    </w:p>
+    <w:p>
+      <w:pPr>
+        <w:jc w:val="both"/>
+      </w:pPr>
+      <w:r>
+        <w:t>Лев стоял за кулисами с VELT Vision в руках. Через гарнитуру собирались показать рабочее место инженера на лунной базе, затем соединить его с залом. Записанный фрагмент уже проверили, живая связь ещё полчаса назад работала.</w:t>
+      </w:r>
+    </w:p>
+    <w:p>
+      <w:pPr>
+        <w:jc w:val="both"/>
+      </w:pPr>
+      <w:r>
+        <w:t>Теперь на экране висела пустая комната. Человек, который должен был отвечать, ушёл по аварийному вызову. На базе сработал датчик в служебном отсеке. Ничего серьёзного не случилось, но презентация на Земле не могла быть для них важнее проверки воздуха.</w:t>
+      </w:r>
+    </w:p>
+    <w:p>
+      <w:pPr>
+        <w:jc w:val="both"/>
+      </w:pPr>
+      <w:r>
+        <w:t>Макс вышел в зал без соединения. Ася проводила его взглядом и велела убрать из следующей подсказки слова «прямо сейчас». Лев посмотрел на неё с благодарностью: кто-нибудь другой попробовал бы выдать запись за продолжение эфира.</w:t>
+      </w:r>
+    </w:p>
+    <w:p>
+      <w:pPr>
+        <w:jc w:val="both"/>
+      </w:pPr>
+      <w:r>
+        <w:t>На сцене показали новый VELT Fold, обновлённые Echo и гарнитуру. Макс объяснял спокойно, пока на большом экране не появился значок отсутствия связи.</w:t>
+      </w:r>
+    </w:p>
+    <w:p>
+      <w:pPr>
+        <w:jc w:val="both"/>
+      </w:pPr>
+      <w:r>
+        <w:t>В первом ряду кто-то засмеялся. С задних мест начали снимать телефоны. Макс посмотрел в сторону кулис, увидел, что оператор разводит руками, и снял гарнитуру.</w:t>
+      </w:r>
+    </w:p>
+    <w:p>
+      <w:pPr>
+        <w:jc w:val="both"/>
+      </w:pPr>
+      <w:r>
+        <w:t>— На другом конце люди работают, — сказал он. — Мы выбрали время, а у них изменились обстоятельства. Подождём, если сможете. Пока покажу то, что могу проверить здесь.</w:t>
+      </w:r>
+    </w:p>
+    <w:p>
+      <w:pPr>
+        <w:jc w:val="both"/>
+      </w:pPr>
+      <w:r>
+        <w:t>Он попросил подняться на сцену человека из зала. Выбрал не сотрудника, а женщину, которая всё время поднимала руку. Оказалось, она занимается обучением и хочет понять, зачем ей ещё одно устройство, если занятия уже идут через обычный экран.</w:t>
+      </w:r>
+    </w:p>
+    <w:p>
+      <w:pPr>
+        <w:jc w:val="both"/>
+      </w:pPr>
+      <w:r>
+        <w:t>Подготовленное сравнение рассыпалось на первом вопросе. Женщина не знала нужной кнопки, неправильно держала контроллер и сдвинула рабочее окно так, что оно скрылось за виртуальной стеной. Лев за кулисами закрыл глаза.</w:t>
+      </w:r>
+    </w:p>
+    <w:p>
+      <w:pPr>
+        <w:jc w:val="both"/>
+      </w:pPr>
+      <w:r>
+        <w:t>— Вот это нам и надо исправить, — сказал Макс, увидев результат.</w:t>
+      </w:r>
+    </w:p>
+    <w:p>
+      <w:pPr>
+        <w:jc w:val="both"/>
+      </w:pPr>
+      <w:r>
+        <w:t>Зал засмеялся уже иначе. Женщина тоже. Вернула окно, попробовала показать упражнение. На этот раз получилось. Макс не стал объявлять победу, спросил, удобно ли. Она ответила, что пока непривычно, но ученикам, возможно, понравится.</w:t>
+      </w:r>
+    </w:p>
+    <w:p>
+      <w:pPr>
+        <w:jc w:val="both"/>
+      </w:pPr>
+      <w:r>
+        <w:t>Когда связь с базой восстановилась, осталось пять минут. Инженер вышел в кадр с закатанным рукавом и следом от маски на лице. Извинился, рассказал о ложном срабатывании, затем показал реальную комнату связи. Маленькую, тесную, совсем не похожую на красивые изображения из ролика.</w:t>
+      </w:r>
+    </w:p>
+    <w:p>
+      <w:pPr>
+        <w:jc w:val="both"/>
+      </w:pPr>
+      <w:r>
+        <w:t>Дэн, отвечавший за часть демонстрации, тихо сказал Льву:</w:t>
+      </w:r>
+    </w:p>
+    <w:p>
+      <w:pPr>
+        <w:jc w:val="both"/>
+      </w:pPr>
+      <w:r>
+        <w:t>— Можно было наши старые стены отправить. Там просторнее.</w:t>
+      </w:r>
+    </w:p>
+    <w:p>
+      <w:pPr>
+        <w:jc w:val="both"/>
+      </w:pPr>
+      <w:r>
+        <w:t>Лев не успел остановить. Один из микрофонов остался включён, фразу услышал зал. Инженер на базе тоже.</w:t>
+      </w:r>
+    </w:p>
+    <w:p>
+      <w:pPr>
+        <w:jc w:val="both"/>
+      </w:pPr>
+      <w:r>
+        <w:t>— Отправляйте вместе с пекарней, — ответил он. — Здесь за хлеб любые переговоры начнут.</w:t>
+      </w:r>
+    </w:p>
+    <w:p>
+      <w:pPr>
+        <w:jc w:val="both"/>
+      </w:pPr>
+      <w:r>
+        <w:t>На несколько секунд презентация перестала быть выступлением компании. Люди просто разговаривали с человеком, который живёт далеко и скучает по обычным вещам.</w:t>
+      </w:r>
+    </w:p>
+    <w:p>
+      <w:pPr>
+        <w:jc w:val="both"/>
+      </w:pPr>
+      <w:r>
+        <w:t>Ася закрыла следующий ролик. Макс продолжил разговор. Они вышли за время, получили претензию от организаторов и несколько очень хороших вопросов от покупателей.</w:t>
+      </w:r>
+    </w:p>
+    <w:p>
+      <w:pPr>
+        <w:jc w:val="both"/>
+      </w:pPr>
+      <w:r>
+        <w:t>После выступления Лев нашёл Асю возле пульта. Она проверяла записи, одновременно отвечала двум людям и искала очки, которые висели у неё на вороте. Он показал. Ася сняла, посмотрела на него и засмеялась.</w:t>
+      </w:r>
+    </w:p>
+    <w:p>
+      <w:pPr>
+        <w:jc w:val="both"/>
+      </w:pPr>
+      <w:r>
+        <w:t>— Теперь понятно, почему весь день плохо видно.</w:t>
+      </w:r>
+    </w:p>
+    <w:p>
+      <w:pPr>
+        <w:jc w:val="both"/>
+      </w:pPr>
+      <w:r>
+        <w:t>Макс подошёл поблагодарить. Сказал, что без неё начали бы изображать исправность там, где её нет. Ася пожала плечами:</w:t>
+      </w:r>
+    </w:p>
+    <w:p>
+      <w:pPr>
+        <w:jc w:val="both"/>
+      </w:pPr>
+      <w:r>
+        <w:t>— У меня работа такая. Не дать людям испугаться своего же молчания.</w:t>
+      </w:r>
+    </w:p>
+    <w:p>
+      <w:pPr>
+        <w:jc w:val="both"/>
+      </w:pPr>
+      <w:r>
+        <w:t>Он попросил оставить контакт для следующих мероприятий. Она продиктовала рабочий адрес. Никакой особой сцены в этом ещё не было. Лев вернулся к оборудованию, а они продолжили обсуждать день.</w:t>
+      </w:r>
+    </w:p>
+    <w:p>
+      <w:pPr>
+        <w:jc w:val="both"/>
+      </w:pPr>
+      <w:r>
+        <w:t>Поздно вечером Нина вышла на пустую лестницу. Марк ждал у окна с её пальто. Они уже несколько месяцев встречались, стараясь не оставаться вдвоём на работе. Сегодня она сама написала, что не хочет ехать домой одна.</w:t>
+      </w:r>
+    </w:p>
+    <w:p>
+      <w:pPr>
+        <w:jc w:val="both"/>
+      </w:pPr>
+      <w:r>
+        <w:t>Марк накинул пальто ей на плечи. Нина обернулась и поцеловала его раньше, чем успела посмотреть, кто ещё есть на лестнице.</w:t>
+      </w:r>
+    </w:p>
+    <w:p>
+      <w:pPr>
+        <w:jc w:val="both"/>
+      </w:pPr>
+      <w:r>
+        <w:t>— Здесь камеры, — тихо напомнил он.</w:t>
+      </w:r>
+    </w:p>
+    <w:p>
+      <w:pPr>
+        <w:jc w:val="both"/>
+      </w:pPr>
+      <w:r>
+        <w:t>— Ты сейчас как начальник охраны?</w:t>
+      </w:r>
+    </w:p>
+    <w:p>
+      <w:pPr>
+        <w:jc w:val="both"/>
+      </w:pPr>
+      <w:r>
+        <w:t>— Сейчас как человек, который завтра не хочет объяснять половине отдела, почему улыбался всю смену.</w:t>
+      </w:r>
+    </w:p>
+    <w:p>
+      <w:pPr>
+        <w:jc w:val="both"/>
+      </w:pPr>
+      <w:r>
+        <w:t>Она засмеялась и взяла его за руку. Уходили через основной выход. За дверью разошлись на несколько шагов, чтобы не встретить сотрудников вместе, и Нина неожиданно почувствовала себя глупо.</w:t>
+      </w:r>
+    </w:p>
+    <w:p>
+      <w:pPr>
+        <w:jc w:val="both"/>
+      </w:pPr>
+      <w:r>
+        <w:t>У машины сказала, что нужно рассказать хотя бы тем, с кем работают напрямую. Марк согласился. Потом оба назвали ближайшие дела и решили вернуться к разговору после недели проверок.</w:t>
+      </w:r>
+    </w:p>
+    <w:p>
+      <w:pPr>
+        <w:jc w:val="both"/>
+      </w:pPr>
+      <w:r>
+        <w:t>Дома Нина долго не включала рабочий компьютер. Марк готовил чай на её кухне, путал шкафчики, каждый раз спрашивал, куда поставить. Она смотрела на его спину и понимала, как не хочет впускать в этот вечер чужие правила.</w:t>
+      </w:r>
+    </w:p>
+    <w:p>
+      <w:pPr>
+        <w:jc w:val="both"/>
+      </w:pPr>
+      <w:r>
+        <w:t>За окном горели окна VELT. До офиса было пятнадцать минут. Именно поэтому отложенный разговор казался таким маленьким.</w:t>
+      </w:r>
+    </w:p>
+    <w:p>
+      <w:pPr>
+        <w:jc w:val="both"/>
+      </w:pPr>
+      <w:r>
+        <w:t>Через день после презентации Лев снова связался с инженером базы. Звали его Никита. На экране он выглядел старше, чем в праздничной записи, потому что теперь сидел под обычной служебной лампой. Попросил прислать обещанный Дэном хлеб хотя бы фотографией.</w:t>
+      </w:r>
+    </w:p>
+    <w:p>
+      <w:pPr>
+        <w:jc w:val="both"/>
+      </w:pPr>
+      <w:r>
+        <w:t>Лев принёс телефон на кухню. Дэн нарисовал на салфетке батон, добавил непонятный предмет сбоку. Ева спросила, что это. Он объяснил: научная доставка масла. Никита посмотрел и засмеялся так, что пришлось снять гарнитуру.</w:t>
+      </w:r>
+    </w:p>
+    <w:p>
+      <w:pPr>
+        <w:jc w:val="both"/>
+      </w:pPr>
+      <w:r>
+        <w:t>Потом разговор стал рабочим. На базе пользовались VELT Station, несколькими ARC и общей системой связи. До них всё добиралось слишком долго, чтобы чинить привычным способом «привезите завтра». Никита показал, какую простую деталь нельзя заменить без отключения соседнего блока. На Земле это никого не волновало: выключил, подождал, включил. Там каждый лишний шаг занимал время всей смены.</w:t>
+      </w:r>
+    </w:p>
+    <w:p>
+      <w:pPr>
+        <w:jc w:val="both"/>
+      </w:pPr>
+      <w:r>
+        <w:t>Лев записывал, Дэн задавал вопросы. Ева потребовала отдельный список того, что можно исправить настройкой, а что требует физической замены. Не хотела отправлять человеку красивое обещание, которое потом упирается в транспорт.</w:t>
+      </w:r>
+    </w:p>
+    <w:p>
+      <w:pPr>
+        <w:jc w:val="both"/>
+      </w:pPr>
+      <w:r>
+        <w:t>В конце Никита спросил, можно ли сохранить кусок вчерашнего эфира. Дочь смотрела с Земли, потом написала, что впервые увидела, где отец на самом деле сидит. Он обычно показывал ей только красивый вид из окна: не хотелось расстраивать тесной комнатой.</w:t>
+      </w:r>
+    </w:p>
+    <w:p>
+      <w:pPr>
+        <w:jc w:val="both"/>
+      </w:pPr>
+      <w:r>
+        <w:t>— Сколько ей? — спросил Лев.</w:t>
+      </w:r>
+    </w:p>
+    <w:p>
+      <w:pPr>
+        <w:jc w:val="both"/>
+      </w:pPr>
+      <w:r>
+        <w:t>— Десять. Она думает, у меня каждый день приключения. А я сегодня три часа искал, почему звенит крепление вентилятора.</w:t>
+      </w:r>
+    </w:p>
+    <w:p>
+      <w:pPr>
+        <w:jc w:val="both"/>
+      </w:pPr>
+      <w:r>
+        <w:t>Лев вспомнил, как Соня в детстве считала мастерскую местом, где собирают чудеса. Потом однажды пришла и увидела, как он целый вечер чистит чужой разъём.</w:t>
+      </w:r>
+    </w:p>
+    <w:p>
+      <w:pPr>
+        <w:jc w:val="both"/>
+      </w:pPr>
+      <w:r>
+        <w:t>— Покажите и вентилятор, — предложил он.</w:t>
+      </w:r>
+    </w:p>
+    <w:p>
+      <w:pPr>
+        <w:jc w:val="both"/>
+      </w:pPr>
+      <w:r>
+        <w:t>Никита задумался. Обещал попробовать.</w:t>
+      </w:r>
+    </w:p>
+    <w:p>
+      <w:pPr>
+        <w:jc w:val="both"/>
+      </w:pPr>
+      <w:r>
+        <w:t>На столе у него лежало запечатанное письмо с марсианской площадки. Не бумага с другой планеты, обычная распечатка служебного сообщения. Люди там готовили расширение жилья и просили не менять проверенные узлы без предупреждения. До колонии новые комплекты тоже не доходили мгновенно; за красивой картинкой VELT скрывались долгие графики доставки, запасные детали и люди, которые знали всё по звуку.</w:t>
+      </w:r>
+    </w:p>
+    <w:p>
+      <w:pPr>
+        <w:jc w:val="both"/>
+      </w:pPr>
+      <w:r>
+        <w:t>Никита перевёл камеру на письмо.</w:t>
+      </w:r>
+    </w:p>
+    <w:p>
+      <w:pPr>
+        <w:jc w:val="both"/>
+      </w:pPr>
+      <w:r>
+        <w:t>— У них та же проблема. Только если что, вернуться сложнее.</w:t>
+      </w:r>
+    </w:p>
+    <w:p>
+      <w:pPr>
+        <w:jc w:val="both"/>
+      </w:pPr>
+      <w:r>
+        <w:t>После звонка Макс долго смотрел запись. Когда-то перечисление баз и собственной спутниковой сети было для него доказательством, что они добились невозможного. Сейчас видел мужчину под лампой, который старается не показывать дочери тесную комнату.</w:t>
+      </w:r>
+    </w:p>
+    <w:p>
+      <w:pPr>
+        <w:jc w:val="both"/>
+      </w:pPr>
+      <w:r>
+        <w:t>Он спросил, можно ли дать дополнительный запас деталей, не дожидаясь следующего планового заказа. Ева открыла расчёт. Можно, если сдвинуть другой груз. За ним тоже стояли люди, которым нужно вовремя получить оборудование.</w:t>
+      </w:r>
+    </w:p>
+    <w:p>
+      <w:pPr>
+        <w:jc w:val="both"/>
+      </w:pPr>
+      <w:r>
+        <w:t>Пришлось обсуждать, выбирать, звонить. У компании стало больше денег, но правильных решений, которым никто не платит своим ожиданием, не прибавилось.</w:t>
+      </w:r>
+    </w:p>
+    <w:p>
+      <w:pPr>
+        <w:jc w:val="both"/>
+      </w:pPr>
+      <w:r>
+        <w:t>Вечером Никита прислал короткое видео. Держал в руках разобранное крепление и объяснял дочери, почему оно звенело. За кадром коллега просил не потерять винт: второго такого нет. Никита повернул камеру, оба рассмеялись.</w:t>
+      </w:r>
+    </w:p>
+    <w:p>
+      <w:pPr>
+        <w:jc w:val="both"/>
+      </w:pPr>
+      <w:r>
+        <w:t>Лев сохранил запись в рабочей переписке. Не для следующего рекламного ролика. Чтобы при обсуждении нового корпуса можно было показать человека, который будет его открывать.</w:t>
+      </w:r>
+    </w:p>
+    <w:p>
+      <w:bookmarkStart w:id="35" w:name="chapter_34"/>
+      <w:pPr>
+        <w:pStyle w:val="Heading1"/>
+        <w:pageBreakBefore/>
+        <w:spacing w:before="440"/>
+      </w:pPr>
+      <w:r>
+        <w:t>Глава 34</w:t>
+      </w:r>
+      <w:bookmarkEnd w:id="35"/>
+    </w:p>
+    <w:p>
+      <w:pPr>
+        <w:pStyle w:val="Heading2"/>
+      </w:pPr>
+      <w:r>
+        <w:t>Общий снимок</w:t>
+      </w:r>
+    </w:p>
+    <w:p>
+      <w:pPr>
+        <w:ind w:firstLine="0"/>
+        <w:jc w:val="both"/>
+      </w:pPr>
+      <w:r>
+        <w:t>Охранников фотографировали для новых пропусков и списков дежурств. Марк сам настоял, чтобы обновили всех, включая временных. На старых снимках у половины были другие волосы, у некоторых — совсем другое лицо после десяти лет работы.</w:t>
+      </w:r>
+    </w:p>
+    <w:p>
+      <w:pPr>
+        <w:jc w:val="both"/>
+      </w:pPr>
+      <w:r>
+        <w:t>Фотограф поставил стул у светлой стены. Костя, заместитель Марка, попытался пройти без очереди, сославшись на смену. Марк указал в конец.</w:t>
+      </w:r>
+    </w:p>
+    <w:p>
+      <w:pPr>
+        <w:jc w:val="both"/>
+      </w:pPr>
+      <w:r>
+        <w:t>— У всех смена.</w:t>
+      </w:r>
+    </w:p>
+    <w:p>
+      <w:pPr>
+        <w:jc w:val="both"/>
+      </w:pPr>
+      <w:r>
+        <w:t>Костя усмехнулся и остался. Лев ждал рядом: ему требовался доступ в новую испытательную комнату, а список согласований опять застрял между этажами.</w:t>
+      </w:r>
+    </w:p>
+    <w:p>
+      <w:pPr>
+        <w:jc w:val="both"/>
+      </w:pPr>
+      <w:r>
+        <w:t>Пока фотограф менял свет, Марк спросил о старой лампе. Лев ответил, что провод цел. Оба засмеялись. Костя смотрел на них со знакомой усталостью человека, у которого начальник со всеми умеет говорить проще, чем с ним.</w:t>
+      </w:r>
+    </w:p>
+    <w:p>
+      <w:pPr>
+        <w:jc w:val="both"/>
+      </w:pPr>
+      <w:r>
+        <w:t>Общий кадр сделали на улице. Поднялся ветер, одна сотрудница придерживала волосы. Марк встал так, чтобы закрыть её от порыва, и фотограф попросил не двигаться. На снимке его ладонь легла на плечо человека из соседней смены.</w:t>
+      </w:r>
+    </w:p>
+    <w:p>
+      <w:pPr>
+        <w:jc w:val="both"/>
+      </w:pPr>
+      <w:r>
+        <w:t>Лев потом получил копию в рабочей папке. Ни в чём особом не нуждался, просто вместе с Марком проверял, не потеряли ли фамилии при переносе списков. Отметил отсутствие двух временных работников. Их пригласили на следующий день.</w:t>
+      </w:r>
+    </w:p>
+    <w:p>
+      <w:pPr>
+        <w:jc w:val="both"/>
+      </w:pPr>
+      <w:r>
+        <w:t>Ещё через два года Соня работала совсем в другой части города. Ей было двадцать три. Она успела сменить первую проектную группу и теперь впервые отвечала за собственный участок. Её группа проверяла маршрут от остановки до нового жилого квартала: бордюры, проходы, места, где человек с коляской не сможет проехать после дождя.</w:t>
+      </w:r>
+    </w:p>
+    <w:p>
+      <w:pPr>
+        <w:jc w:val="both"/>
+      </w:pPr>
+      <w:r>
+        <w:t>Кирилл пришёл с другой измерительной группой. Поставил прибор, посмотрел на отметку в её планшете и спросил, не перепутали ли направление уклона.</w:t>
+      </w:r>
+    </w:p>
+    <w:p>
+      <w:pPr>
+        <w:jc w:val="both"/>
+      </w:pPr>
+      <w:r>
+        <w:t>Соня сказала, что не перепутали. Он предложил пройти вместе. Через двадцать минут выяснилось, что ошиблись оба: на плане не учли старую ступеньку у входа.</w:t>
+      </w:r>
+    </w:p>
+    <w:p>
+      <w:pPr>
+        <w:jc w:val="both"/>
+      </w:pPr>
+      <w:r>
+        <w:t>— Отлично начали, — заметила Соня.</w:t>
+      </w:r>
+    </w:p>
+    <w:p>
+      <w:pPr>
+        <w:jc w:val="both"/>
+      </w:pPr>
+      <w:r>
+        <w:t>Кирилл сложил прибор.</w:t>
+      </w:r>
+    </w:p>
+    <w:p>
+      <w:pPr>
+        <w:jc w:val="both"/>
+      </w:pPr>
+      <w:r>
+        <w:t>— Главное, не согласились слишком быстро.</w:t>
+      </w:r>
+    </w:p>
+    <w:p>
+      <w:pPr>
+        <w:jc w:val="both"/>
+      </w:pPr>
+      <w:r>
+        <w:t>Она рассмеялась. С утра все уверяли, что маршрут уже проверен, и никто не хотел идти второй раз. Этот хотя бы пошёл.</w:t>
+      </w:r>
+    </w:p>
+    <w:p>
+      <w:pPr>
+        <w:jc w:val="both"/>
+      </w:pPr>
+      <w:r>
+        <w:t>После работы они остались ждать автобус под навесом. Дождь шёл наискосок, вода добралась до скамейки. Кирилл предложил кофе в киоске. Соня спросила, хватит ли времени, если автобус через четыре минуты.</w:t>
+      </w:r>
+    </w:p>
+    <w:p>
+      <w:pPr>
+        <w:jc w:val="both"/>
+      </w:pPr>
+      <w:r>
+        <w:t>— Следующий через двенадцать. У нас хороший выбор.</w:t>
+      </w:r>
+    </w:p>
+    <w:p>
+      <w:pPr>
+        <w:jc w:val="both"/>
+      </w:pPr>
+      <w:r>
+        <w:t>Вернулся он без кофе, зато с термосом: продавец уже мыл машину и отдал только горячую воду. У Кирилла нашлись пакетики чая. Соня удивилась, зачем носит.</w:t>
+      </w:r>
+    </w:p>
+    <w:p>
+      <w:pPr>
+        <w:jc w:val="both"/>
+      </w:pPr>
+      <w:r>
+        <w:t>— У отца всегда с собой. Привык. На выездах иногда ничего нет.</w:t>
+      </w:r>
+    </w:p>
+    <w:p>
+      <w:pPr>
+        <w:jc w:val="both"/>
+      </w:pPr>
+      <w:r>
+        <w:t>Она достала из сумки печенье. Оно сломалось в дороге. Разделили пополам, на глаз. Автобус прошёл мимо, потому что оба не заметили его за разговором.</w:t>
+      </w:r>
+    </w:p>
+    <w:p>
+      <w:pPr>
+        <w:jc w:val="both"/>
+      </w:pPr>
+      <w:r>
+        <w:t>Следующий они тоже могли пропустить, но Соня подняла голову вовремя. Кирилл вошёл с ней, хотя собирался в другую сторону. Объяснил, что потом пересядет. Она сделала вид, будто поверила в удобство маршрута.</w:t>
+      </w:r>
+    </w:p>
+    <w:p>
+      <w:pPr>
+        <w:jc w:val="both"/>
+      </w:pPr>
+      <w:r>
+        <w:t>Через неделю он позвал её пройти по исправленному участку. Без группы, просто посмотреть, что изменили. Соня пришла, увидела новую разметку и обрадовалась сильнее, чем ожидала. На месте той ступеньки лежал ровный переход.</w:t>
+      </w:r>
+    </w:p>
+    <w:p>
+      <w:pPr>
+        <w:jc w:val="both"/>
+      </w:pPr>
+      <w:r>
+        <w:t>Кирилл стоял рядом.</w:t>
+      </w:r>
+    </w:p>
+    <w:p>
+      <w:pPr>
+        <w:jc w:val="both"/>
+      </w:pPr>
+      <w:r>
+        <w:t>— Теперь хотя бы знаем, за что мокли.</w:t>
+      </w:r>
+    </w:p>
+    <w:p>
+      <w:pPr>
+        <w:jc w:val="both"/>
+      </w:pPr>
+      <w:r>
+        <w:t>Она взяла его под руку. Он замолчал на секунду, затем продолжил рассказывать, где ещё обещали исправить. Говорил чуть быстрее прежнего.</w:t>
+      </w:r>
+    </w:p>
+    <w:p>
+      <w:pPr>
+        <w:jc w:val="both"/>
+      </w:pPr>
+      <w:r>
+        <w:t>Вечером Соня рассказала дома о работе. Про Кирилла не сказала. Лев заметил, как она улыбается сообщению, и спросил только, хороший ли день.</w:t>
+      </w:r>
+    </w:p>
+    <w:p>
+      <w:pPr>
+        <w:jc w:val="both"/>
+      </w:pPr>
+      <w:r>
+        <w:t>— Да, — ответила дочь. — Очень.</w:t>
+      </w:r>
+    </w:p>
+    <w:p>
+      <w:pPr>
+        <w:jc w:val="both"/>
+      </w:pPr>
+      <w:r>
+        <w:t>Лев кивнул. Помнил, как сам однажды вернулся после прогулки с Верой и не хотел объяснять каждый взгляд человеку, который ждёт на кухне.</w:t>
+      </w:r>
+    </w:p>
+    <w:p>
+      <w:pPr>
+        <w:jc w:val="both"/>
+      </w:pPr>
+      <w:r>
+        <w:t>На следующий день Марк принёс исправленный список охраны. Все фотографии были на месте. Лев проверил временных, вернул документ и больше не открывал до другой задачи.</w:t>
+      </w:r>
+    </w:p>
+    <w:p>
+      <w:pPr>
+        <w:jc w:val="both"/>
+      </w:pPr>
+      <w:r>
+        <w:t>Дома Соня пересылала Кириллу снимок нового перехода. На одном телефоне хранились лица людей, отвечавших за двери, на другом — место, где людям стало проще пройти. Ни тот ни другой снимок пока не обещал им ничего страшного.</w:t>
+      </w:r>
+    </w:p>
+    <w:p>
+      <w:bookmarkStart w:id="36" w:name="chapter_35"/>
+      <w:pPr>
+        <w:pStyle w:val="Heading1"/>
+        <w:pageBreakBefore/>
+        <w:spacing w:before="440"/>
+      </w:pPr>
+      <w:r>
+        <w:t>Глава 35</w:t>
+      </w:r>
+      <w:bookmarkEnd w:id="36"/>
+    </w:p>
+    <w:p>
+      <w:pPr>
+        <w:pStyle w:val="Heading2"/>
+      </w:pPr>
+      <w:r>
+        <w:t>Там где было имя</w:t>
+      </w:r>
+    </w:p>
+    <w:p>
+      <w:pPr>
+        <w:ind w:firstLine="0"/>
+        <w:jc w:val="both"/>
+      </w:pPr>
+      <w:r>
+        <w:t>Антон прислал не фотографию прибора, а страницу старого сборника. Бумага пожелтела, возле сгиба виднелся след скрепки. Внизу стояли его имя, название закрытой фирмы и год публикации.</w:t>
+      </w:r>
+    </w:p>
+    <w:p>
+      <w:pPr>
+        <w:jc w:val="both"/>
+      </w:pPr>
+      <w:r>
+        <w:t>Лев распечатал страницу и принёс Миле. Она работала в городском архиве, к VELT отношения уже не имела, но продолжала помогать с теми документами, которые сама когда-то спасла от вывоза.</w:t>
+      </w:r>
+    </w:p>
+    <w:p>
+      <w:pPr>
+        <w:jc w:val="both"/>
+      </w:pPr>
+      <w:r>
+        <w:t>Мила не стала сразу радоваться. Спросила, где сам сборник. Лев показал письмо: у Антона только отдельный оттиск, полное издание должно быть в библиотечном хранилище.</w:t>
+      </w:r>
+    </w:p>
+    <w:p>
+      <w:pPr>
+        <w:jc w:val="both"/>
+      </w:pPr>
+      <w:r>
+        <w:t>Искали вместе с Алексом. Он знал, какая часть конструкции появлялась в поздних материалах Pear, и помогал отличить сходство от повторения. Лев отдал им задачу, заранее попросив не писать вывод, которого нельзя проверить.</w:t>
+      </w:r>
+    </w:p>
+    <w:p>
+      <w:pPr>
+        <w:jc w:val="both"/>
+      </w:pPr>
+      <w:r>
+        <w:t>Заказ из хранилища принесли через несколько дней. Мила открыла переплёт на нужной странице и увидела ту же схему. Текст рядом объяснял, зачем понадобилось необычное крепление. Это была не подпись к красивой фотографии, а маленький неудобный ответ на конкретную ошибку.</w:t>
+      </w:r>
+    </w:p>
+    <w:p>
+      <w:pPr>
+        <w:jc w:val="both"/>
+      </w:pPr>
+      <w:r>
+        <w:t>Алекс смотрел молча. Потом достал поздний технический лист. На нём решение было перерисовано чище, изменены обозначения, но лишнее отверстие оставалось там же. В серийной вещи оно уже не требовалось. На рисунке Антона через него пропускали временный провод при проверке.</w:t>
+      </w:r>
+    </w:p>
+    <w:p>
+      <w:pPr>
+        <w:jc w:val="both"/>
+      </w:pPr>
+      <w:r>
+        <w:t>— Почему они его оставили? — спросила Мила.</w:t>
+      </w:r>
+    </w:p>
+    <w:p>
+      <w:pPr>
+        <w:jc w:val="both"/>
+      </w:pPr>
+      <w:r>
+        <w:t>Алекс провёл пальцем по листу.</w:t>
+      </w:r>
+    </w:p>
+    <w:p>
+      <w:pPr>
+        <w:jc w:val="both"/>
+      </w:pPr>
+      <w:r>
+        <w:t>— Потому что переносили не готовое устройство. Переносили документацию и не поняли, что относится к испытанию.</w:t>
+      </w:r>
+    </w:p>
+    <w:p>
+      <w:pPr>
+        <w:jc w:val="both"/>
+      </w:pPr>
+      <w:r>
+        <w:t>Он сказал это слишком уверенно и сразу отвёл глаза.</w:t>
+      </w:r>
+    </w:p>
+    <w:p>
+      <w:pPr>
+        <w:jc w:val="both"/>
+      </w:pPr>
+      <w:r>
+        <w:t>Мила заказала копию страницы с выходными данными. Попросила отдельно зафиксировать дату поступления сборника в библиотеку. У них появился независимый источник, который существовал раньше поздней разработки. Это всё ещё не объясняло, кому и что разрешил Антон. Но уже нельзя было ответить, что он нарисовал схему вчера.</w:t>
+      </w:r>
+    </w:p>
+    <w:p>
+      <w:pPr>
+        <w:jc w:val="both"/>
+      </w:pPr>
+      <w:r>
+        <w:t>Лев встретился с Ниной. Она долго сравнивала листы, затем позвала другого специалиста. Тот подтвердил совпадение технических особенностей, но попросил оригинальные материалы позднего проекта: по публичному листу нельзя определить весь путь заимствования.</w:t>
+      </w:r>
+    </w:p>
+    <w:p>
+      <w:pPr>
+        <w:jc w:val="both"/>
+      </w:pPr>
+      <w:r>
+        <w:t>Запрос отправили официально. Ответ пришёл от центра, занимавшегося оформлением прав для нескольких компаний. Утверждалось, что материалы получены законно от прежнего владельца фирмы Антона.</w:t>
+      </w:r>
+    </w:p>
+    <w:p>
+      <w:pPr>
+        <w:jc w:val="both"/>
+      </w:pPr>
+      <w:r>
+        <w:t>В приложении была страница с его подписью.</w:t>
+      </w:r>
+    </w:p>
+    <w:p>
+      <w:pPr>
+        <w:jc w:val="both"/>
+      </w:pPr>
+      <w:r>
+        <w:t>Лев позвонил сразу. Антон посмотрел присланный снимок и долго молчал.</w:t>
+      </w:r>
+    </w:p>
+    <w:p>
+      <w:pPr>
+        <w:jc w:val="both"/>
+      </w:pPr>
+      <w:r>
+        <w:t>— Подпись моя, — сказал он наконец.</w:t>
+      </w:r>
+    </w:p>
+    <w:p>
+      <w:pPr>
+        <w:jc w:val="both"/>
+      </w:pPr>
+      <w:r>
+        <w:t>Лев сел.</w:t>
+      </w:r>
+    </w:p>
+    <w:p>
+      <w:pPr>
+        <w:jc w:val="both"/>
+      </w:pPr>
+      <w:r>
+        <w:t>— Что вы подписывали?</w:t>
+      </w:r>
+    </w:p>
+    <w:p>
+      <w:pPr>
+        <w:jc w:val="both"/>
+      </w:pPr>
+      <w:r>
+        <w:t>— Опись вещей при закрытии. Не передачу разработки. Там рядом были станки, инструменты. Я описывал, что осталось в помещении.</w:t>
+      </w:r>
+    </w:p>
+    <w:p>
+      <w:pPr>
+        <w:jc w:val="both"/>
+      </w:pPr>
+      <w:r>
+        <w:t>На присланной странице названия станков не было. Только спорный комплект и фраза о подтверждённом происхождении. Нижняя часть листа выглядела так, будто её распечатали заново, оставив участок со старой подписью.</w:t>
+      </w:r>
+    </w:p>
+    <w:p>
+      <w:pPr>
+        <w:jc w:val="both"/>
+      </w:pPr>
+      <w:r>
+        <w:t>Нина запретила называть это подделкой без исследования. Организовала получение заверенной копии полного документа. Лев согласился, хотя ждать становилось всё тяжелее.</w:t>
+      </w:r>
+    </w:p>
+    <w:p>
+      <w:pPr>
+        <w:jc w:val="both"/>
+      </w:pPr>
+      <w:r>
+        <w:t>Максу рассказали о споре. Он выслушал, попросил дать Антону представителя за счёт компании и проверить участие подрядчиков VELT. Никакой большой системы он здесь не видел. Старую фирму закрыли, права переходили, один человек не согласен с трактовкой. Нина пока тоже могла подтвердить только это.</w:t>
+      </w:r>
+    </w:p>
+    <w:p>
+      <w:pPr>
+        <w:jc w:val="both"/>
+      </w:pPr>
+      <w:r>
+        <w:t>Алекс после встречи не пошёл к Миле. Написал, что задержится, и отключил звук. Она прочитала, позвонила, ответа не получила.</w:t>
+      </w:r>
+    </w:p>
+    <w:p>
+      <w:pPr>
+        <w:jc w:val="both"/>
+      </w:pPr>
+      <w:r>
+        <w:t>Дома он достал коробку из шкафа. В ней лежали бумаги времён Pear. Среди них — тот же поздний лист с отверстием для ненужного провода. На обороте его собственной рукой было написано: «Источник проверен».</w:t>
+      </w:r>
+    </w:p>
+    <w:p>
+      <w:pPr>
+        <w:jc w:val="both"/>
+      </w:pPr>
+      <w:r>
+        <w:t>Он долго держал страницу. Потом убрал обратно и сел на пол возле открытого шкафа.</w:t>
+      </w:r>
+    </w:p>
+    <w:p>
+      <w:pPr>
+        <w:jc w:val="both"/>
+      </w:pPr>
+      <w:r>
+        <w:t>Когда Мила пришла, Алекс уже не пытался сделать вид, что занят. Поднял голову и сказал, что им нужно поговорить. Но начать смог только с простого:</w:t>
+      </w:r>
+    </w:p>
+    <w:p>
+      <w:pPr>
+        <w:jc w:val="both"/>
+      </w:pPr>
+      <w:r>
+        <w:t>— Я тогда хотел, чтобы проект оставили нам. Очень хотел.</w:t>
+      </w:r>
+    </w:p>
+    <w:p>
+      <w:pPr>
+        <w:jc w:val="both"/>
+      </w:pPr>
+      <w:r>
+        <w:t>Она остановилась у двери. Впервые за всё время их знакомства не подошла ближе.</w:t>
+      </w:r>
+    </w:p>
+    <w:p>
+      <w:bookmarkStart w:id="37" w:name="chapter_36"/>
+      <w:pPr>
+        <w:pStyle w:val="Heading1"/>
+        <w:pageBreakBefore/>
+        <w:spacing w:before="440"/>
+      </w:pPr>
+      <w:r>
+        <w:t>Глава 36</w:t>
+      </w:r>
+      <w:bookmarkEnd w:id="37"/>
+    </w:p>
+    <w:p>
+      <w:pPr>
+        <w:pStyle w:val="Heading2"/>
+      </w:pPr>
+      <w:r>
+        <w:t>Неправильный отпуск</w:t>
+      </w:r>
+    </w:p>
+    <w:p>
+      <w:pPr>
+        <w:ind w:firstLine="0"/>
+        <w:jc w:val="both"/>
+      </w:pPr>
+      <w:r>
+        <w:t>К следующей весне Анна купила билет одна. Макс узнал, когда пришёл домой и увидел открытый чемодан на кровати. Сначала решил, что забыл поездку, о которой договаривались. Начал перебирать даты, встречи, обещанный свободный четверг.</w:t>
+      </w:r>
+    </w:p>
+    <w:p>
+      <w:pPr>
+        <w:jc w:val="both"/>
+      </w:pPr>
+      <w:r>
+        <w:t>— Не вспоминай, — сказала Анна. — Ты не забыл. Я сама решила.</w:t>
+      </w:r>
+    </w:p>
+    <w:p>
+      <w:pPr>
+        <w:jc w:val="both"/>
+      </w:pPr>
+      <w:r>
+        <w:t>Он поставил сумку у двери.</w:t>
+      </w:r>
+    </w:p>
+    <w:p>
+      <w:pPr>
+        <w:jc w:val="both"/>
+      </w:pPr>
+      <w:r>
+        <w:t>— Надолго?</w:t>
+      </w:r>
+    </w:p>
+    <w:p>
+      <w:pPr>
+        <w:jc w:val="both"/>
+      </w:pPr>
+      <w:r>
+        <w:t>— На две недели. Потом посмотрю.</w:t>
+      </w:r>
+    </w:p>
+    <w:p>
+      <w:pPr>
+        <w:jc w:val="both"/>
+      </w:pPr>
+      <w:r>
+        <w:t>Последние месяцы они почти не ссорились. Макс считал это хорошим знаком, пока не понял, что Анна просто перестала начинать разговоры, которые заканчивались его усталым «давай потом». Он приходил, рассказывал о делах, спрашивал о её дне и через пять минут отвлекался.</w:t>
+      </w:r>
+    </w:p>
+    <w:p>
+      <w:pPr>
+        <w:jc w:val="both"/>
+      </w:pPr>
+      <w:r>
+        <w:t>Теперь у неё был чемодан.</w:t>
+      </w:r>
+    </w:p>
+    <w:p>
+      <w:pPr>
+        <w:jc w:val="both"/>
+      </w:pPr>
+      <w:r>
+        <w:t>Он предложил поехать вместе, передвинуть встречи. Анна покачала головой.</w:t>
+      </w:r>
+    </w:p>
+    <w:p>
+      <w:pPr>
+        <w:jc w:val="both"/>
+      </w:pPr>
+      <w:r>
+        <w:t>— Я хочу побыть без необходимости проверять, действительно ли ты со мной.</w:t>
+      </w:r>
+    </w:p>
+    <w:p>
+      <w:pPr>
+        <w:jc w:val="both"/>
+      </w:pPr>
+      <w:r>
+        <w:t>Макс сел на край кровати. На чемодане лежала кофта, которую он привёз ей из поездки и ни разу не видел на ней. Он почти начал спрашивать, не понравилась ли. Впервые заметил, как легко заменить трудный разговор маленьким вопросом, на который можно получить безопасный ответ.</w:t>
+      </w:r>
+    </w:p>
+    <w:p>
+      <w:pPr>
+        <w:jc w:val="both"/>
+      </w:pPr>
+      <w:r>
+        <w:t>— Вернёшься сюда?</w:t>
+      </w:r>
+    </w:p>
+    <w:p>
+      <w:pPr>
+        <w:jc w:val="both"/>
+      </w:pPr>
+      <w:r>
+        <w:t>Анна застегнула внутренний карман.</w:t>
+      </w:r>
+    </w:p>
+    <w:p>
+      <w:pPr>
+        <w:jc w:val="both"/>
+      </w:pPr>
+      <w:r>
+        <w:t>— Я не знаю.</w:t>
+      </w:r>
+    </w:p>
+    <w:p>
+      <w:pPr>
+        <w:jc w:val="both"/>
+      </w:pPr>
+      <w:r>
+        <w:t>На вокзал он не поехал. Анна попросила, чтобы её отвезла Лена. Макс остался дома, вымыл две чашки и поставил сушиться. В квартире не стало тише: холодильник гудел как прежде, за стеной смеялись соседи. Просто некому было рассказать, что поздно вернулся не из-за работы, а потому, что не хотел возвращаться в пустую комнату.</w:t>
+      </w:r>
+    </w:p>
+    <w:p>
+      <w:pPr>
+        <w:jc w:val="both"/>
+      </w:pPr>
+      <w:r>
+        <w:t>Ася написала вечером. Они обсуждали следующую конференцию, и она заметила, что он третий раз переносит короткий звонок. Спросила, всё ли в порядке. Макс ответил честнее, чем собирался: жена уехала, не знает, что будет дальше.</w:t>
+      </w:r>
+    </w:p>
+    <w:p>
+      <w:pPr>
+        <w:jc w:val="both"/>
+      </w:pPr>
+      <w:r>
+        <w:t>Разговор продолжился без рабочих файлов. Ася рассказала о своём расставании, случившемся много лет назад. Не сравнивала, не объясняла, кто прав. Максу было легко слушать человека, которому не требовалось сразу доказать, что он не плохой муж.</w:t>
+      </w:r>
+    </w:p>
+    <w:p>
+      <w:pPr>
+        <w:jc w:val="both"/>
+      </w:pPr>
+      <w:r>
+        <w:t>Встретились через несколько дней в кафе после обсуждения площадки. Сначала говорили о работе. Потом Ася спросила, поел ли он за день что-нибудь, кроме печенья. Макс вдруг вспомнил всех людей, которые задавали ему этот вопрос, и засмеялся.</w:t>
+      </w:r>
+    </w:p>
+    <w:p>
+      <w:pPr>
+        <w:jc w:val="both"/>
+      </w:pPr>
+      <w:r>
+        <w:t>— По мне так видно?</w:t>
+      </w:r>
+    </w:p>
+    <w:p>
+      <w:pPr>
+        <w:jc w:val="both"/>
+      </w:pPr>
+      <w:r>
+        <w:t>— По тому, как ты смотришь на чужие тарелки.</w:t>
+      </w:r>
+    </w:p>
+    <w:p>
+      <w:pPr>
+        <w:jc w:val="both"/>
+      </w:pPr>
+      <w:r>
+        <w:t>Они поужинали. Потом прошли несколько улиц пешком. Макс заметил, что не проверял телефон почти час. Это показалось свободой, и он не сразу спросил себя, от чего именно освободился.</w:t>
+      </w:r>
+    </w:p>
+    <w:p>
+      <w:pPr>
+        <w:jc w:val="both"/>
+      </w:pPr>
+      <w:r>
+        <w:t>Анна звонила раз в несколько дней. Рассказывала о городе, о встрече со старой знакомой, о том, как хорошо просто идти без плана. Он не говорил про Асю. Не потому, что уже произошло что-то, что можно назвать изменой. Ему нравился разговор, в котором он оставался человеком, способным понравиться с первого вечера, а не мужем, которого ждали двадцать лет.</w:t>
+      </w:r>
+    </w:p>
+    <w:p>
+      <w:pPr>
+        <w:jc w:val="both"/>
+      </w:pPr>
+      <w:r>
+        <w:t>Через месяц они с Асей сидели в его машине после поздней проверки зала. Он взял её за руку. Она не отняла сразу, но посмотрела прямо.</w:t>
+      </w:r>
+    </w:p>
+    <w:p>
+      <w:pPr>
+        <w:jc w:val="both"/>
+      </w:pPr>
+      <w:r>
+        <w:t>— Анна знает, что мы видимся?</w:t>
+      </w:r>
+    </w:p>
+    <w:p>
+      <w:pPr>
+        <w:jc w:val="both"/>
+      </w:pPr>
+      <w:r>
+        <w:t>Макс промолчал.</w:t>
+      </w:r>
+    </w:p>
+    <w:p>
+      <w:pPr>
+        <w:jc w:val="both"/>
+      </w:pPr>
+      <w:r>
+        <w:t>Ася убрала руку.</w:t>
+      </w:r>
+    </w:p>
+    <w:p>
+      <w:pPr>
+        <w:jc w:val="both"/>
+      </w:pPr>
+      <w:r>
+        <w:t>— Я не хочу начинать с того, что кто-то в другой квартире не знает правды.</w:t>
+      </w:r>
+    </w:p>
+    <w:p>
+      <w:pPr>
+        <w:jc w:val="both"/>
+      </w:pPr>
+      <w:r>
+        <w:t>Он хотел сказать, что они разъехались. Понял: она спросила не об адресе.</w:t>
+      </w:r>
+    </w:p>
+    <w:p>
+      <w:pPr>
+        <w:jc w:val="both"/>
+      </w:pPr>
+      <w:r>
+        <w:t>В ту ночь Макс сам позвонил Анне. Та ответила сонно, испугалась, не случилось ли чего с Милой. Он сразу сказал, что с дочерью всё в порядке. Потом рассказал об Асе, о встречах и о том, что молчал специально.</w:t>
+      </w:r>
+    </w:p>
+    <w:p>
+      <w:pPr>
+        <w:jc w:val="both"/>
+      </w:pPr>
+      <w:r>
+        <w:t>Анна долго не отвечала. Он слышал, как она встала, открыла окно, закрыла.</w:t>
+      </w:r>
+    </w:p>
+    <w:p>
+      <w:pPr>
+        <w:jc w:val="both"/>
+      </w:pPr>
+      <w:r>
+        <w:t>— Ты хочешь, чтобы я сейчас решила за тебя? — спросила она.</w:t>
+      </w:r>
+    </w:p>
+    <w:p>
+      <w:pPr>
+        <w:jc w:val="both"/>
+      </w:pPr>
+      <w:r>
+        <w:t>— Нет.</w:t>
+      </w:r>
+    </w:p>
+    <w:p>
+      <w:pPr>
+        <w:jc w:val="both"/>
+      </w:pPr>
+      <w:r>
+        <w:t>— Тогда не проси меня сразу сказать, что я поняла.</w:t>
+      </w:r>
+    </w:p>
+    <w:p>
+      <w:pPr>
+        <w:jc w:val="both"/>
+      </w:pPr>
+      <w:r>
+        <w:t>Он не просил. Слушал, как она дышит, и впервые не пытался заполнить молчание объяснением.</w:t>
+      </w:r>
+    </w:p>
+    <w:p>
+      <w:pPr>
+        <w:jc w:val="both"/>
+      </w:pPr>
+      <w:r>
+        <w:t>На следующий день Макс пришёл в офис раньше всех. У старой лампы сидел Лев. Принёс два новых ответа по архиву, увидел лицо Макса и отложил папку.</w:t>
+      </w:r>
+    </w:p>
+    <w:p>
+      <w:pPr>
+        <w:jc w:val="both"/>
+      </w:pPr>
+      <w:r>
+        <w:t>— Дома плохо?</w:t>
+      </w:r>
+    </w:p>
+    <w:p>
+      <w:pPr>
+        <w:jc w:val="both"/>
+      </w:pPr>
+      <w:r>
+        <w:t>Макс кивнул. Рассказал коротко, без имён и деталей. Лев не стал говорить, что всё наладится. Налил чай и спросил, что теперь Макс собирается делать.</w:t>
+      </w:r>
+    </w:p>
+    <w:p>
+      <w:pPr>
+        <w:jc w:val="both"/>
+      </w:pPr>
+      <w:r>
+        <w:t>— Не знаю.</w:t>
+      </w:r>
+    </w:p>
+    <w:p>
+      <w:pPr>
+        <w:jc w:val="both"/>
+      </w:pPr>
+      <w:r>
+        <w:t>— Тогда хотя бы не обещай, пока не знаешь.</w:t>
+      </w:r>
+    </w:p>
+    <w:p>
+      <w:pPr>
+        <w:jc w:val="both"/>
+      </w:pPr>
+      <w:r>
+        <w:t>Макс посмотрел на него. В этой комнате когда-то задавали тот же вопрос о зарплате и недоделанном приборе. Здесь было легче, потому что деньги можно было вернуть, а новое обещание проверить через неделю.</w:t>
+      </w:r>
+    </w:p>
+    <w:p>
+      <w:pPr>
+        <w:jc w:val="both"/>
+      </w:pPr>
+      <w:r>
+        <w:t>Анна не вернулась через две недели. Сняла небольшую квартиру ближе к своим занятиям. Приехала за книгами, забрала часть одежды. Макс помог донести коробки и не спросил, зачем оставляет зимнее пальто: боялся превратить вещь в доказательство надежды.</w:t>
+      </w:r>
+    </w:p>
+    <w:p>
+      <w:pPr>
+        <w:jc w:val="both"/>
+      </w:pPr>
+      <w:r>
+        <w:t>На выходе она остановилась возле двери.</w:t>
+      </w:r>
+    </w:p>
+    <w:p>
+      <w:pPr>
+        <w:jc w:val="both"/>
+      </w:pPr>
+      <w:r>
+        <w:t>— Я всё ещё тебя люблю. Это не означает, что мне сейчас хорошо с тобой жить.</w:t>
+      </w:r>
+    </w:p>
+    <w:p>
+      <w:pPr>
+        <w:jc w:val="both"/>
+      </w:pPr>
+      <w:r>
+        <w:t>Он кивнул. Сказать в ответ, что тоже любит, оказалось очень мало. Но другого правдивого ответа у него пока не было.</w:t>
+      </w:r>
+    </w:p>
+    <w:p>
+      <w:bookmarkStart w:id="38" w:name="chapter_37"/>
+      <w:pPr>
+        <w:pStyle w:val="Heading1"/>
+        <w:pageBreakBefore/>
+        <w:spacing w:before="440"/>
+      </w:pPr>
+      <w:r>
+        <w:t>Глава 37</w:t>
+      </w:r>
+      <w:bookmarkEnd w:id="38"/>
+    </w:p>
+    <w:p>
+      <w:pPr>
+        <w:pStyle w:val="Heading2"/>
+      </w:pPr>
+      <w:r>
+        <w:t>Доступ временно закрыт</w:t>
+      </w:r>
+    </w:p>
+    <w:p>
+      <w:pPr>
+        <w:ind w:firstLine="0"/>
+        <w:jc w:val="both"/>
+      </w:pPr>
+      <w:r>
+        <w:t>Пропуск Льва не открыл дверь испытательной комнаты. Он приложил ещё раз, подождал и посмотрел на красный огонёк. На стене висело объявление о проверке доступа. Сам же согласовывал этот порядок, только не думал, что начнёт с себя.</w:t>
+      </w:r>
+    </w:p>
+    <w:p>
+      <w:pPr>
+        <w:jc w:val="both"/>
+      </w:pPr>
+      <w:r>
+        <w:t>Дежурный попросил подождать Марка. Лев сказал, что срочно, потом услышал собственный голос и замолчал. Срочно было почти у всех, кто стоял перед закрытой дверью.</w:t>
+      </w:r>
+    </w:p>
+    <w:p>
+      <w:pPr>
+        <w:jc w:val="both"/>
+      </w:pPr>
+      <w:r>
+        <w:t>Марк пришёл через десять минут. Объяснил: изменили список, нужно подтвердить задачи и пройти короткую запись допуска. В комнате находились материалы другой компании, личное знакомство с основателем не заменяло разрешение.</w:t>
+      </w:r>
+    </w:p>
+    <w:p>
+      <w:pPr>
+        <w:jc w:val="both"/>
+      </w:pPr>
+      <w:r>
+        <w:t>Лев согласился. Попросил пока достать нужную деталь уполномоченного сотрудника. Марк вызвал человека и остался рядом.</w:t>
+      </w:r>
+    </w:p>
+    <w:p>
+      <w:pPr>
+        <w:jc w:val="both"/>
+      </w:pPr>
+      <w:r>
+        <w:t>Из дальнего коридора в это время вышел Костя с посетителем. У того был временный пропуск, на руках — закрытый ящик. Марк спросил, кто оформлял выдачу. Костя назвал отдел и пошёл дальше.</w:t>
+      </w:r>
+    </w:p>
+    <w:p>
+      <w:pPr>
+        <w:jc w:val="both"/>
+      </w:pPr>
+      <w:r>
+        <w:t>Лев посмотрел на журнал. Сегодняшней записи не было.</w:t>
+      </w:r>
+    </w:p>
+    <w:p>
+      <w:pPr>
+        <w:jc w:val="both"/>
+      </w:pPr>
+      <w:r>
+        <w:t>— Ещё не внесли, — сказал Костя, вернувшись. — Сейчас закрою.</w:t>
+      </w:r>
+    </w:p>
+    <w:p>
+      <w:pPr>
+        <w:jc w:val="both"/>
+      </w:pPr>
+      <w:r>
+        <w:t>Марк попросил поставить ящик обратно до проверки. Посетитель возмутился: машину ждут, время согласовано. Костя показал письмо на телефоне. Согласование действительно существовало, но фамилия получателя в нём была другая.</w:t>
+      </w:r>
+    </w:p>
+    <w:p>
+      <w:pPr>
+        <w:jc w:val="both"/>
+      </w:pPr>
+      <w:r>
+        <w:t>Объяснили заменой сотрудника. Такие замены случались. На этот раз Марк не разрешил продолжать без подтверждения от отправителя.</w:t>
+      </w:r>
+    </w:p>
+    <w:p>
+      <w:pPr>
+        <w:jc w:val="both"/>
+      </w:pPr>
+      <w:r>
+        <w:t>Лев остался, хотя деталь уже принесли. Видел, как Костя раздражённо уходит звонить и как напряжённо стоит Марк, не сводя глаз с ящика.</w:t>
+      </w:r>
+    </w:p>
+    <w:p>
+      <w:pPr>
+        <w:jc w:val="both"/>
+      </w:pPr>
+      <w:r>
+        <w:t>Позже Нина попросила их по отдельности описать события. Обычная проверка нарушения порядка. Лев написал всё, что видел, и не стал добавлять предположений.</w:t>
+      </w:r>
+    </w:p>
+    <w:p>
+      <w:pPr>
+        <w:jc w:val="both"/>
+      </w:pPr>
+      <w:r>
+        <w:t>Через два дня выяснилось, что Костя раньше пропустил человека по чужому временному разрешению. Тот привёз замену для заболевшего сотрудника, Костя знал обоих и не оформил переоформление. Марк узнал уже после, сделал замечание и не зарегистрировал нарушение.</w:t>
+      </w:r>
+    </w:p>
+    <w:p>
+      <w:pPr>
+        <w:jc w:val="both"/>
+      </w:pPr>
+      <w:r>
+        <w:t>Теперь старый случай появился в официальной претензии подрядчика: им отказывали в том, что раньше разрешали.</w:t>
+      </w:r>
+    </w:p>
+    <w:p>
+      <w:pPr>
+        <w:jc w:val="both"/>
+      </w:pPr>
+      <w:r>
+        <w:t>Нина читала бумаги одна. Марк позвонил вечером, спросил, можно ли приехать. Она сначала согласилась, потом посмотрела на протокол и почувствовала, как смешались два разговора, которые так старательно держала отдельно.</w:t>
+      </w:r>
+    </w:p>
+    <w:p>
+      <w:pPr>
+        <w:jc w:val="both"/>
+      </w:pPr>
+      <w:r>
+        <w:t>— Нам нужно раскрыть отношения, — сказала она.</w:t>
+      </w:r>
+    </w:p>
+    <w:p>
+      <w:pPr>
+        <w:jc w:val="both"/>
+      </w:pPr>
+      <w:r>
+        <w:t>Марк молчал.</w:t>
+      </w:r>
+    </w:p>
+    <w:p>
+      <w:pPr>
+        <w:jc w:val="both"/>
+      </w:pPr>
+      <w:r>
+        <w:t>— Да, — ответил наконец. — Нужно.</w:t>
+      </w:r>
+    </w:p>
+    <w:p>
+      <w:pPr>
+        <w:jc w:val="both"/>
+      </w:pPr>
+      <w:r>
+        <w:t>Наутро они пришли к Максу вместе. Нина объяснила, почему не может продолжать проверку Марка лично. Попросила передать материалы внешнему юристу и ограничить её доступ к этой части дела.</w:t>
+      </w:r>
+    </w:p>
+    <w:p>
+      <w:pPr>
+        <w:jc w:val="both"/>
+      </w:pPr>
+      <w:r>
+        <w:t>Макс выслушал. Был слишком устал от собственного дома, чтобы удивляться чужой скрытой жизни, но от этого разговор не стал легче.</w:t>
+      </w:r>
+    </w:p>
+    <w:p>
+      <w:pPr>
+        <w:jc w:val="both"/>
+      </w:pPr>
+      <w:r>
+        <w:t>— Сколько времени? — спросил он.</w:t>
+      </w:r>
+    </w:p>
+    <w:p>
+      <w:pPr>
+        <w:jc w:val="both"/>
+      </w:pPr>
+      <w:r>
+        <w:t>Нина назвала. Марк посмотрел в стол.</w:t>
+      </w:r>
+    </w:p>
+    <w:p>
+      <w:pPr>
+        <w:jc w:val="both"/>
+      </w:pPr>
+      <w:r>
+        <w:t>— Почему раньше не сказали?</w:t>
+      </w:r>
+    </w:p>
+    <w:p>
+      <w:pPr>
+        <w:jc w:val="both"/>
+      </w:pPr>
+      <w:r>
+        <w:t>Она могла сослаться на частную жизнь, на отсутствие прямого запрета. Вместо этого призналась:</w:t>
+      </w:r>
+    </w:p>
+    <w:p>
+      <w:pPr>
+        <w:jc w:val="both"/>
+      </w:pPr>
+      <w:r>
+        <w:t>— Не хотели, чтобы на работе начали смотреть иначе. И каждый раз находили ещё неделю, в которую можно не говорить.</w:t>
+      </w:r>
+    </w:p>
+    <w:p>
+      <w:pPr>
+        <w:jc w:val="both"/>
+      </w:pPr>
+      <w:r>
+        <w:t>Макс передал дело другому специалисту. Марку оставили должность до завершения проверки, но отдельные выдачи теперь согласовывал другой руководитель. Костю временно сняли с работы с внешними посетителями.</w:t>
+      </w:r>
+    </w:p>
+    <w:p>
+      <w:pPr>
+        <w:jc w:val="both"/>
+      </w:pPr>
+      <w:r>
+        <w:t>Лев узнал об отношениях последним из тех, кого считали близкими. Нина сама рассказала, когда передавала ему новый порядок обращения. Он не знал, что сказать.</w:t>
+      </w:r>
+    </w:p>
+    <w:p>
+      <w:pPr>
+        <w:jc w:val="both"/>
+      </w:pPr>
+      <w:r>
+        <w:t>— Ты думаешь, я его прикрывала? — спросила она.</w:t>
+      </w:r>
+    </w:p>
+    <w:p>
+      <w:pPr>
+        <w:jc w:val="both"/>
+      </w:pPr>
+      <w:r>
+        <w:t>— Не знаю. Мне неприятно, что теперь приходится думать.</w:t>
+      </w:r>
+    </w:p>
+    <w:p>
+      <w:pPr>
+        <w:jc w:val="both"/>
+      </w:pPr>
+      <w:r>
+        <w:t>Нина кивнула. Не потребовала верить ей на слово.</w:t>
+      </w:r>
+    </w:p>
+    <w:p>
+      <w:pPr>
+        <w:jc w:val="both"/>
+      </w:pPr>
+      <w:r>
+        <w:t>Марк вечером пришёл к ней пешком. Сел на кухне, долго смотрел на нетронутый чай. Сказал, что старое нарушение действительно скрыл. Не ради денег, не ради большой услуги. Пожалел заместителя, решил, что сам исправит.</w:t>
+      </w:r>
+    </w:p>
+    <w:p>
+      <w:pPr>
+        <w:jc w:val="both"/>
+      </w:pPr>
+      <w:r>
+        <w:t>— А теперь он ссылается на твоё разрешение, — произнесла Нина.</w:t>
+      </w:r>
+    </w:p>
+    <w:p>
+      <w:pPr>
+        <w:jc w:val="both"/>
+      </w:pPr>
+      <w:r>
+        <w:t>Марк кивнул.</w:t>
+      </w:r>
+    </w:p>
+    <w:p>
+      <w:pPr>
+        <w:jc w:val="both"/>
+      </w:pPr>
+      <w:r>
+        <w:t>Она хотела взять его за руку. Остановилась, затем всё-таки взяла. Это не отменяло показаний, которые ей предстояло дать.</w:t>
+      </w:r>
+    </w:p>
+    <w:p>
+      <w:pPr>
+        <w:jc w:val="both"/>
+      </w:pPr>
+      <w:r>
+        <w:t>На следующий день доступ Льва восстановили. Он вошёл в испытательную комнату, взял нужное и расписался. На выходе посмотрел на дверь, через которую Костя пропускал посетителя. Она выглядела точно так же, как его собственная.</w:t>
+      </w:r>
+    </w:p>
+    <w:p>
+      <w:bookmarkStart w:id="39" w:name="chapter_38"/>
+      <w:pPr>
+        <w:pStyle w:val="Heading1"/>
+        <w:pageBreakBefore/>
+        <w:spacing w:before="440"/>
+      </w:pPr>
+      <w:r>
+        <w:t>Глава 38</w:t>
+      </w:r>
+      <w:bookmarkEnd w:id="39"/>
+    </w:p>
+    <w:p>
+      <w:pPr>
+        <w:pStyle w:val="Heading2"/>
+      </w:pPr>
+      <w:r>
+        <w:t>Два автора</w:t>
+      </w:r>
+    </w:p>
+    <w:p>
+      <w:pPr>
+        <w:ind w:firstLine="0"/>
+        <w:jc w:val="both"/>
+      </w:pPr>
+      <w:r>
+        <w:t>Алекс принёс бумаги сам. Мила ждала у окна в его квартире, не раздеваясь. После того вечера со сборником они несколько дней переписывались коротко, как люди, которые боятся случайным словом заменить необходимый разговор.</w:t>
+      </w:r>
+    </w:p>
+    <w:p>
+      <w:pPr>
+        <w:jc w:val="both"/>
+      </w:pPr>
+      <w:r>
+        <w:t>Он положил перед ней лист.</w:t>
+      </w:r>
+    </w:p>
+    <w:p>
+      <w:pPr>
+        <w:jc w:val="both"/>
+      </w:pPr>
+      <w:r>
+        <w:t>— Я подписал, что источник проверен. На самом деле получил папку от руководителя проекта и поверил заверению посредника.</w:t>
+      </w:r>
+    </w:p>
+    <w:p>
+      <w:pPr>
+        <w:jc w:val="both"/>
+      </w:pPr>
+      <w:r>
+        <w:t>— Ты знал, что там чужая работа?</w:t>
+      </w:r>
+    </w:p>
+    <w:p>
+      <w:pPr>
+        <w:jc w:val="both"/>
+      </w:pPr>
+      <w:r>
+        <w:t>— Знал, что не наша. Думал, куплена законно. Но не проверил. Когда спросили, сказал, что проверил.</w:t>
+      </w:r>
+    </w:p>
+    <w:p>
+      <w:pPr>
+        <w:jc w:val="both"/>
+      </w:pPr>
+      <w:r>
+        <w:t>Мила села. В листе не было прямого признания в краже. Было другое, понятное ей без юриста: человек хотел сохранить проект и поэтому написал то, чего не делал.</w:t>
+      </w:r>
+    </w:p>
+    <w:p>
+      <w:pPr>
+        <w:jc w:val="both"/>
+      </w:pPr>
+      <w:r>
+        <w:t>— Почему не сказал сразу, когда нашли статью?</w:t>
+      </w:r>
+    </w:p>
+    <w:p>
+      <w:pPr>
+        <w:jc w:val="both"/>
+      </w:pPr>
+      <w:r>
+        <w:t>Алекс посмотрел на свои руки.</w:t>
+      </w:r>
+    </w:p>
+    <w:p>
+      <w:pPr>
+        <w:jc w:val="both"/>
+      </w:pPr>
+      <w:r>
+        <w:t>— Потому что сначала хотел найти подтверждение и прийти уже хорошим. Сказать, что всё в порядке. Потом понял, что ищу не правду, а бумагу, которая позволит мне не признаваться.</w:t>
+      </w:r>
+    </w:p>
+    <w:p>
+      <w:pPr>
+        <w:jc w:val="both"/>
+      </w:pPr>
+      <w:r>
+        <w:t>Мила отвернулась. Она ненавидела, когда отец пытался решить за неё, сколько правды ей сейчас нужно. От любимого человека услышать то же было больнее.</w:t>
+      </w:r>
+    </w:p>
+    <w:p>
+      <w:pPr>
+        <w:jc w:val="both"/>
+      </w:pPr>
+      <w:r>
+        <w:t>Алекс не подошёл. Рассказал всё до конца: кто принёс папку, когда состоялось обсуждение, какие письма должны сохраниться в архиве Pear. Попросил передать Нине или сделать это вместе.</w:t>
+      </w:r>
+    </w:p>
+    <w:p>
+      <w:pPr>
+        <w:jc w:val="both"/>
+      </w:pPr>
+      <w:r>
+        <w:t>— Ты сам передашь, — ответила Мила. — Не через меня.</w:t>
+      </w:r>
+    </w:p>
+    <w:p>
+      <w:pPr>
+        <w:jc w:val="both"/>
+      </w:pPr>
+      <w:r>
+        <w:t>Он кивнул.</w:t>
+      </w:r>
+    </w:p>
+    <w:p>
+      <w:pPr>
+        <w:jc w:val="both"/>
+      </w:pPr>
+      <w:r>
+        <w:t>На встрече с Ниной Алекс повторил те же слова. Она пригласила независимого специалиста, проверявшего спорный комплект, и зафиксировала, где заканчивается память Алекса и начинается его предположение. Он не знал, кто оформлял права до посредника. Не видел оригинального договора. Подписал подтверждение по чужому заверению и пытался этим упростить то, что обязан был проверить.</w:t>
+      </w:r>
+    </w:p>
+    <w:p>
+      <w:pPr>
+        <w:jc w:val="both"/>
+      </w:pPr>
+      <w:r>
+        <w:t>Лев слушал, вспоминая, как много лет назад сам принимал тёплый запуск за достаточную проверку. От этого понимание не стало оправданием. Ошибка, о которой сказали, и ложь, которую продолжали защищать, вели к разным следующим поступкам.</w:t>
+      </w:r>
+    </w:p>
+    <w:p>
+      <w:pPr>
+        <w:jc w:val="both"/>
+      </w:pPr>
+      <w:r>
+        <w:t>Дэна позвали из-за одного старого контакта. Посредник, фигурировавший в бумагах Pear, когда-то получал сведения о независимом датчике протечки. Внешне получалось, что Дэн начал такой путь раньше остальных.</w:t>
+      </w:r>
+    </w:p>
+    <w:p>
+      <w:pPr>
+        <w:jc w:val="both"/>
+      </w:pPr>
+      <w:r>
+        <w:t>Он принёс свой блокнот. Тот самый, с первыми рисунками и магазинным чеком. Затем договор, оформленный с Ниной ещё до собственной продажи, переписку с покупателем, отчёт о переданных материалах.</w:t>
+      </w:r>
+    </w:p>
+    <w:p>
+      <w:pPr>
+        <w:jc w:val="both"/>
+      </w:pPr>
+      <w:r>
+        <w:t>— Вот что отдал, — сказал Дэн. — Вот чего не отдавал. Остальное надо спрашивать у них.</w:t>
+      </w:r>
+    </w:p>
+    <w:p>
+      <w:pPr>
+        <w:jc w:val="both"/>
+      </w:pPr>
+      <w:r>
+        <w:t>В голосе не было привычной шутки. Лев посмотрел на дату и почувствовал облегчение: в этой истории он хотя бы не пытался назначить друга виновным прежде документов.</w:t>
+      </w:r>
+    </w:p>
+    <w:p>
+      <w:pPr>
+        <w:jc w:val="both"/>
+      </w:pPr>
+      <w:r>
+        <w:t>Нина подтвердила происхождение датчика. Законная сделка не объясняла позднюю передачу других комплектов. Один знакомый адрес оказался связан с разными видами работы, и из этого нельзя было сделать одинаковый вывод обо всех.</w:t>
+      </w:r>
+    </w:p>
+    <w:p>
+      <w:pPr>
+        <w:jc w:val="both"/>
+      </w:pPr>
+      <w:r>
+        <w:t>Макс пришёл на вторую половину встречи. Выслушал признание Алекса, спросил, есть ли риск для устройств. Технический риск не подтвердился. Спор касался происхождения части решения и документов.</w:t>
+      </w:r>
+    </w:p>
+    <w:p>
+      <w:pPr>
+        <w:jc w:val="both"/>
+      </w:pPr>
+      <w:r>
+        <w:t>— Тогда отделяем, — сказал Макс. — Права проверяем отдельно, выпуск не останавливаем из-за предположений.</w:t>
+      </w:r>
+    </w:p>
+    <w:p>
+      <w:pPr>
+        <w:jc w:val="both"/>
+      </w:pPr>
+      <w:r>
+        <w:t>Лев поднял глаза.</w:t>
+      </w:r>
+    </w:p>
+    <w:p>
+      <w:pPr>
+        <w:jc w:val="both"/>
+      </w:pPr>
+      <w:r>
+        <w:t>— И имя Антона пока нигде не называем?</w:t>
+      </w:r>
+    </w:p>
+    <w:p>
+      <w:pPr>
+        <w:jc w:val="both"/>
+      </w:pPr>
+      <w:r>
+        <w:t>— Пока не знаем, что имеем право заявить, — ответила Нина. — Ему самому лишний публичный спор не поможет.</w:t>
+      </w:r>
+    </w:p>
+    <w:p>
+      <w:pPr>
+        <w:jc w:val="both"/>
+      </w:pPr>
+      <w:r>
+        <w:t>Алекс сидел, опустив голову. Решение было осторожным и законным. Мила не обрадовалась ему. За пределами кабинета всё выглядело так, будто ничего особенного не случилось.</w:t>
+      </w:r>
+    </w:p>
+    <w:p>
+      <w:pPr>
+        <w:jc w:val="both"/>
+      </w:pPr>
+      <w:r>
+        <w:t>Вечером они встретились у её дома. Алекс спросил, можно ли подняться. Она сказала, что сегодня хочет одна.</w:t>
+      </w:r>
+    </w:p>
+    <w:p>
+      <w:pPr>
+        <w:jc w:val="both"/>
+      </w:pPr>
+      <w:r>
+        <w:t>— Ты мне больше не веришь?</w:t>
+      </w:r>
+    </w:p>
+    <w:p>
+      <w:pPr>
+        <w:jc w:val="both"/>
+      </w:pPr>
+      <w:r>
+        <w:t>Мила долго смотрела на него.</w:t>
+      </w:r>
+    </w:p>
+    <w:p>
+      <w:pPr>
+        <w:jc w:val="both"/>
+      </w:pPr>
+      <w:r>
+        <w:t>— Я хочу верить. Это сейчас и мешает понять, где я опять согласилась бы слишком быстро.</w:t>
+      </w:r>
+    </w:p>
+    <w:p>
+      <w:pPr>
+        <w:jc w:val="both"/>
+      </w:pPr>
+      <w:r>
+        <w:t>Он кивнул, отступил. Не попросил решить сегодня.</w:t>
+      </w:r>
+    </w:p>
+    <w:p>
+      <w:pPr>
+        <w:jc w:val="both"/>
+      </w:pPr>
+      <w:r>
+        <w:t>Мила поднялась и остановилась возле окна. Алекс ещё стоял внизу, затем пошёл к остановке. Она потянулась написать, что можно вернуться, и убрала телефон. Ей нужно было дать собственному решению прожить хотя бы один вечер.</w:t>
+      </w:r>
+    </w:p>
+    <w:p>
+      <w:pPr>
+        <w:jc w:val="both"/>
+      </w:pPr>
+      <w:r>
+        <w:t>Лев в это время просматривал приложения к показаниям Алекса. Среди обычных писем нашёл приглашение на проверку, отправленное с адреса человека, который по официальным сведениям тогда уже не работал в том центре.</w:t>
+      </w:r>
+    </w:p>
+    <w:p>
+      <w:pPr>
+        <w:jc w:val="both"/>
+      </w:pPr>
+      <w:r>
+        <w:t>Он отметил дату, переслал вопрос ответственному и сохранил исходное письмо. Теперь у каждой новой мелочи появлялся соседний факт, с которым она не совпадала. Большого ответа всё ещё не было.</w:t>
+      </w:r>
+    </w:p>
+    <w:p>
+      <w:bookmarkStart w:id="40" w:name="chapter_39"/>
+      <w:pPr>
+        <w:pStyle w:val="Heading1"/>
+        <w:pageBreakBefore/>
+        <w:spacing w:before="440"/>
+      </w:pPr>
+      <w:r>
+        <w:t>Глава 39</w:t>
+      </w:r>
+      <w:bookmarkEnd w:id="40"/>
+    </w:p>
+    <w:p>
+      <w:pPr>
+        <w:pStyle w:val="Heading2"/>
+      </w:pPr>
+      <w:r>
+        <w:t>Чужие дети</w:t>
+      </w:r>
+    </w:p>
+    <w:p>
+      <w:pPr>
+        <w:ind w:firstLine="0"/>
+        <w:jc w:val="both"/>
+      </w:pPr>
+      <w:r>
+        <w:t>Соня впервые приехала к родителям Кирилла с пирогом и пакетом яблок. Пока ехали, успела трижды спросить, не слишком ли это похоже на официальный визит. Кирилл уверял, что мать обрадуется еде, а отец всё равно спросит, удобно ли добрались.</w:t>
+      </w:r>
+    </w:p>
+    <w:p>
+      <w:pPr>
+        <w:jc w:val="both"/>
+      </w:pPr>
+      <w:r>
+        <w:t>Так и вышло. Лиза открыла дверь, сразу забрала тяжёлый пакет и начала искать, куда поставить обувь гостьи, чтобы не мешала старая сушилка. Павел вышел из кухни с полотенцем на плече.</w:t>
+      </w:r>
+    </w:p>
+    <w:p>
+      <w:pPr>
+        <w:jc w:val="both"/>
+      </w:pPr>
+      <w:r>
+        <w:t>Соня узнала его фамилию ещё раньше: отец однажды называл человека, который хорошо оформлял передачу образцов. Теперь оказалось, что у того же человека на кухне пригорела картошка.</w:t>
+      </w:r>
+    </w:p>
+    <w:p>
+      <w:pPr>
+        <w:jc w:val="both"/>
+      </w:pPr>
+      <w:r>
+        <w:t>— Я на минуту отошёл, — объяснил Павел.</w:t>
+      </w:r>
+    </w:p>
+    <w:p>
+      <w:pPr>
+        <w:jc w:val="both"/>
+      </w:pPr>
+      <w:r>
+        <w:t>Лиза посмотрела на противень.</w:t>
+      </w:r>
+    </w:p>
+    <w:p>
+      <w:pPr>
+        <w:jc w:val="both"/>
+      </w:pPr>
+      <w:r>
+        <w:t>— В который раз у нас минута длиннее ужина.</w:t>
+      </w:r>
+    </w:p>
+    <w:p>
+      <w:pPr>
+        <w:jc w:val="both"/>
+      </w:pPr>
+      <w:r>
+        <w:t>Кирилл поддел вилкой уцелевший край и заявил, что снизу будет хрустеть. Соня рассмеялась. Павел благодарно кивнул: приятно, когда в семье хотя бы один человек ещё защищает твою работу.</w:t>
+      </w:r>
+    </w:p>
+    <w:p>
+      <w:pPr>
+        <w:jc w:val="both"/>
+      </w:pPr>
+      <w:r>
+        <w:t>Квартира была обычной. Книги, фотографии, подоконник с рассадой, запасной стул, который приходилось переносить с балкона. Соня слишком поздно поняла, что ожидала чего-то другого из-за слова «закрытая площадка». Здесь жили люди, чья работа требовала отдельного доступа, а не герои чужого фильма.</w:t>
+      </w:r>
+    </w:p>
+    <w:p>
+      <w:pPr>
+        <w:jc w:val="both"/>
+      </w:pPr>
+      <w:r>
+        <w:t>За столом Лиза спросила о её проекте. Соня рассказала про маршруты, про переходы, которые на плане ровные, а после дождя превращаются в ручьи. Павел слушал внимательно. Потом принёс фотографию старой входной группы у дома: несколько лет добивался, чтобы сделали поручень с другой стороны.</w:t>
+      </w:r>
+    </w:p>
+    <w:p>
+      <w:pPr>
+        <w:jc w:val="both"/>
+      </w:pPr>
+      <w:r>
+        <w:t>— Там женщине тяжело подниматься, — объяснил он. — Пишут, что всё по норме. А ей всё равно тяжело.</w:t>
+      </w:r>
+    </w:p>
+    <w:p>
+      <w:pPr>
+        <w:jc w:val="both"/>
+      </w:pPr>
+      <w:r>
+        <w:t>Соня попросила прислать размеры. Кирилл усмехнулся: они пришли знакомиться, а уже получили задачу. Лиза сказала, что так и должна выглядеть хорошая встреча — люди нашли, чем друг другу помочь.</w:t>
+      </w:r>
+    </w:p>
+    <w:p>
+      <w:pPr>
+        <w:jc w:val="both"/>
+      </w:pPr>
+      <w:r>
+        <w:t>После ужина Кирилл вышел за забытым в машине пакетом. Павел остался на кухне с Соней. Спросил, давно ли она живёт отдельно от родителей.</w:t>
+      </w:r>
+    </w:p>
+    <w:p>
+      <w:pPr>
+        <w:jc w:val="both"/>
+      </w:pPr>
+      <w:r>
+        <w:t>— Почти три года. Мы с подругой снимали, потом она переехала.</w:t>
+      </w:r>
+    </w:p>
+    <w:p>
+      <w:pPr>
+        <w:jc w:val="both"/>
+      </w:pPr>
+      <w:r>
+        <w:t>— Не тяжело одной?</w:t>
+      </w:r>
+    </w:p>
+    <w:p>
+      <w:pPr>
+        <w:jc w:val="both"/>
+      </w:pPr>
+      <w:r>
+        <w:t>Соня посмотрела в сторону двери.</w:t>
+      </w:r>
+    </w:p>
+    <w:p>
+      <w:pPr>
+        <w:jc w:val="both"/>
+      </w:pPr>
+      <w:r>
+        <w:t>— Иногда. Но я пока хочу так.</w:t>
+      </w:r>
+    </w:p>
+    <w:p>
+      <w:pPr>
+        <w:jc w:val="both"/>
+      </w:pPr>
+      <w:r>
+        <w:t>Павел кивнул. Не спросил, собираются ли они с Кириллом съезжаться. За это она почувствовала благодарность.</w:t>
+      </w:r>
+    </w:p>
+    <w:p>
+      <w:pPr>
+        <w:jc w:val="both"/>
+      </w:pPr>
+      <w:r>
+        <w:t>Его телефон загорелся. Он прочитал, погасил экран, потом всё-таки вышел в коридор. Соня слышала только несколько слов: завтра не может, расписание согласовано, нужно в больницу. Вернулся с прежним выражением лица, только полотенце сложил слишком аккуратно.</w:t>
+      </w:r>
+    </w:p>
+    <w:p>
+      <w:pPr>
+        <w:jc w:val="both"/>
+      </w:pPr>
+      <w:r>
+        <w:t>Лиза спросила, перенесли ли отпуск. Павел ответил, что ещё решают. Кирилл, вошедший с пакетом, остановился.</w:t>
+      </w:r>
+    </w:p>
+    <w:p>
+      <w:pPr>
+        <w:jc w:val="both"/>
+      </w:pPr>
+      <w:r>
+        <w:t>— Вы же заранее писали.</w:t>
+      </w:r>
+    </w:p>
+    <w:p>
+      <w:pPr>
+        <w:jc w:val="both"/>
+      </w:pPr>
+      <w:r>
+        <w:t>— Писали.</w:t>
+      </w:r>
+    </w:p>
+    <w:p>
+      <w:pPr>
+        <w:jc w:val="both"/>
+      </w:pPr>
+      <w:r>
+        <w:t>— И что?</w:t>
+      </w:r>
+    </w:p>
+    <w:p>
+      <w:pPr>
+        <w:jc w:val="both"/>
+      </w:pPr>
+      <w:r>
+        <w:t>Павел поднял глаза.</w:t>
+      </w:r>
+    </w:p>
+    <w:p>
+      <w:pPr>
+        <w:jc w:val="both"/>
+      </w:pPr>
+      <w:r>
+        <w:t>— Кирилл, не сейчас.</w:t>
+      </w:r>
+    </w:p>
+    <w:p>
+      <w:pPr>
+        <w:jc w:val="both"/>
+      </w:pPr>
+      <w:r>
+        <w:t>Соня отвела взгляд к окну. Семейное «не сейчас» было ей знакомо, но здесь она пока не имела права решать, что за ним стоит.</w:t>
+      </w:r>
+    </w:p>
+    <w:p>
+      <w:pPr>
+        <w:jc w:val="both"/>
+      </w:pPr>
+      <w:r>
+        <w:t>Когда Лиза ушла искать старую фотографию сына, Кирилл тихо сказал отцу, что может оплатить дорогу сам. Билеты и гостиницу, всё. Павел улыбнулся, погладил его по плечу.</w:t>
+      </w:r>
+    </w:p>
+    <w:p>
+      <w:pPr>
+        <w:jc w:val="both"/>
+      </w:pPr>
+      <w:r>
+        <w:t>— Я знаю. Не в билетах дело.</w:t>
+      </w:r>
+    </w:p>
+    <w:p>
+      <w:pPr>
+        <w:jc w:val="both"/>
+      </w:pPr>
+      <w:r>
+        <w:t>Ушли они поздно. Лиза завернула остаток пирога обратно, потому что Соня должна тоже поесть завтра, а не только кормить других. Павел проводил до двери и спросил, правда ли её отец всё ещё сам разбирает устройства.</w:t>
+      </w:r>
+    </w:p>
+    <w:p>
+      <w:pPr>
+        <w:jc w:val="both"/>
+      </w:pPr>
+      <w:r>
+        <w:t>— Правда. Иногда даже те, которые работают.</w:t>
+      </w:r>
+    </w:p>
+    <w:p>
+      <w:pPr>
+        <w:jc w:val="both"/>
+      </w:pPr>
+      <w:r>
+        <w:t>Павел засмеялся.</w:t>
+      </w:r>
+    </w:p>
+    <w:p>
+      <w:pPr>
+        <w:jc w:val="both"/>
+      </w:pPr>
+      <w:r>
+        <w:t>— Хороший человек. Передавай привет.</w:t>
+      </w:r>
+    </w:p>
+    <w:p>
+      <w:pPr>
+        <w:jc w:val="both"/>
+      </w:pPr>
+      <w:r>
+        <w:t>В машине Кирилл долго не заводил двигатель. Соня ждала. Потом спросила, всё ли в порядке с родителями.</w:t>
+      </w:r>
+    </w:p>
+    <w:p>
+      <w:pPr>
+        <w:jc w:val="both"/>
+      </w:pPr>
+      <w:r>
+        <w:t>— Маме нужно обследование в другом городе. Отец не может выбраться, хотя месяц назад всё согласовали. Он терпеть не может просить второй раз.</w:t>
+      </w:r>
+    </w:p>
+    <w:p>
+      <w:pPr>
+        <w:jc w:val="both"/>
+      </w:pPr>
+      <w:r>
+        <w:t>— А ты?</w:t>
+      </w:r>
+    </w:p>
+    <w:p>
+      <w:pPr>
+        <w:jc w:val="both"/>
+      </w:pPr>
+      <w:r>
+        <w:t>— Я уже предложил. Видела, как получилось.</w:t>
+      </w:r>
+    </w:p>
+    <w:p>
+      <w:pPr>
+        <w:jc w:val="both"/>
+      </w:pPr>
+      <w:r>
+        <w:t>Она взяла его за руку. К совету не добавила ничего: у неё самой было слишком много случаев, когда чужая правильная помощь только сильнее напоминала, что человек не справляется.</w:t>
+      </w:r>
+    </w:p>
+    <w:p>
+      <w:pPr>
+        <w:jc w:val="both"/>
+      </w:pPr>
+      <w:r>
+        <w:t>Через несколько дней они увиделись после работы. Кирилл выглядел злым и усталым. Рассказал, что родители жили в квартире по договору с работодателем, часть лечения Лизы тоже оплачивали через него. Не жаловался на бедность. Просто каждый раз, когда отец собирался настоять на своём, вспоминалось, сколько разных вещей завязано на одну подпись.</w:t>
+      </w:r>
+    </w:p>
+    <w:p>
+      <w:pPr>
+        <w:jc w:val="both"/>
+      </w:pPr>
+      <w:r>
+        <w:t>— Он говорит, что сам выбрал, — сказал Кирилл. — Я это понимаю. Но иногда у него теперь как будто нет права выбрать ещё раз.</w:t>
+      </w:r>
+    </w:p>
+    <w:p>
+      <w:pPr>
+        <w:jc w:val="both"/>
+      </w:pPr>
+      <w:r>
+        <w:t>Соня сидела напротив, грея ладони о чашку. Вспомнила, как отец уходил с семейного вечера по первому звонку, хотя мог не уходить. Здесь было другое. Она не знала, насколько другое.</w:t>
+      </w:r>
+    </w:p>
+    <w:p>
+      <w:pPr>
+        <w:jc w:val="both"/>
+      </w:pPr>
+      <w:r>
+        <w:t>Кирилл посмотрел на неё.</w:t>
+      </w:r>
+    </w:p>
+    <w:p>
+      <w:pPr>
+        <w:jc w:val="both"/>
+      </w:pPr>
+      <w:r>
+        <w:t>— Только не надо просить твоего папу. Ладно? Я не хочу знакомиться с ним через просьбу решить наши дела.</w:t>
+      </w:r>
+    </w:p>
+    <w:p>
+      <w:pPr>
+        <w:jc w:val="both"/>
+      </w:pPr>
+      <w:r>
+        <w:t>— Я не собиралась.</w:t>
+      </w:r>
+    </w:p>
+    <w:p>
+      <w:pPr>
+        <w:jc w:val="both"/>
+      </w:pPr>
+      <w:r>
+        <w:t>Он кивнул, но напряжение не ушло. Соня подвинула к нему тарелку, спросила, чего сам хочет. Не родители, не работа, не она.</w:t>
+      </w:r>
+    </w:p>
+    <w:p>
+      <w:pPr>
+        <w:jc w:val="both"/>
+      </w:pPr>
+      <w:r>
+        <w:t>Кирилл подумал.</w:t>
+      </w:r>
+    </w:p>
+    <w:p>
+      <w:pPr>
+        <w:jc w:val="both"/>
+      </w:pPr>
+      <w:r>
+        <w:t>— Хочу уехать на выходные и два дня никому не объяснять, где мы.</w:t>
+      </w:r>
+    </w:p>
+    <w:p>
+      <w:pPr>
+        <w:jc w:val="both"/>
+      </w:pPr>
+      <w:r>
+        <w:t>Они выбрали маленький город у воды, забронировали комнаты в недорогом доме. Соня отдельно предупредила родителей, что будет плохо отвечать. Лев прислал прогноз дождя. Вера — просьбу взять нормальную куртку.</w:t>
+      </w:r>
+    </w:p>
+    <w:p>
+      <w:pPr>
+        <w:jc w:val="both"/>
+      </w:pPr>
+      <w:r>
+        <w:t>Павел позвонил сыну уже в дороге. Сказал, что с отпуском разобрались, едут на обследование. Кирилл обрадовался так заметно, что Соня улыбнулась, не слыша слов.</w:t>
+      </w:r>
+    </w:p>
+    <w:p>
+      <w:pPr>
+        <w:jc w:val="both"/>
+      </w:pPr>
+      <w:r>
+        <w:t>На берегу они гуляли весь вечер. Дождь действительно начался, куртка у Сони оказалась слишком тонкой. Кирилл отдал свою, потом сам замёрз и признался, что герой из него получился на сорок минут.</w:t>
+      </w:r>
+    </w:p>
+    <w:p>
+      <w:pPr>
+        <w:jc w:val="both"/>
+      </w:pPr>
+      <w:r>
+        <w:t>Она вернула куртку, они поместились под ней вдвоём и почти бегом добрались до дома. В комнате смеялись, вытирали волосы одним полотенцем, спорили, кто первым пойдёт в душ.</w:t>
+      </w:r>
+    </w:p>
+    <w:p>
+      <w:pPr>
+        <w:jc w:val="both"/>
+      </w:pPr>
+      <w:r>
+        <w:t>Позже Соня лежала рядом и слушала, как Кирилл засыпает. Он держал её ладонь даже во сне, постепенно ослабляя пальцы. Завтра предстояло снова ехать домой, на работу, в обычную жизнь. Она не хотела придумывать из этого обещание навсегда. Просто подвинулась ближе и выключила лампу.</w:t>
+      </w:r>
+    </w:p>
+    <w:p>
+      <w:pPr>
+        <w:jc w:val="both"/>
+      </w:pPr>
+      <w:r>
+        <w:t>Через неделю, в воскресенье, они съездили к её родителям. Кирилл так старательно выбирал рубашку, что Соня наконец забрала две и разрешила третью. Сказала, что отец в выходной сам выглядит хуже, только считает это рабочим состоянием.</w:t>
+      </w:r>
+    </w:p>
+    <w:p>
+      <w:pPr>
+        <w:jc w:val="both"/>
+      </w:pPr>
+      <w:r>
+        <w:t>Лев действительно открыл в старом свитере. Увидел гостя, вспомнил, что обещал переодеться, и извинился. Вера поздоровалась спокойно, сразу попросила Кирилла помочь донести салат. Соня была ей за это благодарна: человеку дали простое дело вместо места под семейным допросом.</w:t>
+      </w:r>
+    </w:p>
+    <w:p>
+      <w:pPr>
+        <w:jc w:val="both"/>
+      </w:pPr>
+      <w:r>
+        <w:t>За столом говорили о работе. Кирилл объяснил, как они познакомились, Соня поправляла детали, оба смеялись над тем, как уверенно ошиблись в первой разметке. Лев слушал и не пытался объяснить, как лучше строить маршруты. Вера один раз посмотрела на него с улыбкой: заметила старание.</w:t>
+      </w:r>
+    </w:p>
+    <w:p>
+      <w:pPr>
+        <w:jc w:val="both"/>
+      </w:pPr>
+      <w:r>
+        <w:t>Когда Кирилл назвал отца, Лев узнал фамилию. Спросил, правда ли Павел работает в архивном центре.</w:t>
+      </w:r>
+    </w:p>
+    <w:p>
+      <w:pPr>
+        <w:jc w:val="both"/>
+      </w:pPr>
+      <w:r>
+        <w:t>— Да. Он вам привет передавал.</w:t>
+      </w:r>
+    </w:p>
+    <w:p>
+      <w:pPr>
+        <w:jc w:val="both"/>
+      </w:pPr>
+      <w:r>
+        <w:t>— Хорошо помню. Он однажды не позволил закрыть ящик, пока не переделали фотографию номера. Мы все торопились, а он настоял.</w:t>
+      </w:r>
+    </w:p>
+    <w:p>
+      <w:pPr>
+        <w:jc w:val="both"/>
+      </w:pPr>
+      <w:r>
+        <w:t>Кирилл улыбнулся так, будто похвалили его самого.</w:t>
+      </w:r>
+    </w:p>
+    <w:p>
+      <w:pPr>
+        <w:jc w:val="both"/>
+      </w:pPr>
+      <w:r>
+        <w:t>— Он дома такой же. Если обещал, что будет прямо, будет прямо. Даже если полквартиры потом переделывать.</w:t>
+      </w:r>
+    </w:p>
+    <w:p>
+      <w:pPr>
+        <w:jc w:val="both"/>
+      </w:pPr>
+      <w:r>
+        <w:t>Соня посмотрела на отца. Видела, как он на секунду задумался, затем вернулся к разговору. Не знала о запросах, которые шли между VELT и центром. Для неё это оставалось знакомством двух семей, чьи работы случайно пересеклись.</w:t>
+      </w:r>
+    </w:p>
+    <w:p>
+      <w:pPr>
+        <w:jc w:val="both"/>
+      </w:pPr>
+      <w:r>
+        <w:t>После ужина Лев с Кириллом мыли посуду. Вера увела Соню в комнату, попросила помочь найти скатерть. Обе понимали, что скатерть сейчас не нужна.</w:t>
+      </w:r>
+    </w:p>
+    <w:p>
+      <w:pPr>
+        <w:jc w:val="both"/>
+      </w:pPr>
+      <w:r>
+        <w:t>— Тебе с ним хорошо? — спросила мать.</w:t>
+      </w:r>
+    </w:p>
+    <w:p>
+      <w:pPr>
+        <w:jc w:val="both"/>
+      </w:pPr>
+      <w:r>
+        <w:t>Соня кивнула.</w:t>
+      </w:r>
+    </w:p>
+    <w:p>
+      <w:pPr>
+        <w:jc w:val="both"/>
+      </w:pPr>
+      <w:r>
+        <w:t>— А когда плохо, можешь сказать?</w:t>
+      </w:r>
+    </w:p>
+    <w:p>
+      <w:pPr>
+        <w:jc w:val="both"/>
+      </w:pPr>
+      <w:r>
+        <w:t>Она подумала. Вспомнила машину возле родительского дома Кирилла, его просьбу не вмешиваться через её отца.</w:t>
+      </w:r>
+    </w:p>
+    <w:p>
+      <w:pPr>
+        <w:jc w:val="both"/>
+      </w:pPr>
+      <w:r>
+        <w:t>— Могу. Не всегда сразу получается.</w:t>
+      </w:r>
+    </w:p>
+    <w:p>
+      <w:pPr>
+        <w:jc w:val="both"/>
+      </w:pPr>
+      <w:r>
+        <w:t>Вера не стала давать совет на всю жизнь. Обняла, вернулась на кухню. Там Кирилл рассказывал Льву, как Павел учил его в детстве пользоваться отвёрткой и потом год жалел: сын разобрал дверной звонок, который всё равно раздражал обоих.</w:t>
+      </w:r>
+    </w:p>
+    <w:p>
+      <w:pPr>
+        <w:jc w:val="both"/>
+      </w:pPr>
+      <w:r>
+        <w:t>Лев смеялся. На несколько минут спорные документы потеряли власть над его лицом. Он видел человека, который волнуется, чтобы понравиться отцу любимой девушки, а не чью-то фамилию в накладной.</w:t>
+      </w:r>
+    </w:p>
+    <w:p>
+      <w:pPr>
+        <w:jc w:val="both"/>
+      </w:pPr>
+      <w:r>
+        <w:t>Когда гости ушли, Вера спросила о Павле. Лев объяснил, что работает у одного из подрядчиков и лично претензий к нему прежде не было. Голос стал осторожным. Она заметила.</w:t>
+      </w:r>
+    </w:p>
+    <w:p>
+      <w:pPr>
+        <w:jc w:val="both"/>
+      </w:pPr>
+      <w:r>
+        <w:t>— Это может коснуться Сони?</w:t>
+      </w:r>
+    </w:p>
+    <w:p>
+      <w:pPr>
+        <w:jc w:val="both"/>
+      </w:pPr>
+      <w:r>
+        <w:t>Он сел возле окна.</w:t>
+      </w:r>
+    </w:p>
+    <w:p>
+      <w:pPr>
+        <w:jc w:val="both"/>
+      </w:pPr>
+      <w:r>
+        <w:t>— Не знаю. Пока нет оснований думать, что её вообще должно касаться.</w:t>
+      </w:r>
+    </w:p>
+    <w:p>
+      <w:pPr>
+        <w:jc w:val="both"/>
+      </w:pPr>
+      <w:r>
+        <w:t>— Тогда не делай из её знакомства продолжение своей проверки.</w:t>
+      </w:r>
+    </w:p>
+    <w:p>
+      <w:pPr>
+        <w:jc w:val="both"/>
+      </w:pPr>
+      <w:r>
+        <w:t>Лев кивнул. Это было трудно: привычка связывать всё с одной задачей уже начинала приходить раньше обычного отцовского любопытства.</w:t>
+      </w:r>
+    </w:p>
+    <w:p>
+      <w:pPr>
+        <w:jc w:val="both"/>
+      </w:pPr>
+      <w:r>
+        <w:t>Соня поздно вечером прислала фотографию. Они с Кириллом стояли на остановке, смешно отражаясь в мокром стекле. Он держал её за плечи, она пыталась одновременно снять и показать дорогу. Никакой полезной для дела информации в снимке не было.</w:t>
+      </w:r>
+    </w:p>
+    <w:p>
+      <w:pPr>
+        <w:jc w:val="both"/>
+      </w:pPr>
+      <w:r>
+        <w:t>Лев написал: «Хорошего вечера». Стер вопрос о том, когда Кирилл бывает у родителей. Это должен был оставаться другой разговор, с другим человеком и на других основаниях.</w:t>
+      </w:r>
+    </w:p>
+    <w:p>
+      <w:bookmarkStart w:id="41" w:name="chapter_40"/>
+      <w:pPr>
+        <w:pStyle w:val="Heading1"/>
+        <w:pageBreakBefore/>
+        <w:spacing w:before="440"/>
+      </w:pPr>
+      <w:r>
+        <w:t>Глава 40</w:t>
+      </w:r>
+      <w:bookmarkEnd w:id="41"/>
+    </w:p>
+    <w:p>
+      <w:pPr>
+        <w:pStyle w:val="Heading2"/>
+      </w:pPr>
+      <w:r>
+        <w:t>Дверь изнутри</w:t>
+      </w:r>
+    </w:p>
+    <w:p>
+      <w:pPr>
+        <w:ind w:firstLine="0"/>
+        <w:jc w:val="both"/>
+      </w:pPr>
+      <w:r>
+        <w:t>Письмо с неверной датой оказалось не случайностью. Человек, указанный отправителем, действительно уже не работал в центре. Сначала ответили, что использовали общую почту отдела. Потом — что письмо переслали из старой переписки. Исходная запись показывала другое время создания.</w:t>
+      </w:r>
+    </w:p>
+    <w:p>
+      <w:pPr>
+        <w:jc w:val="both"/>
+      </w:pPr>
+      <w:r>
+        <w:t>Нина отдала материал на проверку. Попросила не делать выводов по виду экрана. Лев знал это, но всё равно успел представить, как наконец кладёт перед Максом одну страницу, которую не получится объяснить удобной ошибкой.</w:t>
+      </w:r>
+    </w:p>
+    <w:p>
+      <w:pPr>
+        <w:jc w:val="both"/>
+      </w:pPr>
+      <w:r>
+        <w:t>Проверка ничего простого не дала. Часть письма была настоящей, вложение добавили позднее. Кто именно, установить по доступным сведениям не удалось. Источник заверения о правах снова уходил к посреднику, который ссылался на другого посредника.</w:t>
+      </w:r>
+    </w:p>
+    <w:p>
+      <w:pPr>
+        <w:jc w:val="both"/>
+      </w:pPr>
+      <w:r>
+        <w:t>Макс подписал следующий запрос. Раздражённо спросил, почему вопрос одного старого комплекта занимает уже столько месяцев. Нина объяснила, что подтверждение можно получить быстро только тогда, когда другая сторона хочет его дать.</w:t>
+      </w:r>
+    </w:p>
+    <w:p>
+      <w:pPr>
+        <w:jc w:val="both"/>
+      </w:pPr>
+      <w:r>
+        <w:t>Лев промолчал. Не хотел ещё раз слушать, что большие компании не могут останавливаться из-за каждого спора о бумагах. Он сам помог построить компанию, в которой остановка стоила слишком дорого.</w:t>
+      </w:r>
+    </w:p>
+    <w:p>
+      <w:pPr>
+        <w:jc w:val="both"/>
+      </w:pPr>
+      <w:r>
+        <w:t>Запись с камеры появилась по другой причине.</w:t>
+      </w:r>
+    </w:p>
+    <w:p>
+      <w:pPr>
+        <w:jc w:val="both"/>
+      </w:pPr>
+      <w:r>
+        <w:t>Саша работал над журналом выдач и заметил, что несколько упаковок числятся одновременно в испытательной комнате и в отправке. Часть можно было объяснить поздним закрытием записи. Одна коробка не возвращалась вовсе, хотя на форме стояло подтверждение приёмки.</w:t>
+      </w:r>
+    </w:p>
+    <w:p>
+      <w:pPr>
+        <w:jc w:val="both"/>
+      </w:pPr>
+      <w:r>
+        <w:t>Он сообщил руководителю проверки доступа. Марк уже не занимался спорным участком один: после случая с Костей записи просматривали двое. Льва пригласили определить, что именно находится в коробке.</w:t>
+      </w:r>
+    </w:p>
+    <w:p>
+      <w:pPr>
+        <w:jc w:val="both"/>
+      </w:pPr>
+      <w:r>
+        <w:t>На видео сотрудник нёс небольшой ящик. Уложил на тележку, сверил лист, передал человеку с временным пропуском. Снаружи всё выглядело обычной отправкой. Лев узнал повреждённую ручку. Сам перематывал её лентой после того, как треснула при доставке раннего опытного устройства.</w:t>
+      </w:r>
+    </w:p>
+    <w:p>
+      <w:pPr>
+        <w:jc w:val="both"/>
+      </w:pPr>
+      <w:r>
+        <w:t>В форме указывалась копия. По внутреннему номеру на фотографии перед упаковкой — исходный экземпляр.</w:t>
+      </w:r>
+    </w:p>
+    <w:p>
+      <w:pPr>
+        <w:jc w:val="both"/>
+      </w:pPr>
+      <w:r>
+        <w:t>Лев попросил показать всю последовательность, без вырезанного начала. До передачи коробку вскрывали в испытательной комнате. На коротком фрагменте был виден торец журнала, который лежал внутри. Номер на корешке совпадал с записью из старого запроса.</w:t>
+      </w:r>
+    </w:p>
+    <w:p>
+      <w:pPr>
+        <w:jc w:val="both"/>
+      </w:pPr>
+      <w:r>
+        <w:t>Тетрадь, про которую утверждали, что передали только экземпляр копии.</w:t>
+      </w:r>
+    </w:p>
+    <w:p>
+      <w:pPr>
+        <w:jc w:val="both"/>
+      </w:pPr>
+      <w:r>
+        <w:t>Лев почувствовал холод под рубашкой. Попросил остановить, затем запустить с нормальной скоростью. На замедлении слишком легко увидеть то, чего ждёшь.</w:t>
+      </w:r>
+    </w:p>
+    <w:p>
+      <w:pPr>
+        <w:jc w:val="both"/>
+      </w:pPr>
+      <w:r>
+        <w:t>Ничего не изменилось. Тот же ящик, ручка, журнал. Человек с временным пропуском уехал через служебные ворота. В журнале дежурств значилась другая фамилия получателя.</w:t>
+      </w:r>
+    </w:p>
+    <w:p>
+      <w:pPr>
+        <w:jc w:val="both"/>
+      </w:pPr>
+      <w:r>
+        <w:t>Марк вызвал Костю и второго сотрудника. Оба объяснили передачу заменой сопровождающего. Письмо о замене было. Его прислали с того же адреса, который уже вызывал вопросы у Нины.</w:t>
+      </w:r>
+    </w:p>
+    <w:p>
+      <w:pPr>
+        <w:jc w:val="both"/>
+      </w:pPr>
+      <w:r>
+        <w:t>Проверку оформили официально. Видео сохранили целиком, с исходными данными, отметили, кто получил доступ. Лев не прятал телефон под столом и не снимал экран тайком. Ему было важно, чтобы однажды не пришлось доказывать, что сам нарисовал нужные секунды.</w:t>
+      </w:r>
+    </w:p>
+    <w:p>
+      <w:pPr>
+        <w:jc w:val="both"/>
+      </w:pPr>
+      <w:r>
+        <w:t>Вечером Нина сравнила записи и подняла голову.</w:t>
+      </w:r>
+    </w:p>
+    <w:p>
+      <w:pPr>
+        <w:jc w:val="both"/>
+      </w:pPr>
+      <w:r>
+        <w:t>— Это уже нарушение подтверждённого порядка. Но нам нужно установить, куда приехала коробка и что было дальше.</w:t>
+      </w:r>
+    </w:p>
+    <w:p>
+      <w:pPr>
+        <w:jc w:val="both"/>
+      </w:pPr>
+      <w:r>
+        <w:t>Лев кивнул.</w:t>
+      </w:r>
+    </w:p>
+    <w:p>
+      <w:pPr>
+        <w:jc w:val="both"/>
+      </w:pPr>
+      <w:r>
+        <w:t>— А до этого она у нас числится на месте.</w:t>
+      </w:r>
+    </w:p>
+    <w:p>
+      <w:pPr>
+        <w:jc w:val="both"/>
+      </w:pPr>
+      <w:r>
+        <w:t>Нина посмотрела на текущую опись. В ней действительно стояло: «Наличие подтверждено».</w:t>
+      </w:r>
+    </w:p>
+    <w:p>
+      <w:pPr>
+        <w:jc w:val="both"/>
+      </w:pPr>
+      <w:r>
+        <w:t>Подтверждение подписал человек, который в день проверки работал на другой площадке.</w:t>
+      </w:r>
+    </w:p>
+    <w:p>
+      <w:pPr>
+        <w:jc w:val="both"/>
+      </w:pPr>
+      <w:r>
+        <w:t>Наутро опись исправили. Прислали новый документ, признали смешение партий. Предложили привезти журнал для сверки. Максу доложили о нарушении; он потребовал наказать ответственных и временно запретил выдачи через этот канал.</w:t>
+      </w:r>
+    </w:p>
+    <w:p>
+      <w:pPr>
+        <w:jc w:val="both"/>
+      </w:pPr>
+      <w:r>
+        <w:t>Это было правильное действие. Лев всё равно не испытал облегчения. Слишком много раз последнее объяснение позволяло закрыть предыдущий вопрос, не ответив на него.</w:t>
+      </w:r>
+    </w:p>
+    <w:p>
+      <w:pPr>
+        <w:jc w:val="both"/>
+      </w:pPr>
+      <w:r>
+        <w:t>Он встретился с Антоном. Тот принёс старую тетрадь, сохранившуюся дома: не ту, которую искали, а ранние записи. На первой странице был отпечаток стакана и короткая пометка: «Проверить при нагреве».</w:t>
+      </w:r>
+    </w:p>
+    <w:p>
+      <w:pPr>
+        <w:jc w:val="both"/>
+      </w:pPr>
+      <w:r>
+        <w:t>Антон показал рисунок крепления. Возле него не хватало угла листа. Оторванную часть он когда-то приклеил к другой странице, чтобы не потерять расчёт. У поздней копии из спорного комплекта рисунок был целым, а расчёт на соседней странице начинался посреди строки.</w:t>
+      </w:r>
+    </w:p>
+    <w:p>
+      <w:pPr>
+        <w:jc w:val="both"/>
+      </w:pPr>
+      <w:r>
+        <w:t>— Они собирали обратно не в том порядке, — тихо сказал Антон. — Потому что не знали, как я думал.</w:t>
+      </w:r>
+    </w:p>
+    <w:p>
+      <w:pPr>
+        <w:jc w:val="both"/>
+      </w:pPr>
+      <w:r>
+        <w:t>Лев попросил разрешения передать всё эксперту. Антон согласился, но держал тетрадь ещё несколько секунд, прежде чем отпустить. Это была его работа, которую опять приходилось отдавать чужому человеку ради права назвать своей.</w:t>
+      </w:r>
+    </w:p>
+    <w:p>
+      <w:pPr>
+        <w:jc w:val="both"/>
+      </w:pPr>
+      <w:r>
+        <w:t>Дома Лев рассказал Вере, что задержится на несколько вечеров. Про старые материалы, про проверку, про расхождения. Она слушала и спросила, считает ли он случившееся ошибкой.</w:t>
+      </w:r>
+    </w:p>
+    <w:p>
+      <w:pPr>
+        <w:jc w:val="both"/>
+      </w:pPr>
+      <w:r>
+        <w:t>Он посмотрел на неё.</w:t>
+      </w:r>
+    </w:p>
+    <w:p>
+      <w:pPr>
+        <w:jc w:val="both"/>
+      </w:pPr>
+      <w:r>
+        <w:t>— Больше не знаю, сколько ошибок нужно для одного и того же результата.</w:t>
+      </w:r>
+    </w:p>
+    <w:p>
+      <w:pPr>
+        <w:jc w:val="both"/>
+      </w:pPr>
+      <w:r>
+        <w:t>— А Максу всё сказал?</w:t>
+      </w:r>
+    </w:p>
+    <w:p>
+      <w:pPr>
+        <w:jc w:val="both"/>
+      </w:pPr>
+      <w:r>
+        <w:t>— Он знает про эту передачу. Про отдельные случаи. Я пока не могу показать связь так, чтобы она не держалась только на моём ощущении.</w:t>
+      </w:r>
+    </w:p>
+    <w:p>
+      <w:pPr>
+        <w:jc w:val="both"/>
+      </w:pPr>
+      <w:r>
+        <w:t>Вера не стала советовать бросить. Попросила только не превратить «пока» в месяцы молчания дома.</w:t>
+      </w:r>
+    </w:p>
+    <w:p>
+      <w:pPr>
+        <w:jc w:val="both"/>
+      </w:pPr>
+      <w:r>
+        <w:t>Лев пообещал говорить. Позже он будет вспоминать этот вечер именно из-за обещания, которое тогда казалось выполнимым.</w:t>
+      </w:r>
+    </w:p>
+    <w:p>
+      <w:pPr>
+        <w:jc w:val="both"/>
+      </w:pPr>
+      <w:r>
+        <w:t>До конца 2039 года оставалось меньше месяца. В окнах VELT стояли маленькие ёлки, в комнате отдыха Дэн пытался прикрепить гирлянду к старому шкафу. Ева ругалась, что он опять использует рабочие зажимы. Мила пришла помочь с архивом, увидела Алекса и остановилась, потом всё-таки села рядом. Они ещё не помирились, но уже могли работать за одним столом, не изображая, что между ними ничего не случилось.</w:t>
+      </w:r>
+    </w:p>
+    <w:p>
+      <w:pPr>
+        <w:jc w:val="both"/>
+      </w:pPr>
+      <w:r>
+        <w:t>Лев смотрел на них из коридора. Люди, которых любил, оставались здесь, среди обычного шума. Это и было самым тяжёлым: подозрение касалось не чужой компании, которую можно закрыть на экране.</w:t>
+      </w:r>
+    </w:p>
+    <w:p>
+      <w:pPr>
+        <w:jc w:val="both"/>
+      </w:pPr>
+      <w:r>
+        <w:t>Он попросил у Марка полный список охраны за нужный период. Фамилии, смены, временные работники, уволенные. Не потому, что считал виноватыми всех. Потому что не хотел заранее решить, кого проверять не нужно.</w:t>
+      </w:r>
+    </w:p>
+    <w:p>
+      <w:pPr>
+        <w:jc w:val="both"/>
+      </w:pPr>
+      <w:r>
+        <w:t>Марк согласовал передачу для внутреннего дела и предупредил о правилах хранения. Лев получил фотографии, которые сам когда-то помогал сверять. На общем снимке Марк держал руку на плече человека из другой смены. Лев теперь смотрел не на жест, а на дату и на то, кто в этот день действительно должен был стоять у двери.</w:t>
+      </w:r>
+    </w:p>
+    <w:p>
+      <w:pPr>
+        <w:jc w:val="both"/>
+      </w:pPr>
+      <w:r>
+        <w:t>Саша принёс последние записи. Нина оставила список того, что ещё нужно подтвердить. Дэн подвинул к Льву пачку старых фотографий, не задавая вопроса, хватит ли этого для победы.</w:t>
+      </w:r>
+    </w:p>
+    <w:p>
+      <w:pPr>
+        <w:jc w:val="both"/>
+      </w:pPr>
+      <w:r>
+        <w:t>На одном снимке они сидели в первой мастерской. Голубая чашка, пирог на крышке коробки, Макс с куском для Анны. Лев задержал взгляд, затем убрал фотографию в отдельный конверт. Она не была уликой. Ей не место среди спорных подписей.</w:t>
+      </w:r>
+    </w:p>
+    <w:p>
+      <w:pPr>
+        <w:jc w:val="both"/>
+      </w:pPr>
+      <w:r>
+        <w:t>Рабочая папка уже не закрывалась. До полной картины оставалось слишком много пробелов, но впервые они лежали в одном порядке. Что принадлежало VELT. Кто получал оригиналы. Кто подтверждал, что на местах копии. Где прежняя подпись внезапно начинала разрешать больше, чем человек подписывал.</w:t>
+      </w:r>
+    </w:p>
+    <w:p>
+      <w:pPr>
+        <w:jc w:val="both"/>
+      </w:pPr>
+      <w:r>
+        <w:t>Лев написал на чистом листе: «Что мы знаем точно». Под ним — второй заголовок: «Чего пока не знаем».</w:t>
+      </w:r>
+    </w:p>
+    <w:p>
+      <w:pPr>
+        <w:jc w:val="both"/>
+      </w:pPr>
+      <w:r>
+        <w:t>В первую колонку перенёс только то, что мог показать без слов «кажется» и «скорее всего». Она получилась короче второй. Он не стал добавлять для убедительности ничего лишнего.</w:t>
+      </w:r>
+    </w:p>
+    <w:p>
+      <w:pPr>
+        <w:jc w:val="both"/>
+      </w:pPr>
+      <w:r>
+        <w:t>Когда выключал свет, Макс ещё работал этажом выше. Лев мог подняться прямо сейчас. Рассказать всё неровно, перескакивая между датами, позволить дружбе заполнить места, в которых не хватало доказательств.</w:t>
+      </w:r>
+    </w:p>
+    <w:p>
+      <w:pPr>
+        <w:jc w:val="both"/>
+      </w:pPr>
+      <w:r>
+        <w:t>Он остался у лифта, потом нажал кнопку вниз.</w:t>
+      </w:r>
+    </w:p>
+    <w:p>
+      <w:pPr>
+        <w:jc w:val="both"/>
+      </w:pPr>
+      <w:r>
+        <w:t>На следующий день позвонил Нине. Сказал, что хочет закончить проверку своего пакета независимо от тех, кто оформлял прежние передачи. Ему не нужен был заранее правильный ответ. Нужен был ответ, который выдержит вопрос Макса: почему ты уверен?</w:t>
+      </w:r>
+    </w:p>
+    <w:p>
+      <w:pPr>
+        <w:jc w:val="both"/>
+      </w:pPr>
+      <w:r>
+        <w:t>Нина согласилась. Назвала время, попросила принести исходные материалы.</w:t>
+      </w:r>
+    </w:p>
+    <w:p>
+      <w:pPr>
+        <w:jc w:val="both"/>
+      </w:pPr>
+      <w:r>
+        <w:t>Лев положил папку возле двери, рядом с ключами. Утром предстояло забрать её и уйти на работу, как делал много лет подряд. Только теперь он знал: однажды эту папку придётся положить между собой и человеком, который когда-то дал ему первый ключ.</w:t>
       </w:r>
     </w:p>
     <w:sectPr>
